--- a/deliverables/2026_산자부_연구노트_D2O_최종본.docx
+++ b/deliverables/2026_산자부_연구노트_D2O_최종본.docx
@@ -503,7 +503,7 @@
                 <w:b w:val="0"/>
                 <w:sz w:val="20"/>
               </w:rPr>
-              <w:t xml:space="preserve">2026. 7. 1. ~ </w:t>
+              <w:t xml:space="preserve">2026. 5. 1. ~ </w:t>
             </w:r>
             <w:r>
               <w:rPr>
@@ -2945,7 +2945,7 @@
           <w:b w:val="0"/>
           <w:sz w:val="19"/>
         </w:rPr>
-        <w:t>2026. 7. 1.부터 매일 교반·침상 관리를 수기로 기록해 왔고(2026. 9. 21. 일일 점검 9개 항목으로 정리), 2026. 11.부터 교반을 아침·저녁 1일 2회로 표준화하여 수동 작업 기준선을 확보한다. HBP 침상 관리는 CBP(Compost Bedded Pack barn) 운영 기준(1일 2회 교반, 교반 깊이 25~30 cm, 침상 수분 40~60 %)에 피트모스를 적용한 디투오 기준(수분 65 % 이하, 피트모스 약 30 %)을 따른다.</w:t>
+        <w:t>2026. 5. 1.부터 매일 교반·침상 관리를 수기로 기록해 왔고(2026. 9. 21. 일일 점검 9개 항목으로 정리), 2026. 11.부터 교반을 아침·저녁 1일 2회로 표준화하여 수동 작업 기준선을 확보한다. HBP 침상 관리는 CBP(Compost Bedded Pack barn) 운영 기준(1일 2회 교반, 교반 깊이 25~30 cm, 침상 수분 40~60 %)에 피트모스를 적용한 디투오 기준(수분 65 % 이하, 피트모스 약 30 %)을 따른다.</w:t>
       </w:r>
     </w:p>
     <w:tbl>
@@ -4125,7 +4125,7 @@
                 <w:b w:val="0"/>
                 <w:sz w:val="18"/>
               </w:rPr>
-              <w:t>2026. 10. 26.  /  2026. 7. ~ 10. (문헌 조사)</w:t>
+              <w:t>2026. 10. 26.  /  2026. 5. ~ 10. (문헌 조사)</w:t>
             </w:r>
           </w:p>
         </w:tc>
@@ -4844,7 +4844,7 @@
                 <w:b w:val="0"/>
                 <w:sz w:val="18"/>
               </w:rPr>
-              <w:t>2026. 10. 26.  /  2026. 7. ~ 10.</w:t>
+              <w:t>2026. 10. 26.  /  2026. 5. ~ 10.</w:t>
             </w:r>
           </w:p>
         </w:tc>
@@ -5468,7 +5468,7 @@
                 <w:b w:val="0"/>
                 <w:sz w:val="18"/>
               </w:rPr>
-              <w:t>2026. 10. 26.  /  2026. 7. ~ 10.</w:t>
+              <w:t>2026. 10. 26.  /  2026. 5. ~ 10.</w:t>
             </w:r>
           </w:p>
         </w:tc>
@@ -8035,7 +8035,7 @@
                 <w:b w:val="0"/>
                 <w:sz w:val="18"/>
               </w:rPr>
-              <w:t>2026. 10. 26.  /  2026. 7. ~ 10. (문헌·정책 동향 조사)</w:t>
+              <w:t>2026. 10. 26.  /  2026. 5. ~ 10. (문헌·정책 동향 조사)</w:t>
             </w:r>
           </w:p>
         </w:tc>
@@ -8704,7 +8704,7 @@
                 <w:b w:val="0"/>
                 <w:sz w:val="18"/>
               </w:rPr>
-              <w:t>2026. 7. 1.  /  2026. 7. 1. ~ (계속)</w:t>
+              <w:t>2026. 5. 1.  /  2026. 5. 1. ~ (계속)</w:t>
             </w:r>
           </w:p>
         </w:tc>
@@ -8786,7 +8786,7 @@
                 <w:b w:val="0"/>
                 <w:sz w:val="18"/>
               </w:rPr>
-              <w:t>• 2026. 7. 1.부터 56 HP 트랙터 + 로터리로 매일 아침(필요 시 아침·저녁) 교반하고, 교반 시각·침상 상태·베딩 추가·특이사항을 매일 수기 기록</w:t>
+              <w:t>• 2026. 5. 1.부터 56 HP 트랙터 + 로터리로 매일 아침(필요 시 아침·저녁) 교반하고, 교반 시각·침상 상태·베딩 추가·특이사항을 매일 수기 기록</w:t>
             </w:r>
           </w:p>
           <w:p>
@@ -8840,7 +8840,7 @@
                 <w:b w:val="0"/>
                 <w:sz w:val="18"/>
               </w:rPr>
-              <w:t>• 2026. 7. ~ 10.: 매일 교반 수행 및 일일 수기 기록 유지 (기록철 보관)</w:t>
+              <w:t>• 2026. 5. ~ 10.: 매일 교반 수행 및 일일 수기 기록 유지 (기록철 보관)</w:t>
             </w:r>
           </w:p>
           <w:p>
@@ -8948,7 +8948,7 @@
                 <w:b w:val="0"/>
                 <w:sz w:val="18"/>
               </w:rPr>
-              <w:t>일일 수기 기록(2026. 7.~), 일일 깔개 관리 점검표(2026. 9. 21.~), 작업 사진(사진 4~9)</w:t>
+              <w:t>일일 수기 기록(2026. 5.~), 일일 깔개 관리 점검표(2026. 9. 21.~), 작업 사진(사진 4~9)</w:t>
             </w:r>
           </w:p>
         </w:tc>

--- a/deliverables/2026_산자부_연구노트_D2O_최종본.docx
+++ b/deliverables/2026_산자부_연구노트_D2O_최종본.docx
@@ -1058,25 +1058,6 @@
     </w:p>
     <w:p>
       <w:pPr>
-        <w:tabs>
-          <w:tab w:pos="9638" w:val="right" w:leader="dot"/>
-        </w:tabs>
-        <w:spacing w:after="40"/>
-        <w:ind w:left="0"/>
-      </w:pPr>
-      <w:r>
-        <w:rPr>
-          <w:rFonts w:ascii="맑은 고딕" w:hAnsi="맑은 고딕" w:eastAsia="맑은 고딕"/>
-          <w:b/>
-          <w:sz w:val="20"/>
-        </w:rPr>
-        <w:t>8. 점검 기록 (연구책임자·관리자)</w:t>
-        <w:tab/>
-        <w:t>16</w:t>
-      </w:r>
-    </w:p>
-    <w:p>
-      <w:pPr>
         <w:spacing w:after="60" w:before="0"/>
       </w:pPr>
       <w:r>
@@ -1228,7 +1209,7 @@
           <w:b w:val="0"/>
           <w:sz w:val="19"/>
         </w:rPr>
-        <w:t>• 구성: 제1부 기술 기초 조사(문헌·운영 경험 정리) / 제2부 실증 활동 기록(일자순) / 제3부 수기 기록지(매일·매주 작성) / 점검 기록.</w:t>
+        <w:t>• 구성: 제1부 기술 기초 조사(문헌·운영 경험 정리) / 제2부 실증 활동 기록(일자순) / 제3부 수기 기록지(매일 작성).</w:t>
       </w:r>
     </w:p>
     <w:p>
@@ -3198,7 +3179,7 @@
                 <w:b w:val="0"/>
                 <w:sz w:val="17"/>
               </w:rPr>
-              <w:t>주 1회 실측 — 기록지 A 하단</w:t>
+              <w:t>측정장비 도입(11월) 후 실측</w:t>
             </w:r>
           </w:p>
         </w:tc>
@@ -3494,65 +3475,6 @@
                 <w:sz w:val="17"/>
               </w:rPr>
               <w:t>기록지 A (베딩 추가)</w:t>
-            </w:r>
-          </w:p>
-        </w:tc>
-      </w:tr>
-      <w:tr>
-        <w:tc>
-          <w:tcPr>
-            <w:tcW w:type="dxa" w:w="1928"/>
-          </w:tcPr>
-          <w:p>
-            <w:pPr>
-              <w:spacing w:after="20" w:line="252" w:lineRule="auto"/>
-            </w:pPr>
-            <w:r/>
-            <w:r>
-              <w:rPr>
-                <w:rFonts w:ascii="맑은 고딕" w:hAnsi="맑은 고딕" w:eastAsia="맑은 고딕"/>
-                <w:b w:val="0"/>
-                <w:sz w:val="17"/>
-              </w:rPr>
-              <w:t>주 1회(월)</w:t>
-            </w:r>
-          </w:p>
-        </w:tc>
-        <w:tc>
-          <w:tcPr>
-            <w:tcW w:type="dxa" w:w="4876"/>
-          </w:tcPr>
-          <w:p>
-            <w:pPr>
-              <w:spacing w:after="20" w:line="252" w:lineRule="auto"/>
-            </w:pPr>
-            <w:r/>
-            <w:r>
-              <w:rPr>
-                <w:rFonts w:ascii="맑은 고딕" w:hAnsi="맑은 고딕" w:eastAsia="맑은 고딕"/>
-                <w:b w:val="0"/>
-                <w:sz w:val="17"/>
-              </w:rPr>
-              <w:t>침상 두께·교반 깊이·온도·수분·암모니아(교반 전·후) 측정</w:t>
-            </w:r>
-          </w:p>
-        </w:tc>
-        <w:tc>
-          <w:tcPr>
-            <w:tcW w:type="dxa" w:w="2835"/>
-          </w:tcPr>
-          <w:p>
-            <w:pPr>
-              <w:spacing w:after="20" w:line="252" w:lineRule="auto"/>
-            </w:pPr>
-            <w:r/>
-            <w:r>
-              <w:rPr>
-                <w:rFonts w:ascii="맑은 고딕" w:hAnsi="맑은 고딕" w:eastAsia="맑은 고딕"/>
-                <w:b w:val="0"/>
-                <w:sz w:val="17"/>
-              </w:rPr>
-              <w:t>기록지 A 하단</w:t>
             </w:r>
           </w:p>
         </w:tc>
@@ -6921,7 +6843,7 @@
                 <w:b w:val="0"/>
                 <w:sz w:val="18"/>
               </w:rPr>
-              <w:t>매회: 수분·냄새 등급, 덩어리·과습 구역 / 매주: 두께·깊이·온도(표층·20 cm)·수분·암모니아(교반 전·후)</w:t>
+              <w:t>매회: 수분·냄새 등급, 덩어리·과습 구역 (측정장비 도입 후 침상 두께·깊이·온도·수분·암모니아를 정기 측정)</w:t>
             </w:r>
           </w:p>
         </w:tc>
@@ -7126,7 +7048,7 @@
                 <w:b w:val="0"/>
                 <w:sz w:val="18"/>
               </w:rPr>
-              <w:t>기록지 A(매일 교반·재료 투입, 주 1회 측정) 작성, 연구책임자 주간 점검·서명</w:t>
+              <w:t>기록지 A(매일 교반·재료 투입) 작성, 연구책임자 주간 점검·서명</w:t>
             </w:r>
           </w:p>
         </w:tc>
@@ -8866,7 +8788,7 @@
                 <w:b w:val="0"/>
                 <w:sz w:val="18"/>
               </w:rPr>
-              <w:t>• 평균 교반 시간·침상 두께·수분·냄새 등급은 11월부터 기록지 A로 정량 집계</w:t>
+              <w:t>• 평균 교반 시간·수분·냄새 등급은 11월부터 기록지 A로 집계</w:t>
             </w:r>
           </w:p>
         </w:tc>
@@ -14024,7 +13946,7 @@
           <w:b/>
           <w:sz w:val="23"/>
         </w:rPr>
-        <w:t>기록지 A. 일일 교반·침상 관리 기록 (1주 1장 — 매일 아침·저녁, 주 1회 측정 포함)</w:t>
+        <w:t>기록지 A. 일일 교반·침상 관리 기록 (1주 1장 — 매일 아침·저녁)</w:t>
       </w:r>
     </w:p>
     <w:p>
@@ -14169,14 +14091,13 @@
         <w:gridCol w:w="1077"/>
         <w:gridCol w:w="1077"/>
         <w:gridCol w:w="1134"/>
-        <w:gridCol w:w="1134"/>
-        <w:gridCol w:w="623"/>
-        <w:gridCol w:w="3345"/>
+        <w:gridCol w:w="1247"/>
+        <w:gridCol w:w="3969"/>
         <w:gridCol w:w="907"/>
       </w:tblGrid>
       <w:tr>
         <w:trPr>
-          <w:trHeight w:val="362" w:hRule="atLeast"/>
+          <w:trHeight w:val="464" w:hRule="atLeast"/>
         </w:trPr>
         <w:tc>
           <w:tcPr>
@@ -14439,7 +14360,7 @@
         </w:tc>
         <w:tc>
           <w:tcPr>
-            <w:tcW w:type="dxa" w:w="1134"/>
+            <w:tcW w:type="dxa" w:w="1247"/>
             <w:shd w:val="clear" w:color="auto" w:fill="EDEDED"/>
           </w:tcPr>
           <w:p>
@@ -14474,42 +14395,7 @@
         </w:tc>
         <w:tc>
           <w:tcPr>
-            <w:tcW w:type="dxa" w:w="624"/>
-            <w:shd w:val="clear" w:color="auto" w:fill="EDEDED"/>
-          </w:tcPr>
-          <w:p>
-            <w:pPr>
-              <w:spacing w:after="20" w:line="252" w:lineRule="auto"/>
-              <w:jc w:val="center"/>
-            </w:pPr>
-            <w:r/>
-            <w:r>
-              <w:rPr>
-                <w:rFonts w:ascii="맑은 고딕" w:hAnsi="맑은 고딕" w:eastAsia="맑은 고딕"/>
-                <w:b/>
-                <w:sz w:val="16"/>
-              </w:rPr>
-              <w:t>주유</w:t>
-            </w:r>
-          </w:p>
-          <w:p>
-            <w:pPr>
-              <w:spacing w:after="20" w:line="252" w:lineRule="auto"/>
-              <w:jc w:val="center"/>
-            </w:pPr>
-            <w:r>
-              <w:rPr>
-                <w:rFonts w:ascii="맑은 고딕" w:hAnsi="맑은 고딕" w:eastAsia="맑은 고딕"/>
-                <w:b/>
-                <w:sz w:val="16"/>
-              </w:rPr>
-              <w:t>(L)</w:t>
-            </w:r>
-          </w:p>
-        </w:tc>
-        <w:tc>
-          <w:tcPr>
-            <w:tcW w:type="dxa" w:w="3345"/>
+            <w:tcW w:type="dxa" w:w="3969"/>
             <w:shd w:val="clear" w:color="auto" w:fill="EDEDED"/>
           </w:tcPr>
           <w:p>
@@ -14552,7 +14438,7 @@
       </w:tr>
       <w:tr>
         <w:trPr>
-          <w:trHeight w:val="362" w:hRule="atLeast"/>
+          <w:trHeight w:val="464" w:hRule="atLeast"/>
         </w:trPr>
         <w:tc>
           <w:tcPr>
@@ -14705,7 +14591,7 @@
         </w:tc>
         <w:tc>
           <w:tcPr>
-            <w:tcW w:type="dxa" w:w="1134"/>
+            <w:tcW w:type="dxa" w:w="1247"/>
           </w:tcPr>
           <w:p>
             <w:pPr>
@@ -14724,18 +14610,7 @@
         </w:tc>
         <w:tc>
           <w:tcPr>
-            <w:tcW w:type="dxa" w:w="624"/>
-          </w:tcPr>
-          <w:p>
-            <w:pPr>
-              <w:spacing w:after="20" w:line="252" w:lineRule="auto"/>
-            </w:pPr>
-            <w:r/>
-          </w:p>
-        </w:tc>
-        <w:tc>
-          <w:tcPr>
-            <w:tcW w:type="dxa" w:w="3345"/>
+            <w:tcW w:type="dxa" w:w="3969"/>
           </w:tcPr>
           <w:p>
             <w:pPr>
@@ -14758,7 +14633,7 @@
       </w:tr>
       <w:tr>
         <w:trPr>
-          <w:trHeight w:val="362" w:hRule="atLeast"/>
+          <w:trHeight w:val="464" w:hRule="atLeast"/>
         </w:trPr>
         <w:tc>
           <w:tcPr>
@@ -14903,7 +14778,7 @@
         </w:tc>
         <w:tc>
           <w:tcPr>
-            <w:tcW w:type="dxa" w:w="1134"/>
+            <w:tcW w:type="dxa" w:w="1247"/>
           </w:tcPr>
           <w:p>
             <w:pPr>
@@ -14922,18 +14797,7 @@
         </w:tc>
         <w:tc>
           <w:tcPr>
-            <w:tcW w:type="dxa" w:w="624"/>
-          </w:tcPr>
-          <w:p>
-            <w:pPr>
-              <w:spacing w:after="20" w:line="252" w:lineRule="auto"/>
-            </w:pPr>
-            <w:r/>
-          </w:p>
-        </w:tc>
-        <w:tc>
-          <w:tcPr>
-            <w:tcW w:type="dxa" w:w="3345"/>
+            <w:tcW w:type="dxa" w:w="3969"/>
           </w:tcPr>
           <w:p>
             <w:pPr>
@@ -14956,7 +14820,7 @@
       </w:tr>
       <w:tr>
         <w:trPr>
-          <w:trHeight w:val="362" w:hRule="atLeast"/>
+          <w:trHeight w:val="464" w:hRule="atLeast"/>
         </w:trPr>
         <w:tc>
           <w:tcPr>
@@ -15109,7 +14973,7 @@
         </w:tc>
         <w:tc>
           <w:tcPr>
-            <w:tcW w:type="dxa" w:w="1134"/>
+            <w:tcW w:type="dxa" w:w="1247"/>
           </w:tcPr>
           <w:p>
             <w:pPr>
@@ -15128,18 +14992,7 @@
         </w:tc>
         <w:tc>
           <w:tcPr>
-            <w:tcW w:type="dxa" w:w="624"/>
-          </w:tcPr>
-          <w:p>
-            <w:pPr>
-              <w:spacing w:after="20" w:line="252" w:lineRule="auto"/>
-            </w:pPr>
-            <w:r/>
-          </w:p>
-        </w:tc>
-        <w:tc>
-          <w:tcPr>
-            <w:tcW w:type="dxa" w:w="3345"/>
+            <w:tcW w:type="dxa" w:w="3969"/>
           </w:tcPr>
           <w:p>
             <w:pPr>
@@ -15162,7 +15015,7 @@
       </w:tr>
       <w:tr>
         <w:trPr>
-          <w:trHeight w:val="362" w:hRule="atLeast"/>
+          <w:trHeight w:val="464" w:hRule="atLeast"/>
         </w:trPr>
         <w:tc>
           <w:tcPr>
@@ -15307,7 +15160,7 @@
         </w:tc>
         <w:tc>
           <w:tcPr>
-            <w:tcW w:type="dxa" w:w="1134"/>
+            <w:tcW w:type="dxa" w:w="1247"/>
           </w:tcPr>
           <w:p>
             <w:pPr>
@@ -15326,18 +15179,7 @@
         </w:tc>
         <w:tc>
           <w:tcPr>
-            <w:tcW w:type="dxa" w:w="624"/>
-          </w:tcPr>
-          <w:p>
-            <w:pPr>
-              <w:spacing w:after="20" w:line="252" w:lineRule="auto"/>
-            </w:pPr>
-            <w:r/>
-          </w:p>
-        </w:tc>
-        <w:tc>
-          <w:tcPr>
-            <w:tcW w:type="dxa" w:w="3345"/>
+            <w:tcW w:type="dxa" w:w="3969"/>
           </w:tcPr>
           <w:p>
             <w:pPr>
@@ -15360,7 +15202,7 @@
       </w:tr>
       <w:tr>
         <w:trPr>
-          <w:trHeight w:val="362" w:hRule="atLeast"/>
+          <w:trHeight w:val="464" w:hRule="atLeast"/>
         </w:trPr>
         <w:tc>
           <w:tcPr>
@@ -15513,7 +15355,7 @@
         </w:tc>
         <w:tc>
           <w:tcPr>
-            <w:tcW w:type="dxa" w:w="1134"/>
+            <w:tcW w:type="dxa" w:w="1247"/>
           </w:tcPr>
           <w:p>
             <w:pPr>
@@ -15532,18 +15374,7 @@
         </w:tc>
         <w:tc>
           <w:tcPr>
-            <w:tcW w:type="dxa" w:w="624"/>
-          </w:tcPr>
-          <w:p>
-            <w:pPr>
-              <w:spacing w:after="20" w:line="252" w:lineRule="auto"/>
-            </w:pPr>
-            <w:r/>
-          </w:p>
-        </w:tc>
-        <w:tc>
-          <w:tcPr>
-            <w:tcW w:type="dxa" w:w="3345"/>
+            <w:tcW w:type="dxa" w:w="3969"/>
           </w:tcPr>
           <w:p>
             <w:pPr>
@@ -15566,7 +15397,7 @@
       </w:tr>
       <w:tr>
         <w:trPr>
-          <w:trHeight w:val="362" w:hRule="atLeast"/>
+          <w:trHeight w:val="464" w:hRule="atLeast"/>
         </w:trPr>
         <w:tc>
           <w:tcPr>
@@ -15711,7 +15542,7 @@
         </w:tc>
         <w:tc>
           <w:tcPr>
-            <w:tcW w:type="dxa" w:w="1134"/>
+            <w:tcW w:type="dxa" w:w="1247"/>
           </w:tcPr>
           <w:p>
             <w:pPr>
@@ -15730,18 +15561,7 @@
         </w:tc>
         <w:tc>
           <w:tcPr>
-            <w:tcW w:type="dxa" w:w="624"/>
-          </w:tcPr>
-          <w:p>
-            <w:pPr>
-              <w:spacing w:after="20" w:line="252" w:lineRule="auto"/>
-            </w:pPr>
-            <w:r/>
-          </w:p>
-        </w:tc>
-        <w:tc>
-          <w:tcPr>
-            <w:tcW w:type="dxa" w:w="3345"/>
+            <w:tcW w:type="dxa" w:w="3969"/>
           </w:tcPr>
           <w:p>
             <w:pPr>
@@ -15764,7 +15584,7 @@
       </w:tr>
       <w:tr>
         <w:trPr>
-          <w:trHeight w:val="362" w:hRule="atLeast"/>
+          <w:trHeight w:val="464" w:hRule="atLeast"/>
         </w:trPr>
         <w:tc>
           <w:tcPr>
@@ -15917,7 +15737,7 @@
         </w:tc>
         <w:tc>
           <w:tcPr>
-            <w:tcW w:type="dxa" w:w="1134"/>
+            <w:tcW w:type="dxa" w:w="1247"/>
           </w:tcPr>
           <w:p>
             <w:pPr>
@@ -15936,18 +15756,7 @@
         </w:tc>
         <w:tc>
           <w:tcPr>
-            <w:tcW w:type="dxa" w:w="624"/>
-          </w:tcPr>
-          <w:p>
-            <w:pPr>
-              <w:spacing w:after="20" w:line="252" w:lineRule="auto"/>
-            </w:pPr>
-            <w:r/>
-          </w:p>
-        </w:tc>
-        <w:tc>
-          <w:tcPr>
-            <w:tcW w:type="dxa" w:w="3345"/>
+            <w:tcW w:type="dxa" w:w="3969"/>
           </w:tcPr>
           <w:p>
             <w:pPr>
@@ -15970,7 +15779,7 @@
       </w:tr>
       <w:tr>
         <w:trPr>
-          <w:trHeight w:val="362" w:hRule="atLeast"/>
+          <w:trHeight w:val="464" w:hRule="atLeast"/>
         </w:trPr>
         <w:tc>
           <w:tcPr>
@@ -16115,7 +15924,7 @@
         </w:tc>
         <w:tc>
           <w:tcPr>
-            <w:tcW w:type="dxa" w:w="1134"/>
+            <w:tcW w:type="dxa" w:w="1247"/>
           </w:tcPr>
           <w:p>
             <w:pPr>
@@ -16134,18 +15943,7 @@
         </w:tc>
         <w:tc>
           <w:tcPr>
-            <w:tcW w:type="dxa" w:w="624"/>
-          </w:tcPr>
-          <w:p>
-            <w:pPr>
-              <w:spacing w:after="20" w:line="252" w:lineRule="auto"/>
-            </w:pPr>
-            <w:r/>
-          </w:p>
-        </w:tc>
-        <w:tc>
-          <w:tcPr>
-            <w:tcW w:type="dxa" w:w="3345"/>
+            <w:tcW w:type="dxa" w:w="3969"/>
           </w:tcPr>
           <w:p>
             <w:pPr>
@@ -16168,7 +15966,7 @@
       </w:tr>
       <w:tr>
         <w:trPr>
-          <w:trHeight w:val="362" w:hRule="atLeast"/>
+          <w:trHeight w:val="464" w:hRule="atLeast"/>
         </w:trPr>
         <w:tc>
           <w:tcPr>
@@ -16321,7 +16119,7 @@
         </w:tc>
         <w:tc>
           <w:tcPr>
-            <w:tcW w:type="dxa" w:w="1134"/>
+            <w:tcW w:type="dxa" w:w="1247"/>
           </w:tcPr>
           <w:p>
             <w:pPr>
@@ -16340,18 +16138,7 @@
         </w:tc>
         <w:tc>
           <w:tcPr>
-            <w:tcW w:type="dxa" w:w="624"/>
-          </w:tcPr>
-          <w:p>
-            <w:pPr>
-              <w:spacing w:after="20" w:line="252" w:lineRule="auto"/>
-            </w:pPr>
-            <w:r/>
-          </w:p>
-        </w:tc>
-        <w:tc>
-          <w:tcPr>
-            <w:tcW w:type="dxa" w:w="3345"/>
+            <w:tcW w:type="dxa" w:w="3969"/>
           </w:tcPr>
           <w:p>
             <w:pPr>
@@ -16374,7 +16161,7 @@
       </w:tr>
       <w:tr>
         <w:trPr>
-          <w:trHeight w:val="362" w:hRule="atLeast"/>
+          <w:trHeight w:val="464" w:hRule="atLeast"/>
         </w:trPr>
         <w:tc>
           <w:tcPr>
@@ -16519,7 +16306,7 @@
         </w:tc>
         <w:tc>
           <w:tcPr>
-            <w:tcW w:type="dxa" w:w="1134"/>
+            <w:tcW w:type="dxa" w:w="1247"/>
           </w:tcPr>
           <w:p>
             <w:pPr>
@@ -16538,18 +16325,7 @@
         </w:tc>
         <w:tc>
           <w:tcPr>
-            <w:tcW w:type="dxa" w:w="624"/>
-          </w:tcPr>
-          <w:p>
-            <w:pPr>
-              <w:spacing w:after="20" w:line="252" w:lineRule="auto"/>
-            </w:pPr>
-            <w:r/>
-          </w:p>
-        </w:tc>
-        <w:tc>
-          <w:tcPr>
-            <w:tcW w:type="dxa" w:w="3345"/>
+            <w:tcW w:type="dxa" w:w="3969"/>
           </w:tcPr>
           <w:p>
             <w:pPr>
@@ -16572,7 +16348,7 @@
       </w:tr>
       <w:tr>
         <w:trPr>
-          <w:trHeight w:val="362" w:hRule="atLeast"/>
+          <w:trHeight w:val="464" w:hRule="atLeast"/>
         </w:trPr>
         <w:tc>
           <w:tcPr>
@@ -16725,7 +16501,7 @@
         </w:tc>
         <w:tc>
           <w:tcPr>
-            <w:tcW w:type="dxa" w:w="1134"/>
+            <w:tcW w:type="dxa" w:w="1247"/>
           </w:tcPr>
           <w:p>
             <w:pPr>
@@ -16744,18 +16520,7 @@
         </w:tc>
         <w:tc>
           <w:tcPr>
-            <w:tcW w:type="dxa" w:w="624"/>
-          </w:tcPr>
-          <w:p>
-            <w:pPr>
-              <w:spacing w:after="20" w:line="252" w:lineRule="auto"/>
-            </w:pPr>
-            <w:r/>
-          </w:p>
-        </w:tc>
-        <w:tc>
-          <w:tcPr>
-            <w:tcW w:type="dxa" w:w="3345"/>
+            <w:tcW w:type="dxa" w:w="3969"/>
           </w:tcPr>
           <w:p>
             <w:pPr>
@@ -16778,7 +16543,7 @@
       </w:tr>
       <w:tr>
         <w:trPr>
-          <w:trHeight w:val="362" w:hRule="atLeast"/>
+          <w:trHeight w:val="464" w:hRule="atLeast"/>
         </w:trPr>
         <w:tc>
           <w:tcPr>
@@ -16923,7 +16688,7 @@
         </w:tc>
         <w:tc>
           <w:tcPr>
-            <w:tcW w:type="dxa" w:w="1134"/>
+            <w:tcW w:type="dxa" w:w="1247"/>
           </w:tcPr>
           <w:p>
             <w:pPr>
@@ -16942,18 +16707,7 @@
         </w:tc>
         <w:tc>
           <w:tcPr>
-            <w:tcW w:type="dxa" w:w="624"/>
-          </w:tcPr>
-          <w:p>
-            <w:pPr>
-              <w:spacing w:after="20" w:line="252" w:lineRule="auto"/>
-            </w:pPr>
-            <w:r/>
-          </w:p>
-        </w:tc>
-        <w:tc>
-          <w:tcPr>
-            <w:tcW w:type="dxa" w:w="3345"/>
+            <w:tcW w:type="dxa" w:w="3969"/>
           </w:tcPr>
           <w:p>
             <w:pPr>
@@ -16976,7 +16730,7 @@
       </w:tr>
       <w:tr>
         <w:trPr>
-          <w:trHeight w:val="362" w:hRule="atLeast"/>
+          <w:trHeight w:val="464" w:hRule="atLeast"/>
         </w:trPr>
         <w:tc>
           <w:tcPr>
@@ -17129,7 +16883,7 @@
         </w:tc>
         <w:tc>
           <w:tcPr>
-            <w:tcW w:type="dxa" w:w="1134"/>
+            <w:tcW w:type="dxa" w:w="1247"/>
           </w:tcPr>
           <w:p>
             <w:pPr>
@@ -17148,18 +16902,7 @@
         </w:tc>
         <w:tc>
           <w:tcPr>
-            <w:tcW w:type="dxa" w:w="624"/>
-          </w:tcPr>
-          <w:p>
-            <w:pPr>
-              <w:spacing w:after="20" w:line="252" w:lineRule="auto"/>
-            </w:pPr>
-            <w:r/>
-          </w:p>
-        </w:tc>
-        <w:tc>
-          <w:tcPr>
-            <w:tcW w:type="dxa" w:w="3345"/>
+            <w:tcW w:type="dxa" w:w="3969"/>
           </w:tcPr>
           <w:p>
             <w:pPr>
@@ -17182,7 +16925,7 @@
       </w:tr>
       <w:tr>
         <w:trPr>
-          <w:trHeight w:val="362" w:hRule="atLeast"/>
+          <w:trHeight w:val="464" w:hRule="atLeast"/>
         </w:trPr>
         <w:tc>
           <w:tcPr>
@@ -17327,7 +17070,7 @@
         </w:tc>
         <w:tc>
           <w:tcPr>
-            <w:tcW w:type="dxa" w:w="1134"/>
+            <w:tcW w:type="dxa" w:w="1247"/>
           </w:tcPr>
           <w:p>
             <w:pPr>
@@ -17346,18 +17089,7 @@
         </w:tc>
         <w:tc>
           <w:tcPr>
-            <w:tcW w:type="dxa" w:w="624"/>
-          </w:tcPr>
-          <w:p>
-            <w:pPr>
-              <w:spacing w:after="20" w:line="252" w:lineRule="auto"/>
-            </w:pPr>
-            <w:r/>
-          </w:p>
-        </w:tc>
-        <w:tc>
-          <w:tcPr>
-            <w:tcW w:type="dxa" w:w="3345"/>
+            <w:tcW w:type="dxa" w:w="3969"/>
           </w:tcPr>
           <w:p>
             <w:pPr>
@@ -17386,501 +17118,7 @@
     </w:p>
     <w:p>
       <w:pPr>
-        <w:spacing w:after="20" w:before="20"/>
-      </w:pPr>
-      <w:r>
-        <w:rPr>
-          <w:rFonts w:ascii="맑은 고딕" w:hAnsi="맑은 고딕" w:eastAsia="맑은 고딕"/>
-          <w:b/>
-          <w:sz w:val="18"/>
-        </w:rPr>
-        <w:t>주 1회 측정 (월요일 아침 교반 후)   측정일: ________   측정자: ________</w:t>
-      </w:r>
-    </w:p>
-    <w:tbl>
-      <w:tblPr>
-        <w:tblStyle w:val="TableGrid"/>
-        <w:tblW w:type="auto" w:w="0"/>
-        <w:jc w:val="center"/>
-        <w:tblLayout w:type="fixed"/>
-        <w:tblLook w:firstColumn="1" w:firstRow="1" w:lastColumn="0" w:lastRow="0" w:noHBand="0" w:noVBand="1" w:val="04A0"/>
-      </w:tblPr>
-      <w:tblGrid>
-        <w:gridCol w:w="1814"/>
-        <w:gridCol w:w="1587"/>
-        <w:gridCol w:w="1587"/>
-        <w:gridCol w:w="2041"/>
-        <w:gridCol w:w="1814"/>
-        <w:gridCol w:w="2381"/>
-        <w:gridCol w:w="1360"/>
-        <w:gridCol w:w="1360"/>
-      </w:tblGrid>
-      <w:tr>
-        <w:trPr>
-          <w:trHeight w:val="340" w:hRule="atLeast"/>
-        </w:trPr>
-        <w:tc>
-          <w:tcPr>
-            <w:tcW w:type="dxa" w:w="1814"/>
-            <w:shd w:val="clear" w:color="auto" w:fill="EDEDED"/>
-          </w:tcPr>
-          <w:p>
-            <w:pPr>
-              <w:spacing w:after="20" w:line="252" w:lineRule="auto"/>
-              <w:jc w:val="center"/>
-            </w:pPr>
-            <w:r/>
-            <w:r>
-              <w:rPr>
-                <w:rFonts w:ascii="맑은 고딕" w:hAnsi="맑은 고딕" w:eastAsia="맑은 고딕"/>
-                <w:b/>
-                <w:sz w:val="16"/>
-              </w:rPr>
-              <w:t>동</w:t>
-            </w:r>
-          </w:p>
-        </w:tc>
-        <w:tc>
-          <w:tcPr>
-            <w:tcW w:type="dxa" w:w="1587"/>
-            <w:shd w:val="clear" w:color="auto" w:fill="EDEDED"/>
-          </w:tcPr>
-          <w:p>
-            <w:pPr>
-              <w:spacing w:after="20" w:line="252" w:lineRule="auto"/>
-              <w:jc w:val="center"/>
-            </w:pPr>
-            <w:r/>
-            <w:r>
-              <w:rPr>
-                <w:rFonts w:ascii="맑은 고딕" w:hAnsi="맑은 고딕" w:eastAsia="맑은 고딕"/>
-                <w:b/>
-                <w:sz w:val="16"/>
-              </w:rPr>
-              <w:t>침상 두께 (cm)</w:t>
-            </w:r>
-          </w:p>
-        </w:tc>
-        <w:tc>
-          <w:tcPr>
-            <w:tcW w:type="dxa" w:w="1587"/>
-            <w:shd w:val="clear" w:color="auto" w:fill="EDEDED"/>
-          </w:tcPr>
-          <w:p>
-            <w:pPr>
-              <w:spacing w:after="20" w:line="252" w:lineRule="auto"/>
-              <w:jc w:val="center"/>
-            </w:pPr>
-            <w:r/>
-            <w:r>
-              <w:rPr>
-                <w:rFonts w:ascii="맑은 고딕" w:hAnsi="맑은 고딕" w:eastAsia="맑은 고딕"/>
-                <w:b/>
-                <w:sz w:val="16"/>
-              </w:rPr>
-              <w:t>교반 깊이 (cm)</w:t>
-            </w:r>
-          </w:p>
-        </w:tc>
-        <w:tc>
-          <w:tcPr>
-            <w:tcW w:type="dxa" w:w="2041"/>
-            <w:shd w:val="clear" w:color="auto" w:fill="EDEDED"/>
-          </w:tcPr>
-          <w:p>
-            <w:pPr>
-              <w:spacing w:after="20" w:line="252" w:lineRule="auto"/>
-              <w:jc w:val="center"/>
-            </w:pPr>
-            <w:r/>
-            <w:r>
-              <w:rPr>
-                <w:rFonts w:ascii="맑은 고딕" w:hAnsi="맑은 고딕" w:eastAsia="맑은 고딕"/>
-                <w:b/>
-                <w:sz w:val="16"/>
-              </w:rPr>
-              <w:t>온도 표층 / 20 cm (℃)</w:t>
-            </w:r>
-          </w:p>
-        </w:tc>
-        <w:tc>
-          <w:tcPr>
-            <w:tcW w:type="dxa" w:w="1814"/>
-            <w:shd w:val="clear" w:color="auto" w:fill="EDEDED"/>
-          </w:tcPr>
-          <w:p>
-            <w:pPr>
-              <w:spacing w:after="20" w:line="252" w:lineRule="auto"/>
-              <w:jc w:val="center"/>
-            </w:pPr>
-            <w:r/>
-            <w:r>
-              <w:rPr>
-                <w:rFonts w:ascii="맑은 고딕" w:hAnsi="맑은 고딕" w:eastAsia="맑은 고딕"/>
-                <w:b/>
-                <w:sz w:val="16"/>
-              </w:rPr>
-              <w:t>수분 (등급 / %)</w:t>
-            </w:r>
-          </w:p>
-        </w:tc>
-        <w:tc>
-          <w:tcPr>
-            <w:tcW w:type="dxa" w:w="2381"/>
-            <w:shd w:val="clear" w:color="auto" w:fill="EDEDED"/>
-          </w:tcPr>
-          <w:p>
-            <w:pPr>
-              <w:spacing w:after="20" w:line="252" w:lineRule="auto"/>
-              <w:jc w:val="center"/>
-            </w:pPr>
-            <w:r/>
-            <w:r>
-              <w:rPr>
-                <w:rFonts w:ascii="맑은 고딕" w:hAnsi="맑은 고딕" w:eastAsia="맑은 고딕"/>
-                <w:b/>
-                <w:sz w:val="16"/>
-              </w:rPr>
-              <w:t>암모니아 교반 전 / 후 (ppm)</w:t>
-            </w:r>
-          </w:p>
-        </w:tc>
-        <w:tc>
-          <w:tcPr>
-            <w:tcW w:type="dxa" w:w="1361"/>
-            <w:shd w:val="clear" w:color="auto" w:fill="EDEDED"/>
-          </w:tcPr>
-          <w:p>
-            <w:pPr>
-              <w:spacing w:after="20" w:line="252" w:lineRule="auto"/>
-              <w:jc w:val="center"/>
-            </w:pPr>
-            <w:r/>
-            <w:r>
-              <w:rPr>
-                <w:rFonts w:ascii="맑은 고딕" w:hAnsi="맑은 고딕" w:eastAsia="맑은 고딕"/>
-                <w:b/>
-                <w:sz w:val="16"/>
-              </w:rPr>
-              <w:t>통로 분뇨 배출</w:t>
-            </w:r>
-          </w:p>
-        </w:tc>
-        <w:tc>
-          <w:tcPr>
-            <w:tcW w:type="dxa" w:w="1361"/>
-            <w:shd w:val="clear" w:color="auto" w:fill="EDEDED"/>
-          </w:tcPr>
-          <w:p>
-            <w:pPr>
-              <w:spacing w:after="20" w:line="252" w:lineRule="auto"/>
-              <w:jc w:val="center"/>
-            </w:pPr>
-            <w:r/>
-            <w:r>
-              <w:rPr>
-                <w:rFonts w:ascii="맑은 고딕" w:hAnsi="맑은 고딕" w:eastAsia="맑은 고딕"/>
-                <w:b/>
-                <w:sz w:val="16"/>
-              </w:rPr>
-              <w:t>베딩 사용 경과일</w:t>
-            </w:r>
-          </w:p>
-        </w:tc>
-      </w:tr>
-      <w:tr>
-        <w:trPr>
-          <w:trHeight w:val="340" w:hRule="atLeast"/>
-        </w:trPr>
-        <w:tc>
-          <w:tcPr>
-            <w:tcW w:type="dxa" w:w="1814"/>
-          </w:tcPr>
-          <w:p>
-            <w:pPr>
-              <w:spacing w:after="20" w:line="252" w:lineRule="auto"/>
-              <w:jc w:val="center"/>
-            </w:pPr>
-            <w:r/>
-            <w:r>
-              <w:rPr>
-                <w:rFonts w:ascii="맑은 고딕" w:hAnsi="맑은 고딕" w:eastAsia="맑은 고딕"/>
-                <w:b w:val="0"/>
-                <w:sz w:val="16"/>
-              </w:rPr>
-              <w:t>건유·육성우동</w:t>
-            </w:r>
-          </w:p>
-        </w:tc>
-        <w:tc>
-          <w:tcPr>
-            <w:tcW w:type="dxa" w:w="1587"/>
-          </w:tcPr>
-          <w:p>
-            <w:pPr>
-              <w:spacing w:after="20" w:line="252" w:lineRule="auto"/>
-            </w:pPr>
-            <w:r/>
-          </w:p>
-        </w:tc>
-        <w:tc>
-          <w:tcPr>
-            <w:tcW w:type="dxa" w:w="1587"/>
-          </w:tcPr>
-          <w:p>
-            <w:pPr>
-              <w:spacing w:after="20" w:line="252" w:lineRule="auto"/>
-            </w:pPr>
-            <w:r/>
-          </w:p>
-        </w:tc>
-        <w:tc>
-          <w:tcPr>
-            <w:tcW w:type="dxa" w:w="2041"/>
-          </w:tcPr>
-          <w:p>
-            <w:pPr>
-              <w:spacing w:after="20" w:line="252" w:lineRule="auto"/>
-            </w:pPr>
-            <w:r/>
-            <w:r>
-              <w:rPr>
-                <w:rFonts w:ascii="맑은 고딕" w:hAnsi="맑은 고딕" w:eastAsia="맑은 고딕"/>
-                <w:b w:val="0"/>
-                <w:sz w:val="16"/>
-              </w:rPr>
-              <w:t xml:space="preserve">  /  </w:t>
-            </w:r>
-          </w:p>
-        </w:tc>
-        <w:tc>
-          <w:tcPr>
-            <w:tcW w:type="dxa" w:w="1814"/>
-          </w:tcPr>
-          <w:p>
-            <w:pPr>
-              <w:spacing w:after="20" w:line="252" w:lineRule="auto"/>
-            </w:pPr>
-            <w:r/>
-            <w:r>
-              <w:rPr>
-                <w:rFonts w:ascii="맑은 고딕" w:hAnsi="맑은 고딕" w:eastAsia="맑은 고딕"/>
-                <w:b w:val="0"/>
-                <w:sz w:val="16"/>
-              </w:rPr>
-              <w:t xml:space="preserve">  /  </w:t>
-            </w:r>
-          </w:p>
-        </w:tc>
-        <w:tc>
-          <w:tcPr>
-            <w:tcW w:type="dxa" w:w="2381"/>
-          </w:tcPr>
-          <w:p>
-            <w:pPr>
-              <w:spacing w:after="20" w:line="252" w:lineRule="auto"/>
-            </w:pPr>
-            <w:r/>
-            <w:r>
-              <w:rPr>
-                <w:rFonts w:ascii="맑은 고딕" w:hAnsi="맑은 고딕" w:eastAsia="맑은 고딕"/>
-                <w:b w:val="0"/>
-                <w:sz w:val="16"/>
-              </w:rPr>
-              <w:t xml:space="preserve">  /  </w:t>
-            </w:r>
-          </w:p>
-        </w:tc>
-        <w:tc>
-          <w:tcPr>
-            <w:tcW w:type="dxa" w:w="1361"/>
-          </w:tcPr>
-          <w:p>
-            <w:pPr>
-              <w:spacing w:after="20" w:line="252" w:lineRule="auto"/>
-            </w:pPr>
-            <w:r/>
-            <w:r>
-              <w:rPr>
-                <w:rFonts w:ascii="맑은 고딕" w:hAnsi="맑은 고딕" w:eastAsia="맑은 고딕"/>
-                <w:b w:val="0"/>
-                <w:sz w:val="16"/>
-              </w:rPr>
-              <w:t>☐ 매일</w:t>
-            </w:r>
-          </w:p>
-        </w:tc>
-        <w:tc>
-          <w:tcPr>
-            <w:tcW w:type="dxa" w:w="1361"/>
-          </w:tcPr>
-          <w:p>
-            <w:pPr>
-              <w:spacing w:after="20" w:line="252" w:lineRule="auto"/>
-            </w:pPr>
-            <w:r/>
-            <w:r>
-              <w:rPr>
-                <w:rFonts w:ascii="맑은 고딕" w:hAnsi="맑은 고딕" w:eastAsia="맑은 고딕"/>
-                <w:b w:val="0"/>
-                <w:sz w:val="16"/>
-              </w:rPr>
-              <w:t xml:space="preserve">   일</w:t>
-            </w:r>
-          </w:p>
-        </w:tc>
-      </w:tr>
-      <w:tr>
-        <w:trPr>
-          <w:trHeight w:val="340" w:hRule="atLeast"/>
-        </w:trPr>
-        <w:tc>
-          <w:tcPr>
-            <w:tcW w:type="dxa" w:w="1814"/>
-          </w:tcPr>
-          <w:p>
-            <w:pPr>
-              <w:spacing w:after="20" w:line="252" w:lineRule="auto"/>
-              <w:jc w:val="center"/>
-            </w:pPr>
-            <w:r/>
-            <w:r>
-              <w:rPr>
-                <w:rFonts w:ascii="맑은 고딕" w:hAnsi="맑은 고딕" w:eastAsia="맑은 고딕"/>
-                <w:b w:val="0"/>
-                <w:sz w:val="16"/>
-              </w:rPr>
-              <w:t>착유장</w:t>
-            </w:r>
-          </w:p>
-        </w:tc>
-        <w:tc>
-          <w:tcPr>
-            <w:tcW w:type="dxa" w:w="1587"/>
-          </w:tcPr>
-          <w:p>
-            <w:pPr>
-              <w:spacing w:after="20" w:line="252" w:lineRule="auto"/>
-            </w:pPr>
-            <w:r/>
-          </w:p>
-        </w:tc>
-        <w:tc>
-          <w:tcPr>
-            <w:tcW w:type="dxa" w:w="1587"/>
-          </w:tcPr>
-          <w:p>
-            <w:pPr>
-              <w:spacing w:after="20" w:line="252" w:lineRule="auto"/>
-            </w:pPr>
-            <w:r/>
-          </w:p>
-        </w:tc>
-        <w:tc>
-          <w:tcPr>
-            <w:tcW w:type="dxa" w:w="2041"/>
-          </w:tcPr>
-          <w:p>
-            <w:pPr>
-              <w:spacing w:after="20" w:line="252" w:lineRule="auto"/>
-            </w:pPr>
-            <w:r/>
-            <w:r>
-              <w:rPr>
-                <w:rFonts w:ascii="맑은 고딕" w:hAnsi="맑은 고딕" w:eastAsia="맑은 고딕"/>
-                <w:b w:val="0"/>
-                <w:sz w:val="16"/>
-              </w:rPr>
-              <w:t xml:space="preserve">  /  </w:t>
-            </w:r>
-          </w:p>
-        </w:tc>
-        <w:tc>
-          <w:tcPr>
-            <w:tcW w:type="dxa" w:w="1814"/>
-          </w:tcPr>
-          <w:p>
-            <w:pPr>
-              <w:spacing w:after="20" w:line="252" w:lineRule="auto"/>
-            </w:pPr>
-            <w:r/>
-            <w:r>
-              <w:rPr>
-                <w:rFonts w:ascii="맑은 고딕" w:hAnsi="맑은 고딕" w:eastAsia="맑은 고딕"/>
-                <w:b w:val="0"/>
-                <w:sz w:val="16"/>
-              </w:rPr>
-              <w:t xml:space="preserve">  /  </w:t>
-            </w:r>
-          </w:p>
-        </w:tc>
-        <w:tc>
-          <w:tcPr>
-            <w:tcW w:type="dxa" w:w="2381"/>
-          </w:tcPr>
-          <w:p>
-            <w:pPr>
-              <w:spacing w:after="20" w:line="252" w:lineRule="auto"/>
-            </w:pPr>
-            <w:r/>
-            <w:r>
-              <w:rPr>
-                <w:rFonts w:ascii="맑은 고딕" w:hAnsi="맑은 고딕" w:eastAsia="맑은 고딕"/>
-                <w:b w:val="0"/>
-                <w:sz w:val="16"/>
-              </w:rPr>
-              <w:t xml:space="preserve">  /  </w:t>
-            </w:r>
-          </w:p>
-        </w:tc>
-        <w:tc>
-          <w:tcPr>
-            <w:tcW w:type="dxa" w:w="1361"/>
-          </w:tcPr>
-          <w:p>
-            <w:pPr>
-              <w:spacing w:after="20" w:line="252" w:lineRule="auto"/>
-            </w:pPr>
-            <w:r/>
-            <w:r>
-              <w:rPr>
-                <w:rFonts w:ascii="맑은 고딕" w:hAnsi="맑은 고딕" w:eastAsia="맑은 고딕"/>
-                <w:b w:val="0"/>
-                <w:sz w:val="16"/>
-              </w:rPr>
-              <w:t>☐ 매일</w:t>
-            </w:r>
-          </w:p>
-        </w:tc>
-        <w:tc>
-          <w:tcPr>
-            <w:tcW w:type="dxa" w:w="1361"/>
-          </w:tcPr>
-          <w:p>
-            <w:pPr>
-              <w:spacing w:after="20" w:line="252" w:lineRule="auto"/>
-            </w:pPr>
-            <w:r/>
-            <w:r>
-              <w:rPr>
-                <w:rFonts w:ascii="맑은 고딕" w:hAnsi="맑은 고딕" w:eastAsia="맑은 고딕"/>
-                <w:b w:val="0"/>
-                <w:sz w:val="16"/>
-              </w:rPr>
-              <w:t xml:space="preserve">   일</w:t>
-            </w:r>
-          </w:p>
-        </w:tc>
-      </w:tr>
-    </w:tbl>
-    <w:p>
-      <w:pPr>
-        <w:spacing w:after="40"/>
-      </w:pPr>
-    </w:p>
-    <w:p>
-      <w:pPr>
-        <w:spacing w:after="60" w:before="20"/>
+        <w:spacing w:after="60" w:before="40"/>
       </w:pPr>
       <w:r>
         <w:rPr>
@@ -17888,1589 +17126,12 @@
           <w:b w:val="0"/>
           <w:sz w:val="17"/>
         </w:rPr>
-        <w:t>주간 점검(연구책임자): ____________ (서명)   점검일: ________     ※ 재료 입고 시 거래명세서, 방문·교육 시 사진·방명록을 이 쪽 뒤에 붙인다.</w:t>
+        <w:t>통로 분뇨 배출(스키드로더) 매일 ☐     주간 점검(연구책임자): ____________ (서명)   점검일: ________     ※ 재료 입고 시 거래명세서, 방문·교육 시 사진·방명록을 이 쪽 뒤에 붙인다.</w:t>
       </w:r>
     </w:p>
-    <w:p>
-      <w:pPr>
-        <w:sectPr>
-          <w:pgSz w:w="16838" w:h="11906" w:orient="landscape"/>
-          <w:pgMar w:top="850" w:right="850" w:bottom="850" w:left="850" w:header="720" w:footer="720" w:gutter="0"/>
-          <w:cols w:space="720"/>
-          <w:docGrid w:linePitch="360"/>
-        </w:sectPr>
-      </w:pPr>
-    </w:p>
-    <w:p>
-      <w:pPr>
-        <w:keepNext/>
-        <w:spacing w:after="100" w:before="200"/>
-      </w:pPr>
-      <w:r>
-        <w:rPr>
-          <w:rFonts w:ascii="맑은 고딕" w:hAnsi="맑은 고딕" w:eastAsia="맑은 고딕"/>
-          <w:b/>
-          <w:sz w:val="26"/>
-        </w:rPr>
-        <w:t>8. 점검 기록 (연구책임자·관리자)</w:t>
-      </w:r>
-    </w:p>
-    <w:p>
-      <w:pPr>
-        <w:spacing w:after="60" w:before="0"/>
-      </w:pPr>
-      <w:r>
-        <w:rPr>
-          <w:rFonts w:ascii="맑은 고딕" w:hAnsi="맑은 고딕" w:eastAsia="맑은 고딕"/>
-          <w:b w:val="0"/>
-          <w:sz w:val="19"/>
-        </w:rPr>
-        <w:t>연구책임자는 매주, 연구관리 담당자는 분기별로 본 노트를 점검하고 아래에 기록한다.</w:t>
-      </w:r>
-    </w:p>
-    <w:tbl>
-      <w:tblPr>
-        <w:tblStyle w:val="TableGrid"/>
-        <w:tblW w:type="auto" w:w="0"/>
-        <w:jc w:val="center"/>
-        <w:tblLayout w:type="fixed"/>
-        <w:tblLook w:firstColumn="1" w:firstRow="1" w:lastColumn="0" w:lastRow="0" w:noHBand="0" w:noVBand="1" w:val="04A0"/>
-      </w:tblPr>
-      <w:tblGrid>
-        <w:gridCol w:w="567"/>
-        <w:gridCol w:w="1360"/>
-        <w:gridCol w:w="1360"/>
-        <w:gridCol w:w="2608"/>
-        <w:gridCol w:w="1814"/>
-        <w:gridCol w:w="1020"/>
-        <w:gridCol w:w="907"/>
-      </w:tblGrid>
-      <w:tr>
-        <w:trPr>
-          <w:trHeight w:val="510" w:hRule="atLeast"/>
-        </w:trPr>
-        <w:tc>
-          <w:tcPr>
-            <w:tcW w:type="dxa" w:w="567"/>
-            <w:shd w:val="clear" w:color="auto" w:fill="EDEDED"/>
-          </w:tcPr>
-          <w:p>
-            <w:pPr>
-              <w:spacing w:after="20" w:line="252" w:lineRule="auto"/>
-              <w:jc w:val="center"/>
-            </w:pPr>
-            <w:r/>
-            <w:r>
-              <w:rPr>
-                <w:rFonts w:ascii="맑은 고딕" w:hAnsi="맑은 고딕" w:eastAsia="맑은 고딕"/>
-                <w:b/>
-                <w:sz w:val="18"/>
-              </w:rPr>
-              <w:t>No.</w:t>
-            </w:r>
-          </w:p>
-        </w:tc>
-        <w:tc>
-          <w:tcPr>
-            <w:tcW w:type="dxa" w:w="1361"/>
-            <w:shd w:val="clear" w:color="auto" w:fill="EDEDED"/>
-          </w:tcPr>
-          <w:p>
-            <w:pPr>
-              <w:spacing w:after="20" w:line="252" w:lineRule="auto"/>
-              <w:jc w:val="center"/>
-            </w:pPr>
-            <w:r/>
-            <w:r>
-              <w:rPr>
-                <w:rFonts w:ascii="맑은 고딕" w:hAnsi="맑은 고딕" w:eastAsia="맑은 고딕"/>
-                <w:b/>
-                <w:sz w:val="18"/>
-              </w:rPr>
-              <w:t>점검일</w:t>
-            </w:r>
-          </w:p>
-        </w:tc>
-        <w:tc>
-          <w:tcPr>
-            <w:tcW w:type="dxa" w:w="1361"/>
-            <w:shd w:val="clear" w:color="auto" w:fill="EDEDED"/>
-          </w:tcPr>
-          <w:p>
-            <w:pPr>
-              <w:spacing w:after="20" w:line="252" w:lineRule="auto"/>
-              <w:jc w:val="center"/>
-            </w:pPr>
-            <w:r/>
-            <w:r>
-              <w:rPr>
-                <w:rFonts w:ascii="맑은 고딕" w:hAnsi="맑은 고딕" w:eastAsia="맑은 고딕"/>
-                <w:b/>
-                <w:sz w:val="18"/>
-              </w:rPr>
-              <w:t>점검 범위 (쪽)</w:t>
-            </w:r>
-          </w:p>
-        </w:tc>
-        <w:tc>
-          <w:tcPr>
-            <w:tcW w:type="dxa" w:w="2608"/>
-            <w:shd w:val="clear" w:color="auto" w:fill="EDEDED"/>
-          </w:tcPr>
-          <w:p>
-            <w:pPr>
-              <w:spacing w:after="20" w:line="252" w:lineRule="auto"/>
-              <w:jc w:val="center"/>
-            </w:pPr>
-            <w:r/>
-            <w:r>
-              <w:rPr>
-                <w:rFonts w:ascii="맑은 고딕" w:hAnsi="맑은 고딕" w:eastAsia="맑은 고딕"/>
-                <w:b/>
-                <w:sz w:val="18"/>
-              </w:rPr>
-              <w:t>점검 결과 · 지적 사항</w:t>
-            </w:r>
-          </w:p>
-        </w:tc>
-        <w:tc>
-          <w:tcPr>
-            <w:tcW w:type="dxa" w:w="1814"/>
-            <w:shd w:val="clear" w:color="auto" w:fill="EDEDED"/>
-          </w:tcPr>
-          <w:p>
-            <w:pPr>
-              <w:spacing w:after="20" w:line="252" w:lineRule="auto"/>
-              <w:jc w:val="center"/>
-            </w:pPr>
-            <w:r/>
-            <w:r>
-              <w:rPr>
-                <w:rFonts w:ascii="맑은 고딕" w:hAnsi="맑은 고딕" w:eastAsia="맑은 고딕"/>
-                <w:b/>
-                <w:sz w:val="18"/>
-              </w:rPr>
-              <w:t>조치 결과</w:t>
-            </w:r>
-          </w:p>
-        </w:tc>
-        <w:tc>
-          <w:tcPr>
-            <w:tcW w:type="dxa" w:w="1020"/>
-            <w:shd w:val="clear" w:color="auto" w:fill="EDEDED"/>
-          </w:tcPr>
-          <w:p>
-            <w:pPr>
-              <w:spacing w:after="20" w:line="252" w:lineRule="auto"/>
-              <w:jc w:val="center"/>
-            </w:pPr>
-            <w:r/>
-            <w:r>
-              <w:rPr>
-                <w:rFonts w:ascii="맑은 고딕" w:hAnsi="맑은 고딕" w:eastAsia="맑은 고딕"/>
-                <w:b/>
-                <w:sz w:val="18"/>
-              </w:rPr>
-              <w:t>점검자</w:t>
-            </w:r>
-          </w:p>
-        </w:tc>
-        <w:tc>
-          <w:tcPr>
-            <w:tcW w:type="dxa" w:w="907"/>
-            <w:shd w:val="clear" w:color="auto" w:fill="EDEDED"/>
-          </w:tcPr>
-          <w:p>
-            <w:pPr>
-              <w:spacing w:after="20" w:line="252" w:lineRule="auto"/>
-              <w:jc w:val="center"/>
-            </w:pPr>
-            <w:r/>
-            <w:r>
-              <w:rPr>
-                <w:rFonts w:ascii="맑은 고딕" w:hAnsi="맑은 고딕" w:eastAsia="맑은 고딕"/>
-                <w:b/>
-                <w:sz w:val="18"/>
-              </w:rPr>
-              <w:t>서명</w:t>
-            </w:r>
-          </w:p>
-        </w:tc>
-      </w:tr>
-      <w:tr>
-        <w:trPr>
-          <w:trHeight w:val="510" w:hRule="atLeast"/>
-        </w:trPr>
-        <w:tc>
-          <w:tcPr>
-            <w:tcW w:type="dxa" w:w="567"/>
-          </w:tcPr>
-          <w:p>
-            <w:pPr>
-              <w:spacing w:after="20" w:line="252" w:lineRule="auto"/>
-              <w:jc w:val="center"/>
-            </w:pPr>
-            <w:r/>
-            <w:r>
-              <w:rPr>
-                <w:rFonts w:ascii="맑은 고딕" w:hAnsi="맑은 고딕" w:eastAsia="맑은 고딕"/>
-                <w:b w:val="0"/>
-                <w:sz w:val="18"/>
-              </w:rPr>
-              <w:t>1</w:t>
-            </w:r>
-          </w:p>
-        </w:tc>
-        <w:tc>
-          <w:tcPr>
-            <w:tcW w:type="dxa" w:w="1361"/>
-          </w:tcPr>
-          <w:p>
-            <w:pPr>
-              <w:spacing w:after="20" w:line="252" w:lineRule="auto"/>
-            </w:pPr>
-            <w:r/>
-          </w:p>
-        </w:tc>
-        <w:tc>
-          <w:tcPr>
-            <w:tcW w:type="dxa" w:w="1361"/>
-          </w:tcPr>
-          <w:p>
-            <w:pPr>
-              <w:spacing w:after="20" w:line="252" w:lineRule="auto"/>
-            </w:pPr>
-            <w:r/>
-          </w:p>
-        </w:tc>
-        <w:tc>
-          <w:tcPr>
-            <w:tcW w:type="dxa" w:w="2608"/>
-          </w:tcPr>
-          <w:p>
-            <w:pPr>
-              <w:spacing w:after="20" w:line="252" w:lineRule="auto"/>
-            </w:pPr>
-            <w:r/>
-          </w:p>
-        </w:tc>
-        <w:tc>
-          <w:tcPr>
-            <w:tcW w:type="dxa" w:w="1814"/>
-          </w:tcPr>
-          <w:p>
-            <w:pPr>
-              <w:spacing w:after="20" w:line="252" w:lineRule="auto"/>
-            </w:pPr>
-            <w:r/>
-          </w:p>
-        </w:tc>
-        <w:tc>
-          <w:tcPr>
-            <w:tcW w:type="dxa" w:w="1020"/>
-          </w:tcPr>
-          <w:p>
-            <w:pPr>
-              <w:spacing w:after="20" w:line="252" w:lineRule="auto"/>
-            </w:pPr>
-            <w:r/>
-          </w:p>
-        </w:tc>
-        <w:tc>
-          <w:tcPr>
-            <w:tcW w:type="dxa" w:w="907"/>
-          </w:tcPr>
-          <w:p>
-            <w:pPr>
-              <w:spacing w:after="20" w:line="252" w:lineRule="auto"/>
-            </w:pPr>
-            <w:r/>
-          </w:p>
-        </w:tc>
-      </w:tr>
-      <w:tr>
-        <w:trPr>
-          <w:trHeight w:val="510" w:hRule="atLeast"/>
-        </w:trPr>
-        <w:tc>
-          <w:tcPr>
-            <w:tcW w:type="dxa" w:w="567"/>
-          </w:tcPr>
-          <w:p>
-            <w:pPr>
-              <w:spacing w:after="20" w:line="252" w:lineRule="auto"/>
-              <w:jc w:val="center"/>
-            </w:pPr>
-            <w:r/>
-            <w:r>
-              <w:rPr>
-                <w:rFonts w:ascii="맑은 고딕" w:hAnsi="맑은 고딕" w:eastAsia="맑은 고딕"/>
-                <w:b w:val="0"/>
-                <w:sz w:val="18"/>
-              </w:rPr>
-              <w:t>2</w:t>
-            </w:r>
-          </w:p>
-        </w:tc>
-        <w:tc>
-          <w:tcPr>
-            <w:tcW w:type="dxa" w:w="1361"/>
-          </w:tcPr>
-          <w:p>
-            <w:pPr>
-              <w:spacing w:after="20" w:line="252" w:lineRule="auto"/>
-            </w:pPr>
-            <w:r/>
-          </w:p>
-        </w:tc>
-        <w:tc>
-          <w:tcPr>
-            <w:tcW w:type="dxa" w:w="1361"/>
-          </w:tcPr>
-          <w:p>
-            <w:pPr>
-              <w:spacing w:after="20" w:line="252" w:lineRule="auto"/>
-            </w:pPr>
-            <w:r/>
-          </w:p>
-        </w:tc>
-        <w:tc>
-          <w:tcPr>
-            <w:tcW w:type="dxa" w:w="2608"/>
-          </w:tcPr>
-          <w:p>
-            <w:pPr>
-              <w:spacing w:after="20" w:line="252" w:lineRule="auto"/>
-            </w:pPr>
-            <w:r/>
-          </w:p>
-        </w:tc>
-        <w:tc>
-          <w:tcPr>
-            <w:tcW w:type="dxa" w:w="1814"/>
-          </w:tcPr>
-          <w:p>
-            <w:pPr>
-              <w:spacing w:after="20" w:line="252" w:lineRule="auto"/>
-            </w:pPr>
-            <w:r/>
-          </w:p>
-        </w:tc>
-        <w:tc>
-          <w:tcPr>
-            <w:tcW w:type="dxa" w:w="1020"/>
-          </w:tcPr>
-          <w:p>
-            <w:pPr>
-              <w:spacing w:after="20" w:line="252" w:lineRule="auto"/>
-            </w:pPr>
-            <w:r/>
-          </w:p>
-        </w:tc>
-        <w:tc>
-          <w:tcPr>
-            <w:tcW w:type="dxa" w:w="907"/>
-          </w:tcPr>
-          <w:p>
-            <w:pPr>
-              <w:spacing w:after="20" w:line="252" w:lineRule="auto"/>
-            </w:pPr>
-            <w:r/>
-          </w:p>
-        </w:tc>
-      </w:tr>
-      <w:tr>
-        <w:trPr>
-          <w:trHeight w:val="510" w:hRule="atLeast"/>
-        </w:trPr>
-        <w:tc>
-          <w:tcPr>
-            <w:tcW w:type="dxa" w:w="567"/>
-          </w:tcPr>
-          <w:p>
-            <w:pPr>
-              <w:spacing w:after="20" w:line="252" w:lineRule="auto"/>
-              <w:jc w:val="center"/>
-            </w:pPr>
-            <w:r/>
-            <w:r>
-              <w:rPr>
-                <w:rFonts w:ascii="맑은 고딕" w:hAnsi="맑은 고딕" w:eastAsia="맑은 고딕"/>
-                <w:b w:val="0"/>
-                <w:sz w:val="18"/>
-              </w:rPr>
-              <w:t>3</w:t>
-            </w:r>
-          </w:p>
-        </w:tc>
-        <w:tc>
-          <w:tcPr>
-            <w:tcW w:type="dxa" w:w="1361"/>
-          </w:tcPr>
-          <w:p>
-            <w:pPr>
-              <w:spacing w:after="20" w:line="252" w:lineRule="auto"/>
-            </w:pPr>
-            <w:r/>
-          </w:p>
-        </w:tc>
-        <w:tc>
-          <w:tcPr>
-            <w:tcW w:type="dxa" w:w="1361"/>
-          </w:tcPr>
-          <w:p>
-            <w:pPr>
-              <w:spacing w:after="20" w:line="252" w:lineRule="auto"/>
-            </w:pPr>
-            <w:r/>
-          </w:p>
-        </w:tc>
-        <w:tc>
-          <w:tcPr>
-            <w:tcW w:type="dxa" w:w="2608"/>
-          </w:tcPr>
-          <w:p>
-            <w:pPr>
-              <w:spacing w:after="20" w:line="252" w:lineRule="auto"/>
-            </w:pPr>
-            <w:r/>
-          </w:p>
-        </w:tc>
-        <w:tc>
-          <w:tcPr>
-            <w:tcW w:type="dxa" w:w="1814"/>
-          </w:tcPr>
-          <w:p>
-            <w:pPr>
-              <w:spacing w:after="20" w:line="252" w:lineRule="auto"/>
-            </w:pPr>
-            <w:r/>
-          </w:p>
-        </w:tc>
-        <w:tc>
-          <w:tcPr>
-            <w:tcW w:type="dxa" w:w="1020"/>
-          </w:tcPr>
-          <w:p>
-            <w:pPr>
-              <w:spacing w:after="20" w:line="252" w:lineRule="auto"/>
-            </w:pPr>
-            <w:r/>
-          </w:p>
-        </w:tc>
-        <w:tc>
-          <w:tcPr>
-            <w:tcW w:type="dxa" w:w="907"/>
-          </w:tcPr>
-          <w:p>
-            <w:pPr>
-              <w:spacing w:after="20" w:line="252" w:lineRule="auto"/>
-            </w:pPr>
-            <w:r/>
-          </w:p>
-        </w:tc>
-      </w:tr>
-      <w:tr>
-        <w:trPr>
-          <w:trHeight w:val="510" w:hRule="atLeast"/>
-        </w:trPr>
-        <w:tc>
-          <w:tcPr>
-            <w:tcW w:type="dxa" w:w="567"/>
-          </w:tcPr>
-          <w:p>
-            <w:pPr>
-              <w:spacing w:after="20" w:line="252" w:lineRule="auto"/>
-              <w:jc w:val="center"/>
-            </w:pPr>
-            <w:r/>
-            <w:r>
-              <w:rPr>
-                <w:rFonts w:ascii="맑은 고딕" w:hAnsi="맑은 고딕" w:eastAsia="맑은 고딕"/>
-                <w:b w:val="0"/>
-                <w:sz w:val="18"/>
-              </w:rPr>
-              <w:t>4</w:t>
-            </w:r>
-          </w:p>
-        </w:tc>
-        <w:tc>
-          <w:tcPr>
-            <w:tcW w:type="dxa" w:w="1361"/>
-          </w:tcPr>
-          <w:p>
-            <w:pPr>
-              <w:spacing w:after="20" w:line="252" w:lineRule="auto"/>
-            </w:pPr>
-            <w:r/>
-          </w:p>
-        </w:tc>
-        <w:tc>
-          <w:tcPr>
-            <w:tcW w:type="dxa" w:w="1361"/>
-          </w:tcPr>
-          <w:p>
-            <w:pPr>
-              <w:spacing w:after="20" w:line="252" w:lineRule="auto"/>
-            </w:pPr>
-            <w:r/>
-          </w:p>
-        </w:tc>
-        <w:tc>
-          <w:tcPr>
-            <w:tcW w:type="dxa" w:w="2608"/>
-          </w:tcPr>
-          <w:p>
-            <w:pPr>
-              <w:spacing w:after="20" w:line="252" w:lineRule="auto"/>
-            </w:pPr>
-            <w:r/>
-          </w:p>
-        </w:tc>
-        <w:tc>
-          <w:tcPr>
-            <w:tcW w:type="dxa" w:w="1814"/>
-          </w:tcPr>
-          <w:p>
-            <w:pPr>
-              <w:spacing w:after="20" w:line="252" w:lineRule="auto"/>
-            </w:pPr>
-            <w:r/>
-          </w:p>
-        </w:tc>
-        <w:tc>
-          <w:tcPr>
-            <w:tcW w:type="dxa" w:w="1020"/>
-          </w:tcPr>
-          <w:p>
-            <w:pPr>
-              <w:spacing w:after="20" w:line="252" w:lineRule="auto"/>
-            </w:pPr>
-            <w:r/>
-          </w:p>
-        </w:tc>
-        <w:tc>
-          <w:tcPr>
-            <w:tcW w:type="dxa" w:w="907"/>
-          </w:tcPr>
-          <w:p>
-            <w:pPr>
-              <w:spacing w:after="20" w:line="252" w:lineRule="auto"/>
-            </w:pPr>
-            <w:r/>
-          </w:p>
-        </w:tc>
-      </w:tr>
-      <w:tr>
-        <w:trPr>
-          <w:trHeight w:val="510" w:hRule="atLeast"/>
-        </w:trPr>
-        <w:tc>
-          <w:tcPr>
-            <w:tcW w:type="dxa" w:w="567"/>
-          </w:tcPr>
-          <w:p>
-            <w:pPr>
-              <w:spacing w:after="20" w:line="252" w:lineRule="auto"/>
-              <w:jc w:val="center"/>
-            </w:pPr>
-            <w:r/>
-            <w:r>
-              <w:rPr>
-                <w:rFonts w:ascii="맑은 고딕" w:hAnsi="맑은 고딕" w:eastAsia="맑은 고딕"/>
-                <w:b w:val="0"/>
-                <w:sz w:val="18"/>
-              </w:rPr>
-              <w:t>5</w:t>
-            </w:r>
-          </w:p>
-        </w:tc>
-        <w:tc>
-          <w:tcPr>
-            <w:tcW w:type="dxa" w:w="1361"/>
-          </w:tcPr>
-          <w:p>
-            <w:pPr>
-              <w:spacing w:after="20" w:line="252" w:lineRule="auto"/>
-            </w:pPr>
-            <w:r/>
-          </w:p>
-        </w:tc>
-        <w:tc>
-          <w:tcPr>
-            <w:tcW w:type="dxa" w:w="1361"/>
-          </w:tcPr>
-          <w:p>
-            <w:pPr>
-              <w:spacing w:after="20" w:line="252" w:lineRule="auto"/>
-            </w:pPr>
-            <w:r/>
-          </w:p>
-        </w:tc>
-        <w:tc>
-          <w:tcPr>
-            <w:tcW w:type="dxa" w:w="2608"/>
-          </w:tcPr>
-          <w:p>
-            <w:pPr>
-              <w:spacing w:after="20" w:line="252" w:lineRule="auto"/>
-            </w:pPr>
-            <w:r/>
-          </w:p>
-        </w:tc>
-        <w:tc>
-          <w:tcPr>
-            <w:tcW w:type="dxa" w:w="1814"/>
-          </w:tcPr>
-          <w:p>
-            <w:pPr>
-              <w:spacing w:after="20" w:line="252" w:lineRule="auto"/>
-            </w:pPr>
-            <w:r/>
-          </w:p>
-        </w:tc>
-        <w:tc>
-          <w:tcPr>
-            <w:tcW w:type="dxa" w:w="1020"/>
-          </w:tcPr>
-          <w:p>
-            <w:pPr>
-              <w:spacing w:after="20" w:line="252" w:lineRule="auto"/>
-            </w:pPr>
-            <w:r/>
-          </w:p>
-        </w:tc>
-        <w:tc>
-          <w:tcPr>
-            <w:tcW w:type="dxa" w:w="907"/>
-          </w:tcPr>
-          <w:p>
-            <w:pPr>
-              <w:spacing w:after="20" w:line="252" w:lineRule="auto"/>
-            </w:pPr>
-            <w:r/>
-          </w:p>
-        </w:tc>
-      </w:tr>
-      <w:tr>
-        <w:trPr>
-          <w:trHeight w:val="510" w:hRule="atLeast"/>
-        </w:trPr>
-        <w:tc>
-          <w:tcPr>
-            <w:tcW w:type="dxa" w:w="567"/>
-          </w:tcPr>
-          <w:p>
-            <w:pPr>
-              <w:spacing w:after="20" w:line="252" w:lineRule="auto"/>
-              <w:jc w:val="center"/>
-            </w:pPr>
-            <w:r/>
-            <w:r>
-              <w:rPr>
-                <w:rFonts w:ascii="맑은 고딕" w:hAnsi="맑은 고딕" w:eastAsia="맑은 고딕"/>
-                <w:b w:val="0"/>
-                <w:sz w:val="18"/>
-              </w:rPr>
-              <w:t>6</w:t>
-            </w:r>
-          </w:p>
-        </w:tc>
-        <w:tc>
-          <w:tcPr>
-            <w:tcW w:type="dxa" w:w="1361"/>
-          </w:tcPr>
-          <w:p>
-            <w:pPr>
-              <w:spacing w:after="20" w:line="252" w:lineRule="auto"/>
-            </w:pPr>
-            <w:r/>
-          </w:p>
-        </w:tc>
-        <w:tc>
-          <w:tcPr>
-            <w:tcW w:type="dxa" w:w="1361"/>
-          </w:tcPr>
-          <w:p>
-            <w:pPr>
-              <w:spacing w:after="20" w:line="252" w:lineRule="auto"/>
-            </w:pPr>
-            <w:r/>
-          </w:p>
-        </w:tc>
-        <w:tc>
-          <w:tcPr>
-            <w:tcW w:type="dxa" w:w="2608"/>
-          </w:tcPr>
-          <w:p>
-            <w:pPr>
-              <w:spacing w:after="20" w:line="252" w:lineRule="auto"/>
-            </w:pPr>
-            <w:r/>
-          </w:p>
-        </w:tc>
-        <w:tc>
-          <w:tcPr>
-            <w:tcW w:type="dxa" w:w="1814"/>
-          </w:tcPr>
-          <w:p>
-            <w:pPr>
-              <w:spacing w:after="20" w:line="252" w:lineRule="auto"/>
-            </w:pPr>
-            <w:r/>
-          </w:p>
-        </w:tc>
-        <w:tc>
-          <w:tcPr>
-            <w:tcW w:type="dxa" w:w="1020"/>
-          </w:tcPr>
-          <w:p>
-            <w:pPr>
-              <w:spacing w:after="20" w:line="252" w:lineRule="auto"/>
-            </w:pPr>
-            <w:r/>
-          </w:p>
-        </w:tc>
-        <w:tc>
-          <w:tcPr>
-            <w:tcW w:type="dxa" w:w="907"/>
-          </w:tcPr>
-          <w:p>
-            <w:pPr>
-              <w:spacing w:after="20" w:line="252" w:lineRule="auto"/>
-            </w:pPr>
-            <w:r/>
-          </w:p>
-        </w:tc>
-      </w:tr>
-      <w:tr>
-        <w:trPr>
-          <w:trHeight w:val="510" w:hRule="atLeast"/>
-        </w:trPr>
-        <w:tc>
-          <w:tcPr>
-            <w:tcW w:type="dxa" w:w="567"/>
-          </w:tcPr>
-          <w:p>
-            <w:pPr>
-              <w:spacing w:after="20" w:line="252" w:lineRule="auto"/>
-              <w:jc w:val="center"/>
-            </w:pPr>
-            <w:r/>
-            <w:r>
-              <w:rPr>
-                <w:rFonts w:ascii="맑은 고딕" w:hAnsi="맑은 고딕" w:eastAsia="맑은 고딕"/>
-                <w:b w:val="0"/>
-                <w:sz w:val="18"/>
-              </w:rPr>
-              <w:t>7</w:t>
-            </w:r>
-          </w:p>
-        </w:tc>
-        <w:tc>
-          <w:tcPr>
-            <w:tcW w:type="dxa" w:w="1361"/>
-          </w:tcPr>
-          <w:p>
-            <w:pPr>
-              <w:spacing w:after="20" w:line="252" w:lineRule="auto"/>
-            </w:pPr>
-            <w:r/>
-          </w:p>
-        </w:tc>
-        <w:tc>
-          <w:tcPr>
-            <w:tcW w:type="dxa" w:w="1361"/>
-          </w:tcPr>
-          <w:p>
-            <w:pPr>
-              <w:spacing w:after="20" w:line="252" w:lineRule="auto"/>
-            </w:pPr>
-            <w:r/>
-          </w:p>
-        </w:tc>
-        <w:tc>
-          <w:tcPr>
-            <w:tcW w:type="dxa" w:w="2608"/>
-          </w:tcPr>
-          <w:p>
-            <w:pPr>
-              <w:spacing w:after="20" w:line="252" w:lineRule="auto"/>
-            </w:pPr>
-            <w:r/>
-          </w:p>
-        </w:tc>
-        <w:tc>
-          <w:tcPr>
-            <w:tcW w:type="dxa" w:w="1814"/>
-          </w:tcPr>
-          <w:p>
-            <w:pPr>
-              <w:spacing w:after="20" w:line="252" w:lineRule="auto"/>
-            </w:pPr>
-            <w:r/>
-          </w:p>
-        </w:tc>
-        <w:tc>
-          <w:tcPr>
-            <w:tcW w:type="dxa" w:w="1020"/>
-          </w:tcPr>
-          <w:p>
-            <w:pPr>
-              <w:spacing w:after="20" w:line="252" w:lineRule="auto"/>
-            </w:pPr>
-            <w:r/>
-          </w:p>
-        </w:tc>
-        <w:tc>
-          <w:tcPr>
-            <w:tcW w:type="dxa" w:w="907"/>
-          </w:tcPr>
-          <w:p>
-            <w:pPr>
-              <w:spacing w:after="20" w:line="252" w:lineRule="auto"/>
-            </w:pPr>
-            <w:r/>
-          </w:p>
-        </w:tc>
-      </w:tr>
-      <w:tr>
-        <w:trPr>
-          <w:trHeight w:val="510" w:hRule="atLeast"/>
-        </w:trPr>
-        <w:tc>
-          <w:tcPr>
-            <w:tcW w:type="dxa" w:w="567"/>
-          </w:tcPr>
-          <w:p>
-            <w:pPr>
-              <w:spacing w:after="20" w:line="252" w:lineRule="auto"/>
-              <w:jc w:val="center"/>
-            </w:pPr>
-            <w:r/>
-            <w:r>
-              <w:rPr>
-                <w:rFonts w:ascii="맑은 고딕" w:hAnsi="맑은 고딕" w:eastAsia="맑은 고딕"/>
-                <w:b w:val="0"/>
-                <w:sz w:val="18"/>
-              </w:rPr>
-              <w:t>8</w:t>
-            </w:r>
-          </w:p>
-        </w:tc>
-        <w:tc>
-          <w:tcPr>
-            <w:tcW w:type="dxa" w:w="1361"/>
-          </w:tcPr>
-          <w:p>
-            <w:pPr>
-              <w:spacing w:after="20" w:line="252" w:lineRule="auto"/>
-            </w:pPr>
-            <w:r/>
-          </w:p>
-        </w:tc>
-        <w:tc>
-          <w:tcPr>
-            <w:tcW w:type="dxa" w:w="1361"/>
-          </w:tcPr>
-          <w:p>
-            <w:pPr>
-              <w:spacing w:after="20" w:line="252" w:lineRule="auto"/>
-            </w:pPr>
-            <w:r/>
-          </w:p>
-        </w:tc>
-        <w:tc>
-          <w:tcPr>
-            <w:tcW w:type="dxa" w:w="2608"/>
-          </w:tcPr>
-          <w:p>
-            <w:pPr>
-              <w:spacing w:after="20" w:line="252" w:lineRule="auto"/>
-            </w:pPr>
-            <w:r/>
-          </w:p>
-        </w:tc>
-        <w:tc>
-          <w:tcPr>
-            <w:tcW w:type="dxa" w:w="1814"/>
-          </w:tcPr>
-          <w:p>
-            <w:pPr>
-              <w:spacing w:after="20" w:line="252" w:lineRule="auto"/>
-            </w:pPr>
-            <w:r/>
-          </w:p>
-        </w:tc>
-        <w:tc>
-          <w:tcPr>
-            <w:tcW w:type="dxa" w:w="1020"/>
-          </w:tcPr>
-          <w:p>
-            <w:pPr>
-              <w:spacing w:after="20" w:line="252" w:lineRule="auto"/>
-            </w:pPr>
-            <w:r/>
-          </w:p>
-        </w:tc>
-        <w:tc>
-          <w:tcPr>
-            <w:tcW w:type="dxa" w:w="907"/>
-          </w:tcPr>
-          <w:p>
-            <w:pPr>
-              <w:spacing w:after="20" w:line="252" w:lineRule="auto"/>
-            </w:pPr>
-            <w:r/>
-          </w:p>
-        </w:tc>
-      </w:tr>
-      <w:tr>
-        <w:trPr>
-          <w:trHeight w:val="510" w:hRule="atLeast"/>
-        </w:trPr>
-        <w:tc>
-          <w:tcPr>
-            <w:tcW w:type="dxa" w:w="567"/>
-          </w:tcPr>
-          <w:p>
-            <w:pPr>
-              <w:spacing w:after="20" w:line="252" w:lineRule="auto"/>
-              <w:jc w:val="center"/>
-            </w:pPr>
-            <w:r/>
-            <w:r>
-              <w:rPr>
-                <w:rFonts w:ascii="맑은 고딕" w:hAnsi="맑은 고딕" w:eastAsia="맑은 고딕"/>
-                <w:b w:val="0"/>
-                <w:sz w:val="18"/>
-              </w:rPr>
-              <w:t>9</w:t>
-            </w:r>
-          </w:p>
-        </w:tc>
-        <w:tc>
-          <w:tcPr>
-            <w:tcW w:type="dxa" w:w="1361"/>
-          </w:tcPr>
-          <w:p>
-            <w:pPr>
-              <w:spacing w:after="20" w:line="252" w:lineRule="auto"/>
-            </w:pPr>
-            <w:r/>
-          </w:p>
-        </w:tc>
-        <w:tc>
-          <w:tcPr>
-            <w:tcW w:type="dxa" w:w="1361"/>
-          </w:tcPr>
-          <w:p>
-            <w:pPr>
-              <w:spacing w:after="20" w:line="252" w:lineRule="auto"/>
-            </w:pPr>
-            <w:r/>
-          </w:p>
-        </w:tc>
-        <w:tc>
-          <w:tcPr>
-            <w:tcW w:type="dxa" w:w="2608"/>
-          </w:tcPr>
-          <w:p>
-            <w:pPr>
-              <w:spacing w:after="20" w:line="252" w:lineRule="auto"/>
-            </w:pPr>
-            <w:r/>
-          </w:p>
-        </w:tc>
-        <w:tc>
-          <w:tcPr>
-            <w:tcW w:type="dxa" w:w="1814"/>
-          </w:tcPr>
-          <w:p>
-            <w:pPr>
-              <w:spacing w:after="20" w:line="252" w:lineRule="auto"/>
-            </w:pPr>
-            <w:r/>
-          </w:p>
-        </w:tc>
-        <w:tc>
-          <w:tcPr>
-            <w:tcW w:type="dxa" w:w="1020"/>
-          </w:tcPr>
-          <w:p>
-            <w:pPr>
-              <w:spacing w:after="20" w:line="252" w:lineRule="auto"/>
-            </w:pPr>
-            <w:r/>
-          </w:p>
-        </w:tc>
-        <w:tc>
-          <w:tcPr>
-            <w:tcW w:type="dxa" w:w="907"/>
-          </w:tcPr>
-          <w:p>
-            <w:pPr>
-              <w:spacing w:after="20" w:line="252" w:lineRule="auto"/>
-            </w:pPr>
-            <w:r/>
-          </w:p>
-        </w:tc>
-      </w:tr>
-      <w:tr>
-        <w:trPr>
-          <w:trHeight w:val="510" w:hRule="atLeast"/>
-        </w:trPr>
-        <w:tc>
-          <w:tcPr>
-            <w:tcW w:type="dxa" w:w="567"/>
-          </w:tcPr>
-          <w:p>
-            <w:pPr>
-              <w:spacing w:after="20" w:line="252" w:lineRule="auto"/>
-              <w:jc w:val="center"/>
-            </w:pPr>
-            <w:r/>
-            <w:r>
-              <w:rPr>
-                <w:rFonts w:ascii="맑은 고딕" w:hAnsi="맑은 고딕" w:eastAsia="맑은 고딕"/>
-                <w:b w:val="0"/>
-                <w:sz w:val="18"/>
-              </w:rPr>
-              <w:t>10</w:t>
-            </w:r>
-          </w:p>
-        </w:tc>
-        <w:tc>
-          <w:tcPr>
-            <w:tcW w:type="dxa" w:w="1361"/>
-          </w:tcPr>
-          <w:p>
-            <w:pPr>
-              <w:spacing w:after="20" w:line="252" w:lineRule="auto"/>
-            </w:pPr>
-            <w:r/>
-          </w:p>
-        </w:tc>
-        <w:tc>
-          <w:tcPr>
-            <w:tcW w:type="dxa" w:w="1361"/>
-          </w:tcPr>
-          <w:p>
-            <w:pPr>
-              <w:spacing w:after="20" w:line="252" w:lineRule="auto"/>
-            </w:pPr>
-            <w:r/>
-          </w:p>
-        </w:tc>
-        <w:tc>
-          <w:tcPr>
-            <w:tcW w:type="dxa" w:w="2608"/>
-          </w:tcPr>
-          <w:p>
-            <w:pPr>
-              <w:spacing w:after="20" w:line="252" w:lineRule="auto"/>
-            </w:pPr>
-            <w:r/>
-          </w:p>
-        </w:tc>
-        <w:tc>
-          <w:tcPr>
-            <w:tcW w:type="dxa" w:w="1814"/>
-          </w:tcPr>
-          <w:p>
-            <w:pPr>
-              <w:spacing w:after="20" w:line="252" w:lineRule="auto"/>
-            </w:pPr>
-            <w:r/>
-          </w:p>
-        </w:tc>
-        <w:tc>
-          <w:tcPr>
-            <w:tcW w:type="dxa" w:w="1020"/>
-          </w:tcPr>
-          <w:p>
-            <w:pPr>
-              <w:spacing w:after="20" w:line="252" w:lineRule="auto"/>
-            </w:pPr>
-            <w:r/>
-          </w:p>
-        </w:tc>
-        <w:tc>
-          <w:tcPr>
-            <w:tcW w:type="dxa" w:w="907"/>
-          </w:tcPr>
-          <w:p>
-            <w:pPr>
-              <w:spacing w:after="20" w:line="252" w:lineRule="auto"/>
-            </w:pPr>
-            <w:r/>
-          </w:p>
-        </w:tc>
-      </w:tr>
-      <w:tr>
-        <w:trPr>
-          <w:trHeight w:val="510" w:hRule="atLeast"/>
-        </w:trPr>
-        <w:tc>
-          <w:tcPr>
-            <w:tcW w:type="dxa" w:w="567"/>
-          </w:tcPr>
-          <w:p>
-            <w:pPr>
-              <w:spacing w:after="20" w:line="252" w:lineRule="auto"/>
-              <w:jc w:val="center"/>
-            </w:pPr>
-            <w:r/>
-            <w:r>
-              <w:rPr>
-                <w:rFonts w:ascii="맑은 고딕" w:hAnsi="맑은 고딕" w:eastAsia="맑은 고딕"/>
-                <w:b w:val="0"/>
-                <w:sz w:val="18"/>
-              </w:rPr>
-              <w:t>11</w:t>
-            </w:r>
-          </w:p>
-        </w:tc>
-        <w:tc>
-          <w:tcPr>
-            <w:tcW w:type="dxa" w:w="1361"/>
-          </w:tcPr>
-          <w:p>
-            <w:pPr>
-              <w:spacing w:after="20" w:line="252" w:lineRule="auto"/>
-            </w:pPr>
-            <w:r/>
-          </w:p>
-        </w:tc>
-        <w:tc>
-          <w:tcPr>
-            <w:tcW w:type="dxa" w:w="1361"/>
-          </w:tcPr>
-          <w:p>
-            <w:pPr>
-              <w:spacing w:after="20" w:line="252" w:lineRule="auto"/>
-            </w:pPr>
-            <w:r/>
-          </w:p>
-        </w:tc>
-        <w:tc>
-          <w:tcPr>
-            <w:tcW w:type="dxa" w:w="2608"/>
-          </w:tcPr>
-          <w:p>
-            <w:pPr>
-              <w:spacing w:after="20" w:line="252" w:lineRule="auto"/>
-            </w:pPr>
-            <w:r/>
-          </w:p>
-        </w:tc>
-        <w:tc>
-          <w:tcPr>
-            <w:tcW w:type="dxa" w:w="1814"/>
-          </w:tcPr>
-          <w:p>
-            <w:pPr>
-              <w:spacing w:after="20" w:line="252" w:lineRule="auto"/>
-            </w:pPr>
-            <w:r/>
-          </w:p>
-        </w:tc>
-        <w:tc>
-          <w:tcPr>
-            <w:tcW w:type="dxa" w:w="1020"/>
-          </w:tcPr>
-          <w:p>
-            <w:pPr>
-              <w:spacing w:after="20" w:line="252" w:lineRule="auto"/>
-            </w:pPr>
-            <w:r/>
-          </w:p>
-        </w:tc>
-        <w:tc>
-          <w:tcPr>
-            <w:tcW w:type="dxa" w:w="907"/>
-          </w:tcPr>
-          <w:p>
-            <w:pPr>
-              <w:spacing w:after="20" w:line="252" w:lineRule="auto"/>
-            </w:pPr>
-            <w:r/>
-          </w:p>
-        </w:tc>
-      </w:tr>
-      <w:tr>
-        <w:trPr>
-          <w:trHeight w:val="510" w:hRule="atLeast"/>
-        </w:trPr>
-        <w:tc>
-          <w:tcPr>
-            <w:tcW w:type="dxa" w:w="567"/>
-          </w:tcPr>
-          <w:p>
-            <w:pPr>
-              <w:spacing w:after="20" w:line="252" w:lineRule="auto"/>
-              <w:jc w:val="center"/>
-            </w:pPr>
-            <w:r/>
-            <w:r>
-              <w:rPr>
-                <w:rFonts w:ascii="맑은 고딕" w:hAnsi="맑은 고딕" w:eastAsia="맑은 고딕"/>
-                <w:b w:val="0"/>
-                <w:sz w:val="18"/>
-              </w:rPr>
-              <w:t>12</w:t>
-            </w:r>
-          </w:p>
-        </w:tc>
-        <w:tc>
-          <w:tcPr>
-            <w:tcW w:type="dxa" w:w="1361"/>
-          </w:tcPr>
-          <w:p>
-            <w:pPr>
-              <w:spacing w:after="20" w:line="252" w:lineRule="auto"/>
-            </w:pPr>
-            <w:r/>
-          </w:p>
-        </w:tc>
-        <w:tc>
-          <w:tcPr>
-            <w:tcW w:type="dxa" w:w="1361"/>
-          </w:tcPr>
-          <w:p>
-            <w:pPr>
-              <w:spacing w:after="20" w:line="252" w:lineRule="auto"/>
-            </w:pPr>
-            <w:r/>
-          </w:p>
-        </w:tc>
-        <w:tc>
-          <w:tcPr>
-            <w:tcW w:type="dxa" w:w="2608"/>
-          </w:tcPr>
-          <w:p>
-            <w:pPr>
-              <w:spacing w:after="20" w:line="252" w:lineRule="auto"/>
-            </w:pPr>
-            <w:r/>
-          </w:p>
-        </w:tc>
-        <w:tc>
-          <w:tcPr>
-            <w:tcW w:type="dxa" w:w="1814"/>
-          </w:tcPr>
-          <w:p>
-            <w:pPr>
-              <w:spacing w:after="20" w:line="252" w:lineRule="auto"/>
-            </w:pPr>
-            <w:r/>
-          </w:p>
-        </w:tc>
-        <w:tc>
-          <w:tcPr>
-            <w:tcW w:type="dxa" w:w="1020"/>
-          </w:tcPr>
-          <w:p>
-            <w:pPr>
-              <w:spacing w:after="20" w:line="252" w:lineRule="auto"/>
-            </w:pPr>
-            <w:r/>
-          </w:p>
-        </w:tc>
-        <w:tc>
-          <w:tcPr>
-            <w:tcW w:type="dxa" w:w="907"/>
-          </w:tcPr>
-          <w:p>
-            <w:pPr>
-              <w:spacing w:after="20" w:line="252" w:lineRule="auto"/>
-            </w:pPr>
-            <w:r/>
-          </w:p>
-        </w:tc>
-      </w:tr>
-      <w:tr>
-        <w:trPr>
-          <w:trHeight w:val="510" w:hRule="atLeast"/>
-        </w:trPr>
-        <w:tc>
-          <w:tcPr>
-            <w:tcW w:type="dxa" w:w="567"/>
-          </w:tcPr>
-          <w:p>
-            <w:pPr>
-              <w:spacing w:after="20" w:line="252" w:lineRule="auto"/>
-              <w:jc w:val="center"/>
-            </w:pPr>
-            <w:r/>
-            <w:r>
-              <w:rPr>
-                <w:rFonts w:ascii="맑은 고딕" w:hAnsi="맑은 고딕" w:eastAsia="맑은 고딕"/>
-                <w:b w:val="0"/>
-                <w:sz w:val="18"/>
-              </w:rPr>
-              <w:t>13</w:t>
-            </w:r>
-          </w:p>
-        </w:tc>
-        <w:tc>
-          <w:tcPr>
-            <w:tcW w:type="dxa" w:w="1361"/>
-          </w:tcPr>
-          <w:p>
-            <w:pPr>
-              <w:spacing w:after="20" w:line="252" w:lineRule="auto"/>
-            </w:pPr>
-            <w:r/>
-          </w:p>
-        </w:tc>
-        <w:tc>
-          <w:tcPr>
-            <w:tcW w:type="dxa" w:w="1361"/>
-          </w:tcPr>
-          <w:p>
-            <w:pPr>
-              <w:spacing w:after="20" w:line="252" w:lineRule="auto"/>
-            </w:pPr>
-            <w:r/>
-          </w:p>
-        </w:tc>
-        <w:tc>
-          <w:tcPr>
-            <w:tcW w:type="dxa" w:w="2608"/>
-          </w:tcPr>
-          <w:p>
-            <w:pPr>
-              <w:spacing w:after="20" w:line="252" w:lineRule="auto"/>
-            </w:pPr>
-            <w:r/>
-          </w:p>
-        </w:tc>
-        <w:tc>
-          <w:tcPr>
-            <w:tcW w:type="dxa" w:w="1814"/>
-          </w:tcPr>
-          <w:p>
-            <w:pPr>
-              <w:spacing w:after="20" w:line="252" w:lineRule="auto"/>
-            </w:pPr>
-            <w:r/>
-          </w:p>
-        </w:tc>
-        <w:tc>
-          <w:tcPr>
-            <w:tcW w:type="dxa" w:w="1020"/>
-          </w:tcPr>
-          <w:p>
-            <w:pPr>
-              <w:spacing w:after="20" w:line="252" w:lineRule="auto"/>
-            </w:pPr>
-            <w:r/>
-          </w:p>
-        </w:tc>
-        <w:tc>
-          <w:tcPr>
-            <w:tcW w:type="dxa" w:w="907"/>
-          </w:tcPr>
-          <w:p>
-            <w:pPr>
-              <w:spacing w:after="20" w:line="252" w:lineRule="auto"/>
-            </w:pPr>
-            <w:r/>
-          </w:p>
-        </w:tc>
-      </w:tr>
-      <w:tr>
-        <w:trPr>
-          <w:trHeight w:val="510" w:hRule="atLeast"/>
-        </w:trPr>
-        <w:tc>
-          <w:tcPr>
-            <w:tcW w:type="dxa" w:w="567"/>
-          </w:tcPr>
-          <w:p>
-            <w:pPr>
-              <w:spacing w:after="20" w:line="252" w:lineRule="auto"/>
-              <w:jc w:val="center"/>
-            </w:pPr>
-            <w:r/>
-            <w:r>
-              <w:rPr>
-                <w:rFonts w:ascii="맑은 고딕" w:hAnsi="맑은 고딕" w:eastAsia="맑은 고딕"/>
-                <w:b w:val="0"/>
-                <w:sz w:val="18"/>
-              </w:rPr>
-              <w:t>14</w:t>
-            </w:r>
-          </w:p>
-        </w:tc>
-        <w:tc>
-          <w:tcPr>
-            <w:tcW w:type="dxa" w:w="1361"/>
-          </w:tcPr>
-          <w:p>
-            <w:pPr>
-              <w:spacing w:after="20" w:line="252" w:lineRule="auto"/>
-            </w:pPr>
-            <w:r/>
-          </w:p>
-        </w:tc>
-        <w:tc>
-          <w:tcPr>
-            <w:tcW w:type="dxa" w:w="1361"/>
-          </w:tcPr>
-          <w:p>
-            <w:pPr>
-              <w:spacing w:after="20" w:line="252" w:lineRule="auto"/>
-            </w:pPr>
-            <w:r/>
-          </w:p>
-        </w:tc>
-        <w:tc>
-          <w:tcPr>
-            <w:tcW w:type="dxa" w:w="2608"/>
-          </w:tcPr>
-          <w:p>
-            <w:pPr>
-              <w:spacing w:after="20" w:line="252" w:lineRule="auto"/>
-            </w:pPr>
-            <w:r/>
-          </w:p>
-        </w:tc>
-        <w:tc>
-          <w:tcPr>
-            <w:tcW w:type="dxa" w:w="1814"/>
-          </w:tcPr>
-          <w:p>
-            <w:pPr>
-              <w:spacing w:after="20" w:line="252" w:lineRule="auto"/>
-            </w:pPr>
-            <w:r/>
-          </w:p>
-        </w:tc>
-        <w:tc>
-          <w:tcPr>
-            <w:tcW w:type="dxa" w:w="1020"/>
-          </w:tcPr>
-          <w:p>
-            <w:pPr>
-              <w:spacing w:after="20" w:line="252" w:lineRule="auto"/>
-            </w:pPr>
-            <w:r/>
-          </w:p>
-        </w:tc>
-        <w:tc>
-          <w:tcPr>
-            <w:tcW w:type="dxa" w:w="907"/>
-          </w:tcPr>
-          <w:p>
-            <w:pPr>
-              <w:spacing w:after="20" w:line="252" w:lineRule="auto"/>
-            </w:pPr>
-            <w:r/>
-          </w:p>
-        </w:tc>
-      </w:tr>
-      <w:tr>
-        <w:trPr>
-          <w:trHeight w:val="510" w:hRule="atLeast"/>
-        </w:trPr>
-        <w:tc>
-          <w:tcPr>
-            <w:tcW w:type="dxa" w:w="567"/>
-          </w:tcPr>
-          <w:p>
-            <w:pPr>
-              <w:spacing w:after="20" w:line="252" w:lineRule="auto"/>
-              <w:jc w:val="center"/>
-            </w:pPr>
-            <w:r/>
-            <w:r>
-              <w:rPr>
-                <w:rFonts w:ascii="맑은 고딕" w:hAnsi="맑은 고딕" w:eastAsia="맑은 고딕"/>
-                <w:b w:val="0"/>
-                <w:sz w:val="18"/>
-              </w:rPr>
-              <w:t>15</w:t>
-            </w:r>
-          </w:p>
-        </w:tc>
-        <w:tc>
-          <w:tcPr>
-            <w:tcW w:type="dxa" w:w="1361"/>
-          </w:tcPr>
-          <w:p>
-            <w:pPr>
-              <w:spacing w:after="20" w:line="252" w:lineRule="auto"/>
-            </w:pPr>
-            <w:r/>
-          </w:p>
-        </w:tc>
-        <w:tc>
-          <w:tcPr>
-            <w:tcW w:type="dxa" w:w="1361"/>
-          </w:tcPr>
-          <w:p>
-            <w:pPr>
-              <w:spacing w:after="20" w:line="252" w:lineRule="auto"/>
-            </w:pPr>
-            <w:r/>
-          </w:p>
-        </w:tc>
-        <w:tc>
-          <w:tcPr>
-            <w:tcW w:type="dxa" w:w="2608"/>
-          </w:tcPr>
-          <w:p>
-            <w:pPr>
-              <w:spacing w:after="20" w:line="252" w:lineRule="auto"/>
-            </w:pPr>
-            <w:r/>
-          </w:p>
-        </w:tc>
-        <w:tc>
-          <w:tcPr>
-            <w:tcW w:type="dxa" w:w="1814"/>
-          </w:tcPr>
-          <w:p>
-            <w:pPr>
-              <w:spacing w:after="20" w:line="252" w:lineRule="auto"/>
-            </w:pPr>
-            <w:r/>
-          </w:p>
-        </w:tc>
-        <w:tc>
-          <w:tcPr>
-            <w:tcW w:type="dxa" w:w="1020"/>
-          </w:tcPr>
-          <w:p>
-            <w:pPr>
-              <w:spacing w:after="20" w:line="252" w:lineRule="auto"/>
-            </w:pPr>
-            <w:r/>
-          </w:p>
-        </w:tc>
-        <w:tc>
-          <w:tcPr>
-            <w:tcW w:type="dxa" w:w="907"/>
-          </w:tcPr>
-          <w:p>
-            <w:pPr>
-              <w:spacing w:after="20" w:line="252" w:lineRule="auto"/>
-            </w:pPr>
-            <w:r/>
-          </w:p>
-        </w:tc>
-      </w:tr>
-    </w:tbl>
-    <w:p>
-      <w:pPr>
-        <w:spacing w:after="40"/>
-      </w:pPr>
-    </w:p>
     <w:sectPr>
-      <w:pgSz w:w="11906" w:h="16838"/>
-      <w:pgMar w:top="1134" w:right="1134" w:bottom="1020" w:left="1134" w:header="720" w:footer="720" w:gutter="0"/>
+      <w:pgSz w:w="16838" w:h="11906" w:orient="landscape"/>
+      <w:pgMar w:top="850" w:right="850" w:bottom="850" w:left="850" w:header="720" w:footer="720" w:gutter="0"/>
       <w:cols w:space="720"/>
       <w:docGrid w:linePitch="360"/>
     </w:sectPr>

--- a/deliverables/2026_산자부_연구노트_D2O_최종본.docx
+++ b/deliverables/2026_산자부_연구노트_D2O_최종본.docx
@@ -503,16 +503,7 @@
                 <w:b w:val="0"/>
                 <w:sz w:val="20"/>
               </w:rPr>
-              <w:t xml:space="preserve">2026. 5. 1. ~ </w:t>
-            </w:r>
-            <w:r>
-              <w:rPr>
-                <w:rFonts w:ascii="맑은 고딕" w:hAnsi="맑은 고딕" w:eastAsia="맑은 고딕"/>
-                <w:b w:val="0"/>
-                <w:color w:val="C00000"/>
-                <w:sz w:val="20"/>
-              </w:rPr>
-              <w:t>〔        〕</w:t>
+              <w:t>2026. 5. 1. ~</w:t>
             </w:r>
           </w:p>
         </w:tc>
@@ -1150,24 +1141,7 @@
           <w:b w:val="0"/>
           <w:sz w:val="19"/>
         </w:rPr>
-        <w:t xml:space="preserve">• 수치는 측정값 그대로 적고, 계획값은 '(계획)'으로 구분한다. 빨간색 </w:t>
-      </w:r>
-      <w:r>
-        <w:rPr>
-          <w:rFonts w:ascii="맑은 고딕" w:hAnsi="맑은 고딕" w:eastAsia="맑은 고딕"/>
-          <w:b w:val="0"/>
-          <w:color w:val="C00000"/>
-          <w:sz w:val="19"/>
-        </w:rPr>
-        <w:t>〔 〕</w:t>
-      </w:r>
-      <w:r>
-        <w:rPr>
-          <w:rFonts w:ascii="맑은 고딕" w:hAnsi="맑은 고딕" w:eastAsia="맑은 고딕"/>
-          <w:b w:val="0"/>
-          <w:sz w:val="19"/>
-        </w:rPr>
-        <w:t xml:space="preserve"> 항목은 확인·측정 후 기재한다.</w:t>
+        <w:t>• 수치는 측정값 그대로 적고, 계획값은 '(계획)'으로 구분한다. 빈칸은 확인·측정 후 기재한다.</w:t>
       </w:r>
     </w:p>
     <w:p>
@@ -13959,118 +13933,7 @@
           <w:b w:val="0"/>
           <w:sz w:val="18"/>
         </w:rPr>
-        <w:t xml:space="preserve">기간: 2026. </w:t>
-      </w:r>
-      <w:r>
-        <w:rPr>
-          <w:rFonts w:ascii="맑은 고딕" w:hAnsi="맑은 고딕" w:eastAsia="맑은 고딕"/>
-          <w:b w:val="0"/>
-          <w:color w:val="C00000"/>
-          <w:sz w:val="18"/>
-        </w:rPr>
-        <w:t>〔  〕</w:t>
-      </w:r>
-      <w:r>
-        <w:rPr>
-          <w:rFonts w:ascii="맑은 고딕" w:hAnsi="맑은 고딕" w:eastAsia="맑은 고딕"/>
-          <w:b w:val="0"/>
-          <w:sz w:val="18"/>
-        </w:rPr>
-        <w:t xml:space="preserve">. </w:t>
-      </w:r>
-      <w:r>
-        <w:rPr>
-          <w:rFonts w:ascii="맑은 고딕" w:hAnsi="맑은 고딕" w:eastAsia="맑은 고딕"/>
-          <w:b w:val="0"/>
-          <w:color w:val="C00000"/>
-          <w:sz w:val="18"/>
-        </w:rPr>
-        <w:t>〔  〕</w:t>
-      </w:r>
-      <w:r>
-        <w:rPr>
-          <w:rFonts w:ascii="맑은 고딕" w:hAnsi="맑은 고딕" w:eastAsia="맑은 고딕"/>
-          <w:b w:val="0"/>
-          <w:sz w:val="18"/>
-        </w:rPr>
-        <w:t xml:space="preserve">. ~ </w:t>
-      </w:r>
-      <w:r>
-        <w:rPr>
-          <w:rFonts w:ascii="맑은 고딕" w:hAnsi="맑은 고딕" w:eastAsia="맑은 고딕"/>
-          <w:b w:val="0"/>
-          <w:color w:val="C00000"/>
-          <w:sz w:val="18"/>
-        </w:rPr>
-        <w:t>〔  〕</w:t>
-      </w:r>
-      <w:r>
-        <w:rPr>
-          <w:rFonts w:ascii="맑은 고딕" w:hAnsi="맑은 고딕" w:eastAsia="맑은 고딕"/>
-          <w:b w:val="0"/>
-          <w:sz w:val="18"/>
-        </w:rPr>
-        <w:t xml:space="preserve">. </w:t>
-      </w:r>
-      <w:r>
-        <w:rPr>
-          <w:rFonts w:ascii="맑은 고딕" w:hAnsi="맑은 고딕" w:eastAsia="맑은 고딕"/>
-          <w:b w:val="0"/>
-          <w:color w:val="C00000"/>
-          <w:sz w:val="18"/>
-        </w:rPr>
-        <w:t>〔  〕</w:t>
-      </w:r>
-      <w:r>
-        <w:rPr>
-          <w:rFonts w:ascii="맑은 고딕" w:hAnsi="맑은 고딕" w:eastAsia="맑은 고딕"/>
-          <w:b w:val="0"/>
-          <w:sz w:val="18"/>
-        </w:rPr>
-        <w:t xml:space="preserve">.     우군: 착유우 </w:t>
-      </w:r>
-      <w:r>
-        <w:rPr>
-          <w:rFonts w:ascii="맑은 고딕" w:hAnsi="맑은 고딕" w:eastAsia="맑은 고딕"/>
-          <w:b w:val="0"/>
-          <w:color w:val="C00000"/>
-          <w:sz w:val="18"/>
-        </w:rPr>
-        <w:t>〔  〕</w:t>
-      </w:r>
-      <w:r>
-        <w:rPr>
-          <w:rFonts w:ascii="맑은 고딕" w:hAnsi="맑은 고딕" w:eastAsia="맑은 고딕"/>
-          <w:b w:val="0"/>
-          <w:sz w:val="18"/>
-        </w:rPr>
-        <w:t xml:space="preserve">두 / 건유·육성우 </w:t>
-      </w:r>
-      <w:r>
-        <w:rPr>
-          <w:rFonts w:ascii="맑은 고딕" w:hAnsi="맑은 고딕" w:eastAsia="맑은 고딕"/>
-          <w:b w:val="0"/>
-          <w:color w:val="C00000"/>
-          <w:sz w:val="18"/>
-        </w:rPr>
-        <w:t>〔  〕</w:t>
-      </w:r>
-      <w:r>
-        <w:rPr>
-          <w:rFonts w:ascii="맑은 고딕" w:hAnsi="맑은 고딕" w:eastAsia="맑은 고딕"/>
-          <w:b w:val="0"/>
-          <w:sz w:val="18"/>
-        </w:rPr>
-        <w:t xml:space="preserve">두     장비: 대동 DK600(56 HP) + 로터리     쪽번호: </w:t>
-      </w:r>
-      <w:r>
-        <w:rPr>
-          <w:rFonts w:ascii="맑은 고딕" w:hAnsi="맑은 고딕" w:eastAsia="맑은 고딕"/>
-          <w:b w:val="0"/>
-          <w:color w:val="C00000"/>
-          <w:sz w:val="18"/>
-        </w:rPr>
-        <w:t>〔  〕</w:t>
+        <w:t>기간:                                    우군:                                    장비:                                    쪽번호:</w:t>
       </w:r>
     </w:p>
     <w:tbl>
@@ -14449,14 +14312,6 @@
               <w:spacing w:after="20" w:line="252" w:lineRule="auto"/>
             </w:pPr>
             <w:r/>
-            <w:r>
-              <w:rPr>
-                <w:rFonts w:ascii="맑은 고딕" w:hAnsi="맑은 고딕" w:eastAsia="맑은 고딕"/>
-                <w:b w:val="0"/>
-                <w:sz w:val="16"/>
-              </w:rPr>
-              <w:t xml:space="preserve"> /  (  )</w:t>
-            </w:r>
           </w:p>
         </w:tc>
         <w:tc>
@@ -14469,14 +14324,6 @@
               <w:jc w:val="center"/>
             </w:pPr>
             <w:r/>
-            <w:r>
-              <w:rPr>
-                <w:rFonts w:ascii="맑은 고딕" w:hAnsi="맑은 고딕" w:eastAsia="맑은 고딕"/>
-                <w:b w:val="0"/>
-                <w:sz w:val="16"/>
-              </w:rPr>
-              <w:t>아침</w:t>
-            </w:r>
           </w:p>
         </w:tc>
         <w:tc>
@@ -14488,14 +14335,6 @@
               <w:spacing w:after="20" w:line="252" w:lineRule="auto"/>
             </w:pPr>
             <w:r/>
-            <w:r>
-              <w:rPr>
-                <w:rFonts w:ascii="맑은 고딕" w:hAnsi="맑은 고딕" w:eastAsia="맑은 고딕"/>
-                <w:b w:val="0"/>
-                <w:sz w:val="16"/>
-              </w:rPr>
-              <w:t xml:space="preserve">  :  ~  :  </w:t>
-            </w:r>
           </w:p>
         </w:tc>
         <w:tc>
@@ -14519,14 +14358,6 @@
               <w:jc w:val="center"/>
             </w:pPr>
             <w:r/>
-            <w:r>
-              <w:rPr>
-                <w:rFonts w:ascii="맑은 고딕" w:hAnsi="맑은 고딕" w:eastAsia="맑은 고딕"/>
-                <w:b w:val="0"/>
-                <w:sz w:val="16"/>
-              </w:rPr>
-              <w:t>☐</w:t>
-            </w:r>
           </w:p>
         </w:tc>
         <w:tc>
@@ -14549,14 +14380,6 @@
               <w:spacing w:after="20" w:line="252" w:lineRule="auto"/>
             </w:pPr>
             <w:r/>
-            <w:r>
-              <w:rPr>
-                <w:rFonts w:ascii="맑은 고딕" w:hAnsi="맑은 고딕" w:eastAsia="맑은 고딕"/>
-                <w:b w:val="0"/>
-                <w:sz w:val="16"/>
-              </w:rPr>
-              <w:t xml:space="preserve">  /  </w:t>
-            </w:r>
           </w:p>
         </w:tc>
         <w:tc>
@@ -14568,14 +14391,6 @@
               <w:spacing w:after="20" w:line="252" w:lineRule="auto"/>
             </w:pPr>
             <w:r/>
-            <w:r>
-              <w:rPr>
-                <w:rFonts w:ascii="맑은 고딕" w:hAnsi="맑은 고딕" w:eastAsia="맑은 고딕"/>
-                <w:b w:val="0"/>
-                <w:sz w:val="16"/>
-              </w:rPr>
-              <w:t xml:space="preserve">  /  </w:t>
-            </w:r>
           </w:p>
         </w:tc>
         <w:tc>
@@ -14598,14 +14413,6 @@
               <w:spacing w:after="20" w:line="252" w:lineRule="auto"/>
             </w:pPr>
             <w:r/>
-            <w:r>
-              <w:rPr>
-                <w:rFonts w:ascii="맑은 고딕" w:hAnsi="맑은 고딕" w:eastAsia="맑은 고딕"/>
-                <w:b w:val="0"/>
-                <w:sz w:val="16"/>
-              </w:rPr>
-              <w:t xml:space="preserve">  /  </w:t>
-            </w:r>
           </w:p>
         </w:tc>
         <w:tc>
@@ -14656,14 +14463,6 @@
               <w:jc w:val="center"/>
             </w:pPr>
             <w:r/>
-            <w:r>
-              <w:rPr>
-                <w:rFonts w:ascii="맑은 고딕" w:hAnsi="맑은 고딕" w:eastAsia="맑은 고딕"/>
-                <w:b w:val="0"/>
-                <w:sz w:val="16"/>
-              </w:rPr>
-              <w:t>저녁</w:t>
-            </w:r>
           </w:p>
         </w:tc>
         <w:tc>
@@ -14675,14 +14474,6 @@
               <w:spacing w:after="20" w:line="252" w:lineRule="auto"/>
             </w:pPr>
             <w:r/>
-            <w:r>
-              <w:rPr>
-                <w:rFonts w:ascii="맑은 고딕" w:hAnsi="맑은 고딕" w:eastAsia="맑은 고딕"/>
-                <w:b w:val="0"/>
-                <w:sz w:val="16"/>
-              </w:rPr>
-              <w:t xml:space="preserve">  :  ~  :  </w:t>
-            </w:r>
           </w:p>
         </w:tc>
         <w:tc>
@@ -14706,14 +14497,6 @@
               <w:jc w:val="center"/>
             </w:pPr>
             <w:r/>
-            <w:r>
-              <w:rPr>
-                <w:rFonts w:ascii="맑은 고딕" w:hAnsi="맑은 고딕" w:eastAsia="맑은 고딕"/>
-                <w:b w:val="0"/>
-                <w:sz w:val="16"/>
-              </w:rPr>
-              <w:t>☐</w:t>
-            </w:r>
           </w:p>
         </w:tc>
         <w:tc>
@@ -14736,14 +14519,6 @@
               <w:spacing w:after="20" w:line="252" w:lineRule="auto"/>
             </w:pPr>
             <w:r/>
-            <w:r>
-              <w:rPr>
-                <w:rFonts w:ascii="맑은 고딕" w:hAnsi="맑은 고딕" w:eastAsia="맑은 고딕"/>
-                <w:b w:val="0"/>
-                <w:sz w:val="16"/>
-              </w:rPr>
-              <w:t xml:space="preserve">  /  </w:t>
-            </w:r>
           </w:p>
         </w:tc>
         <w:tc>
@@ -14755,14 +14530,6 @@
               <w:spacing w:after="20" w:line="252" w:lineRule="auto"/>
             </w:pPr>
             <w:r/>
-            <w:r>
-              <w:rPr>
-                <w:rFonts w:ascii="맑은 고딕" w:hAnsi="맑은 고딕" w:eastAsia="맑은 고딕"/>
-                <w:b w:val="0"/>
-                <w:sz w:val="16"/>
-              </w:rPr>
-              <w:t xml:space="preserve">  /  </w:t>
-            </w:r>
           </w:p>
         </w:tc>
         <w:tc>
@@ -14785,14 +14552,6 @@
               <w:spacing w:after="20" w:line="252" w:lineRule="auto"/>
             </w:pPr>
             <w:r/>
-            <w:r>
-              <w:rPr>
-                <w:rFonts w:ascii="맑은 고딕" w:hAnsi="맑은 고딕" w:eastAsia="맑은 고딕"/>
-                <w:b w:val="0"/>
-                <w:sz w:val="16"/>
-              </w:rPr>
-              <w:t xml:space="preserve">  /  </w:t>
-            </w:r>
           </w:p>
         </w:tc>
         <w:tc>
@@ -14831,14 +14590,6 @@
               <w:spacing w:after="20" w:line="252" w:lineRule="auto"/>
             </w:pPr>
             <w:r/>
-            <w:r>
-              <w:rPr>
-                <w:rFonts w:ascii="맑은 고딕" w:hAnsi="맑은 고딕" w:eastAsia="맑은 고딕"/>
-                <w:b w:val="0"/>
-                <w:sz w:val="16"/>
-              </w:rPr>
-              <w:t xml:space="preserve"> /  (  )</w:t>
-            </w:r>
           </w:p>
         </w:tc>
         <w:tc>
@@ -14851,14 +14602,6 @@
               <w:jc w:val="center"/>
             </w:pPr>
             <w:r/>
-            <w:r>
-              <w:rPr>
-                <w:rFonts w:ascii="맑은 고딕" w:hAnsi="맑은 고딕" w:eastAsia="맑은 고딕"/>
-                <w:b w:val="0"/>
-                <w:sz w:val="16"/>
-              </w:rPr>
-              <w:t>아침</w:t>
-            </w:r>
           </w:p>
         </w:tc>
         <w:tc>
@@ -14870,14 +14613,6 @@
               <w:spacing w:after="20" w:line="252" w:lineRule="auto"/>
             </w:pPr>
             <w:r/>
-            <w:r>
-              <w:rPr>
-                <w:rFonts w:ascii="맑은 고딕" w:hAnsi="맑은 고딕" w:eastAsia="맑은 고딕"/>
-                <w:b w:val="0"/>
-                <w:sz w:val="16"/>
-              </w:rPr>
-              <w:t xml:space="preserve">  :  ~  :  </w:t>
-            </w:r>
           </w:p>
         </w:tc>
         <w:tc>
@@ -14901,14 +14636,6 @@
               <w:jc w:val="center"/>
             </w:pPr>
             <w:r/>
-            <w:r>
-              <w:rPr>
-                <w:rFonts w:ascii="맑은 고딕" w:hAnsi="맑은 고딕" w:eastAsia="맑은 고딕"/>
-                <w:b w:val="0"/>
-                <w:sz w:val="16"/>
-              </w:rPr>
-              <w:t>☐</w:t>
-            </w:r>
           </w:p>
         </w:tc>
         <w:tc>
@@ -14931,14 +14658,6 @@
               <w:spacing w:after="20" w:line="252" w:lineRule="auto"/>
             </w:pPr>
             <w:r/>
-            <w:r>
-              <w:rPr>
-                <w:rFonts w:ascii="맑은 고딕" w:hAnsi="맑은 고딕" w:eastAsia="맑은 고딕"/>
-                <w:b w:val="0"/>
-                <w:sz w:val="16"/>
-              </w:rPr>
-              <w:t xml:space="preserve">  /  </w:t>
-            </w:r>
           </w:p>
         </w:tc>
         <w:tc>
@@ -14950,14 +14669,6 @@
               <w:spacing w:after="20" w:line="252" w:lineRule="auto"/>
             </w:pPr>
             <w:r/>
-            <w:r>
-              <w:rPr>
-                <w:rFonts w:ascii="맑은 고딕" w:hAnsi="맑은 고딕" w:eastAsia="맑은 고딕"/>
-                <w:b w:val="0"/>
-                <w:sz w:val="16"/>
-              </w:rPr>
-              <w:t xml:space="preserve">  /  </w:t>
-            </w:r>
           </w:p>
         </w:tc>
         <w:tc>
@@ -14980,14 +14691,6 @@
               <w:spacing w:after="20" w:line="252" w:lineRule="auto"/>
             </w:pPr>
             <w:r/>
-            <w:r>
-              <w:rPr>
-                <w:rFonts w:ascii="맑은 고딕" w:hAnsi="맑은 고딕" w:eastAsia="맑은 고딕"/>
-                <w:b w:val="0"/>
-                <w:sz w:val="16"/>
-              </w:rPr>
-              <w:t xml:space="preserve">  /  </w:t>
-            </w:r>
           </w:p>
         </w:tc>
         <w:tc>
@@ -15038,14 +14741,6 @@
               <w:jc w:val="center"/>
             </w:pPr>
             <w:r/>
-            <w:r>
-              <w:rPr>
-                <w:rFonts w:ascii="맑은 고딕" w:hAnsi="맑은 고딕" w:eastAsia="맑은 고딕"/>
-                <w:b w:val="0"/>
-                <w:sz w:val="16"/>
-              </w:rPr>
-              <w:t>저녁</w:t>
-            </w:r>
           </w:p>
         </w:tc>
         <w:tc>
@@ -15057,14 +14752,6 @@
               <w:spacing w:after="20" w:line="252" w:lineRule="auto"/>
             </w:pPr>
             <w:r/>
-            <w:r>
-              <w:rPr>
-                <w:rFonts w:ascii="맑은 고딕" w:hAnsi="맑은 고딕" w:eastAsia="맑은 고딕"/>
-                <w:b w:val="0"/>
-                <w:sz w:val="16"/>
-              </w:rPr>
-              <w:t xml:space="preserve">  :  ~  :  </w:t>
-            </w:r>
           </w:p>
         </w:tc>
         <w:tc>
@@ -15088,14 +14775,6 @@
               <w:jc w:val="center"/>
             </w:pPr>
             <w:r/>
-            <w:r>
-              <w:rPr>
-                <w:rFonts w:ascii="맑은 고딕" w:hAnsi="맑은 고딕" w:eastAsia="맑은 고딕"/>
-                <w:b w:val="0"/>
-                <w:sz w:val="16"/>
-              </w:rPr>
-              <w:t>☐</w:t>
-            </w:r>
           </w:p>
         </w:tc>
         <w:tc>
@@ -15118,14 +14797,6 @@
               <w:spacing w:after="20" w:line="252" w:lineRule="auto"/>
             </w:pPr>
             <w:r/>
-            <w:r>
-              <w:rPr>
-                <w:rFonts w:ascii="맑은 고딕" w:hAnsi="맑은 고딕" w:eastAsia="맑은 고딕"/>
-                <w:b w:val="0"/>
-                <w:sz w:val="16"/>
-              </w:rPr>
-              <w:t xml:space="preserve">  /  </w:t>
-            </w:r>
           </w:p>
         </w:tc>
         <w:tc>
@@ -15137,14 +14808,6 @@
               <w:spacing w:after="20" w:line="252" w:lineRule="auto"/>
             </w:pPr>
             <w:r/>
-            <w:r>
-              <w:rPr>
-                <w:rFonts w:ascii="맑은 고딕" w:hAnsi="맑은 고딕" w:eastAsia="맑은 고딕"/>
-                <w:b w:val="0"/>
-                <w:sz w:val="16"/>
-              </w:rPr>
-              <w:t xml:space="preserve">  /  </w:t>
-            </w:r>
           </w:p>
         </w:tc>
         <w:tc>
@@ -15167,14 +14830,6 @@
               <w:spacing w:after="20" w:line="252" w:lineRule="auto"/>
             </w:pPr>
             <w:r/>
-            <w:r>
-              <w:rPr>
-                <w:rFonts w:ascii="맑은 고딕" w:hAnsi="맑은 고딕" w:eastAsia="맑은 고딕"/>
-                <w:b w:val="0"/>
-                <w:sz w:val="16"/>
-              </w:rPr>
-              <w:t xml:space="preserve">  /  </w:t>
-            </w:r>
           </w:p>
         </w:tc>
         <w:tc>
@@ -15213,14 +14868,6 @@
               <w:spacing w:after="20" w:line="252" w:lineRule="auto"/>
             </w:pPr>
             <w:r/>
-            <w:r>
-              <w:rPr>
-                <w:rFonts w:ascii="맑은 고딕" w:hAnsi="맑은 고딕" w:eastAsia="맑은 고딕"/>
-                <w:b w:val="0"/>
-                <w:sz w:val="16"/>
-              </w:rPr>
-              <w:t xml:space="preserve"> /  (  )</w:t>
-            </w:r>
           </w:p>
         </w:tc>
         <w:tc>
@@ -15233,14 +14880,6 @@
               <w:jc w:val="center"/>
             </w:pPr>
             <w:r/>
-            <w:r>
-              <w:rPr>
-                <w:rFonts w:ascii="맑은 고딕" w:hAnsi="맑은 고딕" w:eastAsia="맑은 고딕"/>
-                <w:b w:val="0"/>
-                <w:sz w:val="16"/>
-              </w:rPr>
-              <w:t>아침</w:t>
-            </w:r>
           </w:p>
         </w:tc>
         <w:tc>
@@ -15252,14 +14891,6 @@
               <w:spacing w:after="20" w:line="252" w:lineRule="auto"/>
             </w:pPr>
             <w:r/>
-            <w:r>
-              <w:rPr>
-                <w:rFonts w:ascii="맑은 고딕" w:hAnsi="맑은 고딕" w:eastAsia="맑은 고딕"/>
-                <w:b w:val="0"/>
-                <w:sz w:val="16"/>
-              </w:rPr>
-              <w:t xml:space="preserve">  :  ~  :  </w:t>
-            </w:r>
           </w:p>
         </w:tc>
         <w:tc>
@@ -15283,14 +14914,6 @@
               <w:jc w:val="center"/>
             </w:pPr>
             <w:r/>
-            <w:r>
-              <w:rPr>
-                <w:rFonts w:ascii="맑은 고딕" w:hAnsi="맑은 고딕" w:eastAsia="맑은 고딕"/>
-                <w:b w:val="0"/>
-                <w:sz w:val="16"/>
-              </w:rPr>
-              <w:t>☐</w:t>
-            </w:r>
           </w:p>
         </w:tc>
         <w:tc>
@@ -15313,14 +14936,6 @@
               <w:spacing w:after="20" w:line="252" w:lineRule="auto"/>
             </w:pPr>
             <w:r/>
-            <w:r>
-              <w:rPr>
-                <w:rFonts w:ascii="맑은 고딕" w:hAnsi="맑은 고딕" w:eastAsia="맑은 고딕"/>
-                <w:b w:val="0"/>
-                <w:sz w:val="16"/>
-              </w:rPr>
-              <w:t xml:space="preserve">  /  </w:t>
-            </w:r>
           </w:p>
         </w:tc>
         <w:tc>
@@ -15332,14 +14947,6 @@
               <w:spacing w:after="20" w:line="252" w:lineRule="auto"/>
             </w:pPr>
             <w:r/>
-            <w:r>
-              <w:rPr>
-                <w:rFonts w:ascii="맑은 고딕" w:hAnsi="맑은 고딕" w:eastAsia="맑은 고딕"/>
-                <w:b w:val="0"/>
-                <w:sz w:val="16"/>
-              </w:rPr>
-              <w:t xml:space="preserve">  /  </w:t>
-            </w:r>
           </w:p>
         </w:tc>
         <w:tc>
@@ -15362,14 +14969,6 @@
               <w:spacing w:after="20" w:line="252" w:lineRule="auto"/>
             </w:pPr>
             <w:r/>
-            <w:r>
-              <w:rPr>
-                <w:rFonts w:ascii="맑은 고딕" w:hAnsi="맑은 고딕" w:eastAsia="맑은 고딕"/>
-                <w:b w:val="0"/>
-                <w:sz w:val="16"/>
-              </w:rPr>
-              <w:t xml:space="preserve">  /  </w:t>
-            </w:r>
           </w:p>
         </w:tc>
         <w:tc>
@@ -15420,14 +15019,6 @@
               <w:jc w:val="center"/>
             </w:pPr>
             <w:r/>
-            <w:r>
-              <w:rPr>
-                <w:rFonts w:ascii="맑은 고딕" w:hAnsi="맑은 고딕" w:eastAsia="맑은 고딕"/>
-                <w:b w:val="0"/>
-                <w:sz w:val="16"/>
-              </w:rPr>
-              <w:t>저녁</w:t>
-            </w:r>
           </w:p>
         </w:tc>
         <w:tc>
@@ -15439,14 +15030,6 @@
               <w:spacing w:after="20" w:line="252" w:lineRule="auto"/>
             </w:pPr>
             <w:r/>
-            <w:r>
-              <w:rPr>
-                <w:rFonts w:ascii="맑은 고딕" w:hAnsi="맑은 고딕" w:eastAsia="맑은 고딕"/>
-                <w:b w:val="0"/>
-                <w:sz w:val="16"/>
-              </w:rPr>
-              <w:t xml:space="preserve">  :  ~  :  </w:t>
-            </w:r>
           </w:p>
         </w:tc>
         <w:tc>
@@ -15470,14 +15053,6 @@
               <w:jc w:val="center"/>
             </w:pPr>
             <w:r/>
-            <w:r>
-              <w:rPr>
-                <w:rFonts w:ascii="맑은 고딕" w:hAnsi="맑은 고딕" w:eastAsia="맑은 고딕"/>
-                <w:b w:val="0"/>
-                <w:sz w:val="16"/>
-              </w:rPr>
-              <w:t>☐</w:t>
-            </w:r>
           </w:p>
         </w:tc>
         <w:tc>
@@ -15500,14 +15075,6 @@
               <w:spacing w:after="20" w:line="252" w:lineRule="auto"/>
             </w:pPr>
             <w:r/>
-            <w:r>
-              <w:rPr>
-                <w:rFonts w:ascii="맑은 고딕" w:hAnsi="맑은 고딕" w:eastAsia="맑은 고딕"/>
-                <w:b w:val="0"/>
-                <w:sz w:val="16"/>
-              </w:rPr>
-              <w:t xml:space="preserve">  /  </w:t>
-            </w:r>
           </w:p>
         </w:tc>
         <w:tc>
@@ -15519,14 +15086,6 @@
               <w:spacing w:after="20" w:line="252" w:lineRule="auto"/>
             </w:pPr>
             <w:r/>
-            <w:r>
-              <w:rPr>
-                <w:rFonts w:ascii="맑은 고딕" w:hAnsi="맑은 고딕" w:eastAsia="맑은 고딕"/>
-                <w:b w:val="0"/>
-                <w:sz w:val="16"/>
-              </w:rPr>
-              <w:t xml:space="preserve">  /  </w:t>
-            </w:r>
           </w:p>
         </w:tc>
         <w:tc>
@@ -15549,14 +15108,6 @@
               <w:spacing w:after="20" w:line="252" w:lineRule="auto"/>
             </w:pPr>
             <w:r/>
-            <w:r>
-              <w:rPr>
-                <w:rFonts w:ascii="맑은 고딕" w:hAnsi="맑은 고딕" w:eastAsia="맑은 고딕"/>
-                <w:b w:val="0"/>
-                <w:sz w:val="16"/>
-              </w:rPr>
-              <w:t xml:space="preserve">  /  </w:t>
-            </w:r>
           </w:p>
         </w:tc>
         <w:tc>
@@ -15595,14 +15146,6 @@
               <w:spacing w:after="20" w:line="252" w:lineRule="auto"/>
             </w:pPr>
             <w:r/>
-            <w:r>
-              <w:rPr>
-                <w:rFonts w:ascii="맑은 고딕" w:hAnsi="맑은 고딕" w:eastAsia="맑은 고딕"/>
-                <w:b w:val="0"/>
-                <w:sz w:val="16"/>
-              </w:rPr>
-              <w:t xml:space="preserve"> /  (  )</w:t>
-            </w:r>
           </w:p>
         </w:tc>
         <w:tc>
@@ -15615,14 +15158,6 @@
               <w:jc w:val="center"/>
             </w:pPr>
             <w:r/>
-            <w:r>
-              <w:rPr>
-                <w:rFonts w:ascii="맑은 고딕" w:hAnsi="맑은 고딕" w:eastAsia="맑은 고딕"/>
-                <w:b w:val="0"/>
-                <w:sz w:val="16"/>
-              </w:rPr>
-              <w:t>아침</w:t>
-            </w:r>
           </w:p>
         </w:tc>
         <w:tc>
@@ -15634,14 +15169,6 @@
               <w:spacing w:after="20" w:line="252" w:lineRule="auto"/>
             </w:pPr>
             <w:r/>
-            <w:r>
-              <w:rPr>
-                <w:rFonts w:ascii="맑은 고딕" w:hAnsi="맑은 고딕" w:eastAsia="맑은 고딕"/>
-                <w:b w:val="0"/>
-                <w:sz w:val="16"/>
-              </w:rPr>
-              <w:t xml:space="preserve">  :  ~  :  </w:t>
-            </w:r>
           </w:p>
         </w:tc>
         <w:tc>
@@ -15665,14 +15192,6 @@
               <w:jc w:val="center"/>
             </w:pPr>
             <w:r/>
-            <w:r>
-              <w:rPr>
-                <w:rFonts w:ascii="맑은 고딕" w:hAnsi="맑은 고딕" w:eastAsia="맑은 고딕"/>
-                <w:b w:val="0"/>
-                <w:sz w:val="16"/>
-              </w:rPr>
-              <w:t>☐</w:t>
-            </w:r>
           </w:p>
         </w:tc>
         <w:tc>
@@ -15695,14 +15214,6 @@
               <w:spacing w:after="20" w:line="252" w:lineRule="auto"/>
             </w:pPr>
             <w:r/>
-            <w:r>
-              <w:rPr>
-                <w:rFonts w:ascii="맑은 고딕" w:hAnsi="맑은 고딕" w:eastAsia="맑은 고딕"/>
-                <w:b w:val="0"/>
-                <w:sz w:val="16"/>
-              </w:rPr>
-              <w:t xml:space="preserve">  /  </w:t>
-            </w:r>
           </w:p>
         </w:tc>
         <w:tc>
@@ -15714,14 +15225,6 @@
               <w:spacing w:after="20" w:line="252" w:lineRule="auto"/>
             </w:pPr>
             <w:r/>
-            <w:r>
-              <w:rPr>
-                <w:rFonts w:ascii="맑은 고딕" w:hAnsi="맑은 고딕" w:eastAsia="맑은 고딕"/>
-                <w:b w:val="0"/>
-                <w:sz w:val="16"/>
-              </w:rPr>
-              <w:t xml:space="preserve">  /  </w:t>
-            </w:r>
           </w:p>
         </w:tc>
         <w:tc>
@@ -15744,14 +15247,6 @@
               <w:spacing w:after="20" w:line="252" w:lineRule="auto"/>
             </w:pPr>
             <w:r/>
-            <w:r>
-              <w:rPr>
-                <w:rFonts w:ascii="맑은 고딕" w:hAnsi="맑은 고딕" w:eastAsia="맑은 고딕"/>
-                <w:b w:val="0"/>
-                <w:sz w:val="16"/>
-              </w:rPr>
-              <w:t xml:space="preserve">  /  </w:t>
-            </w:r>
           </w:p>
         </w:tc>
         <w:tc>
@@ -15802,14 +15297,6 @@
               <w:jc w:val="center"/>
             </w:pPr>
             <w:r/>
-            <w:r>
-              <w:rPr>
-                <w:rFonts w:ascii="맑은 고딕" w:hAnsi="맑은 고딕" w:eastAsia="맑은 고딕"/>
-                <w:b w:val="0"/>
-                <w:sz w:val="16"/>
-              </w:rPr>
-              <w:t>저녁</w:t>
-            </w:r>
           </w:p>
         </w:tc>
         <w:tc>
@@ -15821,14 +15308,6 @@
               <w:spacing w:after="20" w:line="252" w:lineRule="auto"/>
             </w:pPr>
             <w:r/>
-            <w:r>
-              <w:rPr>
-                <w:rFonts w:ascii="맑은 고딕" w:hAnsi="맑은 고딕" w:eastAsia="맑은 고딕"/>
-                <w:b w:val="0"/>
-                <w:sz w:val="16"/>
-              </w:rPr>
-              <w:t xml:space="preserve">  :  ~  :  </w:t>
-            </w:r>
           </w:p>
         </w:tc>
         <w:tc>
@@ -15852,14 +15331,6 @@
               <w:jc w:val="center"/>
             </w:pPr>
             <w:r/>
-            <w:r>
-              <w:rPr>
-                <w:rFonts w:ascii="맑은 고딕" w:hAnsi="맑은 고딕" w:eastAsia="맑은 고딕"/>
-                <w:b w:val="0"/>
-                <w:sz w:val="16"/>
-              </w:rPr>
-              <w:t>☐</w:t>
-            </w:r>
           </w:p>
         </w:tc>
         <w:tc>
@@ -15882,14 +15353,6 @@
               <w:spacing w:after="20" w:line="252" w:lineRule="auto"/>
             </w:pPr>
             <w:r/>
-            <w:r>
-              <w:rPr>
-                <w:rFonts w:ascii="맑은 고딕" w:hAnsi="맑은 고딕" w:eastAsia="맑은 고딕"/>
-                <w:b w:val="0"/>
-                <w:sz w:val="16"/>
-              </w:rPr>
-              <w:t xml:space="preserve">  /  </w:t>
-            </w:r>
           </w:p>
         </w:tc>
         <w:tc>
@@ -15901,14 +15364,6 @@
               <w:spacing w:after="20" w:line="252" w:lineRule="auto"/>
             </w:pPr>
             <w:r/>
-            <w:r>
-              <w:rPr>
-                <w:rFonts w:ascii="맑은 고딕" w:hAnsi="맑은 고딕" w:eastAsia="맑은 고딕"/>
-                <w:b w:val="0"/>
-                <w:sz w:val="16"/>
-              </w:rPr>
-              <w:t xml:space="preserve">  /  </w:t>
-            </w:r>
           </w:p>
         </w:tc>
         <w:tc>
@@ -15931,14 +15386,6 @@
               <w:spacing w:after="20" w:line="252" w:lineRule="auto"/>
             </w:pPr>
             <w:r/>
-            <w:r>
-              <w:rPr>
-                <w:rFonts w:ascii="맑은 고딕" w:hAnsi="맑은 고딕" w:eastAsia="맑은 고딕"/>
-                <w:b w:val="0"/>
-                <w:sz w:val="16"/>
-              </w:rPr>
-              <w:t xml:space="preserve">  /  </w:t>
-            </w:r>
           </w:p>
         </w:tc>
         <w:tc>
@@ -15977,14 +15424,6 @@
               <w:spacing w:after="20" w:line="252" w:lineRule="auto"/>
             </w:pPr>
             <w:r/>
-            <w:r>
-              <w:rPr>
-                <w:rFonts w:ascii="맑은 고딕" w:hAnsi="맑은 고딕" w:eastAsia="맑은 고딕"/>
-                <w:b w:val="0"/>
-                <w:sz w:val="16"/>
-              </w:rPr>
-              <w:t xml:space="preserve"> /  (  )</w:t>
-            </w:r>
           </w:p>
         </w:tc>
         <w:tc>
@@ -15997,14 +15436,6 @@
               <w:jc w:val="center"/>
             </w:pPr>
             <w:r/>
-            <w:r>
-              <w:rPr>
-                <w:rFonts w:ascii="맑은 고딕" w:hAnsi="맑은 고딕" w:eastAsia="맑은 고딕"/>
-                <w:b w:val="0"/>
-                <w:sz w:val="16"/>
-              </w:rPr>
-              <w:t>아침</w:t>
-            </w:r>
           </w:p>
         </w:tc>
         <w:tc>
@@ -16016,14 +15447,6 @@
               <w:spacing w:after="20" w:line="252" w:lineRule="auto"/>
             </w:pPr>
             <w:r/>
-            <w:r>
-              <w:rPr>
-                <w:rFonts w:ascii="맑은 고딕" w:hAnsi="맑은 고딕" w:eastAsia="맑은 고딕"/>
-                <w:b w:val="0"/>
-                <w:sz w:val="16"/>
-              </w:rPr>
-              <w:t xml:space="preserve">  :  ~  :  </w:t>
-            </w:r>
           </w:p>
         </w:tc>
         <w:tc>
@@ -16047,14 +15470,6 @@
               <w:jc w:val="center"/>
             </w:pPr>
             <w:r/>
-            <w:r>
-              <w:rPr>
-                <w:rFonts w:ascii="맑은 고딕" w:hAnsi="맑은 고딕" w:eastAsia="맑은 고딕"/>
-                <w:b w:val="0"/>
-                <w:sz w:val="16"/>
-              </w:rPr>
-              <w:t>☐</w:t>
-            </w:r>
           </w:p>
         </w:tc>
         <w:tc>
@@ -16077,14 +15492,6 @@
               <w:spacing w:after="20" w:line="252" w:lineRule="auto"/>
             </w:pPr>
             <w:r/>
-            <w:r>
-              <w:rPr>
-                <w:rFonts w:ascii="맑은 고딕" w:hAnsi="맑은 고딕" w:eastAsia="맑은 고딕"/>
-                <w:b w:val="0"/>
-                <w:sz w:val="16"/>
-              </w:rPr>
-              <w:t xml:space="preserve">  /  </w:t>
-            </w:r>
           </w:p>
         </w:tc>
         <w:tc>
@@ -16096,14 +15503,6 @@
               <w:spacing w:after="20" w:line="252" w:lineRule="auto"/>
             </w:pPr>
             <w:r/>
-            <w:r>
-              <w:rPr>
-                <w:rFonts w:ascii="맑은 고딕" w:hAnsi="맑은 고딕" w:eastAsia="맑은 고딕"/>
-                <w:b w:val="0"/>
-                <w:sz w:val="16"/>
-              </w:rPr>
-              <w:t xml:space="preserve">  /  </w:t>
-            </w:r>
           </w:p>
         </w:tc>
         <w:tc>
@@ -16126,14 +15525,6 @@
               <w:spacing w:after="20" w:line="252" w:lineRule="auto"/>
             </w:pPr>
             <w:r/>
-            <w:r>
-              <w:rPr>
-                <w:rFonts w:ascii="맑은 고딕" w:hAnsi="맑은 고딕" w:eastAsia="맑은 고딕"/>
-                <w:b w:val="0"/>
-                <w:sz w:val="16"/>
-              </w:rPr>
-              <w:t xml:space="preserve">  /  </w:t>
-            </w:r>
           </w:p>
         </w:tc>
         <w:tc>
@@ -16184,14 +15575,6 @@
               <w:jc w:val="center"/>
             </w:pPr>
             <w:r/>
-            <w:r>
-              <w:rPr>
-                <w:rFonts w:ascii="맑은 고딕" w:hAnsi="맑은 고딕" w:eastAsia="맑은 고딕"/>
-                <w:b w:val="0"/>
-                <w:sz w:val="16"/>
-              </w:rPr>
-              <w:t>저녁</w:t>
-            </w:r>
           </w:p>
         </w:tc>
         <w:tc>
@@ -16203,14 +15586,6 @@
               <w:spacing w:after="20" w:line="252" w:lineRule="auto"/>
             </w:pPr>
             <w:r/>
-            <w:r>
-              <w:rPr>
-                <w:rFonts w:ascii="맑은 고딕" w:hAnsi="맑은 고딕" w:eastAsia="맑은 고딕"/>
-                <w:b w:val="0"/>
-                <w:sz w:val="16"/>
-              </w:rPr>
-              <w:t xml:space="preserve">  :  ~  :  </w:t>
-            </w:r>
           </w:p>
         </w:tc>
         <w:tc>
@@ -16234,14 +15609,6 @@
               <w:jc w:val="center"/>
             </w:pPr>
             <w:r/>
-            <w:r>
-              <w:rPr>
-                <w:rFonts w:ascii="맑은 고딕" w:hAnsi="맑은 고딕" w:eastAsia="맑은 고딕"/>
-                <w:b w:val="0"/>
-                <w:sz w:val="16"/>
-              </w:rPr>
-              <w:t>☐</w:t>
-            </w:r>
           </w:p>
         </w:tc>
         <w:tc>
@@ -16264,14 +15631,6 @@
               <w:spacing w:after="20" w:line="252" w:lineRule="auto"/>
             </w:pPr>
             <w:r/>
-            <w:r>
-              <w:rPr>
-                <w:rFonts w:ascii="맑은 고딕" w:hAnsi="맑은 고딕" w:eastAsia="맑은 고딕"/>
-                <w:b w:val="0"/>
-                <w:sz w:val="16"/>
-              </w:rPr>
-              <w:t xml:space="preserve">  /  </w:t>
-            </w:r>
           </w:p>
         </w:tc>
         <w:tc>
@@ -16283,14 +15642,6 @@
               <w:spacing w:after="20" w:line="252" w:lineRule="auto"/>
             </w:pPr>
             <w:r/>
-            <w:r>
-              <w:rPr>
-                <w:rFonts w:ascii="맑은 고딕" w:hAnsi="맑은 고딕" w:eastAsia="맑은 고딕"/>
-                <w:b w:val="0"/>
-                <w:sz w:val="16"/>
-              </w:rPr>
-              <w:t xml:space="preserve">  /  </w:t>
-            </w:r>
           </w:p>
         </w:tc>
         <w:tc>
@@ -16313,14 +15664,6 @@
               <w:spacing w:after="20" w:line="252" w:lineRule="auto"/>
             </w:pPr>
             <w:r/>
-            <w:r>
-              <w:rPr>
-                <w:rFonts w:ascii="맑은 고딕" w:hAnsi="맑은 고딕" w:eastAsia="맑은 고딕"/>
-                <w:b w:val="0"/>
-                <w:sz w:val="16"/>
-              </w:rPr>
-              <w:t xml:space="preserve">  /  </w:t>
-            </w:r>
           </w:p>
         </w:tc>
         <w:tc>
@@ -16359,14 +15702,6 @@
               <w:spacing w:after="20" w:line="252" w:lineRule="auto"/>
             </w:pPr>
             <w:r/>
-            <w:r>
-              <w:rPr>
-                <w:rFonts w:ascii="맑은 고딕" w:hAnsi="맑은 고딕" w:eastAsia="맑은 고딕"/>
-                <w:b w:val="0"/>
-                <w:sz w:val="16"/>
-              </w:rPr>
-              <w:t xml:space="preserve"> /  (  )</w:t>
-            </w:r>
           </w:p>
         </w:tc>
         <w:tc>
@@ -16379,14 +15714,6 @@
               <w:jc w:val="center"/>
             </w:pPr>
             <w:r/>
-            <w:r>
-              <w:rPr>
-                <w:rFonts w:ascii="맑은 고딕" w:hAnsi="맑은 고딕" w:eastAsia="맑은 고딕"/>
-                <w:b w:val="0"/>
-                <w:sz w:val="16"/>
-              </w:rPr>
-              <w:t>아침</w:t>
-            </w:r>
           </w:p>
         </w:tc>
         <w:tc>
@@ -16398,14 +15725,6 @@
               <w:spacing w:after="20" w:line="252" w:lineRule="auto"/>
             </w:pPr>
             <w:r/>
-            <w:r>
-              <w:rPr>
-                <w:rFonts w:ascii="맑은 고딕" w:hAnsi="맑은 고딕" w:eastAsia="맑은 고딕"/>
-                <w:b w:val="0"/>
-                <w:sz w:val="16"/>
-              </w:rPr>
-              <w:t xml:space="preserve">  :  ~  :  </w:t>
-            </w:r>
           </w:p>
         </w:tc>
         <w:tc>
@@ -16429,14 +15748,6 @@
               <w:jc w:val="center"/>
             </w:pPr>
             <w:r/>
-            <w:r>
-              <w:rPr>
-                <w:rFonts w:ascii="맑은 고딕" w:hAnsi="맑은 고딕" w:eastAsia="맑은 고딕"/>
-                <w:b w:val="0"/>
-                <w:sz w:val="16"/>
-              </w:rPr>
-              <w:t>☐</w:t>
-            </w:r>
           </w:p>
         </w:tc>
         <w:tc>
@@ -16459,14 +15770,6 @@
               <w:spacing w:after="20" w:line="252" w:lineRule="auto"/>
             </w:pPr>
             <w:r/>
-            <w:r>
-              <w:rPr>
-                <w:rFonts w:ascii="맑은 고딕" w:hAnsi="맑은 고딕" w:eastAsia="맑은 고딕"/>
-                <w:b w:val="0"/>
-                <w:sz w:val="16"/>
-              </w:rPr>
-              <w:t xml:space="preserve">  /  </w:t>
-            </w:r>
           </w:p>
         </w:tc>
         <w:tc>
@@ -16478,14 +15781,6 @@
               <w:spacing w:after="20" w:line="252" w:lineRule="auto"/>
             </w:pPr>
             <w:r/>
-            <w:r>
-              <w:rPr>
-                <w:rFonts w:ascii="맑은 고딕" w:hAnsi="맑은 고딕" w:eastAsia="맑은 고딕"/>
-                <w:b w:val="0"/>
-                <w:sz w:val="16"/>
-              </w:rPr>
-              <w:t xml:space="preserve">  /  </w:t>
-            </w:r>
           </w:p>
         </w:tc>
         <w:tc>
@@ -16508,14 +15803,6 @@
               <w:spacing w:after="20" w:line="252" w:lineRule="auto"/>
             </w:pPr>
             <w:r/>
-            <w:r>
-              <w:rPr>
-                <w:rFonts w:ascii="맑은 고딕" w:hAnsi="맑은 고딕" w:eastAsia="맑은 고딕"/>
-                <w:b w:val="0"/>
-                <w:sz w:val="16"/>
-              </w:rPr>
-              <w:t xml:space="preserve">  /  </w:t>
-            </w:r>
           </w:p>
         </w:tc>
         <w:tc>
@@ -16566,14 +15853,6 @@
               <w:jc w:val="center"/>
             </w:pPr>
             <w:r/>
-            <w:r>
-              <w:rPr>
-                <w:rFonts w:ascii="맑은 고딕" w:hAnsi="맑은 고딕" w:eastAsia="맑은 고딕"/>
-                <w:b w:val="0"/>
-                <w:sz w:val="16"/>
-              </w:rPr>
-              <w:t>저녁</w:t>
-            </w:r>
           </w:p>
         </w:tc>
         <w:tc>
@@ -16585,14 +15864,6 @@
               <w:spacing w:after="20" w:line="252" w:lineRule="auto"/>
             </w:pPr>
             <w:r/>
-            <w:r>
-              <w:rPr>
-                <w:rFonts w:ascii="맑은 고딕" w:hAnsi="맑은 고딕" w:eastAsia="맑은 고딕"/>
-                <w:b w:val="0"/>
-                <w:sz w:val="16"/>
-              </w:rPr>
-              <w:t xml:space="preserve">  :  ~  :  </w:t>
-            </w:r>
           </w:p>
         </w:tc>
         <w:tc>
@@ -16616,14 +15887,6 @@
               <w:jc w:val="center"/>
             </w:pPr>
             <w:r/>
-            <w:r>
-              <w:rPr>
-                <w:rFonts w:ascii="맑은 고딕" w:hAnsi="맑은 고딕" w:eastAsia="맑은 고딕"/>
-                <w:b w:val="0"/>
-                <w:sz w:val="16"/>
-              </w:rPr>
-              <w:t>☐</w:t>
-            </w:r>
           </w:p>
         </w:tc>
         <w:tc>
@@ -16646,14 +15909,6 @@
               <w:spacing w:after="20" w:line="252" w:lineRule="auto"/>
             </w:pPr>
             <w:r/>
-            <w:r>
-              <w:rPr>
-                <w:rFonts w:ascii="맑은 고딕" w:hAnsi="맑은 고딕" w:eastAsia="맑은 고딕"/>
-                <w:b w:val="0"/>
-                <w:sz w:val="16"/>
-              </w:rPr>
-              <w:t xml:space="preserve">  /  </w:t>
-            </w:r>
           </w:p>
         </w:tc>
         <w:tc>
@@ -16665,14 +15920,6 @@
               <w:spacing w:after="20" w:line="252" w:lineRule="auto"/>
             </w:pPr>
             <w:r/>
-            <w:r>
-              <w:rPr>
-                <w:rFonts w:ascii="맑은 고딕" w:hAnsi="맑은 고딕" w:eastAsia="맑은 고딕"/>
-                <w:b w:val="0"/>
-                <w:sz w:val="16"/>
-              </w:rPr>
-              <w:t xml:space="preserve">  /  </w:t>
-            </w:r>
           </w:p>
         </w:tc>
         <w:tc>
@@ -16695,14 +15942,6 @@
               <w:spacing w:after="20" w:line="252" w:lineRule="auto"/>
             </w:pPr>
             <w:r/>
-            <w:r>
-              <w:rPr>
-                <w:rFonts w:ascii="맑은 고딕" w:hAnsi="맑은 고딕" w:eastAsia="맑은 고딕"/>
-                <w:b w:val="0"/>
-                <w:sz w:val="16"/>
-              </w:rPr>
-              <w:t xml:space="preserve">  /  </w:t>
-            </w:r>
           </w:p>
         </w:tc>
         <w:tc>
@@ -16741,14 +15980,6 @@
               <w:spacing w:after="20" w:line="252" w:lineRule="auto"/>
             </w:pPr>
             <w:r/>
-            <w:r>
-              <w:rPr>
-                <w:rFonts w:ascii="맑은 고딕" w:hAnsi="맑은 고딕" w:eastAsia="맑은 고딕"/>
-                <w:b w:val="0"/>
-                <w:sz w:val="16"/>
-              </w:rPr>
-              <w:t xml:space="preserve"> /  (  )</w:t>
-            </w:r>
           </w:p>
         </w:tc>
         <w:tc>
@@ -16761,14 +15992,6 @@
               <w:jc w:val="center"/>
             </w:pPr>
             <w:r/>
-            <w:r>
-              <w:rPr>
-                <w:rFonts w:ascii="맑은 고딕" w:hAnsi="맑은 고딕" w:eastAsia="맑은 고딕"/>
-                <w:b w:val="0"/>
-                <w:sz w:val="16"/>
-              </w:rPr>
-              <w:t>아침</w:t>
-            </w:r>
           </w:p>
         </w:tc>
         <w:tc>
@@ -16780,14 +16003,6 @@
               <w:spacing w:after="20" w:line="252" w:lineRule="auto"/>
             </w:pPr>
             <w:r/>
-            <w:r>
-              <w:rPr>
-                <w:rFonts w:ascii="맑은 고딕" w:hAnsi="맑은 고딕" w:eastAsia="맑은 고딕"/>
-                <w:b w:val="0"/>
-                <w:sz w:val="16"/>
-              </w:rPr>
-              <w:t xml:space="preserve">  :  ~  :  </w:t>
-            </w:r>
           </w:p>
         </w:tc>
         <w:tc>
@@ -16811,14 +16026,6 @@
               <w:jc w:val="center"/>
             </w:pPr>
             <w:r/>
-            <w:r>
-              <w:rPr>
-                <w:rFonts w:ascii="맑은 고딕" w:hAnsi="맑은 고딕" w:eastAsia="맑은 고딕"/>
-                <w:b w:val="0"/>
-                <w:sz w:val="16"/>
-              </w:rPr>
-              <w:t>☐</w:t>
-            </w:r>
           </w:p>
         </w:tc>
         <w:tc>
@@ -16841,14 +16048,6 @@
               <w:spacing w:after="20" w:line="252" w:lineRule="auto"/>
             </w:pPr>
             <w:r/>
-            <w:r>
-              <w:rPr>
-                <w:rFonts w:ascii="맑은 고딕" w:hAnsi="맑은 고딕" w:eastAsia="맑은 고딕"/>
-                <w:b w:val="0"/>
-                <w:sz w:val="16"/>
-              </w:rPr>
-              <w:t xml:space="preserve">  /  </w:t>
-            </w:r>
           </w:p>
         </w:tc>
         <w:tc>
@@ -16860,14 +16059,6 @@
               <w:spacing w:after="20" w:line="252" w:lineRule="auto"/>
             </w:pPr>
             <w:r/>
-            <w:r>
-              <w:rPr>
-                <w:rFonts w:ascii="맑은 고딕" w:hAnsi="맑은 고딕" w:eastAsia="맑은 고딕"/>
-                <w:b w:val="0"/>
-                <w:sz w:val="16"/>
-              </w:rPr>
-              <w:t xml:space="preserve">  /  </w:t>
-            </w:r>
           </w:p>
         </w:tc>
         <w:tc>
@@ -16890,14 +16081,6 @@
               <w:spacing w:after="20" w:line="252" w:lineRule="auto"/>
             </w:pPr>
             <w:r/>
-            <w:r>
-              <w:rPr>
-                <w:rFonts w:ascii="맑은 고딕" w:hAnsi="맑은 고딕" w:eastAsia="맑은 고딕"/>
-                <w:b w:val="0"/>
-                <w:sz w:val="16"/>
-              </w:rPr>
-              <w:t xml:space="preserve">  /  </w:t>
-            </w:r>
           </w:p>
         </w:tc>
         <w:tc>
@@ -16948,14 +16131,6 @@
               <w:jc w:val="center"/>
             </w:pPr>
             <w:r/>
-            <w:r>
-              <w:rPr>
-                <w:rFonts w:ascii="맑은 고딕" w:hAnsi="맑은 고딕" w:eastAsia="맑은 고딕"/>
-                <w:b w:val="0"/>
-                <w:sz w:val="16"/>
-              </w:rPr>
-              <w:t>저녁</w:t>
-            </w:r>
           </w:p>
         </w:tc>
         <w:tc>
@@ -16967,14 +16142,6 @@
               <w:spacing w:after="20" w:line="252" w:lineRule="auto"/>
             </w:pPr>
             <w:r/>
-            <w:r>
-              <w:rPr>
-                <w:rFonts w:ascii="맑은 고딕" w:hAnsi="맑은 고딕" w:eastAsia="맑은 고딕"/>
-                <w:b w:val="0"/>
-                <w:sz w:val="16"/>
-              </w:rPr>
-              <w:t xml:space="preserve">  :  ~  :  </w:t>
-            </w:r>
           </w:p>
         </w:tc>
         <w:tc>
@@ -16998,14 +16165,6 @@
               <w:jc w:val="center"/>
             </w:pPr>
             <w:r/>
-            <w:r>
-              <w:rPr>
-                <w:rFonts w:ascii="맑은 고딕" w:hAnsi="맑은 고딕" w:eastAsia="맑은 고딕"/>
-                <w:b w:val="0"/>
-                <w:sz w:val="16"/>
-              </w:rPr>
-              <w:t>☐</w:t>
-            </w:r>
           </w:p>
         </w:tc>
         <w:tc>
@@ -17028,14 +16187,6 @@
               <w:spacing w:after="20" w:line="252" w:lineRule="auto"/>
             </w:pPr>
             <w:r/>
-            <w:r>
-              <w:rPr>
-                <w:rFonts w:ascii="맑은 고딕" w:hAnsi="맑은 고딕" w:eastAsia="맑은 고딕"/>
-                <w:b w:val="0"/>
-                <w:sz w:val="16"/>
-              </w:rPr>
-              <w:t xml:space="preserve">  /  </w:t>
-            </w:r>
           </w:p>
         </w:tc>
         <w:tc>
@@ -17047,14 +16198,6 @@
               <w:spacing w:after="20" w:line="252" w:lineRule="auto"/>
             </w:pPr>
             <w:r/>
-            <w:r>
-              <w:rPr>
-                <w:rFonts w:ascii="맑은 고딕" w:hAnsi="맑은 고딕" w:eastAsia="맑은 고딕"/>
-                <w:b w:val="0"/>
-                <w:sz w:val="16"/>
-              </w:rPr>
-              <w:t xml:space="preserve">  /  </w:t>
-            </w:r>
           </w:p>
         </w:tc>
         <w:tc>
@@ -17077,14 +16220,6 @@
               <w:spacing w:after="20" w:line="252" w:lineRule="auto"/>
             </w:pPr>
             <w:r/>
-            <w:r>
-              <w:rPr>
-                <w:rFonts w:ascii="맑은 고딕" w:hAnsi="맑은 고딕" w:eastAsia="맑은 고딕"/>
-                <w:b w:val="0"/>
-                <w:sz w:val="16"/>
-              </w:rPr>
-              <w:t xml:space="preserve">  /  </w:t>
-            </w:r>
           </w:p>
         </w:tc>
         <w:tc>
@@ -17126,7 +16261,7 @@
           <w:b w:val="0"/>
           <w:sz w:val="17"/>
         </w:rPr>
-        <w:t>통로 분뇨 배출(스키드로더) 매일 ☐     주간 점검(연구책임자): ____________ (서명)   점검일: ________     ※ 재료 입고 시 거래명세서, 방문·교육 시 사진·방명록을 이 쪽 뒤에 붙인다.</w:t>
+        <w:t>주간 점검(연구책임자):                              (서명)        점검일:</w:t>
       </w:r>
     </w:p>
     <w:sectPr>

--- a/deliverables/2026_산자부_연구노트_D2O_최종본.docx
+++ b/deliverables/2026_산자부_연구노트_D2O_최종본.docx
@@ -1042,7 +1042,7 @@
           <w:b w:val="0"/>
           <w:sz w:val="19"/>
         </w:rPr>
-        <w:t>기록지 A. 일일 교반·침상 관리 기록 (주간)</w:t>
+        <w:t>기록지 A. 교반 수행 확인표 (월간)</w:t>
         <w:tab/>
         <w:t>15</w:t>
       </w:r>
@@ -1057,7 +1057,7 @@
           <w:b w:val="0"/>
           <w:sz w:val="17"/>
         </w:rPr>
-        <w:t>※ 기록지 A(1주 1장)는 필요한 만큼 복사하여 수기로 작성하고, 작성 순서대로 본 노트 뒤에 철하며 연속 쪽번호를 부여한다.</w:t>
+        <w:t>※ 기록지 A(1개월 1장)는 매월 1장씩 복사하여 수기로 작성하고, 월 순서대로 본 노트 뒤에 철하며 연속 쪽번호를 부여한다.</w:t>
       </w:r>
     </w:p>
     <w:p>
@@ -1085,7 +1085,7 @@
           <w:b w:val="0"/>
           <w:sz w:val="19"/>
         </w:rPr>
-        <w:t>• 반복 작업(1일 2회 교반, 침상 관리)은 4장 표준 작업 절차를 기준으로 하고, 매일의 수행 결과는 기록지 A에 수기로 기록한다. 표준과 다르게 수행한 경우 특이사항란에 사유를 적는다.</w:t>
+        <w:t>• 반복 작업(1일 2회 교반, 침상 관리)은 4장 표준 작업 절차를 기준으로 하고, 매일의 수행 여부는 기록지 A에 체크한다. 표준과 다르게 수행했거나 이상이 있을 때만 특이사항란에 사유를 적는다.</w:t>
       </w:r>
     </w:p>
     <w:p>
@@ -1113,7 +1113,7 @@
           <w:b w:val="0"/>
           <w:sz w:val="19"/>
         </w:rPr>
-        <w:t>• 모든 쪽에 작성일·작성자 서명을 기재하고, 연구책임자가 매주 점검·서명한다.</w:t>
+        <w:t>• 모든 쪽에 작성일·작성자 서명을 기재하고, 연구책임자가 매월 점검·서명한다.</w:t>
       </w:r>
     </w:p>
     <w:p>
@@ -3035,7 +3035,7 @@
                 <w:b w:val="0"/>
                 <w:sz w:val="17"/>
               </w:rPr>
-              <w:t>기록지 A — 시작·종료 시각</w:t>
+              <w:t>기록지 A — 아침·저녁 수행 체크</w:t>
             </w:r>
           </w:p>
         </w:tc>
@@ -3330,7 +3330,7 @@
                 <w:b w:val="0"/>
                 <w:sz w:val="17"/>
               </w:rPr>
-              <w:t>정지 횟수 — 기록지 A</w:t>
+              <w:t>이상 시 기록지 A 특이사항</w:t>
             </w:r>
           </w:p>
         </w:tc>
@@ -3370,7 +3370,7 @@
                 <w:b w:val="0"/>
                 <w:sz w:val="17"/>
               </w:rPr>
-              <w:t>침상 수분·냄새 등급(1~5), 덩어리·과습 구역 확인, 고정 지점 사진</w:t>
+              <w:t>침상 수분·냄새·덩어리·과습 구역 육안 확인</w:t>
             </w:r>
           </w:p>
         </w:tc>
@@ -3389,7 +3389,7 @@
                 <w:b w:val="0"/>
                 <w:sz w:val="17"/>
               </w:rPr>
-              <w:t>기록지 A</w:t>
+              <w:t>이상 시 특이사항, 월 1회 침상 상태</w:t>
             </w:r>
           </w:p>
         </w:tc>
@@ -3469,7 +3469,7 @@
           <w:b w:val="0"/>
           <w:sz w:val="17"/>
         </w:rPr>
-        <w:t>※ 일일 점검 9개 항목(작업 동선, 회전반경, 베딩 두께, 로터리 회전수, 교반 깊이, 수분, 베딩 추가, 냄새, 사용기간)은 위 표준과 기록지 A·B·C에 모두 포함된다.</w:t>
+        <w:t>※ 일일 점검 9개 항목(작업 동선, 회전반경, 베딩 두께, 로터리 회전수, 교반 깊이, 수분, 베딩 추가, 냄새, 사용기간)은 위 표준 작업 절차로 고정하고, 기록지 A에는 수행 여부와 표준 이탈·이상만 기록한다(예외 기록 방식).</w:t>
       </w:r>
     </w:p>
     <w:p>
@@ -5569,7 +5569,7 @@
                 <w:b w:val="0"/>
                 <w:sz w:val="18"/>
               </w:rPr>
-              <w:t>침상의 '휴머스화' 정도를 색·냄새·덩어리·수분으로 매일 관찰하여 기록지 A에 등급으로 남긴다.</w:t>
+              <w:t>침상의 '휴머스화' 정도를 색·냄새·덩어리·수분으로 매일 관찰하고, 이상은 기록지 A 특이사항에, 월간 상태는 하단 '이달 침상 상태'에 남긴다.</w:t>
             </w:r>
           </w:p>
         </w:tc>
@@ -6817,7 +6817,7 @@
                 <w:b w:val="0"/>
                 <w:sz w:val="18"/>
               </w:rPr>
-              <w:t>매회: 수분·냄새 등급, 덩어리·과습 구역 (측정장비 도입 후 침상 두께·깊이·온도·수분·암모니아를 정기 측정)</w:t>
+              <w:t>매회 육안 확인(수분·냄새·덩어리·과습 구역), 이상 시 기록 / 측정장비 도입 후 침상 두께·깊이·온도·수분·암모니아 정기 측정</w:t>
             </w:r>
           </w:p>
         </w:tc>
@@ -7022,7 +7022,7 @@
                 <w:b w:val="0"/>
                 <w:sz w:val="18"/>
               </w:rPr>
-              <w:t>기록지 A(매일 교반·재료 투입) 작성, 연구책임자 주간 점검·서명</w:t>
+              <w:t>기록지 A(1개월 1장: 매일 수행 체크, 이상·재료 투입만 기록) 작성, 연구책임자 월 1회 점검·서명</w:t>
             </w:r>
           </w:p>
         </w:tc>
@@ -7618,7 +7618,7 @@
                 <w:b w:val="0"/>
                 <w:sz w:val="18"/>
               </w:rPr>
-              <w:t>수동 교반 기준선(소요시간, 미교반 구간, 소 회피, 침상 상태, 노동 시간)을 기록지 A로 확보해야, 2차년도 시제품 실증에서 자동화 효과를 같은 잣대로 비교할 수 있다.</w:t>
+              <w:t>수동 교반 기준선(소요시간, 미교반 구간, 소 회피, 침상 상태, 노동 시간)은 표준 작업 절차(4장)와 기록지 A의 수행 기록으로 확보해야, 2차년도 시제품 실증에서 자동화 효과를 같은 잣대로 비교할 수 있다.</w:t>
             </w:r>
           </w:p>
         </w:tc>
@@ -8762,7 +8762,7 @@
                 <w:b w:val="0"/>
                 <w:sz w:val="18"/>
               </w:rPr>
-              <w:t>• 평균 교반 시간·수분·냄새 등급은 11월부터 기록지 A로 집계</w:t>
+              <w:t>• 2026. 11.부터 표준 절차에 따른 수행 체크와 이상 기록(기록지 A)으로 관리</w:t>
             </w:r>
           </w:p>
         </w:tc>
@@ -8803,7 +8803,7 @@
                 <w:b w:val="0"/>
                 <w:sz w:val="18"/>
               </w:rPr>
-              <w:t>2026. 11.부터 1일 2회 표준 절차(4장)로 전환하여 기록지 A에 매일 수기 기록</w:t>
+              <w:t>2026. 11.부터 1일 2회 표준 절차(4장)로 전환하여 기록지 A에 매일 수행 체크</w:t>
             </w:r>
           </w:p>
         </w:tc>
@@ -13920,7 +13920,20 @@
           <w:b/>
           <w:sz w:val="23"/>
         </w:rPr>
-        <w:t>기록지 A. 일일 교반·침상 관리 기록 (1주 1장 — 매일 아침·저녁)</w:t>
+        <w:t>기록지 A. 교반 수행 확인표 (1개월 1장)</w:t>
+      </w:r>
+    </w:p>
+    <w:p>
+      <w:pPr>
+        <w:spacing w:after="40" w:before="0"/>
+      </w:pPr>
+      <w:r>
+        <w:rPr>
+          <w:rFonts w:ascii="맑은 고딕" w:hAnsi="맑은 고딕" w:eastAsia="맑은 고딕"/>
+          <w:b w:val="0"/>
+          <w:sz w:val="18"/>
+        </w:rPr>
+        <w:t>2026년      월        장비: 대동 DK600(56 HP) + 로터리        기준: 4장 표준 작업 절차        쪽번호:</w:t>
       </w:r>
     </w:p>
     <w:p>
@@ -13931,9 +13944,9 @@
         <w:rPr>
           <w:rFonts w:ascii="맑은 고딕" w:hAnsi="맑은 고딕" w:eastAsia="맑은 고딕"/>
           <w:b w:val="0"/>
-          <w:sz w:val="18"/>
+          <w:sz w:val="17"/>
         </w:rPr>
-        <w:t>기간:                                    우군:                                    장비:                                    쪽번호:</w:t>
+        <w:t>작성 방법: 표준 절차대로 수행한 회차에 ✓만 표시한다. 생략·변경·이상·방문·재료 투입이 있을 때만 해당 칸에 적는다.</w:t>
       </w:r>
     </w:p>
     <w:tbl>
@@ -13945,26 +13958,20 @@
         <w:tblLook w:firstColumn="1" w:firstRow="1" w:lastColumn="0" w:lastRow="0" w:noHBand="0" w:noVBand="1" w:val="04A0"/>
       </w:tblPr>
       <w:tblGrid>
-        <w:gridCol w:w="1134"/>
-        <w:gridCol w:w="680"/>
-        <w:gridCol w:w="1360"/>
-        <w:gridCol w:w="1020"/>
-        <w:gridCol w:w="623"/>
-        <w:gridCol w:w="850"/>
-        <w:gridCol w:w="1077"/>
-        <w:gridCol w:w="1077"/>
-        <w:gridCol w:w="1134"/>
+        <w:gridCol w:w="567"/>
+        <w:gridCol w:w="793"/>
+        <w:gridCol w:w="793"/>
         <w:gridCol w:w="1247"/>
-        <w:gridCol w:w="3969"/>
-        <w:gridCol w:w="907"/>
+        <w:gridCol w:w="2041"/>
+        <w:gridCol w:w="4195"/>
       </w:tblGrid>
       <w:tr>
         <w:trPr>
-          <w:trHeight w:val="464" w:hRule="atLeast"/>
+          <w:trHeight w:val="317" w:hRule="atLeast"/>
         </w:trPr>
         <w:tc>
           <w:tcPr>
-            <w:tcW w:type="dxa" w:w="1134"/>
+            <w:tcW w:type="dxa" w:w="567"/>
             <w:shd w:val="clear" w:color="auto" w:fill="EDEDED"/>
           </w:tcPr>
           <w:p>
@@ -13977,15 +13984,15 @@
               <w:rPr>
                 <w:rFonts w:ascii="맑은 고딕" w:hAnsi="맑은 고딕" w:eastAsia="맑은 고딕"/>
                 <w:b/>
-                <w:sz w:val="16"/>
-              </w:rPr>
-              <w:t>일자</w:t>
-            </w:r>
-          </w:p>
-        </w:tc>
-        <w:tc>
-          <w:tcPr>
-            <w:tcW w:type="dxa" w:w="680"/>
+                <w:sz w:val="17"/>
+              </w:rPr>
+              <w:t>일</w:t>
+            </w:r>
+          </w:p>
+        </w:tc>
+        <w:tc>
+          <w:tcPr>
+            <w:tcW w:type="dxa" w:w="794"/>
             <w:shd w:val="clear" w:color="auto" w:fill="EDEDED"/>
           </w:tcPr>
           <w:p>
@@ -13998,15 +14005,15 @@
               <w:rPr>
                 <w:rFonts w:ascii="맑은 고딕" w:hAnsi="맑은 고딕" w:eastAsia="맑은 고딕"/>
                 <w:b/>
-                <w:sz w:val="16"/>
-              </w:rPr>
-              <w:t>회차</w:t>
-            </w:r>
-          </w:p>
-        </w:tc>
-        <w:tc>
-          <w:tcPr>
-            <w:tcW w:type="dxa" w:w="1361"/>
+                <w:sz w:val="17"/>
+              </w:rPr>
+              <w:t>아침</w:t>
+            </w:r>
+          </w:p>
+        </w:tc>
+        <w:tc>
+          <w:tcPr>
+            <w:tcW w:type="dxa" w:w="794"/>
             <w:shd w:val="clear" w:color="auto" w:fill="EDEDED"/>
           </w:tcPr>
           <w:p>
@@ -14019,205 +14026,9 @@
               <w:rPr>
                 <w:rFonts w:ascii="맑은 고딕" w:hAnsi="맑은 고딕" w:eastAsia="맑은 고딕"/>
                 <w:b/>
-                <w:sz w:val="16"/>
-              </w:rPr>
-              <w:t>시작~종료</w:t>
-            </w:r>
-          </w:p>
-        </w:tc>
-        <w:tc>
-          <w:tcPr>
-            <w:tcW w:type="dxa" w:w="1020"/>
-            <w:shd w:val="clear" w:color="auto" w:fill="EDEDED"/>
-          </w:tcPr>
-          <w:p>
-            <w:pPr>
-              <w:spacing w:after="20" w:line="252" w:lineRule="auto"/>
-              <w:jc w:val="center"/>
-            </w:pPr>
-            <w:r/>
-            <w:r>
-              <w:rPr>
-                <w:rFonts w:ascii="맑은 고딕" w:hAnsi="맑은 고딕" w:eastAsia="맑은 고딕"/>
-                <w:b/>
-                <w:sz w:val="16"/>
-              </w:rPr>
-              <w:t>작업자</w:t>
-            </w:r>
-          </w:p>
-        </w:tc>
-        <w:tc>
-          <w:tcPr>
-            <w:tcW w:type="dxa" w:w="624"/>
-            <w:shd w:val="clear" w:color="auto" w:fill="EDEDED"/>
-          </w:tcPr>
-          <w:p>
-            <w:pPr>
-              <w:spacing w:after="20" w:line="252" w:lineRule="auto"/>
-              <w:jc w:val="center"/>
-            </w:pPr>
-            <w:r/>
-            <w:r>
-              <w:rPr>
-                <w:rFonts w:ascii="맑은 고딕" w:hAnsi="맑은 고딕" w:eastAsia="맑은 고딕"/>
-                <w:b/>
-                <w:sz w:val="16"/>
-              </w:rPr>
-              <w:t>표준</w:t>
-            </w:r>
-          </w:p>
-          <w:p>
-            <w:pPr>
-              <w:spacing w:after="20" w:line="252" w:lineRule="auto"/>
-              <w:jc w:val="center"/>
-            </w:pPr>
-            <w:r>
-              <w:rPr>
-                <w:rFonts w:ascii="맑은 고딕" w:hAnsi="맑은 고딕" w:eastAsia="맑은 고딕"/>
-                <w:b/>
-                <w:sz w:val="16"/>
-              </w:rPr>
-              <w:t>동일</w:t>
-            </w:r>
-          </w:p>
-        </w:tc>
-        <w:tc>
-          <w:tcPr>
-            <w:tcW w:type="dxa" w:w="850"/>
-            <w:shd w:val="clear" w:color="auto" w:fill="EDEDED"/>
-          </w:tcPr>
-          <w:p>
-            <w:pPr>
-              <w:spacing w:after="20" w:line="252" w:lineRule="auto"/>
-              <w:jc w:val="center"/>
-            </w:pPr>
-            <w:r/>
-            <w:r>
-              <w:rPr>
-                <w:rFonts w:ascii="맑은 고딕" w:hAnsi="맑은 고딕" w:eastAsia="맑은 고딕"/>
-                <w:b/>
-                <w:sz w:val="16"/>
-              </w:rPr>
-              <w:t>소 회피</w:t>
-            </w:r>
-          </w:p>
-          <w:p>
-            <w:pPr>
-              <w:spacing w:after="20" w:line="252" w:lineRule="auto"/>
-              <w:jc w:val="center"/>
-            </w:pPr>
-            <w:r>
-              <w:rPr>
-                <w:rFonts w:ascii="맑은 고딕" w:hAnsi="맑은 고딕" w:eastAsia="맑은 고딕"/>
-                <w:b/>
-                <w:sz w:val="16"/>
-              </w:rPr>
-              <w:t>정지(회)</w:t>
-            </w:r>
-          </w:p>
-        </w:tc>
-        <w:tc>
-          <w:tcPr>
-            <w:tcW w:type="dxa" w:w="1077"/>
-            <w:shd w:val="clear" w:color="auto" w:fill="EDEDED"/>
-          </w:tcPr>
-          <w:p>
-            <w:pPr>
-              <w:spacing w:after="20" w:line="252" w:lineRule="auto"/>
-              <w:jc w:val="center"/>
-            </w:pPr>
-            <w:r/>
-            <w:r>
-              <w:rPr>
-                <w:rFonts w:ascii="맑은 고딕" w:hAnsi="맑은 고딕" w:eastAsia="맑은 고딕"/>
-                <w:b/>
-                <w:sz w:val="16"/>
-              </w:rPr>
-              <w:t>수분 1~5</w:t>
-            </w:r>
-          </w:p>
-          <w:p>
-            <w:pPr>
-              <w:spacing w:after="20" w:line="252" w:lineRule="auto"/>
-              <w:jc w:val="center"/>
-            </w:pPr>
-            <w:r>
-              <w:rPr>
-                <w:rFonts w:ascii="맑은 고딕" w:hAnsi="맑은 고딕" w:eastAsia="맑은 고딕"/>
-                <w:b/>
-                <w:sz w:val="16"/>
-              </w:rPr>
-              <w:t>건유/착유</w:t>
-            </w:r>
-          </w:p>
-        </w:tc>
-        <w:tc>
-          <w:tcPr>
-            <w:tcW w:type="dxa" w:w="1077"/>
-            <w:shd w:val="clear" w:color="auto" w:fill="EDEDED"/>
-          </w:tcPr>
-          <w:p>
-            <w:pPr>
-              <w:spacing w:after="20" w:line="252" w:lineRule="auto"/>
-              <w:jc w:val="center"/>
-            </w:pPr>
-            <w:r/>
-            <w:r>
-              <w:rPr>
-                <w:rFonts w:ascii="맑은 고딕" w:hAnsi="맑은 고딕" w:eastAsia="맑은 고딕"/>
-                <w:b/>
-                <w:sz w:val="16"/>
-              </w:rPr>
-              <w:t>냄새 1~5</w:t>
-            </w:r>
-          </w:p>
-          <w:p>
-            <w:pPr>
-              <w:spacing w:after="20" w:line="252" w:lineRule="auto"/>
-              <w:jc w:val="center"/>
-            </w:pPr>
-            <w:r>
-              <w:rPr>
-                <w:rFonts w:ascii="맑은 고딕" w:hAnsi="맑은 고딕" w:eastAsia="맑은 고딕"/>
-                <w:b/>
-                <w:sz w:val="16"/>
-              </w:rPr>
-              <w:t>건유/착유</w:t>
-            </w:r>
-          </w:p>
-        </w:tc>
-        <w:tc>
-          <w:tcPr>
-            <w:tcW w:type="dxa" w:w="1134"/>
-            <w:shd w:val="clear" w:color="auto" w:fill="EDEDED"/>
-          </w:tcPr>
-          <w:p>
-            <w:pPr>
-              <w:spacing w:after="20" w:line="252" w:lineRule="auto"/>
-              <w:jc w:val="center"/>
-            </w:pPr>
-            <w:r/>
-            <w:r>
-              <w:rPr>
-                <w:rFonts w:ascii="맑은 고딕" w:hAnsi="맑은 고딕" w:eastAsia="맑은 고딕"/>
-                <w:b/>
-                <w:sz w:val="16"/>
-              </w:rPr>
-              <w:t>덩어리·</w:t>
-            </w:r>
-          </w:p>
-          <w:p>
-            <w:pPr>
-              <w:spacing w:after="20" w:line="252" w:lineRule="auto"/>
-              <w:jc w:val="center"/>
-            </w:pPr>
-            <w:r>
-              <w:rPr>
-                <w:rFonts w:ascii="맑은 고딕" w:hAnsi="맑은 고딕" w:eastAsia="맑은 고딕"/>
-                <w:b/>
-                <w:sz w:val="16"/>
-              </w:rPr>
-              <w:t>과습 구역</w:t>
+                <w:sz w:val="17"/>
+              </w:rPr>
+              <w:t>저녁</w:t>
             </w:r>
           </w:p>
         </w:tc>
@@ -14236,29 +14047,36 @@
               <w:rPr>
                 <w:rFonts w:ascii="맑은 고딕" w:hAnsi="맑은 고딕" w:eastAsia="맑은 고딕"/>
                 <w:b/>
-                <w:sz w:val="16"/>
-              </w:rPr>
-              <w:t>베딩 추가 m³</w:t>
-            </w:r>
-          </w:p>
+                <w:sz w:val="17"/>
+              </w:rPr>
+              <w:t>작업자</w:t>
+            </w:r>
+          </w:p>
+        </w:tc>
+        <w:tc>
+          <w:tcPr>
+            <w:tcW w:type="dxa" w:w="2041"/>
+            <w:shd w:val="clear" w:color="auto" w:fill="EDEDED"/>
+          </w:tcPr>
           <w:p>
             <w:pPr>
               <w:spacing w:after="20" w:line="252" w:lineRule="auto"/>
               <w:jc w:val="center"/>
             </w:pPr>
+            <w:r/>
             <w:r>
               <w:rPr>
                 <w:rFonts w:ascii="맑은 고딕" w:hAnsi="맑은 고딕" w:eastAsia="맑은 고딕"/>
                 <w:b/>
-                <w:sz w:val="16"/>
-              </w:rPr>
-              <w:t>톱밥/피트모스</w:t>
-            </w:r>
-          </w:p>
-        </w:tc>
-        <w:tc>
-          <w:tcPr>
-            <w:tcW w:type="dxa" w:w="3969"/>
+                <w:sz w:val="17"/>
+              </w:rPr>
+              <w:t>베딩 추가 (톱밥/피트모스 m³)</w:t>
+            </w:r>
+          </w:p>
+        </w:tc>
+        <w:tc>
+          <w:tcPr>
+            <w:tcW w:type="dxa" w:w="4195"/>
             <w:shd w:val="clear" w:color="auto" w:fill="EDEDED"/>
           </w:tcPr>
           <w:p>
@@ -14271,52 +14089,20 @@
               <w:rPr>
                 <w:rFonts w:ascii="맑은 고딕" w:hAnsi="맑은 고딕" w:eastAsia="맑은 고딕"/>
                 <w:b/>
-                <w:sz w:val="16"/>
-              </w:rPr>
-              <w:t>특이사항 (변경·사유·관찰·방문)</w:t>
-            </w:r>
-          </w:p>
-        </w:tc>
-        <w:tc>
-          <w:tcPr>
-            <w:tcW w:type="dxa" w:w="907"/>
-            <w:shd w:val="clear" w:color="auto" w:fill="EDEDED"/>
-          </w:tcPr>
-          <w:p>
-            <w:pPr>
-              <w:spacing w:after="20" w:line="252" w:lineRule="auto"/>
-              <w:jc w:val="center"/>
-            </w:pPr>
-            <w:r/>
-            <w:r>
-              <w:rPr>
-                <w:rFonts w:ascii="맑은 고딕" w:hAnsi="맑은 고딕" w:eastAsia="맑은 고딕"/>
-                <w:b/>
-                <w:sz w:val="16"/>
-              </w:rPr>
-              <w:t>서명</w:t>
+                <w:sz w:val="17"/>
+              </w:rPr>
+              <w:t>특이사항 (표준과 다를 때·이상·방문만)</w:t>
             </w:r>
           </w:p>
         </w:tc>
       </w:tr>
       <w:tr>
         <w:trPr>
-          <w:trHeight w:val="464" w:hRule="atLeast"/>
+          <w:trHeight w:val="317" w:hRule="atLeast"/>
         </w:trPr>
         <w:tc>
           <w:tcPr>
-            <w:tcW w:type="dxa" w:w="1134"/>
-          </w:tcPr>
-          <w:p>
-            <w:pPr>
-              <w:spacing w:after="20" w:line="252" w:lineRule="auto"/>
-            </w:pPr>
-            <w:r/>
-          </w:p>
-        </w:tc>
-        <w:tc>
-          <w:tcPr>
-            <w:tcW w:type="dxa" w:w="680"/>
+            <w:tcW w:type="dxa" w:w="567"/>
           </w:tcPr>
           <w:p>
             <w:pPr>
@@ -14324,33 +14110,19 @@
               <w:jc w:val="center"/>
             </w:pPr>
             <w:r/>
-          </w:p>
-        </w:tc>
-        <w:tc>
-          <w:tcPr>
-            <w:tcW w:type="dxa" w:w="1361"/>
-          </w:tcPr>
-          <w:p>
-            <w:pPr>
-              <w:spacing w:after="20" w:line="252" w:lineRule="auto"/>
-            </w:pPr>
-            <w:r/>
-          </w:p>
-        </w:tc>
-        <w:tc>
-          <w:tcPr>
-            <w:tcW w:type="dxa" w:w="1020"/>
-          </w:tcPr>
-          <w:p>
-            <w:pPr>
-              <w:spacing w:after="20" w:line="252" w:lineRule="auto"/>
-            </w:pPr>
-            <w:r/>
-          </w:p>
-        </w:tc>
-        <w:tc>
-          <w:tcPr>
-            <w:tcW w:type="dxa" w:w="624"/>
+            <w:r>
+              <w:rPr>
+                <w:rFonts w:ascii="맑은 고딕" w:hAnsi="맑은 고딕" w:eastAsia="맑은 고딕"/>
+                <w:b w:val="0"/>
+                <w:sz w:val="17"/>
+              </w:rPr>
+              <w:t>1</w:t>
+            </w:r>
+          </w:p>
+        </w:tc>
+        <w:tc>
+          <w:tcPr>
+            <w:tcW w:type="dxa" w:w="794"/>
           </w:tcPr>
           <w:p>
             <w:pPr>
@@ -14362,44 +14134,12 @@
         </w:tc>
         <w:tc>
           <w:tcPr>
-            <w:tcW w:type="dxa" w:w="850"/>
-          </w:tcPr>
-          <w:p>
-            <w:pPr>
-              <w:spacing w:after="20" w:line="252" w:lineRule="auto"/>
-            </w:pPr>
-            <w:r/>
-          </w:p>
-        </w:tc>
-        <w:tc>
-          <w:tcPr>
-            <w:tcW w:type="dxa" w:w="1077"/>
-          </w:tcPr>
-          <w:p>
-            <w:pPr>
-              <w:spacing w:after="20" w:line="252" w:lineRule="auto"/>
-            </w:pPr>
-            <w:r/>
-          </w:p>
-        </w:tc>
-        <w:tc>
-          <w:tcPr>
-            <w:tcW w:type="dxa" w:w="1077"/>
-          </w:tcPr>
-          <w:p>
-            <w:pPr>
-              <w:spacing w:after="20" w:line="252" w:lineRule="auto"/>
-            </w:pPr>
-            <w:r/>
-          </w:p>
-        </w:tc>
-        <w:tc>
-          <w:tcPr>
-            <w:tcW w:type="dxa" w:w="1134"/>
-          </w:tcPr>
-          <w:p>
-            <w:pPr>
-              <w:spacing w:after="20" w:line="252" w:lineRule="auto"/>
+            <w:tcW w:type="dxa" w:w="794"/>
+          </w:tcPr>
+          <w:p>
+            <w:pPr>
+              <w:spacing w:after="20" w:line="252" w:lineRule="auto"/>
+              <w:jc w:val="center"/>
             </w:pPr>
             <w:r/>
           </w:p>
@@ -14417,18 +14157,18 @@
         </w:tc>
         <w:tc>
           <w:tcPr>
-            <w:tcW w:type="dxa" w:w="3969"/>
-          </w:tcPr>
-          <w:p>
-            <w:pPr>
-              <w:spacing w:after="20" w:line="252" w:lineRule="auto"/>
-            </w:pPr>
-            <w:r/>
-          </w:p>
-        </w:tc>
-        <w:tc>
-          <w:tcPr>
-            <w:tcW w:type="dxa" w:w="907"/>
+            <w:tcW w:type="dxa" w:w="2041"/>
+          </w:tcPr>
+          <w:p>
+            <w:pPr>
+              <w:spacing w:after="20" w:line="252" w:lineRule="auto"/>
+            </w:pPr>
+            <w:r/>
+          </w:p>
+        </w:tc>
+        <w:tc>
+          <w:tcPr>
+            <w:tcW w:type="dxa" w:w="4195"/>
           </w:tcPr>
           <w:p>
             <w:pPr>
@@ -14440,22 +14180,11 @@
       </w:tr>
       <w:tr>
         <w:trPr>
-          <w:trHeight w:val="464" w:hRule="atLeast"/>
+          <w:trHeight w:val="317" w:hRule="atLeast"/>
         </w:trPr>
         <w:tc>
           <w:tcPr>
-            <w:tcW w:type="dxa" w:w="1134"/>
-          </w:tcPr>
-          <w:p>
-            <w:pPr>
-              <w:spacing w:after="20" w:line="252" w:lineRule="auto"/>
-            </w:pPr>
-            <w:r/>
-          </w:p>
-        </w:tc>
-        <w:tc>
-          <w:tcPr>
-            <w:tcW w:type="dxa" w:w="680"/>
+            <w:tcW w:type="dxa" w:w="567"/>
           </w:tcPr>
           <w:p>
             <w:pPr>
@@ -14463,33 +14192,19 @@
               <w:jc w:val="center"/>
             </w:pPr>
             <w:r/>
-          </w:p>
-        </w:tc>
-        <w:tc>
-          <w:tcPr>
-            <w:tcW w:type="dxa" w:w="1361"/>
-          </w:tcPr>
-          <w:p>
-            <w:pPr>
-              <w:spacing w:after="20" w:line="252" w:lineRule="auto"/>
-            </w:pPr>
-            <w:r/>
-          </w:p>
-        </w:tc>
-        <w:tc>
-          <w:tcPr>
-            <w:tcW w:type="dxa" w:w="1020"/>
-          </w:tcPr>
-          <w:p>
-            <w:pPr>
-              <w:spacing w:after="20" w:line="252" w:lineRule="auto"/>
-            </w:pPr>
-            <w:r/>
-          </w:p>
-        </w:tc>
-        <w:tc>
-          <w:tcPr>
-            <w:tcW w:type="dxa" w:w="624"/>
+            <w:r>
+              <w:rPr>
+                <w:rFonts w:ascii="맑은 고딕" w:hAnsi="맑은 고딕" w:eastAsia="맑은 고딕"/>
+                <w:b w:val="0"/>
+                <w:sz w:val="17"/>
+              </w:rPr>
+              <w:t>2</w:t>
+            </w:r>
+          </w:p>
+        </w:tc>
+        <w:tc>
+          <w:tcPr>
+            <w:tcW w:type="dxa" w:w="794"/>
           </w:tcPr>
           <w:p>
             <w:pPr>
@@ -14501,44 +14216,12 @@
         </w:tc>
         <w:tc>
           <w:tcPr>
-            <w:tcW w:type="dxa" w:w="850"/>
-          </w:tcPr>
-          <w:p>
-            <w:pPr>
-              <w:spacing w:after="20" w:line="252" w:lineRule="auto"/>
-            </w:pPr>
-            <w:r/>
-          </w:p>
-        </w:tc>
-        <w:tc>
-          <w:tcPr>
-            <w:tcW w:type="dxa" w:w="1077"/>
-          </w:tcPr>
-          <w:p>
-            <w:pPr>
-              <w:spacing w:after="20" w:line="252" w:lineRule="auto"/>
-            </w:pPr>
-            <w:r/>
-          </w:p>
-        </w:tc>
-        <w:tc>
-          <w:tcPr>
-            <w:tcW w:type="dxa" w:w="1077"/>
-          </w:tcPr>
-          <w:p>
-            <w:pPr>
-              <w:spacing w:after="20" w:line="252" w:lineRule="auto"/>
-            </w:pPr>
-            <w:r/>
-          </w:p>
-        </w:tc>
-        <w:tc>
-          <w:tcPr>
-            <w:tcW w:type="dxa" w:w="1134"/>
-          </w:tcPr>
-          <w:p>
-            <w:pPr>
-              <w:spacing w:after="20" w:line="252" w:lineRule="auto"/>
+            <w:tcW w:type="dxa" w:w="794"/>
+          </w:tcPr>
+          <w:p>
+            <w:pPr>
+              <w:spacing w:after="20" w:line="252" w:lineRule="auto"/>
+              <w:jc w:val="center"/>
             </w:pPr>
             <w:r/>
           </w:p>
@@ -14556,18 +14239,18 @@
         </w:tc>
         <w:tc>
           <w:tcPr>
-            <w:tcW w:type="dxa" w:w="3969"/>
-          </w:tcPr>
-          <w:p>
-            <w:pPr>
-              <w:spacing w:after="20" w:line="252" w:lineRule="auto"/>
-            </w:pPr>
-            <w:r/>
-          </w:p>
-        </w:tc>
-        <w:tc>
-          <w:tcPr>
-            <w:tcW w:type="dxa" w:w="907"/>
+            <w:tcW w:type="dxa" w:w="2041"/>
+          </w:tcPr>
+          <w:p>
+            <w:pPr>
+              <w:spacing w:after="20" w:line="252" w:lineRule="auto"/>
+            </w:pPr>
+            <w:r/>
+          </w:p>
+        </w:tc>
+        <w:tc>
+          <w:tcPr>
+            <w:tcW w:type="dxa" w:w="4195"/>
           </w:tcPr>
           <w:p>
             <w:pPr>
@@ -14579,22 +14262,11 @@
       </w:tr>
       <w:tr>
         <w:trPr>
-          <w:trHeight w:val="464" w:hRule="atLeast"/>
+          <w:trHeight w:val="317" w:hRule="atLeast"/>
         </w:trPr>
         <w:tc>
           <w:tcPr>
-            <w:tcW w:type="dxa" w:w="1134"/>
-          </w:tcPr>
-          <w:p>
-            <w:pPr>
-              <w:spacing w:after="20" w:line="252" w:lineRule="auto"/>
-            </w:pPr>
-            <w:r/>
-          </w:p>
-        </w:tc>
-        <w:tc>
-          <w:tcPr>
-            <w:tcW w:type="dxa" w:w="680"/>
+            <w:tcW w:type="dxa" w:w="567"/>
           </w:tcPr>
           <w:p>
             <w:pPr>
@@ -14602,33 +14274,19 @@
               <w:jc w:val="center"/>
             </w:pPr>
             <w:r/>
-          </w:p>
-        </w:tc>
-        <w:tc>
-          <w:tcPr>
-            <w:tcW w:type="dxa" w:w="1361"/>
-          </w:tcPr>
-          <w:p>
-            <w:pPr>
-              <w:spacing w:after="20" w:line="252" w:lineRule="auto"/>
-            </w:pPr>
-            <w:r/>
-          </w:p>
-        </w:tc>
-        <w:tc>
-          <w:tcPr>
-            <w:tcW w:type="dxa" w:w="1020"/>
-          </w:tcPr>
-          <w:p>
-            <w:pPr>
-              <w:spacing w:after="20" w:line="252" w:lineRule="auto"/>
-            </w:pPr>
-            <w:r/>
-          </w:p>
-        </w:tc>
-        <w:tc>
-          <w:tcPr>
-            <w:tcW w:type="dxa" w:w="624"/>
+            <w:r>
+              <w:rPr>
+                <w:rFonts w:ascii="맑은 고딕" w:hAnsi="맑은 고딕" w:eastAsia="맑은 고딕"/>
+                <w:b w:val="0"/>
+                <w:sz w:val="17"/>
+              </w:rPr>
+              <w:t>3</w:t>
+            </w:r>
+          </w:p>
+        </w:tc>
+        <w:tc>
+          <w:tcPr>
+            <w:tcW w:type="dxa" w:w="794"/>
           </w:tcPr>
           <w:p>
             <w:pPr>
@@ -14640,44 +14298,12 @@
         </w:tc>
         <w:tc>
           <w:tcPr>
-            <w:tcW w:type="dxa" w:w="850"/>
-          </w:tcPr>
-          <w:p>
-            <w:pPr>
-              <w:spacing w:after="20" w:line="252" w:lineRule="auto"/>
-            </w:pPr>
-            <w:r/>
-          </w:p>
-        </w:tc>
-        <w:tc>
-          <w:tcPr>
-            <w:tcW w:type="dxa" w:w="1077"/>
-          </w:tcPr>
-          <w:p>
-            <w:pPr>
-              <w:spacing w:after="20" w:line="252" w:lineRule="auto"/>
-            </w:pPr>
-            <w:r/>
-          </w:p>
-        </w:tc>
-        <w:tc>
-          <w:tcPr>
-            <w:tcW w:type="dxa" w:w="1077"/>
-          </w:tcPr>
-          <w:p>
-            <w:pPr>
-              <w:spacing w:after="20" w:line="252" w:lineRule="auto"/>
-            </w:pPr>
-            <w:r/>
-          </w:p>
-        </w:tc>
-        <w:tc>
-          <w:tcPr>
-            <w:tcW w:type="dxa" w:w="1134"/>
-          </w:tcPr>
-          <w:p>
-            <w:pPr>
-              <w:spacing w:after="20" w:line="252" w:lineRule="auto"/>
+            <w:tcW w:type="dxa" w:w="794"/>
+          </w:tcPr>
+          <w:p>
+            <w:pPr>
+              <w:spacing w:after="20" w:line="252" w:lineRule="auto"/>
+              <w:jc w:val="center"/>
             </w:pPr>
             <w:r/>
           </w:p>
@@ -14695,18 +14321,18 @@
         </w:tc>
         <w:tc>
           <w:tcPr>
-            <w:tcW w:type="dxa" w:w="3969"/>
-          </w:tcPr>
-          <w:p>
-            <w:pPr>
-              <w:spacing w:after="20" w:line="252" w:lineRule="auto"/>
-            </w:pPr>
-            <w:r/>
-          </w:p>
-        </w:tc>
-        <w:tc>
-          <w:tcPr>
-            <w:tcW w:type="dxa" w:w="907"/>
+            <w:tcW w:type="dxa" w:w="2041"/>
+          </w:tcPr>
+          <w:p>
+            <w:pPr>
+              <w:spacing w:after="20" w:line="252" w:lineRule="auto"/>
+            </w:pPr>
+            <w:r/>
+          </w:p>
+        </w:tc>
+        <w:tc>
+          <w:tcPr>
+            <w:tcW w:type="dxa" w:w="4195"/>
           </w:tcPr>
           <w:p>
             <w:pPr>
@@ -14718,22 +14344,11 @@
       </w:tr>
       <w:tr>
         <w:trPr>
-          <w:trHeight w:val="464" w:hRule="atLeast"/>
+          <w:trHeight w:val="317" w:hRule="atLeast"/>
         </w:trPr>
         <w:tc>
           <w:tcPr>
-            <w:tcW w:type="dxa" w:w="1134"/>
-          </w:tcPr>
-          <w:p>
-            <w:pPr>
-              <w:spacing w:after="20" w:line="252" w:lineRule="auto"/>
-            </w:pPr>
-            <w:r/>
-          </w:p>
-        </w:tc>
-        <w:tc>
-          <w:tcPr>
-            <w:tcW w:type="dxa" w:w="680"/>
+            <w:tcW w:type="dxa" w:w="567"/>
           </w:tcPr>
           <w:p>
             <w:pPr>
@@ -14741,33 +14356,19 @@
               <w:jc w:val="center"/>
             </w:pPr>
             <w:r/>
-          </w:p>
-        </w:tc>
-        <w:tc>
-          <w:tcPr>
-            <w:tcW w:type="dxa" w:w="1361"/>
-          </w:tcPr>
-          <w:p>
-            <w:pPr>
-              <w:spacing w:after="20" w:line="252" w:lineRule="auto"/>
-            </w:pPr>
-            <w:r/>
-          </w:p>
-        </w:tc>
-        <w:tc>
-          <w:tcPr>
-            <w:tcW w:type="dxa" w:w="1020"/>
-          </w:tcPr>
-          <w:p>
-            <w:pPr>
-              <w:spacing w:after="20" w:line="252" w:lineRule="auto"/>
-            </w:pPr>
-            <w:r/>
-          </w:p>
-        </w:tc>
-        <w:tc>
-          <w:tcPr>
-            <w:tcW w:type="dxa" w:w="624"/>
+            <w:r>
+              <w:rPr>
+                <w:rFonts w:ascii="맑은 고딕" w:hAnsi="맑은 고딕" w:eastAsia="맑은 고딕"/>
+                <w:b w:val="0"/>
+                <w:sz w:val="17"/>
+              </w:rPr>
+              <w:t>4</w:t>
+            </w:r>
+          </w:p>
+        </w:tc>
+        <w:tc>
+          <w:tcPr>
+            <w:tcW w:type="dxa" w:w="794"/>
           </w:tcPr>
           <w:p>
             <w:pPr>
@@ -14779,44 +14380,12 @@
         </w:tc>
         <w:tc>
           <w:tcPr>
-            <w:tcW w:type="dxa" w:w="850"/>
-          </w:tcPr>
-          <w:p>
-            <w:pPr>
-              <w:spacing w:after="20" w:line="252" w:lineRule="auto"/>
-            </w:pPr>
-            <w:r/>
-          </w:p>
-        </w:tc>
-        <w:tc>
-          <w:tcPr>
-            <w:tcW w:type="dxa" w:w="1077"/>
-          </w:tcPr>
-          <w:p>
-            <w:pPr>
-              <w:spacing w:after="20" w:line="252" w:lineRule="auto"/>
-            </w:pPr>
-            <w:r/>
-          </w:p>
-        </w:tc>
-        <w:tc>
-          <w:tcPr>
-            <w:tcW w:type="dxa" w:w="1077"/>
-          </w:tcPr>
-          <w:p>
-            <w:pPr>
-              <w:spacing w:after="20" w:line="252" w:lineRule="auto"/>
-            </w:pPr>
-            <w:r/>
-          </w:p>
-        </w:tc>
-        <w:tc>
-          <w:tcPr>
-            <w:tcW w:type="dxa" w:w="1134"/>
-          </w:tcPr>
-          <w:p>
-            <w:pPr>
-              <w:spacing w:after="20" w:line="252" w:lineRule="auto"/>
+            <w:tcW w:type="dxa" w:w="794"/>
+          </w:tcPr>
+          <w:p>
+            <w:pPr>
+              <w:spacing w:after="20" w:line="252" w:lineRule="auto"/>
+              <w:jc w:val="center"/>
             </w:pPr>
             <w:r/>
           </w:p>
@@ -14834,18 +14403,18 @@
         </w:tc>
         <w:tc>
           <w:tcPr>
-            <w:tcW w:type="dxa" w:w="3969"/>
-          </w:tcPr>
-          <w:p>
-            <w:pPr>
-              <w:spacing w:after="20" w:line="252" w:lineRule="auto"/>
-            </w:pPr>
-            <w:r/>
-          </w:p>
-        </w:tc>
-        <w:tc>
-          <w:tcPr>
-            <w:tcW w:type="dxa" w:w="907"/>
+            <w:tcW w:type="dxa" w:w="2041"/>
+          </w:tcPr>
+          <w:p>
+            <w:pPr>
+              <w:spacing w:after="20" w:line="252" w:lineRule="auto"/>
+            </w:pPr>
+            <w:r/>
+          </w:p>
+        </w:tc>
+        <w:tc>
+          <w:tcPr>
+            <w:tcW w:type="dxa" w:w="4195"/>
           </w:tcPr>
           <w:p>
             <w:pPr>
@@ -14857,22 +14426,11 @@
       </w:tr>
       <w:tr>
         <w:trPr>
-          <w:trHeight w:val="464" w:hRule="atLeast"/>
+          <w:trHeight w:val="317" w:hRule="atLeast"/>
         </w:trPr>
         <w:tc>
           <w:tcPr>
-            <w:tcW w:type="dxa" w:w="1134"/>
-          </w:tcPr>
-          <w:p>
-            <w:pPr>
-              <w:spacing w:after="20" w:line="252" w:lineRule="auto"/>
-            </w:pPr>
-            <w:r/>
-          </w:p>
-        </w:tc>
-        <w:tc>
-          <w:tcPr>
-            <w:tcW w:type="dxa" w:w="680"/>
+            <w:tcW w:type="dxa" w:w="567"/>
           </w:tcPr>
           <w:p>
             <w:pPr>
@@ -14880,33 +14438,19 @@
               <w:jc w:val="center"/>
             </w:pPr>
             <w:r/>
-          </w:p>
-        </w:tc>
-        <w:tc>
-          <w:tcPr>
-            <w:tcW w:type="dxa" w:w="1361"/>
-          </w:tcPr>
-          <w:p>
-            <w:pPr>
-              <w:spacing w:after="20" w:line="252" w:lineRule="auto"/>
-            </w:pPr>
-            <w:r/>
-          </w:p>
-        </w:tc>
-        <w:tc>
-          <w:tcPr>
-            <w:tcW w:type="dxa" w:w="1020"/>
-          </w:tcPr>
-          <w:p>
-            <w:pPr>
-              <w:spacing w:after="20" w:line="252" w:lineRule="auto"/>
-            </w:pPr>
-            <w:r/>
-          </w:p>
-        </w:tc>
-        <w:tc>
-          <w:tcPr>
-            <w:tcW w:type="dxa" w:w="624"/>
+            <w:r>
+              <w:rPr>
+                <w:rFonts w:ascii="맑은 고딕" w:hAnsi="맑은 고딕" w:eastAsia="맑은 고딕"/>
+                <w:b w:val="0"/>
+                <w:sz w:val="17"/>
+              </w:rPr>
+              <w:t>5</w:t>
+            </w:r>
+          </w:p>
+        </w:tc>
+        <w:tc>
+          <w:tcPr>
+            <w:tcW w:type="dxa" w:w="794"/>
           </w:tcPr>
           <w:p>
             <w:pPr>
@@ -14918,44 +14462,12 @@
         </w:tc>
         <w:tc>
           <w:tcPr>
-            <w:tcW w:type="dxa" w:w="850"/>
-          </w:tcPr>
-          <w:p>
-            <w:pPr>
-              <w:spacing w:after="20" w:line="252" w:lineRule="auto"/>
-            </w:pPr>
-            <w:r/>
-          </w:p>
-        </w:tc>
-        <w:tc>
-          <w:tcPr>
-            <w:tcW w:type="dxa" w:w="1077"/>
-          </w:tcPr>
-          <w:p>
-            <w:pPr>
-              <w:spacing w:after="20" w:line="252" w:lineRule="auto"/>
-            </w:pPr>
-            <w:r/>
-          </w:p>
-        </w:tc>
-        <w:tc>
-          <w:tcPr>
-            <w:tcW w:type="dxa" w:w="1077"/>
-          </w:tcPr>
-          <w:p>
-            <w:pPr>
-              <w:spacing w:after="20" w:line="252" w:lineRule="auto"/>
-            </w:pPr>
-            <w:r/>
-          </w:p>
-        </w:tc>
-        <w:tc>
-          <w:tcPr>
-            <w:tcW w:type="dxa" w:w="1134"/>
-          </w:tcPr>
-          <w:p>
-            <w:pPr>
-              <w:spacing w:after="20" w:line="252" w:lineRule="auto"/>
+            <w:tcW w:type="dxa" w:w="794"/>
+          </w:tcPr>
+          <w:p>
+            <w:pPr>
+              <w:spacing w:after="20" w:line="252" w:lineRule="auto"/>
+              <w:jc w:val="center"/>
             </w:pPr>
             <w:r/>
           </w:p>
@@ -14973,18 +14485,18 @@
         </w:tc>
         <w:tc>
           <w:tcPr>
-            <w:tcW w:type="dxa" w:w="3969"/>
-          </w:tcPr>
-          <w:p>
-            <w:pPr>
-              <w:spacing w:after="20" w:line="252" w:lineRule="auto"/>
-            </w:pPr>
-            <w:r/>
-          </w:p>
-        </w:tc>
-        <w:tc>
-          <w:tcPr>
-            <w:tcW w:type="dxa" w:w="907"/>
+            <w:tcW w:type="dxa" w:w="2041"/>
+          </w:tcPr>
+          <w:p>
+            <w:pPr>
+              <w:spacing w:after="20" w:line="252" w:lineRule="auto"/>
+            </w:pPr>
+            <w:r/>
+          </w:p>
+        </w:tc>
+        <w:tc>
+          <w:tcPr>
+            <w:tcW w:type="dxa" w:w="4195"/>
           </w:tcPr>
           <w:p>
             <w:pPr>
@@ -14996,22 +14508,11 @@
       </w:tr>
       <w:tr>
         <w:trPr>
-          <w:trHeight w:val="464" w:hRule="atLeast"/>
+          <w:trHeight w:val="317" w:hRule="atLeast"/>
         </w:trPr>
         <w:tc>
           <w:tcPr>
-            <w:tcW w:type="dxa" w:w="1134"/>
-          </w:tcPr>
-          <w:p>
-            <w:pPr>
-              <w:spacing w:after="20" w:line="252" w:lineRule="auto"/>
-            </w:pPr>
-            <w:r/>
-          </w:p>
-        </w:tc>
-        <w:tc>
-          <w:tcPr>
-            <w:tcW w:type="dxa" w:w="680"/>
+            <w:tcW w:type="dxa" w:w="567"/>
           </w:tcPr>
           <w:p>
             <w:pPr>
@@ -15019,33 +14520,19 @@
               <w:jc w:val="center"/>
             </w:pPr>
             <w:r/>
-          </w:p>
-        </w:tc>
-        <w:tc>
-          <w:tcPr>
-            <w:tcW w:type="dxa" w:w="1361"/>
-          </w:tcPr>
-          <w:p>
-            <w:pPr>
-              <w:spacing w:after="20" w:line="252" w:lineRule="auto"/>
-            </w:pPr>
-            <w:r/>
-          </w:p>
-        </w:tc>
-        <w:tc>
-          <w:tcPr>
-            <w:tcW w:type="dxa" w:w="1020"/>
-          </w:tcPr>
-          <w:p>
-            <w:pPr>
-              <w:spacing w:after="20" w:line="252" w:lineRule="auto"/>
-            </w:pPr>
-            <w:r/>
-          </w:p>
-        </w:tc>
-        <w:tc>
-          <w:tcPr>
-            <w:tcW w:type="dxa" w:w="624"/>
+            <w:r>
+              <w:rPr>
+                <w:rFonts w:ascii="맑은 고딕" w:hAnsi="맑은 고딕" w:eastAsia="맑은 고딕"/>
+                <w:b w:val="0"/>
+                <w:sz w:val="17"/>
+              </w:rPr>
+              <w:t>6</w:t>
+            </w:r>
+          </w:p>
+        </w:tc>
+        <w:tc>
+          <w:tcPr>
+            <w:tcW w:type="dxa" w:w="794"/>
           </w:tcPr>
           <w:p>
             <w:pPr>
@@ -15057,44 +14544,12 @@
         </w:tc>
         <w:tc>
           <w:tcPr>
-            <w:tcW w:type="dxa" w:w="850"/>
-          </w:tcPr>
-          <w:p>
-            <w:pPr>
-              <w:spacing w:after="20" w:line="252" w:lineRule="auto"/>
-            </w:pPr>
-            <w:r/>
-          </w:p>
-        </w:tc>
-        <w:tc>
-          <w:tcPr>
-            <w:tcW w:type="dxa" w:w="1077"/>
-          </w:tcPr>
-          <w:p>
-            <w:pPr>
-              <w:spacing w:after="20" w:line="252" w:lineRule="auto"/>
-            </w:pPr>
-            <w:r/>
-          </w:p>
-        </w:tc>
-        <w:tc>
-          <w:tcPr>
-            <w:tcW w:type="dxa" w:w="1077"/>
-          </w:tcPr>
-          <w:p>
-            <w:pPr>
-              <w:spacing w:after="20" w:line="252" w:lineRule="auto"/>
-            </w:pPr>
-            <w:r/>
-          </w:p>
-        </w:tc>
-        <w:tc>
-          <w:tcPr>
-            <w:tcW w:type="dxa" w:w="1134"/>
-          </w:tcPr>
-          <w:p>
-            <w:pPr>
-              <w:spacing w:after="20" w:line="252" w:lineRule="auto"/>
+            <w:tcW w:type="dxa" w:w="794"/>
+          </w:tcPr>
+          <w:p>
+            <w:pPr>
+              <w:spacing w:after="20" w:line="252" w:lineRule="auto"/>
+              <w:jc w:val="center"/>
             </w:pPr>
             <w:r/>
           </w:p>
@@ -15112,18 +14567,18 @@
         </w:tc>
         <w:tc>
           <w:tcPr>
-            <w:tcW w:type="dxa" w:w="3969"/>
-          </w:tcPr>
-          <w:p>
-            <w:pPr>
-              <w:spacing w:after="20" w:line="252" w:lineRule="auto"/>
-            </w:pPr>
-            <w:r/>
-          </w:p>
-        </w:tc>
-        <w:tc>
-          <w:tcPr>
-            <w:tcW w:type="dxa" w:w="907"/>
+            <w:tcW w:type="dxa" w:w="2041"/>
+          </w:tcPr>
+          <w:p>
+            <w:pPr>
+              <w:spacing w:after="20" w:line="252" w:lineRule="auto"/>
+            </w:pPr>
+            <w:r/>
+          </w:p>
+        </w:tc>
+        <w:tc>
+          <w:tcPr>
+            <w:tcW w:type="dxa" w:w="4195"/>
           </w:tcPr>
           <w:p>
             <w:pPr>
@@ -15135,22 +14590,11 @@
       </w:tr>
       <w:tr>
         <w:trPr>
-          <w:trHeight w:val="464" w:hRule="atLeast"/>
+          <w:trHeight w:val="317" w:hRule="atLeast"/>
         </w:trPr>
         <w:tc>
           <w:tcPr>
-            <w:tcW w:type="dxa" w:w="1134"/>
-          </w:tcPr>
-          <w:p>
-            <w:pPr>
-              <w:spacing w:after="20" w:line="252" w:lineRule="auto"/>
-            </w:pPr>
-            <w:r/>
-          </w:p>
-        </w:tc>
-        <w:tc>
-          <w:tcPr>
-            <w:tcW w:type="dxa" w:w="680"/>
+            <w:tcW w:type="dxa" w:w="567"/>
           </w:tcPr>
           <w:p>
             <w:pPr>
@@ -15158,33 +14602,19 @@
               <w:jc w:val="center"/>
             </w:pPr>
             <w:r/>
-          </w:p>
-        </w:tc>
-        <w:tc>
-          <w:tcPr>
-            <w:tcW w:type="dxa" w:w="1361"/>
-          </w:tcPr>
-          <w:p>
-            <w:pPr>
-              <w:spacing w:after="20" w:line="252" w:lineRule="auto"/>
-            </w:pPr>
-            <w:r/>
-          </w:p>
-        </w:tc>
-        <w:tc>
-          <w:tcPr>
-            <w:tcW w:type="dxa" w:w="1020"/>
-          </w:tcPr>
-          <w:p>
-            <w:pPr>
-              <w:spacing w:after="20" w:line="252" w:lineRule="auto"/>
-            </w:pPr>
-            <w:r/>
-          </w:p>
-        </w:tc>
-        <w:tc>
-          <w:tcPr>
-            <w:tcW w:type="dxa" w:w="624"/>
+            <w:r>
+              <w:rPr>
+                <w:rFonts w:ascii="맑은 고딕" w:hAnsi="맑은 고딕" w:eastAsia="맑은 고딕"/>
+                <w:b w:val="0"/>
+                <w:sz w:val="17"/>
+              </w:rPr>
+              <w:t>7</w:t>
+            </w:r>
+          </w:p>
+        </w:tc>
+        <w:tc>
+          <w:tcPr>
+            <w:tcW w:type="dxa" w:w="794"/>
           </w:tcPr>
           <w:p>
             <w:pPr>
@@ -15196,44 +14626,12 @@
         </w:tc>
         <w:tc>
           <w:tcPr>
-            <w:tcW w:type="dxa" w:w="850"/>
-          </w:tcPr>
-          <w:p>
-            <w:pPr>
-              <w:spacing w:after="20" w:line="252" w:lineRule="auto"/>
-            </w:pPr>
-            <w:r/>
-          </w:p>
-        </w:tc>
-        <w:tc>
-          <w:tcPr>
-            <w:tcW w:type="dxa" w:w="1077"/>
-          </w:tcPr>
-          <w:p>
-            <w:pPr>
-              <w:spacing w:after="20" w:line="252" w:lineRule="auto"/>
-            </w:pPr>
-            <w:r/>
-          </w:p>
-        </w:tc>
-        <w:tc>
-          <w:tcPr>
-            <w:tcW w:type="dxa" w:w="1077"/>
-          </w:tcPr>
-          <w:p>
-            <w:pPr>
-              <w:spacing w:after="20" w:line="252" w:lineRule="auto"/>
-            </w:pPr>
-            <w:r/>
-          </w:p>
-        </w:tc>
-        <w:tc>
-          <w:tcPr>
-            <w:tcW w:type="dxa" w:w="1134"/>
-          </w:tcPr>
-          <w:p>
-            <w:pPr>
-              <w:spacing w:after="20" w:line="252" w:lineRule="auto"/>
+            <w:tcW w:type="dxa" w:w="794"/>
+          </w:tcPr>
+          <w:p>
+            <w:pPr>
+              <w:spacing w:after="20" w:line="252" w:lineRule="auto"/>
+              <w:jc w:val="center"/>
             </w:pPr>
             <w:r/>
           </w:p>
@@ -15251,18 +14649,18 @@
         </w:tc>
         <w:tc>
           <w:tcPr>
-            <w:tcW w:type="dxa" w:w="3969"/>
-          </w:tcPr>
-          <w:p>
-            <w:pPr>
-              <w:spacing w:after="20" w:line="252" w:lineRule="auto"/>
-            </w:pPr>
-            <w:r/>
-          </w:p>
-        </w:tc>
-        <w:tc>
-          <w:tcPr>
-            <w:tcW w:type="dxa" w:w="907"/>
+            <w:tcW w:type="dxa" w:w="2041"/>
+          </w:tcPr>
+          <w:p>
+            <w:pPr>
+              <w:spacing w:after="20" w:line="252" w:lineRule="auto"/>
+            </w:pPr>
+            <w:r/>
+          </w:p>
+        </w:tc>
+        <w:tc>
+          <w:tcPr>
+            <w:tcW w:type="dxa" w:w="4195"/>
           </w:tcPr>
           <w:p>
             <w:pPr>
@@ -15274,22 +14672,11 @@
       </w:tr>
       <w:tr>
         <w:trPr>
-          <w:trHeight w:val="464" w:hRule="atLeast"/>
+          <w:trHeight w:val="317" w:hRule="atLeast"/>
         </w:trPr>
         <w:tc>
           <w:tcPr>
-            <w:tcW w:type="dxa" w:w="1134"/>
-          </w:tcPr>
-          <w:p>
-            <w:pPr>
-              <w:spacing w:after="20" w:line="252" w:lineRule="auto"/>
-            </w:pPr>
-            <w:r/>
-          </w:p>
-        </w:tc>
-        <w:tc>
-          <w:tcPr>
-            <w:tcW w:type="dxa" w:w="680"/>
+            <w:tcW w:type="dxa" w:w="567"/>
           </w:tcPr>
           <w:p>
             <w:pPr>
@@ -15297,33 +14684,19 @@
               <w:jc w:val="center"/>
             </w:pPr>
             <w:r/>
-          </w:p>
-        </w:tc>
-        <w:tc>
-          <w:tcPr>
-            <w:tcW w:type="dxa" w:w="1361"/>
-          </w:tcPr>
-          <w:p>
-            <w:pPr>
-              <w:spacing w:after="20" w:line="252" w:lineRule="auto"/>
-            </w:pPr>
-            <w:r/>
-          </w:p>
-        </w:tc>
-        <w:tc>
-          <w:tcPr>
-            <w:tcW w:type="dxa" w:w="1020"/>
-          </w:tcPr>
-          <w:p>
-            <w:pPr>
-              <w:spacing w:after="20" w:line="252" w:lineRule="auto"/>
-            </w:pPr>
-            <w:r/>
-          </w:p>
-        </w:tc>
-        <w:tc>
-          <w:tcPr>
-            <w:tcW w:type="dxa" w:w="624"/>
+            <w:r>
+              <w:rPr>
+                <w:rFonts w:ascii="맑은 고딕" w:hAnsi="맑은 고딕" w:eastAsia="맑은 고딕"/>
+                <w:b w:val="0"/>
+                <w:sz w:val="17"/>
+              </w:rPr>
+              <w:t>8</w:t>
+            </w:r>
+          </w:p>
+        </w:tc>
+        <w:tc>
+          <w:tcPr>
+            <w:tcW w:type="dxa" w:w="794"/>
           </w:tcPr>
           <w:p>
             <w:pPr>
@@ -15335,44 +14708,12 @@
         </w:tc>
         <w:tc>
           <w:tcPr>
-            <w:tcW w:type="dxa" w:w="850"/>
-          </w:tcPr>
-          <w:p>
-            <w:pPr>
-              <w:spacing w:after="20" w:line="252" w:lineRule="auto"/>
-            </w:pPr>
-            <w:r/>
-          </w:p>
-        </w:tc>
-        <w:tc>
-          <w:tcPr>
-            <w:tcW w:type="dxa" w:w="1077"/>
-          </w:tcPr>
-          <w:p>
-            <w:pPr>
-              <w:spacing w:after="20" w:line="252" w:lineRule="auto"/>
-            </w:pPr>
-            <w:r/>
-          </w:p>
-        </w:tc>
-        <w:tc>
-          <w:tcPr>
-            <w:tcW w:type="dxa" w:w="1077"/>
-          </w:tcPr>
-          <w:p>
-            <w:pPr>
-              <w:spacing w:after="20" w:line="252" w:lineRule="auto"/>
-            </w:pPr>
-            <w:r/>
-          </w:p>
-        </w:tc>
-        <w:tc>
-          <w:tcPr>
-            <w:tcW w:type="dxa" w:w="1134"/>
-          </w:tcPr>
-          <w:p>
-            <w:pPr>
-              <w:spacing w:after="20" w:line="252" w:lineRule="auto"/>
+            <w:tcW w:type="dxa" w:w="794"/>
+          </w:tcPr>
+          <w:p>
+            <w:pPr>
+              <w:spacing w:after="20" w:line="252" w:lineRule="auto"/>
+              <w:jc w:val="center"/>
             </w:pPr>
             <w:r/>
           </w:p>
@@ -15390,18 +14731,18 @@
         </w:tc>
         <w:tc>
           <w:tcPr>
-            <w:tcW w:type="dxa" w:w="3969"/>
-          </w:tcPr>
-          <w:p>
-            <w:pPr>
-              <w:spacing w:after="20" w:line="252" w:lineRule="auto"/>
-            </w:pPr>
-            <w:r/>
-          </w:p>
-        </w:tc>
-        <w:tc>
-          <w:tcPr>
-            <w:tcW w:type="dxa" w:w="907"/>
+            <w:tcW w:type="dxa" w:w="2041"/>
+          </w:tcPr>
+          <w:p>
+            <w:pPr>
+              <w:spacing w:after="20" w:line="252" w:lineRule="auto"/>
+            </w:pPr>
+            <w:r/>
+          </w:p>
+        </w:tc>
+        <w:tc>
+          <w:tcPr>
+            <w:tcW w:type="dxa" w:w="4195"/>
           </w:tcPr>
           <w:p>
             <w:pPr>
@@ -15413,22 +14754,11 @@
       </w:tr>
       <w:tr>
         <w:trPr>
-          <w:trHeight w:val="464" w:hRule="atLeast"/>
+          <w:trHeight w:val="317" w:hRule="atLeast"/>
         </w:trPr>
         <w:tc>
           <w:tcPr>
-            <w:tcW w:type="dxa" w:w="1134"/>
-          </w:tcPr>
-          <w:p>
-            <w:pPr>
-              <w:spacing w:after="20" w:line="252" w:lineRule="auto"/>
-            </w:pPr>
-            <w:r/>
-          </w:p>
-        </w:tc>
-        <w:tc>
-          <w:tcPr>
-            <w:tcW w:type="dxa" w:w="680"/>
+            <w:tcW w:type="dxa" w:w="567"/>
           </w:tcPr>
           <w:p>
             <w:pPr>
@@ -15436,33 +14766,19 @@
               <w:jc w:val="center"/>
             </w:pPr>
             <w:r/>
-          </w:p>
-        </w:tc>
-        <w:tc>
-          <w:tcPr>
-            <w:tcW w:type="dxa" w:w="1361"/>
-          </w:tcPr>
-          <w:p>
-            <w:pPr>
-              <w:spacing w:after="20" w:line="252" w:lineRule="auto"/>
-            </w:pPr>
-            <w:r/>
-          </w:p>
-        </w:tc>
-        <w:tc>
-          <w:tcPr>
-            <w:tcW w:type="dxa" w:w="1020"/>
-          </w:tcPr>
-          <w:p>
-            <w:pPr>
-              <w:spacing w:after="20" w:line="252" w:lineRule="auto"/>
-            </w:pPr>
-            <w:r/>
-          </w:p>
-        </w:tc>
-        <w:tc>
-          <w:tcPr>
-            <w:tcW w:type="dxa" w:w="624"/>
+            <w:r>
+              <w:rPr>
+                <w:rFonts w:ascii="맑은 고딕" w:hAnsi="맑은 고딕" w:eastAsia="맑은 고딕"/>
+                <w:b w:val="0"/>
+                <w:sz w:val="17"/>
+              </w:rPr>
+              <w:t>9</w:t>
+            </w:r>
+          </w:p>
+        </w:tc>
+        <w:tc>
+          <w:tcPr>
+            <w:tcW w:type="dxa" w:w="794"/>
           </w:tcPr>
           <w:p>
             <w:pPr>
@@ -15474,44 +14790,12 @@
         </w:tc>
         <w:tc>
           <w:tcPr>
-            <w:tcW w:type="dxa" w:w="850"/>
-          </w:tcPr>
-          <w:p>
-            <w:pPr>
-              <w:spacing w:after="20" w:line="252" w:lineRule="auto"/>
-            </w:pPr>
-            <w:r/>
-          </w:p>
-        </w:tc>
-        <w:tc>
-          <w:tcPr>
-            <w:tcW w:type="dxa" w:w="1077"/>
-          </w:tcPr>
-          <w:p>
-            <w:pPr>
-              <w:spacing w:after="20" w:line="252" w:lineRule="auto"/>
-            </w:pPr>
-            <w:r/>
-          </w:p>
-        </w:tc>
-        <w:tc>
-          <w:tcPr>
-            <w:tcW w:type="dxa" w:w="1077"/>
-          </w:tcPr>
-          <w:p>
-            <w:pPr>
-              <w:spacing w:after="20" w:line="252" w:lineRule="auto"/>
-            </w:pPr>
-            <w:r/>
-          </w:p>
-        </w:tc>
-        <w:tc>
-          <w:tcPr>
-            <w:tcW w:type="dxa" w:w="1134"/>
-          </w:tcPr>
-          <w:p>
-            <w:pPr>
-              <w:spacing w:after="20" w:line="252" w:lineRule="auto"/>
+            <w:tcW w:type="dxa" w:w="794"/>
+          </w:tcPr>
+          <w:p>
+            <w:pPr>
+              <w:spacing w:after="20" w:line="252" w:lineRule="auto"/>
+              <w:jc w:val="center"/>
             </w:pPr>
             <w:r/>
           </w:p>
@@ -15529,18 +14813,18 @@
         </w:tc>
         <w:tc>
           <w:tcPr>
-            <w:tcW w:type="dxa" w:w="3969"/>
-          </w:tcPr>
-          <w:p>
-            <w:pPr>
-              <w:spacing w:after="20" w:line="252" w:lineRule="auto"/>
-            </w:pPr>
-            <w:r/>
-          </w:p>
-        </w:tc>
-        <w:tc>
-          <w:tcPr>
-            <w:tcW w:type="dxa" w:w="907"/>
+            <w:tcW w:type="dxa" w:w="2041"/>
+          </w:tcPr>
+          <w:p>
+            <w:pPr>
+              <w:spacing w:after="20" w:line="252" w:lineRule="auto"/>
+            </w:pPr>
+            <w:r/>
+          </w:p>
+        </w:tc>
+        <w:tc>
+          <w:tcPr>
+            <w:tcW w:type="dxa" w:w="4195"/>
           </w:tcPr>
           <w:p>
             <w:pPr>
@@ -15552,22 +14836,11 @@
       </w:tr>
       <w:tr>
         <w:trPr>
-          <w:trHeight w:val="464" w:hRule="atLeast"/>
+          <w:trHeight w:val="317" w:hRule="atLeast"/>
         </w:trPr>
         <w:tc>
           <w:tcPr>
-            <w:tcW w:type="dxa" w:w="1134"/>
-          </w:tcPr>
-          <w:p>
-            <w:pPr>
-              <w:spacing w:after="20" w:line="252" w:lineRule="auto"/>
-            </w:pPr>
-            <w:r/>
-          </w:p>
-        </w:tc>
-        <w:tc>
-          <w:tcPr>
-            <w:tcW w:type="dxa" w:w="680"/>
+            <w:tcW w:type="dxa" w:w="567"/>
           </w:tcPr>
           <w:p>
             <w:pPr>
@@ -15575,33 +14848,19 @@
               <w:jc w:val="center"/>
             </w:pPr>
             <w:r/>
-          </w:p>
-        </w:tc>
-        <w:tc>
-          <w:tcPr>
-            <w:tcW w:type="dxa" w:w="1361"/>
-          </w:tcPr>
-          <w:p>
-            <w:pPr>
-              <w:spacing w:after="20" w:line="252" w:lineRule="auto"/>
-            </w:pPr>
-            <w:r/>
-          </w:p>
-        </w:tc>
-        <w:tc>
-          <w:tcPr>
-            <w:tcW w:type="dxa" w:w="1020"/>
-          </w:tcPr>
-          <w:p>
-            <w:pPr>
-              <w:spacing w:after="20" w:line="252" w:lineRule="auto"/>
-            </w:pPr>
-            <w:r/>
-          </w:p>
-        </w:tc>
-        <w:tc>
-          <w:tcPr>
-            <w:tcW w:type="dxa" w:w="624"/>
+            <w:r>
+              <w:rPr>
+                <w:rFonts w:ascii="맑은 고딕" w:hAnsi="맑은 고딕" w:eastAsia="맑은 고딕"/>
+                <w:b w:val="0"/>
+                <w:sz w:val="17"/>
+              </w:rPr>
+              <w:t>10</w:t>
+            </w:r>
+          </w:p>
+        </w:tc>
+        <w:tc>
+          <w:tcPr>
+            <w:tcW w:type="dxa" w:w="794"/>
           </w:tcPr>
           <w:p>
             <w:pPr>
@@ -15613,44 +14872,12 @@
         </w:tc>
         <w:tc>
           <w:tcPr>
-            <w:tcW w:type="dxa" w:w="850"/>
-          </w:tcPr>
-          <w:p>
-            <w:pPr>
-              <w:spacing w:after="20" w:line="252" w:lineRule="auto"/>
-            </w:pPr>
-            <w:r/>
-          </w:p>
-        </w:tc>
-        <w:tc>
-          <w:tcPr>
-            <w:tcW w:type="dxa" w:w="1077"/>
-          </w:tcPr>
-          <w:p>
-            <w:pPr>
-              <w:spacing w:after="20" w:line="252" w:lineRule="auto"/>
-            </w:pPr>
-            <w:r/>
-          </w:p>
-        </w:tc>
-        <w:tc>
-          <w:tcPr>
-            <w:tcW w:type="dxa" w:w="1077"/>
-          </w:tcPr>
-          <w:p>
-            <w:pPr>
-              <w:spacing w:after="20" w:line="252" w:lineRule="auto"/>
-            </w:pPr>
-            <w:r/>
-          </w:p>
-        </w:tc>
-        <w:tc>
-          <w:tcPr>
-            <w:tcW w:type="dxa" w:w="1134"/>
-          </w:tcPr>
-          <w:p>
-            <w:pPr>
-              <w:spacing w:after="20" w:line="252" w:lineRule="auto"/>
+            <w:tcW w:type="dxa" w:w="794"/>
+          </w:tcPr>
+          <w:p>
+            <w:pPr>
+              <w:spacing w:after="20" w:line="252" w:lineRule="auto"/>
+              <w:jc w:val="center"/>
             </w:pPr>
             <w:r/>
           </w:p>
@@ -15668,18 +14895,18 @@
         </w:tc>
         <w:tc>
           <w:tcPr>
-            <w:tcW w:type="dxa" w:w="3969"/>
-          </w:tcPr>
-          <w:p>
-            <w:pPr>
-              <w:spacing w:after="20" w:line="252" w:lineRule="auto"/>
-            </w:pPr>
-            <w:r/>
-          </w:p>
-        </w:tc>
-        <w:tc>
-          <w:tcPr>
-            <w:tcW w:type="dxa" w:w="907"/>
+            <w:tcW w:type="dxa" w:w="2041"/>
+          </w:tcPr>
+          <w:p>
+            <w:pPr>
+              <w:spacing w:after="20" w:line="252" w:lineRule="auto"/>
+            </w:pPr>
+            <w:r/>
+          </w:p>
+        </w:tc>
+        <w:tc>
+          <w:tcPr>
+            <w:tcW w:type="dxa" w:w="4195"/>
           </w:tcPr>
           <w:p>
             <w:pPr>
@@ -15691,22 +14918,11 @@
       </w:tr>
       <w:tr>
         <w:trPr>
-          <w:trHeight w:val="464" w:hRule="atLeast"/>
+          <w:trHeight w:val="317" w:hRule="atLeast"/>
         </w:trPr>
         <w:tc>
           <w:tcPr>
-            <w:tcW w:type="dxa" w:w="1134"/>
-          </w:tcPr>
-          <w:p>
-            <w:pPr>
-              <w:spacing w:after="20" w:line="252" w:lineRule="auto"/>
-            </w:pPr>
-            <w:r/>
-          </w:p>
-        </w:tc>
-        <w:tc>
-          <w:tcPr>
-            <w:tcW w:type="dxa" w:w="680"/>
+            <w:tcW w:type="dxa" w:w="567"/>
           </w:tcPr>
           <w:p>
             <w:pPr>
@@ -15714,33 +14930,19 @@
               <w:jc w:val="center"/>
             </w:pPr>
             <w:r/>
-          </w:p>
-        </w:tc>
-        <w:tc>
-          <w:tcPr>
-            <w:tcW w:type="dxa" w:w="1361"/>
-          </w:tcPr>
-          <w:p>
-            <w:pPr>
-              <w:spacing w:after="20" w:line="252" w:lineRule="auto"/>
-            </w:pPr>
-            <w:r/>
-          </w:p>
-        </w:tc>
-        <w:tc>
-          <w:tcPr>
-            <w:tcW w:type="dxa" w:w="1020"/>
-          </w:tcPr>
-          <w:p>
-            <w:pPr>
-              <w:spacing w:after="20" w:line="252" w:lineRule="auto"/>
-            </w:pPr>
-            <w:r/>
-          </w:p>
-        </w:tc>
-        <w:tc>
-          <w:tcPr>
-            <w:tcW w:type="dxa" w:w="624"/>
+            <w:r>
+              <w:rPr>
+                <w:rFonts w:ascii="맑은 고딕" w:hAnsi="맑은 고딕" w:eastAsia="맑은 고딕"/>
+                <w:b w:val="0"/>
+                <w:sz w:val="17"/>
+              </w:rPr>
+              <w:t>11</w:t>
+            </w:r>
+          </w:p>
+        </w:tc>
+        <w:tc>
+          <w:tcPr>
+            <w:tcW w:type="dxa" w:w="794"/>
           </w:tcPr>
           <w:p>
             <w:pPr>
@@ -15752,44 +14954,12 @@
         </w:tc>
         <w:tc>
           <w:tcPr>
-            <w:tcW w:type="dxa" w:w="850"/>
-          </w:tcPr>
-          <w:p>
-            <w:pPr>
-              <w:spacing w:after="20" w:line="252" w:lineRule="auto"/>
-            </w:pPr>
-            <w:r/>
-          </w:p>
-        </w:tc>
-        <w:tc>
-          <w:tcPr>
-            <w:tcW w:type="dxa" w:w="1077"/>
-          </w:tcPr>
-          <w:p>
-            <w:pPr>
-              <w:spacing w:after="20" w:line="252" w:lineRule="auto"/>
-            </w:pPr>
-            <w:r/>
-          </w:p>
-        </w:tc>
-        <w:tc>
-          <w:tcPr>
-            <w:tcW w:type="dxa" w:w="1077"/>
-          </w:tcPr>
-          <w:p>
-            <w:pPr>
-              <w:spacing w:after="20" w:line="252" w:lineRule="auto"/>
-            </w:pPr>
-            <w:r/>
-          </w:p>
-        </w:tc>
-        <w:tc>
-          <w:tcPr>
-            <w:tcW w:type="dxa" w:w="1134"/>
-          </w:tcPr>
-          <w:p>
-            <w:pPr>
-              <w:spacing w:after="20" w:line="252" w:lineRule="auto"/>
+            <w:tcW w:type="dxa" w:w="794"/>
+          </w:tcPr>
+          <w:p>
+            <w:pPr>
+              <w:spacing w:after="20" w:line="252" w:lineRule="auto"/>
+              <w:jc w:val="center"/>
             </w:pPr>
             <w:r/>
           </w:p>
@@ -15807,18 +14977,18 @@
         </w:tc>
         <w:tc>
           <w:tcPr>
-            <w:tcW w:type="dxa" w:w="3969"/>
-          </w:tcPr>
-          <w:p>
-            <w:pPr>
-              <w:spacing w:after="20" w:line="252" w:lineRule="auto"/>
-            </w:pPr>
-            <w:r/>
-          </w:p>
-        </w:tc>
-        <w:tc>
-          <w:tcPr>
-            <w:tcW w:type="dxa" w:w="907"/>
+            <w:tcW w:type="dxa" w:w="2041"/>
+          </w:tcPr>
+          <w:p>
+            <w:pPr>
+              <w:spacing w:after="20" w:line="252" w:lineRule="auto"/>
+            </w:pPr>
+            <w:r/>
+          </w:p>
+        </w:tc>
+        <w:tc>
+          <w:tcPr>
+            <w:tcW w:type="dxa" w:w="4195"/>
           </w:tcPr>
           <w:p>
             <w:pPr>
@@ -15830,22 +15000,11 @@
       </w:tr>
       <w:tr>
         <w:trPr>
-          <w:trHeight w:val="464" w:hRule="atLeast"/>
+          <w:trHeight w:val="317" w:hRule="atLeast"/>
         </w:trPr>
         <w:tc>
           <w:tcPr>
-            <w:tcW w:type="dxa" w:w="1134"/>
-          </w:tcPr>
-          <w:p>
-            <w:pPr>
-              <w:spacing w:after="20" w:line="252" w:lineRule="auto"/>
-            </w:pPr>
-            <w:r/>
-          </w:p>
-        </w:tc>
-        <w:tc>
-          <w:tcPr>
-            <w:tcW w:type="dxa" w:w="680"/>
+            <w:tcW w:type="dxa" w:w="567"/>
           </w:tcPr>
           <w:p>
             <w:pPr>
@@ -15853,33 +15012,19 @@
               <w:jc w:val="center"/>
             </w:pPr>
             <w:r/>
-          </w:p>
-        </w:tc>
-        <w:tc>
-          <w:tcPr>
-            <w:tcW w:type="dxa" w:w="1361"/>
-          </w:tcPr>
-          <w:p>
-            <w:pPr>
-              <w:spacing w:after="20" w:line="252" w:lineRule="auto"/>
-            </w:pPr>
-            <w:r/>
-          </w:p>
-        </w:tc>
-        <w:tc>
-          <w:tcPr>
-            <w:tcW w:type="dxa" w:w="1020"/>
-          </w:tcPr>
-          <w:p>
-            <w:pPr>
-              <w:spacing w:after="20" w:line="252" w:lineRule="auto"/>
-            </w:pPr>
-            <w:r/>
-          </w:p>
-        </w:tc>
-        <w:tc>
-          <w:tcPr>
-            <w:tcW w:type="dxa" w:w="624"/>
+            <w:r>
+              <w:rPr>
+                <w:rFonts w:ascii="맑은 고딕" w:hAnsi="맑은 고딕" w:eastAsia="맑은 고딕"/>
+                <w:b w:val="0"/>
+                <w:sz w:val="17"/>
+              </w:rPr>
+              <w:t>12</w:t>
+            </w:r>
+          </w:p>
+        </w:tc>
+        <w:tc>
+          <w:tcPr>
+            <w:tcW w:type="dxa" w:w="794"/>
           </w:tcPr>
           <w:p>
             <w:pPr>
@@ -15891,44 +15036,12 @@
         </w:tc>
         <w:tc>
           <w:tcPr>
-            <w:tcW w:type="dxa" w:w="850"/>
-          </w:tcPr>
-          <w:p>
-            <w:pPr>
-              <w:spacing w:after="20" w:line="252" w:lineRule="auto"/>
-            </w:pPr>
-            <w:r/>
-          </w:p>
-        </w:tc>
-        <w:tc>
-          <w:tcPr>
-            <w:tcW w:type="dxa" w:w="1077"/>
-          </w:tcPr>
-          <w:p>
-            <w:pPr>
-              <w:spacing w:after="20" w:line="252" w:lineRule="auto"/>
-            </w:pPr>
-            <w:r/>
-          </w:p>
-        </w:tc>
-        <w:tc>
-          <w:tcPr>
-            <w:tcW w:type="dxa" w:w="1077"/>
-          </w:tcPr>
-          <w:p>
-            <w:pPr>
-              <w:spacing w:after="20" w:line="252" w:lineRule="auto"/>
-            </w:pPr>
-            <w:r/>
-          </w:p>
-        </w:tc>
-        <w:tc>
-          <w:tcPr>
-            <w:tcW w:type="dxa" w:w="1134"/>
-          </w:tcPr>
-          <w:p>
-            <w:pPr>
-              <w:spacing w:after="20" w:line="252" w:lineRule="auto"/>
+            <w:tcW w:type="dxa" w:w="794"/>
+          </w:tcPr>
+          <w:p>
+            <w:pPr>
+              <w:spacing w:after="20" w:line="252" w:lineRule="auto"/>
+              <w:jc w:val="center"/>
             </w:pPr>
             <w:r/>
           </w:p>
@@ -15946,18 +15059,18 @@
         </w:tc>
         <w:tc>
           <w:tcPr>
-            <w:tcW w:type="dxa" w:w="3969"/>
-          </w:tcPr>
-          <w:p>
-            <w:pPr>
-              <w:spacing w:after="20" w:line="252" w:lineRule="auto"/>
-            </w:pPr>
-            <w:r/>
-          </w:p>
-        </w:tc>
-        <w:tc>
-          <w:tcPr>
-            <w:tcW w:type="dxa" w:w="907"/>
+            <w:tcW w:type="dxa" w:w="2041"/>
+          </w:tcPr>
+          <w:p>
+            <w:pPr>
+              <w:spacing w:after="20" w:line="252" w:lineRule="auto"/>
+            </w:pPr>
+            <w:r/>
+          </w:p>
+        </w:tc>
+        <w:tc>
+          <w:tcPr>
+            <w:tcW w:type="dxa" w:w="4195"/>
           </w:tcPr>
           <w:p>
             <w:pPr>
@@ -15969,22 +15082,11 @@
       </w:tr>
       <w:tr>
         <w:trPr>
-          <w:trHeight w:val="464" w:hRule="atLeast"/>
+          <w:trHeight w:val="317" w:hRule="atLeast"/>
         </w:trPr>
         <w:tc>
           <w:tcPr>
-            <w:tcW w:type="dxa" w:w="1134"/>
-          </w:tcPr>
-          <w:p>
-            <w:pPr>
-              <w:spacing w:after="20" w:line="252" w:lineRule="auto"/>
-            </w:pPr>
-            <w:r/>
-          </w:p>
-        </w:tc>
-        <w:tc>
-          <w:tcPr>
-            <w:tcW w:type="dxa" w:w="680"/>
+            <w:tcW w:type="dxa" w:w="567"/>
           </w:tcPr>
           <w:p>
             <w:pPr>
@@ -15992,33 +15094,19 @@
               <w:jc w:val="center"/>
             </w:pPr>
             <w:r/>
-          </w:p>
-        </w:tc>
-        <w:tc>
-          <w:tcPr>
-            <w:tcW w:type="dxa" w:w="1361"/>
-          </w:tcPr>
-          <w:p>
-            <w:pPr>
-              <w:spacing w:after="20" w:line="252" w:lineRule="auto"/>
-            </w:pPr>
-            <w:r/>
-          </w:p>
-        </w:tc>
-        <w:tc>
-          <w:tcPr>
-            <w:tcW w:type="dxa" w:w="1020"/>
-          </w:tcPr>
-          <w:p>
-            <w:pPr>
-              <w:spacing w:after="20" w:line="252" w:lineRule="auto"/>
-            </w:pPr>
-            <w:r/>
-          </w:p>
-        </w:tc>
-        <w:tc>
-          <w:tcPr>
-            <w:tcW w:type="dxa" w:w="624"/>
+            <w:r>
+              <w:rPr>
+                <w:rFonts w:ascii="맑은 고딕" w:hAnsi="맑은 고딕" w:eastAsia="맑은 고딕"/>
+                <w:b w:val="0"/>
+                <w:sz w:val="17"/>
+              </w:rPr>
+              <w:t>13</w:t>
+            </w:r>
+          </w:p>
+        </w:tc>
+        <w:tc>
+          <w:tcPr>
+            <w:tcW w:type="dxa" w:w="794"/>
           </w:tcPr>
           <w:p>
             <w:pPr>
@@ -16030,44 +15118,12 @@
         </w:tc>
         <w:tc>
           <w:tcPr>
-            <w:tcW w:type="dxa" w:w="850"/>
-          </w:tcPr>
-          <w:p>
-            <w:pPr>
-              <w:spacing w:after="20" w:line="252" w:lineRule="auto"/>
-            </w:pPr>
-            <w:r/>
-          </w:p>
-        </w:tc>
-        <w:tc>
-          <w:tcPr>
-            <w:tcW w:type="dxa" w:w="1077"/>
-          </w:tcPr>
-          <w:p>
-            <w:pPr>
-              <w:spacing w:after="20" w:line="252" w:lineRule="auto"/>
-            </w:pPr>
-            <w:r/>
-          </w:p>
-        </w:tc>
-        <w:tc>
-          <w:tcPr>
-            <w:tcW w:type="dxa" w:w="1077"/>
-          </w:tcPr>
-          <w:p>
-            <w:pPr>
-              <w:spacing w:after="20" w:line="252" w:lineRule="auto"/>
-            </w:pPr>
-            <w:r/>
-          </w:p>
-        </w:tc>
-        <w:tc>
-          <w:tcPr>
-            <w:tcW w:type="dxa" w:w="1134"/>
-          </w:tcPr>
-          <w:p>
-            <w:pPr>
-              <w:spacing w:after="20" w:line="252" w:lineRule="auto"/>
+            <w:tcW w:type="dxa" w:w="794"/>
+          </w:tcPr>
+          <w:p>
+            <w:pPr>
+              <w:spacing w:after="20" w:line="252" w:lineRule="auto"/>
+              <w:jc w:val="center"/>
             </w:pPr>
             <w:r/>
           </w:p>
@@ -16085,18 +15141,18 @@
         </w:tc>
         <w:tc>
           <w:tcPr>
-            <w:tcW w:type="dxa" w:w="3969"/>
-          </w:tcPr>
-          <w:p>
-            <w:pPr>
-              <w:spacing w:after="20" w:line="252" w:lineRule="auto"/>
-            </w:pPr>
-            <w:r/>
-          </w:p>
-        </w:tc>
-        <w:tc>
-          <w:tcPr>
-            <w:tcW w:type="dxa" w:w="907"/>
+            <w:tcW w:type="dxa" w:w="2041"/>
+          </w:tcPr>
+          <w:p>
+            <w:pPr>
+              <w:spacing w:after="20" w:line="252" w:lineRule="auto"/>
+            </w:pPr>
+            <w:r/>
+          </w:p>
+        </w:tc>
+        <w:tc>
+          <w:tcPr>
+            <w:tcW w:type="dxa" w:w="4195"/>
           </w:tcPr>
           <w:p>
             <w:pPr>
@@ -16108,22 +15164,11 @@
       </w:tr>
       <w:tr>
         <w:trPr>
-          <w:trHeight w:val="464" w:hRule="atLeast"/>
+          <w:trHeight w:val="317" w:hRule="atLeast"/>
         </w:trPr>
         <w:tc>
           <w:tcPr>
-            <w:tcW w:type="dxa" w:w="1134"/>
-          </w:tcPr>
-          <w:p>
-            <w:pPr>
-              <w:spacing w:after="20" w:line="252" w:lineRule="auto"/>
-            </w:pPr>
-            <w:r/>
-          </w:p>
-        </w:tc>
-        <w:tc>
-          <w:tcPr>
-            <w:tcW w:type="dxa" w:w="680"/>
+            <w:tcW w:type="dxa" w:w="567"/>
           </w:tcPr>
           <w:p>
             <w:pPr>
@@ -16131,33 +15176,19 @@
               <w:jc w:val="center"/>
             </w:pPr>
             <w:r/>
-          </w:p>
-        </w:tc>
-        <w:tc>
-          <w:tcPr>
-            <w:tcW w:type="dxa" w:w="1361"/>
-          </w:tcPr>
-          <w:p>
-            <w:pPr>
-              <w:spacing w:after="20" w:line="252" w:lineRule="auto"/>
-            </w:pPr>
-            <w:r/>
-          </w:p>
-        </w:tc>
-        <w:tc>
-          <w:tcPr>
-            <w:tcW w:type="dxa" w:w="1020"/>
-          </w:tcPr>
-          <w:p>
-            <w:pPr>
-              <w:spacing w:after="20" w:line="252" w:lineRule="auto"/>
-            </w:pPr>
-            <w:r/>
-          </w:p>
-        </w:tc>
-        <w:tc>
-          <w:tcPr>
-            <w:tcW w:type="dxa" w:w="624"/>
+            <w:r>
+              <w:rPr>
+                <w:rFonts w:ascii="맑은 고딕" w:hAnsi="맑은 고딕" w:eastAsia="맑은 고딕"/>
+                <w:b w:val="0"/>
+                <w:sz w:val="17"/>
+              </w:rPr>
+              <w:t>14</w:t>
+            </w:r>
+          </w:p>
+        </w:tc>
+        <w:tc>
+          <w:tcPr>
+            <w:tcW w:type="dxa" w:w="794"/>
           </w:tcPr>
           <w:p>
             <w:pPr>
@@ -16169,44 +15200,12 @@
         </w:tc>
         <w:tc>
           <w:tcPr>
-            <w:tcW w:type="dxa" w:w="850"/>
-          </w:tcPr>
-          <w:p>
-            <w:pPr>
-              <w:spacing w:after="20" w:line="252" w:lineRule="auto"/>
-            </w:pPr>
-            <w:r/>
-          </w:p>
-        </w:tc>
-        <w:tc>
-          <w:tcPr>
-            <w:tcW w:type="dxa" w:w="1077"/>
-          </w:tcPr>
-          <w:p>
-            <w:pPr>
-              <w:spacing w:after="20" w:line="252" w:lineRule="auto"/>
-            </w:pPr>
-            <w:r/>
-          </w:p>
-        </w:tc>
-        <w:tc>
-          <w:tcPr>
-            <w:tcW w:type="dxa" w:w="1077"/>
-          </w:tcPr>
-          <w:p>
-            <w:pPr>
-              <w:spacing w:after="20" w:line="252" w:lineRule="auto"/>
-            </w:pPr>
-            <w:r/>
-          </w:p>
-        </w:tc>
-        <w:tc>
-          <w:tcPr>
-            <w:tcW w:type="dxa" w:w="1134"/>
-          </w:tcPr>
-          <w:p>
-            <w:pPr>
-              <w:spacing w:after="20" w:line="252" w:lineRule="auto"/>
+            <w:tcW w:type="dxa" w:w="794"/>
+          </w:tcPr>
+          <w:p>
+            <w:pPr>
+              <w:spacing w:after="20" w:line="252" w:lineRule="auto"/>
+              <w:jc w:val="center"/>
             </w:pPr>
             <w:r/>
           </w:p>
@@ -16224,18 +15223,1412 @@
         </w:tc>
         <w:tc>
           <w:tcPr>
-            <w:tcW w:type="dxa" w:w="3969"/>
-          </w:tcPr>
-          <w:p>
-            <w:pPr>
-              <w:spacing w:after="20" w:line="252" w:lineRule="auto"/>
-            </w:pPr>
-            <w:r/>
-          </w:p>
-        </w:tc>
-        <w:tc>
-          <w:tcPr>
-            <w:tcW w:type="dxa" w:w="907"/>
+            <w:tcW w:type="dxa" w:w="2041"/>
+          </w:tcPr>
+          <w:p>
+            <w:pPr>
+              <w:spacing w:after="20" w:line="252" w:lineRule="auto"/>
+            </w:pPr>
+            <w:r/>
+          </w:p>
+        </w:tc>
+        <w:tc>
+          <w:tcPr>
+            <w:tcW w:type="dxa" w:w="4195"/>
+          </w:tcPr>
+          <w:p>
+            <w:pPr>
+              <w:spacing w:after="20" w:line="252" w:lineRule="auto"/>
+            </w:pPr>
+            <w:r/>
+          </w:p>
+        </w:tc>
+      </w:tr>
+      <w:tr>
+        <w:trPr>
+          <w:trHeight w:val="317" w:hRule="atLeast"/>
+        </w:trPr>
+        <w:tc>
+          <w:tcPr>
+            <w:tcW w:type="dxa" w:w="567"/>
+          </w:tcPr>
+          <w:p>
+            <w:pPr>
+              <w:spacing w:after="20" w:line="252" w:lineRule="auto"/>
+              <w:jc w:val="center"/>
+            </w:pPr>
+            <w:r/>
+            <w:r>
+              <w:rPr>
+                <w:rFonts w:ascii="맑은 고딕" w:hAnsi="맑은 고딕" w:eastAsia="맑은 고딕"/>
+                <w:b w:val="0"/>
+                <w:sz w:val="17"/>
+              </w:rPr>
+              <w:t>15</w:t>
+            </w:r>
+          </w:p>
+        </w:tc>
+        <w:tc>
+          <w:tcPr>
+            <w:tcW w:type="dxa" w:w="794"/>
+          </w:tcPr>
+          <w:p>
+            <w:pPr>
+              <w:spacing w:after="20" w:line="252" w:lineRule="auto"/>
+              <w:jc w:val="center"/>
+            </w:pPr>
+            <w:r/>
+          </w:p>
+        </w:tc>
+        <w:tc>
+          <w:tcPr>
+            <w:tcW w:type="dxa" w:w="794"/>
+          </w:tcPr>
+          <w:p>
+            <w:pPr>
+              <w:spacing w:after="20" w:line="252" w:lineRule="auto"/>
+              <w:jc w:val="center"/>
+            </w:pPr>
+            <w:r/>
+          </w:p>
+        </w:tc>
+        <w:tc>
+          <w:tcPr>
+            <w:tcW w:type="dxa" w:w="1247"/>
+          </w:tcPr>
+          <w:p>
+            <w:pPr>
+              <w:spacing w:after="20" w:line="252" w:lineRule="auto"/>
+            </w:pPr>
+            <w:r/>
+          </w:p>
+        </w:tc>
+        <w:tc>
+          <w:tcPr>
+            <w:tcW w:type="dxa" w:w="2041"/>
+          </w:tcPr>
+          <w:p>
+            <w:pPr>
+              <w:spacing w:after="20" w:line="252" w:lineRule="auto"/>
+            </w:pPr>
+            <w:r/>
+          </w:p>
+        </w:tc>
+        <w:tc>
+          <w:tcPr>
+            <w:tcW w:type="dxa" w:w="4195"/>
+          </w:tcPr>
+          <w:p>
+            <w:pPr>
+              <w:spacing w:after="20" w:line="252" w:lineRule="auto"/>
+            </w:pPr>
+            <w:r/>
+          </w:p>
+        </w:tc>
+      </w:tr>
+      <w:tr>
+        <w:trPr>
+          <w:trHeight w:val="317" w:hRule="atLeast"/>
+        </w:trPr>
+        <w:tc>
+          <w:tcPr>
+            <w:tcW w:type="dxa" w:w="567"/>
+          </w:tcPr>
+          <w:p>
+            <w:pPr>
+              <w:spacing w:after="20" w:line="252" w:lineRule="auto"/>
+              <w:jc w:val="center"/>
+            </w:pPr>
+            <w:r/>
+            <w:r>
+              <w:rPr>
+                <w:rFonts w:ascii="맑은 고딕" w:hAnsi="맑은 고딕" w:eastAsia="맑은 고딕"/>
+                <w:b w:val="0"/>
+                <w:sz w:val="17"/>
+              </w:rPr>
+              <w:t>16</w:t>
+            </w:r>
+          </w:p>
+        </w:tc>
+        <w:tc>
+          <w:tcPr>
+            <w:tcW w:type="dxa" w:w="794"/>
+          </w:tcPr>
+          <w:p>
+            <w:pPr>
+              <w:spacing w:after="20" w:line="252" w:lineRule="auto"/>
+              <w:jc w:val="center"/>
+            </w:pPr>
+            <w:r/>
+          </w:p>
+        </w:tc>
+        <w:tc>
+          <w:tcPr>
+            <w:tcW w:type="dxa" w:w="794"/>
+          </w:tcPr>
+          <w:p>
+            <w:pPr>
+              <w:spacing w:after="20" w:line="252" w:lineRule="auto"/>
+              <w:jc w:val="center"/>
+            </w:pPr>
+            <w:r/>
+          </w:p>
+        </w:tc>
+        <w:tc>
+          <w:tcPr>
+            <w:tcW w:type="dxa" w:w="1247"/>
+          </w:tcPr>
+          <w:p>
+            <w:pPr>
+              <w:spacing w:after="20" w:line="252" w:lineRule="auto"/>
+            </w:pPr>
+            <w:r/>
+          </w:p>
+        </w:tc>
+        <w:tc>
+          <w:tcPr>
+            <w:tcW w:type="dxa" w:w="2041"/>
+          </w:tcPr>
+          <w:p>
+            <w:pPr>
+              <w:spacing w:after="20" w:line="252" w:lineRule="auto"/>
+            </w:pPr>
+            <w:r/>
+          </w:p>
+        </w:tc>
+        <w:tc>
+          <w:tcPr>
+            <w:tcW w:type="dxa" w:w="4195"/>
+          </w:tcPr>
+          <w:p>
+            <w:pPr>
+              <w:spacing w:after="20" w:line="252" w:lineRule="auto"/>
+            </w:pPr>
+            <w:r/>
+          </w:p>
+        </w:tc>
+      </w:tr>
+      <w:tr>
+        <w:trPr>
+          <w:trHeight w:val="317" w:hRule="atLeast"/>
+        </w:trPr>
+        <w:tc>
+          <w:tcPr>
+            <w:tcW w:type="dxa" w:w="567"/>
+          </w:tcPr>
+          <w:p>
+            <w:pPr>
+              <w:spacing w:after="20" w:line="252" w:lineRule="auto"/>
+              <w:jc w:val="center"/>
+            </w:pPr>
+            <w:r/>
+            <w:r>
+              <w:rPr>
+                <w:rFonts w:ascii="맑은 고딕" w:hAnsi="맑은 고딕" w:eastAsia="맑은 고딕"/>
+                <w:b w:val="0"/>
+                <w:sz w:val="17"/>
+              </w:rPr>
+              <w:t>17</w:t>
+            </w:r>
+          </w:p>
+        </w:tc>
+        <w:tc>
+          <w:tcPr>
+            <w:tcW w:type="dxa" w:w="794"/>
+          </w:tcPr>
+          <w:p>
+            <w:pPr>
+              <w:spacing w:after="20" w:line="252" w:lineRule="auto"/>
+              <w:jc w:val="center"/>
+            </w:pPr>
+            <w:r/>
+          </w:p>
+        </w:tc>
+        <w:tc>
+          <w:tcPr>
+            <w:tcW w:type="dxa" w:w="794"/>
+          </w:tcPr>
+          <w:p>
+            <w:pPr>
+              <w:spacing w:after="20" w:line="252" w:lineRule="auto"/>
+              <w:jc w:val="center"/>
+            </w:pPr>
+            <w:r/>
+          </w:p>
+        </w:tc>
+        <w:tc>
+          <w:tcPr>
+            <w:tcW w:type="dxa" w:w="1247"/>
+          </w:tcPr>
+          <w:p>
+            <w:pPr>
+              <w:spacing w:after="20" w:line="252" w:lineRule="auto"/>
+            </w:pPr>
+            <w:r/>
+          </w:p>
+        </w:tc>
+        <w:tc>
+          <w:tcPr>
+            <w:tcW w:type="dxa" w:w="2041"/>
+          </w:tcPr>
+          <w:p>
+            <w:pPr>
+              <w:spacing w:after="20" w:line="252" w:lineRule="auto"/>
+            </w:pPr>
+            <w:r/>
+          </w:p>
+        </w:tc>
+        <w:tc>
+          <w:tcPr>
+            <w:tcW w:type="dxa" w:w="4195"/>
+          </w:tcPr>
+          <w:p>
+            <w:pPr>
+              <w:spacing w:after="20" w:line="252" w:lineRule="auto"/>
+            </w:pPr>
+            <w:r/>
+          </w:p>
+        </w:tc>
+      </w:tr>
+      <w:tr>
+        <w:trPr>
+          <w:trHeight w:val="317" w:hRule="atLeast"/>
+        </w:trPr>
+        <w:tc>
+          <w:tcPr>
+            <w:tcW w:type="dxa" w:w="567"/>
+          </w:tcPr>
+          <w:p>
+            <w:pPr>
+              <w:spacing w:after="20" w:line="252" w:lineRule="auto"/>
+              <w:jc w:val="center"/>
+            </w:pPr>
+            <w:r/>
+            <w:r>
+              <w:rPr>
+                <w:rFonts w:ascii="맑은 고딕" w:hAnsi="맑은 고딕" w:eastAsia="맑은 고딕"/>
+                <w:b w:val="0"/>
+                <w:sz w:val="17"/>
+              </w:rPr>
+              <w:t>18</w:t>
+            </w:r>
+          </w:p>
+        </w:tc>
+        <w:tc>
+          <w:tcPr>
+            <w:tcW w:type="dxa" w:w="794"/>
+          </w:tcPr>
+          <w:p>
+            <w:pPr>
+              <w:spacing w:after="20" w:line="252" w:lineRule="auto"/>
+              <w:jc w:val="center"/>
+            </w:pPr>
+            <w:r/>
+          </w:p>
+        </w:tc>
+        <w:tc>
+          <w:tcPr>
+            <w:tcW w:type="dxa" w:w="794"/>
+          </w:tcPr>
+          <w:p>
+            <w:pPr>
+              <w:spacing w:after="20" w:line="252" w:lineRule="auto"/>
+              <w:jc w:val="center"/>
+            </w:pPr>
+            <w:r/>
+          </w:p>
+        </w:tc>
+        <w:tc>
+          <w:tcPr>
+            <w:tcW w:type="dxa" w:w="1247"/>
+          </w:tcPr>
+          <w:p>
+            <w:pPr>
+              <w:spacing w:after="20" w:line="252" w:lineRule="auto"/>
+            </w:pPr>
+            <w:r/>
+          </w:p>
+        </w:tc>
+        <w:tc>
+          <w:tcPr>
+            <w:tcW w:type="dxa" w:w="2041"/>
+          </w:tcPr>
+          <w:p>
+            <w:pPr>
+              <w:spacing w:after="20" w:line="252" w:lineRule="auto"/>
+            </w:pPr>
+            <w:r/>
+          </w:p>
+        </w:tc>
+        <w:tc>
+          <w:tcPr>
+            <w:tcW w:type="dxa" w:w="4195"/>
+          </w:tcPr>
+          <w:p>
+            <w:pPr>
+              <w:spacing w:after="20" w:line="252" w:lineRule="auto"/>
+            </w:pPr>
+            <w:r/>
+          </w:p>
+        </w:tc>
+      </w:tr>
+      <w:tr>
+        <w:trPr>
+          <w:trHeight w:val="317" w:hRule="atLeast"/>
+        </w:trPr>
+        <w:tc>
+          <w:tcPr>
+            <w:tcW w:type="dxa" w:w="567"/>
+          </w:tcPr>
+          <w:p>
+            <w:pPr>
+              <w:spacing w:after="20" w:line="252" w:lineRule="auto"/>
+              <w:jc w:val="center"/>
+            </w:pPr>
+            <w:r/>
+            <w:r>
+              <w:rPr>
+                <w:rFonts w:ascii="맑은 고딕" w:hAnsi="맑은 고딕" w:eastAsia="맑은 고딕"/>
+                <w:b w:val="0"/>
+                <w:sz w:val="17"/>
+              </w:rPr>
+              <w:t>19</w:t>
+            </w:r>
+          </w:p>
+        </w:tc>
+        <w:tc>
+          <w:tcPr>
+            <w:tcW w:type="dxa" w:w="794"/>
+          </w:tcPr>
+          <w:p>
+            <w:pPr>
+              <w:spacing w:after="20" w:line="252" w:lineRule="auto"/>
+              <w:jc w:val="center"/>
+            </w:pPr>
+            <w:r/>
+          </w:p>
+        </w:tc>
+        <w:tc>
+          <w:tcPr>
+            <w:tcW w:type="dxa" w:w="794"/>
+          </w:tcPr>
+          <w:p>
+            <w:pPr>
+              <w:spacing w:after="20" w:line="252" w:lineRule="auto"/>
+              <w:jc w:val="center"/>
+            </w:pPr>
+            <w:r/>
+          </w:p>
+        </w:tc>
+        <w:tc>
+          <w:tcPr>
+            <w:tcW w:type="dxa" w:w="1247"/>
+          </w:tcPr>
+          <w:p>
+            <w:pPr>
+              <w:spacing w:after="20" w:line="252" w:lineRule="auto"/>
+            </w:pPr>
+            <w:r/>
+          </w:p>
+        </w:tc>
+        <w:tc>
+          <w:tcPr>
+            <w:tcW w:type="dxa" w:w="2041"/>
+          </w:tcPr>
+          <w:p>
+            <w:pPr>
+              <w:spacing w:after="20" w:line="252" w:lineRule="auto"/>
+            </w:pPr>
+            <w:r/>
+          </w:p>
+        </w:tc>
+        <w:tc>
+          <w:tcPr>
+            <w:tcW w:type="dxa" w:w="4195"/>
+          </w:tcPr>
+          <w:p>
+            <w:pPr>
+              <w:spacing w:after="20" w:line="252" w:lineRule="auto"/>
+            </w:pPr>
+            <w:r/>
+          </w:p>
+        </w:tc>
+      </w:tr>
+      <w:tr>
+        <w:trPr>
+          <w:trHeight w:val="317" w:hRule="atLeast"/>
+        </w:trPr>
+        <w:tc>
+          <w:tcPr>
+            <w:tcW w:type="dxa" w:w="567"/>
+          </w:tcPr>
+          <w:p>
+            <w:pPr>
+              <w:spacing w:after="20" w:line="252" w:lineRule="auto"/>
+              <w:jc w:val="center"/>
+            </w:pPr>
+            <w:r/>
+            <w:r>
+              <w:rPr>
+                <w:rFonts w:ascii="맑은 고딕" w:hAnsi="맑은 고딕" w:eastAsia="맑은 고딕"/>
+                <w:b w:val="0"/>
+                <w:sz w:val="17"/>
+              </w:rPr>
+              <w:t>20</w:t>
+            </w:r>
+          </w:p>
+        </w:tc>
+        <w:tc>
+          <w:tcPr>
+            <w:tcW w:type="dxa" w:w="794"/>
+          </w:tcPr>
+          <w:p>
+            <w:pPr>
+              <w:spacing w:after="20" w:line="252" w:lineRule="auto"/>
+              <w:jc w:val="center"/>
+            </w:pPr>
+            <w:r/>
+          </w:p>
+        </w:tc>
+        <w:tc>
+          <w:tcPr>
+            <w:tcW w:type="dxa" w:w="794"/>
+          </w:tcPr>
+          <w:p>
+            <w:pPr>
+              <w:spacing w:after="20" w:line="252" w:lineRule="auto"/>
+              <w:jc w:val="center"/>
+            </w:pPr>
+            <w:r/>
+          </w:p>
+        </w:tc>
+        <w:tc>
+          <w:tcPr>
+            <w:tcW w:type="dxa" w:w="1247"/>
+          </w:tcPr>
+          <w:p>
+            <w:pPr>
+              <w:spacing w:after="20" w:line="252" w:lineRule="auto"/>
+            </w:pPr>
+            <w:r/>
+          </w:p>
+        </w:tc>
+        <w:tc>
+          <w:tcPr>
+            <w:tcW w:type="dxa" w:w="2041"/>
+          </w:tcPr>
+          <w:p>
+            <w:pPr>
+              <w:spacing w:after="20" w:line="252" w:lineRule="auto"/>
+            </w:pPr>
+            <w:r/>
+          </w:p>
+        </w:tc>
+        <w:tc>
+          <w:tcPr>
+            <w:tcW w:type="dxa" w:w="4195"/>
+          </w:tcPr>
+          <w:p>
+            <w:pPr>
+              <w:spacing w:after="20" w:line="252" w:lineRule="auto"/>
+            </w:pPr>
+            <w:r/>
+          </w:p>
+        </w:tc>
+      </w:tr>
+      <w:tr>
+        <w:trPr>
+          <w:trHeight w:val="317" w:hRule="atLeast"/>
+        </w:trPr>
+        <w:tc>
+          <w:tcPr>
+            <w:tcW w:type="dxa" w:w="567"/>
+          </w:tcPr>
+          <w:p>
+            <w:pPr>
+              <w:spacing w:after="20" w:line="252" w:lineRule="auto"/>
+              <w:jc w:val="center"/>
+            </w:pPr>
+            <w:r/>
+            <w:r>
+              <w:rPr>
+                <w:rFonts w:ascii="맑은 고딕" w:hAnsi="맑은 고딕" w:eastAsia="맑은 고딕"/>
+                <w:b w:val="0"/>
+                <w:sz w:val="17"/>
+              </w:rPr>
+              <w:t>21</w:t>
+            </w:r>
+          </w:p>
+        </w:tc>
+        <w:tc>
+          <w:tcPr>
+            <w:tcW w:type="dxa" w:w="794"/>
+          </w:tcPr>
+          <w:p>
+            <w:pPr>
+              <w:spacing w:after="20" w:line="252" w:lineRule="auto"/>
+              <w:jc w:val="center"/>
+            </w:pPr>
+            <w:r/>
+          </w:p>
+        </w:tc>
+        <w:tc>
+          <w:tcPr>
+            <w:tcW w:type="dxa" w:w="794"/>
+          </w:tcPr>
+          <w:p>
+            <w:pPr>
+              <w:spacing w:after="20" w:line="252" w:lineRule="auto"/>
+              <w:jc w:val="center"/>
+            </w:pPr>
+            <w:r/>
+          </w:p>
+        </w:tc>
+        <w:tc>
+          <w:tcPr>
+            <w:tcW w:type="dxa" w:w="1247"/>
+          </w:tcPr>
+          <w:p>
+            <w:pPr>
+              <w:spacing w:after="20" w:line="252" w:lineRule="auto"/>
+            </w:pPr>
+            <w:r/>
+          </w:p>
+        </w:tc>
+        <w:tc>
+          <w:tcPr>
+            <w:tcW w:type="dxa" w:w="2041"/>
+          </w:tcPr>
+          <w:p>
+            <w:pPr>
+              <w:spacing w:after="20" w:line="252" w:lineRule="auto"/>
+            </w:pPr>
+            <w:r/>
+          </w:p>
+        </w:tc>
+        <w:tc>
+          <w:tcPr>
+            <w:tcW w:type="dxa" w:w="4195"/>
+          </w:tcPr>
+          <w:p>
+            <w:pPr>
+              <w:spacing w:after="20" w:line="252" w:lineRule="auto"/>
+            </w:pPr>
+            <w:r/>
+          </w:p>
+        </w:tc>
+      </w:tr>
+      <w:tr>
+        <w:trPr>
+          <w:trHeight w:val="317" w:hRule="atLeast"/>
+        </w:trPr>
+        <w:tc>
+          <w:tcPr>
+            <w:tcW w:type="dxa" w:w="567"/>
+          </w:tcPr>
+          <w:p>
+            <w:pPr>
+              <w:spacing w:after="20" w:line="252" w:lineRule="auto"/>
+              <w:jc w:val="center"/>
+            </w:pPr>
+            <w:r/>
+            <w:r>
+              <w:rPr>
+                <w:rFonts w:ascii="맑은 고딕" w:hAnsi="맑은 고딕" w:eastAsia="맑은 고딕"/>
+                <w:b w:val="0"/>
+                <w:sz w:val="17"/>
+              </w:rPr>
+              <w:t>22</w:t>
+            </w:r>
+          </w:p>
+        </w:tc>
+        <w:tc>
+          <w:tcPr>
+            <w:tcW w:type="dxa" w:w="794"/>
+          </w:tcPr>
+          <w:p>
+            <w:pPr>
+              <w:spacing w:after="20" w:line="252" w:lineRule="auto"/>
+              <w:jc w:val="center"/>
+            </w:pPr>
+            <w:r/>
+          </w:p>
+        </w:tc>
+        <w:tc>
+          <w:tcPr>
+            <w:tcW w:type="dxa" w:w="794"/>
+          </w:tcPr>
+          <w:p>
+            <w:pPr>
+              <w:spacing w:after="20" w:line="252" w:lineRule="auto"/>
+              <w:jc w:val="center"/>
+            </w:pPr>
+            <w:r/>
+          </w:p>
+        </w:tc>
+        <w:tc>
+          <w:tcPr>
+            <w:tcW w:type="dxa" w:w="1247"/>
+          </w:tcPr>
+          <w:p>
+            <w:pPr>
+              <w:spacing w:after="20" w:line="252" w:lineRule="auto"/>
+            </w:pPr>
+            <w:r/>
+          </w:p>
+        </w:tc>
+        <w:tc>
+          <w:tcPr>
+            <w:tcW w:type="dxa" w:w="2041"/>
+          </w:tcPr>
+          <w:p>
+            <w:pPr>
+              <w:spacing w:after="20" w:line="252" w:lineRule="auto"/>
+            </w:pPr>
+            <w:r/>
+          </w:p>
+        </w:tc>
+        <w:tc>
+          <w:tcPr>
+            <w:tcW w:type="dxa" w:w="4195"/>
+          </w:tcPr>
+          <w:p>
+            <w:pPr>
+              <w:spacing w:after="20" w:line="252" w:lineRule="auto"/>
+            </w:pPr>
+            <w:r/>
+          </w:p>
+        </w:tc>
+      </w:tr>
+      <w:tr>
+        <w:trPr>
+          <w:trHeight w:val="317" w:hRule="atLeast"/>
+        </w:trPr>
+        <w:tc>
+          <w:tcPr>
+            <w:tcW w:type="dxa" w:w="567"/>
+          </w:tcPr>
+          <w:p>
+            <w:pPr>
+              <w:spacing w:after="20" w:line="252" w:lineRule="auto"/>
+              <w:jc w:val="center"/>
+            </w:pPr>
+            <w:r/>
+            <w:r>
+              <w:rPr>
+                <w:rFonts w:ascii="맑은 고딕" w:hAnsi="맑은 고딕" w:eastAsia="맑은 고딕"/>
+                <w:b w:val="0"/>
+                <w:sz w:val="17"/>
+              </w:rPr>
+              <w:t>23</w:t>
+            </w:r>
+          </w:p>
+        </w:tc>
+        <w:tc>
+          <w:tcPr>
+            <w:tcW w:type="dxa" w:w="794"/>
+          </w:tcPr>
+          <w:p>
+            <w:pPr>
+              <w:spacing w:after="20" w:line="252" w:lineRule="auto"/>
+              <w:jc w:val="center"/>
+            </w:pPr>
+            <w:r/>
+          </w:p>
+        </w:tc>
+        <w:tc>
+          <w:tcPr>
+            <w:tcW w:type="dxa" w:w="794"/>
+          </w:tcPr>
+          <w:p>
+            <w:pPr>
+              <w:spacing w:after="20" w:line="252" w:lineRule="auto"/>
+              <w:jc w:val="center"/>
+            </w:pPr>
+            <w:r/>
+          </w:p>
+        </w:tc>
+        <w:tc>
+          <w:tcPr>
+            <w:tcW w:type="dxa" w:w="1247"/>
+          </w:tcPr>
+          <w:p>
+            <w:pPr>
+              <w:spacing w:after="20" w:line="252" w:lineRule="auto"/>
+            </w:pPr>
+            <w:r/>
+          </w:p>
+        </w:tc>
+        <w:tc>
+          <w:tcPr>
+            <w:tcW w:type="dxa" w:w="2041"/>
+          </w:tcPr>
+          <w:p>
+            <w:pPr>
+              <w:spacing w:after="20" w:line="252" w:lineRule="auto"/>
+            </w:pPr>
+            <w:r/>
+          </w:p>
+        </w:tc>
+        <w:tc>
+          <w:tcPr>
+            <w:tcW w:type="dxa" w:w="4195"/>
+          </w:tcPr>
+          <w:p>
+            <w:pPr>
+              <w:spacing w:after="20" w:line="252" w:lineRule="auto"/>
+            </w:pPr>
+            <w:r/>
+          </w:p>
+        </w:tc>
+      </w:tr>
+      <w:tr>
+        <w:trPr>
+          <w:trHeight w:val="317" w:hRule="atLeast"/>
+        </w:trPr>
+        <w:tc>
+          <w:tcPr>
+            <w:tcW w:type="dxa" w:w="567"/>
+          </w:tcPr>
+          <w:p>
+            <w:pPr>
+              <w:spacing w:after="20" w:line="252" w:lineRule="auto"/>
+              <w:jc w:val="center"/>
+            </w:pPr>
+            <w:r/>
+            <w:r>
+              <w:rPr>
+                <w:rFonts w:ascii="맑은 고딕" w:hAnsi="맑은 고딕" w:eastAsia="맑은 고딕"/>
+                <w:b w:val="0"/>
+                <w:sz w:val="17"/>
+              </w:rPr>
+              <w:t>24</w:t>
+            </w:r>
+          </w:p>
+        </w:tc>
+        <w:tc>
+          <w:tcPr>
+            <w:tcW w:type="dxa" w:w="794"/>
+          </w:tcPr>
+          <w:p>
+            <w:pPr>
+              <w:spacing w:after="20" w:line="252" w:lineRule="auto"/>
+              <w:jc w:val="center"/>
+            </w:pPr>
+            <w:r/>
+          </w:p>
+        </w:tc>
+        <w:tc>
+          <w:tcPr>
+            <w:tcW w:type="dxa" w:w="794"/>
+          </w:tcPr>
+          <w:p>
+            <w:pPr>
+              <w:spacing w:after="20" w:line="252" w:lineRule="auto"/>
+              <w:jc w:val="center"/>
+            </w:pPr>
+            <w:r/>
+          </w:p>
+        </w:tc>
+        <w:tc>
+          <w:tcPr>
+            <w:tcW w:type="dxa" w:w="1247"/>
+          </w:tcPr>
+          <w:p>
+            <w:pPr>
+              <w:spacing w:after="20" w:line="252" w:lineRule="auto"/>
+            </w:pPr>
+            <w:r/>
+          </w:p>
+        </w:tc>
+        <w:tc>
+          <w:tcPr>
+            <w:tcW w:type="dxa" w:w="2041"/>
+          </w:tcPr>
+          <w:p>
+            <w:pPr>
+              <w:spacing w:after="20" w:line="252" w:lineRule="auto"/>
+            </w:pPr>
+            <w:r/>
+          </w:p>
+        </w:tc>
+        <w:tc>
+          <w:tcPr>
+            <w:tcW w:type="dxa" w:w="4195"/>
+          </w:tcPr>
+          <w:p>
+            <w:pPr>
+              <w:spacing w:after="20" w:line="252" w:lineRule="auto"/>
+            </w:pPr>
+            <w:r/>
+          </w:p>
+        </w:tc>
+      </w:tr>
+      <w:tr>
+        <w:trPr>
+          <w:trHeight w:val="317" w:hRule="atLeast"/>
+        </w:trPr>
+        <w:tc>
+          <w:tcPr>
+            <w:tcW w:type="dxa" w:w="567"/>
+          </w:tcPr>
+          <w:p>
+            <w:pPr>
+              <w:spacing w:after="20" w:line="252" w:lineRule="auto"/>
+              <w:jc w:val="center"/>
+            </w:pPr>
+            <w:r/>
+            <w:r>
+              <w:rPr>
+                <w:rFonts w:ascii="맑은 고딕" w:hAnsi="맑은 고딕" w:eastAsia="맑은 고딕"/>
+                <w:b w:val="0"/>
+                <w:sz w:val="17"/>
+              </w:rPr>
+              <w:t>25</w:t>
+            </w:r>
+          </w:p>
+        </w:tc>
+        <w:tc>
+          <w:tcPr>
+            <w:tcW w:type="dxa" w:w="794"/>
+          </w:tcPr>
+          <w:p>
+            <w:pPr>
+              <w:spacing w:after="20" w:line="252" w:lineRule="auto"/>
+              <w:jc w:val="center"/>
+            </w:pPr>
+            <w:r/>
+          </w:p>
+        </w:tc>
+        <w:tc>
+          <w:tcPr>
+            <w:tcW w:type="dxa" w:w="794"/>
+          </w:tcPr>
+          <w:p>
+            <w:pPr>
+              <w:spacing w:after="20" w:line="252" w:lineRule="auto"/>
+              <w:jc w:val="center"/>
+            </w:pPr>
+            <w:r/>
+          </w:p>
+        </w:tc>
+        <w:tc>
+          <w:tcPr>
+            <w:tcW w:type="dxa" w:w="1247"/>
+          </w:tcPr>
+          <w:p>
+            <w:pPr>
+              <w:spacing w:after="20" w:line="252" w:lineRule="auto"/>
+            </w:pPr>
+            <w:r/>
+          </w:p>
+        </w:tc>
+        <w:tc>
+          <w:tcPr>
+            <w:tcW w:type="dxa" w:w="2041"/>
+          </w:tcPr>
+          <w:p>
+            <w:pPr>
+              <w:spacing w:after="20" w:line="252" w:lineRule="auto"/>
+            </w:pPr>
+            <w:r/>
+          </w:p>
+        </w:tc>
+        <w:tc>
+          <w:tcPr>
+            <w:tcW w:type="dxa" w:w="4195"/>
+          </w:tcPr>
+          <w:p>
+            <w:pPr>
+              <w:spacing w:after="20" w:line="252" w:lineRule="auto"/>
+            </w:pPr>
+            <w:r/>
+          </w:p>
+        </w:tc>
+      </w:tr>
+      <w:tr>
+        <w:trPr>
+          <w:trHeight w:val="317" w:hRule="atLeast"/>
+        </w:trPr>
+        <w:tc>
+          <w:tcPr>
+            <w:tcW w:type="dxa" w:w="567"/>
+          </w:tcPr>
+          <w:p>
+            <w:pPr>
+              <w:spacing w:after="20" w:line="252" w:lineRule="auto"/>
+              <w:jc w:val="center"/>
+            </w:pPr>
+            <w:r/>
+            <w:r>
+              <w:rPr>
+                <w:rFonts w:ascii="맑은 고딕" w:hAnsi="맑은 고딕" w:eastAsia="맑은 고딕"/>
+                <w:b w:val="0"/>
+                <w:sz w:val="17"/>
+              </w:rPr>
+              <w:t>26</w:t>
+            </w:r>
+          </w:p>
+        </w:tc>
+        <w:tc>
+          <w:tcPr>
+            <w:tcW w:type="dxa" w:w="794"/>
+          </w:tcPr>
+          <w:p>
+            <w:pPr>
+              <w:spacing w:after="20" w:line="252" w:lineRule="auto"/>
+              <w:jc w:val="center"/>
+            </w:pPr>
+            <w:r/>
+          </w:p>
+        </w:tc>
+        <w:tc>
+          <w:tcPr>
+            <w:tcW w:type="dxa" w:w="794"/>
+          </w:tcPr>
+          <w:p>
+            <w:pPr>
+              <w:spacing w:after="20" w:line="252" w:lineRule="auto"/>
+              <w:jc w:val="center"/>
+            </w:pPr>
+            <w:r/>
+          </w:p>
+        </w:tc>
+        <w:tc>
+          <w:tcPr>
+            <w:tcW w:type="dxa" w:w="1247"/>
+          </w:tcPr>
+          <w:p>
+            <w:pPr>
+              <w:spacing w:after="20" w:line="252" w:lineRule="auto"/>
+            </w:pPr>
+            <w:r/>
+          </w:p>
+        </w:tc>
+        <w:tc>
+          <w:tcPr>
+            <w:tcW w:type="dxa" w:w="2041"/>
+          </w:tcPr>
+          <w:p>
+            <w:pPr>
+              <w:spacing w:after="20" w:line="252" w:lineRule="auto"/>
+            </w:pPr>
+            <w:r/>
+          </w:p>
+        </w:tc>
+        <w:tc>
+          <w:tcPr>
+            <w:tcW w:type="dxa" w:w="4195"/>
+          </w:tcPr>
+          <w:p>
+            <w:pPr>
+              <w:spacing w:after="20" w:line="252" w:lineRule="auto"/>
+            </w:pPr>
+            <w:r/>
+          </w:p>
+        </w:tc>
+      </w:tr>
+      <w:tr>
+        <w:trPr>
+          <w:trHeight w:val="317" w:hRule="atLeast"/>
+        </w:trPr>
+        <w:tc>
+          <w:tcPr>
+            <w:tcW w:type="dxa" w:w="567"/>
+          </w:tcPr>
+          <w:p>
+            <w:pPr>
+              <w:spacing w:after="20" w:line="252" w:lineRule="auto"/>
+              <w:jc w:val="center"/>
+            </w:pPr>
+            <w:r/>
+            <w:r>
+              <w:rPr>
+                <w:rFonts w:ascii="맑은 고딕" w:hAnsi="맑은 고딕" w:eastAsia="맑은 고딕"/>
+                <w:b w:val="0"/>
+                <w:sz w:val="17"/>
+              </w:rPr>
+              <w:t>27</w:t>
+            </w:r>
+          </w:p>
+        </w:tc>
+        <w:tc>
+          <w:tcPr>
+            <w:tcW w:type="dxa" w:w="794"/>
+          </w:tcPr>
+          <w:p>
+            <w:pPr>
+              <w:spacing w:after="20" w:line="252" w:lineRule="auto"/>
+              <w:jc w:val="center"/>
+            </w:pPr>
+            <w:r/>
+          </w:p>
+        </w:tc>
+        <w:tc>
+          <w:tcPr>
+            <w:tcW w:type="dxa" w:w="794"/>
+          </w:tcPr>
+          <w:p>
+            <w:pPr>
+              <w:spacing w:after="20" w:line="252" w:lineRule="auto"/>
+              <w:jc w:val="center"/>
+            </w:pPr>
+            <w:r/>
+          </w:p>
+        </w:tc>
+        <w:tc>
+          <w:tcPr>
+            <w:tcW w:type="dxa" w:w="1247"/>
+          </w:tcPr>
+          <w:p>
+            <w:pPr>
+              <w:spacing w:after="20" w:line="252" w:lineRule="auto"/>
+            </w:pPr>
+            <w:r/>
+          </w:p>
+        </w:tc>
+        <w:tc>
+          <w:tcPr>
+            <w:tcW w:type="dxa" w:w="2041"/>
+          </w:tcPr>
+          <w:p>
+            <w:pPr>
+              <w:spacing w:after="20" w:line="252" w:lineRule="auto"/>
+            </w:pPr>
+            <w:r/>
+          </w:p>
+        </w:tc>
+        <w:tc>
+          <w:tcPr>
+            <w:tcW w:type="dxa" w:w="4195"/>
+          </w:tcPr>
+          <w:p>
+            <w:pPr>
+              <w:spacing w:after="20" w:line="252" w:lineRule="auto"/>
+            </w:pPr>
+            <w:r/>
+          </w:p>
+        </w:tc>
+      </w:tr>
+      <w:tr>
+        <w:trPr>
+          <w:trHeight w:val="317" w:hRule="atLeast"/>
+        </w:trPr>
+        <w:tc>
+          <w:tcPr>
+            <w:tcW w:type="dxa" w:w="567"/>
+          </w:tcPr>
+          <w:p>
+            <w:pPr>
+              <w:spacing w:after="20" w:line="252" w:lineRule="auto"/>
+              <w:jc w:val="center"/>
+            </w:pPr>
+            <w:r/>
+            <w:r>
+              <w:rPr>
+                <w:rFonts w:ascii="맑은 고딕" w:hAnsi="맑은 고딕" w:eastAsia="맑은 고딕"/>
+                <w:b w:val="0"/>
+                <w:sz w:val="17"/>
+              </w:rPr>
+              <w:t>28</w:t>
+            </w:r>
+          </w:p>
+        </w:tc>
+        <w:tc>
+          <w:tcPr>
+            <w:tcW w:type="dxa" w:w="794"/>
+          </w:tcPr>
+          <w:p>
+            <w:pPr>
+              <w:spacing w:after="20" w:line="252" w:lineRule="auto"/>
+              <w:jc w:val="center"/>
+            </w:pPr>
+            <w:r/>
+          </w:p>
+        </w:tc>
+        <w:tc>
+          <w:tcPr>
+            <w:tcW w:type="dxa" w:w="794"/>
+          </w:tcPr>
+          <w:p>
+            <w:pPr>
+              <w:spacing w:after="20" w:line="252" w:lineRule="auto"/>
+              <w:jc w:val="center"/>
+            </w:pPr>
+            <w:r/>
+          </w:p>
+        </w:tc>
+        <w:tc>
+          <w:tcPr>
+            <w:tcW w:type="dxa" w:w="1247"/>
+          </w:tcPr>
+          <w:p>
+            <w:pPr>
+              <w:spacing w:after="20" w:line="252" w:lineRule="auto"/>
+            </w:pPr>
+            <w:r/>
+          </w:p>
+        </w:tc>
+        <w:tc>
+          <w:tcPr>
+            <w:tcW w:type="dxa" w:w="2041"/>
+          </w:tcPr>
+          <w:p>
+            <w:pPr>
+              <w:spacing w:after="20" w:line="252" w:lineRule="auto"/>
+            </w:pPr>
+            <w:r/>
+          </w:p>
+        </w:tc>
+        <w:tc>
+          <w:tcPr>
+            <w:tcW w:type="dxa" w:w="4195"/>
+          </w:tcPr>
+          <w:p>
+            <w:pPr>
+              <w:spacing w:after="20" w:line="252" w:lineRule="auto"/>
+            </w:pPr>
+            <w:r/>
+          </w:p>
+        </w:tc>
+      </w:tr>
+      <w:tr>
+        <w:trPr>
+          <w:trHeight w:val="317" w:hRule="atLeast"/>
+        </w:trPr>
+        <w:tc>
+          <w:tcPr>
+            <w:tcW w:type="dxa" w:w="567"/>
+          </w:tcPr>
+          <w:p>
+            <w:pPr>
+              <w:spacing w:after="20" w:line="252" w:lineRule="auto"/>
+              <w:jc w:val="center"/>
+            </w:pPr>
+            <w:r/>
+            <w:r>
+              <w:rPr>
+                <w:rFonts w:ascii="맑은 고딕" w:hAnsi="맑은 고딕" w:eastAsia="맑은 고딕"/>
+                <w:b w:val="0"/>
+                <w:sz w:val="17"/>
+              </w:rPr>
+              <w:t>29</w:t>
+            </w:r>
+          </w:p>
+        </w:tc>
+        <w:tc>
+          <w:tcPr>
+            <w:tcW w:type="dxa" w:w="794"/>
+          </w:tcPr>
+          <w:p>
+            <w:pPr>
+              <w:spacing w:after="20" w:line="252" w:lineRule="auto"/>
+              <w:jc w:val="center"/>
+            </w:pPr>
+            <w:r/>
+          </w:p>
+        </w:tc>
+        <w:tc>
+          <w:tcPr>
+            <w:tcW w:type="dxa" w:w="794"/>
+          </w:tcPr>
+          <w:p>
+            <w:pPr>
+              <w:spacing w:after="20" w:line="252" w:lineRule="auto"/>
+              <w:jc w:val="center"/>
+            </w:pPr>
+            <w:r/>
+          </w:p>
+        </w:tc>
+        <w:tc>
+          <w:tcPr>
+            <w:tcW w:type="dxa" w:w="1247"/>
+          </w:tcPr>
+          <w:p>
+            <w:pPr>
+              <w:spacing w:after="20" w:line="252" w:lineRule="auto"/>
+            </w:pPr>
+            <w:r/>
+          </w:p>
+        </w:tc>
+        <w:tc>
+          <w:tcPr>
+            <w:tcW w:type="dxa" w:w="2041"/>
+          </w:tcPr>
+          <w:p>
+            <w:pPr>
+              <w:spacing w:after="20" w:line="252" w:lineRule="auto"/>
+            </w:pPr>
+            <w:r/>
+          </w:p>
+        </w:tc>
+        <w:tc>
+          <w:tcPr>
+            <w:tcW w:type="dxa" w:w="4195"/>
+          </w:tcPr>
+          <w:p>
+            <w:pPr>
+              <w:spacing w:after="20" w:line="252" w:lineRule="auto"/>
+            </w:pPr>
+            <w:r/>
+          </w:p>
+        </w:tc>
+      </w:tr>
+      <w:tr>
+        <w:trPr>
+          <w:trHeight w:val="317" w:hRule="atLeast"/>
+        </w:trPr>
+        <w:tc>
+          <w:tcPr>
+            <w:tcW w:type="dxa" w:w="567"/>
+          </w:tcPr>
+          <w:p>
+            <w:pPr>
+              <w:spacing w:after="20" w:line="252" w:lineRule="auto"/>
+              <w:jc w:val="center"/>
+            </w:pPr>
+            <w:r/>
+            <w:r>
+              <w:rPr>
+                <w:rFonts w:ascii="맑은 고딕" w:hAnsi="맑은 고딕" w:eastAsia="맑은 고딕"/>
+                <w:b w:val="0"/>
+                <w:sz w:val="17"/>
+              </w:rPr>
+              <w:t>30</w:t>
+            </w:r>
+          </w:p>
+        </w:tc>
+        <w:tc>
+          <w:tcPr>
+            <w:tcW w:type="dxa" w:w="794"/>
+          </w:tcPr>
+          <w:p>
+            <w:pPr>
+              <w:spacing w:after="20" w:line="252" w:lineRule="auto"/>
+              <w:jc w:val="center"/>
+            </w:pPr>
+            <w:r/>
+          </w:p>
+        </w:tc>
+        <w:tc>
+          <w:tcPr>
+            <w:tcW w:type="dxa" w:w="794"/>
+          </w:tcPr>
+          <w:p>
+            <w:pPr>
+              <w:spacing w:after="20" w:line="252" w:lineRule="auto"/>
+              <w:jc w:val="center"/>
+            </w:pPr>
+            <w:r/>
+          </w:p>
+        </w:tc>
+        <w:tc>
+          <w:tcPr>
+            <w:tcW w:type="dxa" w:w="1247"/>
+          </w:tcPr>
+          <w:p>
+            <w:pPr>
+              <w:spacing w:after="20" w:line="252" w:lineRule="auto"/>
+            </w:pPr>
+            <w:r/>
+          </w:p>
+        </w:tc>
+        <w:tc>
+          <w:tcPr>
+            <w:tcW w:type="dxa" w:w="2041"/>
+          </w:tcPr>
+          <w:p>
+            <w:pPr>
+              <w:spacing w:after="20" w:line="252" w:lineRule="auto"/>
+            </w:pPr>
+            <w:r/>
+          </w:p>
+        </w:tc>
+        <w:tc>
+          <w:tcPr>
+            <w:tcW w:type="dxa" w:w="4195"/>
+          </w:tcPr>
+          <w:p>
+            <w:pPr>
+              <w:spacing w:after="20" w:line="252" w:lineRule="auto"/>
+            </w:pPr>
+            <w:r/>
+          </w:p>
+        </w:tc>
+      </w:tr>
+      <w:tr>
+        <w:trPr>
+          <w:trHeight w:val="317" w:hRule="atLeast"/>
+        </w:trPr>
+        <w:tc>
+          <w:tcPr>
+            <w:tcW w:type="dxa" w:w="567"/>
+          </w:tcPr>
+          <w:p>
+            <w:pPr>
+              <w:spacing w:after="20" w:line="252" w:lineRule="auto"/>
+              <w:jc w:val="center"/>
+            </w:pPr>
+            <w:r/>
+            <w:r>
+              <w:rPr>
+                <w:rFonts w:ascii="맑은 고딕" w:hAnsi="맑은 고딕" w:eastAsia="맑은 고딕"/>
+                <w:b w:val="0"/>
+                <w:sz w:val="17"/>
+              </w:rPr>
+              <w:t>31</w:t>
+            </w:r>
+          </w:p>
+        </w:tc>
+        <w:tc>
+          <w:tcPr>
+            <w:tcW w:type="dxa" w:w="794"/>
+          </w:tcPr>
+          <w:p>
+            <w:pPr>
+              <w:spacing w:after="20" w:line="252" w:lineRule="auto"/>
+              <w:jc w:val="center"/>
+            </w:pPr>
+            <w:r/>
+          </w:p>
+        </w:tc>
+        <w:tc>
+          <w:tcPr>
+            <w:tcW w:type="dxa" w:w="794"/>
+          </w:tcPr>
+          <w:p>
+            <w:pPr>
+              <w:spacing w:after="20" w:line="252" w:lineRule="auto"/>
+              <w:jc w:val="center"/>
+            </w:pPr>
+            <w:r/>
+          </w:p>
+        </w:tc>
+        <w:tc>
+          <w:tcPr>
+            <w:tcW w:type="dxa" w:w="1247"/>
+          </w:tcPr>
+          <w:p>
+            <w:pPr>
+              <w:spacing w:after="20" w:line="252" w:lineRule="auto"/>
+            </w:pPr>
+            <w:r/>
+          </w:p>
+        </w:tc>
+        <w:tc>
+          <w:tcPr>
+            <w:tcW w:type="dxa" w:w="2041"/>
+          </w:tcPr>
+          <w:p>
+            <w:pPr>
+              <w:spacing w:after="20" w:line="252" w:lineRule="auto"/>
+            </w:pPr>
+            <w:r/>
+          </w:p>
+        </w:tc>
+        <w:tc>
+          <w:tcPr>
+            <w:tcW w:type="dxa" w:w="4195"/>
           </w:tcPr>
           <w:p>
             <w:pPr>
@@ -16251,22 +16644,143 @@
         <w:spacing w:after="40"/>
       </w:pPr>
     </w:p>
+    <w:tbl>
+      <w:tblPr>
+        <w:tblStyle w:val="TableGrid"/>
+        <w:tblW w:type="auto" w:w="0"/>
+        <w:jc w:val="center"/>
+        <w:tblLayout w:type="fixed"/>
+        <w:tblLook w:firstColumn="1" w:firstRow="1" w:lastColumn="0" w:lastRow="0" w:noHBand="0" w:noVBand="1" w:val="04A0"/>
+      </w:tblPr>
+      <w:tblGrid>
+        <w:gridCol w:w="2268"/>
+        <w:gridCol w:w="7371"/>
+      </w:tblGrid>
+      <w:tr>
+        <w:trPr>
+          <w:trHeight w:val="396" w:hRule="atLeast"/>
+        </w:trPr>
+        <w:tc>
+          <w:tcPr>
+            <w:tcW w:type="dxa" w:w="2268"/>
+            <w:shd w:val="clear" w:color="auto" w:fill="EDEDED"/>
+          </w:tcPr>
+          <w:p>
+            <w:pPr>
+              <w:spacing w:after="20" w:line="252" w:lineRule="auto"/>
+            </w:pPr>
+            <w:r/>
+            <w:r>
+              <w:rPr>
+                <w:rFonts w:ascii="맑은 고딕" w:hAnsi="맑은 고딕" w:eastAsia="맑은 고딕"/>
+                <w:b/>
+                <w:sz w:val="18"/>
+              </w:rPr>
+              <w:t>이달 침상 상태</w:t>
+            </w:r>
+          </w:p>
+        </w:tc>
+        <w:tc>
+          <w:tcPr>
+            <w:tcW w:type="dxa" w:w="7370"/>
+          </w:tcPr>
+          <w:p>
+            <w:pPr>
+              <w:spacing w:after="20" w:line="252" w:lineRule="auto"/>
+            </w:pPr>
+            <w:r/>
+          </w:p>
+        </w:tc>
+      </w:tr>
+      <w:tr>
+        <w:trPr>
+          <w:trHeight w:val="396" w:hRule="atLeast"/>
+        </w:trPr>
+        <w:tc>
+          <w:tcPr>
+            <w:tcW w:type="dxa" w:w="2268"/>
+            <w:shd w:val="clear" w:color="auto" w:fill="EDEDED"/>
+          </w:tcPr>
+          <w:p>
+            <w:pPr>
+              <w:spacing w:after="20" w:line="252" w:lineRule="auto"/>
+            </w:pPr>
+            <w:r/>
+            <w:r>
+              <w:rPr>
+                <w:rFonts w:ascii="맑은 고딕" w:hAnsi="맑은 고딕" w:eastAsia="맑은 고딕"/>
+                <w:b/>
+                <w:sz w:val="18"/>
+              </w:rPr>
+              <w:t>이달 베딩 투입 합계</w:t>
+            </w:r>
+          </w:p>
+        </w:tc>
+        <w:tc>
+          <w:tcPr>
+            <w:tcW w:type="dxa" w:w="7370"/>
+          </w:tcPr>
+          <w:p>
+            <w:pPr>
+              <w:spacing w:after="20" w:line="252" w:lineRule="auto"/>
+            </w:pPr>
+            <w:r/>
+          </w:p>
+        </w:tc>
+      </w:tr>
+      <w:tr>
+        <w:trPr>
+          <w:trHeight w:val="396" w:hRule="atLeast"/>
+        </w:trPr>
+        <w:tc>
+          <w:tcPr>
+            <w:tcW w:type="dxa" w:w="2268"/>
+            <w:shd w:val="clear" w:color="auto" w:fill="EDEDED"/>
+          </w:tcPr>
+          <w:p>
+            <w:pPr>
+              <w:spacing w:after="20" w:line="252" w:lineRule="auto"/>
+            </w:pPr>
+            <w:r/>
+            <w:r>
+              <w:rPr>
+                <w:rFonts w:ascii="맑은 고딕" w:hAnsi="맑은 고딕" w:eastAsia="맑은 고딕"/>
+                <w:b/>
+                <w:sz w:val="18"/>
+              </w:rPr>
+              <w:t>연구책임자 확인</w:t>
+            </w:r>
+          </w:p>
+        </w:tc>
+        <w:tc>
+          <w:tcPr>
+            <w:tcW w:type="dxa" w:w="7370"/>
+          </w:tcPr>
+          <w:p>
+            <w:pPr>
+              <w:spacing w:after="20" w:line="252" w:lineRule="auto"/>
+            </w:pPr>
+            <w:r/>
+            <w:r>
+              <w:rPr>
+                <w:rFonts w:ascii="맑은 고딕" w:hAnsi="맑은 고딕" w:eastAsia="맑은 고딕"/>
+                <w:b w:val="0"/>
+                <w:sz w:val="18"/>
+              </w:rPr>
+              <w:t>(서명)                    확인일:</w:t>
+            </w:r>
+          </w:p>
+        </w:tc>
+      </w:tr>
+    </w:tbl>
     <w:p>
       <w:pPr>
-        <w:spacing w:after="60" w:before="40"/>
+        <w:spacing w:after="40"/>
       </w:pPr>
-      <w:r>
-        <w:rPr>
-          <w:rFonts w:ascii="맑은 고딕" w:hAnsi="맑은 고딕" w:eastAsia="맑은 고딕"/>
-          <w:b w:val="0"/>
-          <w:sz w:val="17"/>
-        </w:rPr>
-        <w:t>주간 점검(연구책임자):                              (서명)        점검일:</w:t>
-      </w:r>
     </w:p>
     <w:sectPr>
-      <w:pgSz w:w="16838" w:h="11906" w:orient="landscape"/>
-      <w:pgMar w:top="850" w:right="850" w:bottom="850" w:left="850" w:header="720" w:footer="720" w:gutter="0"/>
+      <w:pgSz w:w="11906" w:h="16838"/>
+      <w:pgMar w:top="1134" w:right="1134" w:bottom="1020" w:left="1134" w:header="720" w:footer="720" w:gutter="0"/>
       <w:cols w:space="720"/>
       <w:docGrid w:linePitch="360"/>
     </w:sectPr>

--- a/deliverables/2026_산자부_연구노트_D2O_최종본.docx
+++ b/deliverables/2026_산자부_연구노트_D2O_최종본.docx
@@ -890,7 +890,7 @@
           <w:b w:val="0"/>
           <w:sz w:val="19"/>
         </w:rPr>
-        <w:t>[기록 1] 일일 교반·침상 관리 기록 개시</w:t>
+        <w:t>[기록 1] 일상 교반·침상 관리 개시 (매뉴얼 기반)</w:t>
         <w:tab/>
         <w:t>11</w:t>
       </w:r>
@@ -1011,57 +1011,6 @@
     </w:p>
     <w:p>
       <w:pPr>
-        <w:tabs>
-          <w:tab w:pos="9638" w:val="right" w:leader="dot"/>
-        </w:tabs>
-        <w:spacing w:after="40"/>
-        <w:ind w:left="0"/>
-      </w:pPr>
-      <w:r>
-        <w:rPr>
-          <w:rFonts w:ascii="맑은 고딕" w:hAnsi="맑은 고딕" w:eastAsia="맑은 고딕"/>
-          <w:b/>
-          <w:sz w:val="20"/>
-        </w:rPr>
-        <w:t>7. 제3부 수기 기록지</w:t>
-        <w:tab/>
-        <w:t>15</w:t>
-      </w:r>
-    </w:p>
-    <w:p>
-      <w:pPr>
-        <w:tabs>
-          <w:tab w:pos="9638" w:val="right" w:leader="dot"/>
-        </w:tabs>
-        <w:spacing w:after="40"/>
-        <w:ind w:left="340"/>
-      </w:pPr>
-      <w:r>
-        <w:rPr>
-          <w:rFonts w:ascii="맑은 고딕" w:hAnsi="맑은 고딕" w:eastAsia="맑은 고딕"/>
-          <w:b w:val="0"/>
-          <w:sz w:val="19"/>
-        </w:rPr>
-        <w:t>기록지 A. 교반 수행 확인표 (월간)</w:t>
-        <w:tab/>
-        <w:t>15</w:t>
-      </w:r>
-    </w:p>
-    <w:p>
-      <w:pPr>
-        <w:spacing w:after="60" w:before="0"/>
-      </w:pPr>
-      <w:r>
-        <w:rPr>
-          <w:rFonts w:ascii="맑은 고딕" w:hAnsi="맑은 고딕" w:eastAsia="맑은 고딕"/>
-          <w:b w:val="0"/>
-          <w:sz w:val="17"/>
-        </w:rPr>
-        <w:t>※ 기록지 A(1개월 1장)는 매월 1장씩 복사하여 수기로 작성하고, 월 순서대로 본 노트 뒤에 철하며 연속 쪽번호를 부여한다.</w:t>
-      </w:r>
-    </w:p>
-    <w:p>
-      <w:pPr>
         <w:keepNext/>
         <w:spacing w:after="100" w:before="200"/>
       </w:pPr>
@@ -1085,7 +1034,7 @@
           <w:b w:val="0"/>
           <w:sz w:val="19"/>
         </w:rPr>
-        <w:t>• 반복 작업(1일 2회 교반, 침상 관리)은 4장 표준 작업 절차를 기준으로 하고, 매일의 수행 여부는 기록지 A에 체크한다. 표준과 다르게 수행했거나 이상이 있을 때만 특이사항란에 사유를 적는다.</w:t>
+        <w:t>• 반복 작업(1일 2회 교반, 침상 관리)은 4장 표준 작업 절차(매뉴얼)에 따라 매일 수행하며, 별도의 일일 수기 기록은 작성하지 않는다. 표준과 다르게 수행했거나 이상·재료 투입·방문 등 특이사항이 있을 때만 그때그때 제2부에 [기록 n]으로 추가 기재한다(이벤트 기록).</w:t>
       </w:r>
     </w:p>
     <w:p>
@@ -1183,7 +1132,7 @@
           <w:b w:val="0"/>
           <w:sz w:val="19"/>
         </w:rPr>
-        <w:t>• 구성: 제1부 기술 기초 조사(문헌·운영 경험 정리) / 제2부 실증 활동 기록(일자순) / 제3부 수기 기록지(매일 작성).</w:t>
+        <w:t>• 구성: 제1부 기술 기초 조사(문헌·운영 경험 정리) / 제2부 실증 활동 기록(일자순).</w:t>
       </w:r>
     </w:p>
     <w:p>
@@ -2900,7 +2849,7 @@
           <w:b w:val="0"/>
           <w:sz w:val="19"/>
         </w:rPr>
-        <w:t>2026. 5. 1.부터 매일 교반·침상 관리를 수기로 기록해 왔고(2026. 9. 21. 일일 점검 9개 항목으로 정리), 2026. 11.부터 교반을 아침·저녁 1일 2회로 표준화하여 수동 작업 기준선을 확보한다. HBP 침상 관리는 CBP(Compost Bedded Pack barn) 운영 기준(1일 2회 교반, 교반 깊이 25~30 cm, 침상 수분 40~60 %)에 피트모스를 적용한 디투오 기준(수분 65 % 이하, 피트모스 약 30 %)을 따른다.</w:t>
+        <w:t>2026. 5. 1.부터 매일 교반·침상 관리를 수행해 왔고(2026. 9. 21. 일일 점검 9개 항목으로 정리), 2026. 11.부터 교반을 아침·저녁 1일 2회로 표준화하여 수동 작업 기준선을 확보한다. HBP 침상 관리는 CBP(Compost Bedded Pack barn) 운영 기준(1일 2회 교반, 교반 깊이 25~30 cm, 침상 수분 40~60 %)에 피트모스를 적용한 디투오 기준(수분 65 % 이하, 피트모스 약 30 %)을 따른다.</w:t>
       </w:r>
     </w:p>
     <w:tbl>
@@ -3035,7 +2984,7 @@
                 <w:b w:val="0"/>
                 <w:sz w:val="17"/>
               </w:rPr>
-              <w:t>기록지 A — 아침·저녁 수행 체크</w:t>
+              <w:t>표준 절차 준수 (일일 기록 없음)</w:t>
             </w:r>
           </w:p>
         </w:tc>
@@ -3330,7 +3279,7 @@
                 <w:b w:val="0"/>
                 <w:sz w:val="17"/>
               </w:rPr>
-              <w:t>이상 시 기록지 A 특이사항</w:t>
+              <w:t>이상 시 연구 기록</w:t>
             </w:r>
           </w:p>
         </w:tc>
@@ -3448,7 +3397,7 @@
                 <w:b w:val="0"/>
                 <w:sz w:val="17"/>
               </w:rPr>
-              <w:t>기록지 A (베딩 추가)</w:t>
+              <w:t>투입 시 거래명세서·사진 보관, 연구 기록</w:t>
             </w:r>
           </w:p>
         </w:tc>
@@ -3469,7 +3418,7 @@
           <w:b w:val="0"/>
           <w:sz w:val="17"/>
         </w:rPr>
-        <w:t>※ 일일 점검 9개 항목(작업 동선, 회전반경, 베딩 두께, 로터리 회전수, 교반 깊이, 수분, 베딩 추가, 냄새, 사용기간)은 위 표준 작업 절차로 고정하고, 기록지 A에는 수행 여부와 표준 이탈·이상만 기록한다(예외 기록 방식).</w:t>
+        <w:t>※ 일일 점검 9개 항목(작업 동선, 회전반경, 베딩 두께, 로터리 회전수, 교반 깊이, 수분, 베딩 추가, 냄새, 사용기간)은 위 표준 작업 절차(매뉴얼)로 고정한다. 일상 교반은 매뉴얼에 따라 매일 수행하므로 별도의 일일 수기 기록을 작성하지 않으며, 표준 이탈·이상·재료 투입·방문 등 특이사항이 있을 때만 그때그때 제2부 연구 기록에 남긴다(이벤트 기록 방식). 수행 증빙은 월 1회 고정 지점 사진과 재료 거래 증빙으로 갈음한다.</w:t>
       </w:r>
     </w:p>
     <w:p>
@@ -5010,7 +4959,7 @@
                 <w:b w:val="0"/>
                 <w:sz w:val="18"/>
               </w:rPr>
-              <w:t>피트모스 투입 기준(휴식 공간 50 m²당 1~2 m³, 전체 깔짚의 약 30 %)과 투입 시점·수량을 기록지 A에 기록하여, 침상 수분·냄새 변화와 연결해 분석한다.</w:t>
+              <w:t>피트모스 투입 기준(휴식 공간 50 m²당 1~2 m³, 전체 깔짚의 약 30 %)과 투입 시점·수량을 거래 증빙과 연구 기록으로 남겨, 침상 수분·냄새 변화와 연결해 분석한다.</w:t>
             </w:r>
           </w:p>
         </w:tc>
@@ -5569,7 +5518,7 @@
                 <w:b w:val="0"/>
                 <w:sz w:val="18"/>
               </w:rPr>
-              <w:t>침상의 '휴머스화' 정도를 색·냄새·덩어리·수분으로 매일 관찰하고, 이상은 기록지 A 특이사항에, 월간 상태는 하단 '이달 침상 상태'에 남긴다.</w:t>
+              <w:t>침상의 '휴머스화' 정도를 색·냄새·덩어리·수분으로 매일 관찰하고, 이상이 있을 때 연구 기록에 남긴다.</w:t>
             </w:r>
           </w:p>
         </w:tc>
@@ -7022,7 +6971,7 @@
                 <w:b w:val="0"/>
                 <w:sz w:val="18"/>
               </w:rPr>
-              <w:t>기록지 A(1개월 1장: 매일 수행 체크, 이상·재료 투입만 기록) 작성, 연구책임자 월 1회 점검·서명</w:t>
+              <w:t>일상 교반은 본 매뉴얼에 따라 수행하고 일일 수기 기록은 작성하지 않음. 특이사항 발생 시에만 그때그때 연구 기록에 기재(이벤트 기록), 월 1회 고정 지점 사진 보관, 연구책임자 월 1회 점검·서명</w:t>
             </w:r>
           </w:p>
         </w:tc>
@@ -7618,7 +7567,7 @@
                 <w:b w:val="0"/>
                 <w:sz w:val="18"/>
               </w:rPr>
-              <w:t>수동 교반 기준선(소요시간, 미교반 구간, 소 회피, 침상 상태, 노동 시간)은 표준 작업 절차(4장)와 기록지 A의 수행 기록으로 확보해야, 2차년도 시제품 실증에서 자동화 효과를 같은 잣대로 비교할 수 있다.</w:t>
+              <w:t>수동 교반 기준선(소요시간, 미교반 구간, 소 회피, 침상 상태, 노동 시간)은 표준 작업 절차(4장)를 기준으로 하고, 2차년도 시제품 실증에서 자동화 효과를 같은 잣대로 비교할 수 있다.</w:t>
             </w:r>
           </w:p>
         </w:tc>
@@ -8549,7 +8498,7 @@
           <w:b/>
           <w:sz w:val="21"/>
         </w:rPr>
-        <w:t>[기록 1] 일일 교반·침상 관리 기록 개시</w:t>
+        <w:t>[기록 1] 일상 교반·침상 관리 개시 (매뉴얼 기반)</w:t>
       </w:r>
     </w:p>
     <w:tbl>
@@ -8682,7 +8631,7 @@
                 <w:b w:val="0"/>
                 <w:sz w:val="18"/>
               </w:rPr>
-              <w:t>• 2026. 5. 1.부터 56 HP 트랙터 + 로터리로 매일 아침(필요 시 아침·저녁) 교반하고, 교반 시각·침상 상태·베딩 추가·특이사항을 매일 수기 기록</w:t>
+              <w:t>• 2026. 5. 1.부터 56 HP 트랙터 + 로터리로 매일 아침(필요 시 아침·저녁) 교반</w:t>
             </w:r>
           </w:p>
           <w:p>
@@ -8695,7 +8644,7 @@
                 <w:b w:val="0"/>
                 <w:sz w:val="18"/>
               </w:rPr>
-              <w:t>• 2026. 9. 21.부터 일일 점검 9개 항목(작업 동선, 회전반경, 베딩 두께, 로터리 회전수, 교반 깊이, 수분, 베딩 추가, 냄새, 사용기간)으로 기록 양식 정리</w:t>
+              <w:t>• 2026. 9. 21. 일일 점검 9개 항목(작업 동선, 회전반경, 베딩 두께, 로터리 회전수, 교반 깊이, 수분, 베딩 추가, 냄새, 사용기간)으로 작업 기준 정리 → 4장 표준 작업 절차(매뉴얼)로 고정</w:t>
             </w:r>
           </w:p>
         </w:tc>
@@ -8736,7 +8685,7 @@
                 <w:b w:val="0"/>
                 <w:sz w:val="18"/>
               </w:rPr>
-              <w:t>• 2026. 5. ~ 10.: 매일 교반 수행 및 일일 수기 기록 유지 (기록철 보관)</w:t>
+              <w:t>• 2026. 5. ~ 10.: 매일 교반 수행</w:t>
             </w:r>
           </w:p>
           <w:p>
@@ -8762,7 +8711,7 @@
                 <w:b w:val="0"/>
                 <w:sz w:val="18"/>
               </w:rPr>
-              <w:t>• 2026. 11.부터 표준 절차에 따른 수행 체크와 이상 기록(기록지 A)으로 관리</w:t>
+              <w:t>• 2026. 11.부터 매뉴얼에 따라 수행하고, 일일 수기 기록 없이 특이사항 발생 시에만 그때그때 연구 기록으로 관리</w:t>
             </w:r>
           </w:p>
         </w:tc>
@@ -8803,7 +8752,7 @@
                 <w:b w:val="0"/>
                 <w:sz w:val="18"/>
               </w:rPr>
-              <w:t>2026. 11.부터 1일 2회 표준 절차(4장)로 전환하여 기록지 A에 매일 수행 체크</w:t>
+              <w:t>2026. 11.부터 1일 2회 표준 절차(4장)로 전환, 월 1회 고정 지점 사진 보관</w:t>
             </w:r>
           </w:p>
         </w:tc>
@@ -8844,7 +8793,7 @@
                 <w:b w:val="0"/>
                 <w:sz w:val="18"/>
               </w:rPr>
-              <w:t>일일 수기 기록(2026. 5.~), 일일 깔개 관리 점검표(2026. 9. 21.~), 작업 사진(사진 4~9)</w:t>
+              <w:t>일일 깔개 관리 점검 항목(2026. 9. 21. 정리), 작업 사진(사진 4~9)</w:t>
             </w:r>
           </w:p>
         </w:tc>
@@ -13161,7 +13110,7 @@
                 <w:b w:val="0"/>
                 <w:sz w:val="18"/>
               </w:rPr>
-              <w:t>방문·교육 대상별 관심 사항과 후속 요청을 기록지 A 특이사항란과 연구 기록(제2부)에 누적하고, 2~3년차 시제품 시연·영업 대상 목록으로 관리</w:t>
+              <w:t>방문·교육 대상별 관심 사항과 후속 요청을 연구 기록(제2부)에 누적하고, 2~3년차 시제품 시연·영업 대상 목록으로 관리</w:t>
             </w:r>
           </w:p>
         </w:tc>
@@ -13885,2900 +13834,8 @@
         <w:spacing w:after="40"/>
       </w:pPr>
     </w:p>
-    <w:p>
-      <w:pPr>
-        <w:sectPr>
-          <w:footerReference w:type="default" r:id="rId9"/>
-          <w:pgSz w:w="11906" w:h="16838"/>
-          <w:pgMar w:top="1134" w:right="1134" w:bottom="1020" w:left="1134" w:header="720" w:footer="720" w:gutter="0"/>
-          <w:cols w:space="720"/>
-          <w:docGrid w:linePitch="360"/>
-        </w:sectPr>
-      </w:pPr>
-    </w:p>
-    <w:p>
-      <w:pPr>
-        <w:keepNext/>
-        <w:spacing w:after="100" w:before="200"/>
-      </w:pPr>
-      <w:r>
-        <w:rPr>
-          <w:rFonts w:ascii="맑은 고딕" w:hAnsi="맑은 고딕" w:eastAsia="맑은 고딕"/>
-          <w:b/>
-          <w:sz w:val="26"/>
-        </w:rPr>
-        <w:t>7. 제3부 수기 기록지</w:t>
-      </w:r>
-    </w:p>
-    <w:p>
-      <w:pPr>
-        <w:spacing w:after="40" w:before="0"/>
-      </w:pPr>
-      <w:r>
-        <w:rPr>
-          <w:rFonts w:ascii="맑은 고딕" w:hAnsi="맑은 고딕" w:eastAsia="맑은 고딕"/>
-          <w:b/>
-          <w:sz w:val="23"/>
-        </w:rPr>
-        <w:t>기록지 A. 교반 수행 확인표 (1개월 1장)</w:t>
-      </w:r>
-    </w:p>
-    <w:p>
-      <w:pPr>
-        <w:spacing w:after="40" w:before="0"/>
-      </w:pPr>
-      <w:r>
-        <w:rPr>
-          <w:rFonts w:ascii="맑은 고딕" w:hAnsi="맑은 고딕" w:eastAsia="맑은 고딕"/>
-          <w:b w:val="0"/>
-          <w:sz w:val="18"/>
-        </w:rPr>
-        <w:t>2026년      월        장비: 대동 DK600(56 HP) + 로터리        기준: 4장 표준 작업 절차        쪽번호:</w:t>
-      </w:r>
-    </w:p>
-    <w:p>
-      <w:pPr>
-        <w:spacing w:after="60" w:before="0"/>
-      </w:pPr>
-      <w:r>
-        <w:rPr>
-          <w:rFonts w:ascii="맑은 고딕" w:hAnsi="맑은 고딕" w:eastAsia="맑은 고딕"/>
-          <w:b w:val="0"/>
-          <w:sz w:val="17"/>
-        </w:rPr>
-        <w:t>작성 방법: 표준 절차대로 수행한 회차에 ✓만 표시한다. 생략·변경·이상·방문·재료 투입이 있을 때만 해당 칸에 적는다.</w:t>
-      </w:r>
-    </w:p>
-    <w:tbl>
-      <w:tblPr>
-        <w:tblStyle w:val="TableGrid"/>
-        <w:tblW w:type="auto" w:w="0"/>
-        <w:jc w:val="center"/>
-        <w:tblLayout w:type="fixed"/>
-        <w:tblLook w:firstColumn="1" w:firstRow="1" w:lastColumn="0" w:lastRow="0" w:noHBand="0" w:noVBand="1" w:val="04A0"/>
-      </w:tblPr>
-      <w:tblGrid>
-        <w:gridCol w:w="567"/>
-        <w:gridCol w:w="793"/>
-        <w:gridCol w:w="793"/>
-        <w:gridCol w:w="1247"/>
-        <w:gridCol w:w="2041"/>
-        <w:gridCol w:w="4195"/>
-      </w:tblGrid>
-      <w:tr>
-        <w:trPr>
-          <w:trHeight w:val="317" w:hRule="atLeast"/>
-        </w:trPr>
-        <w:tc>
-          <w:tcPr>
-            <w:tcW w:type="dxa" w:w="567"/>
-            <w:shd w:val="clear" w:color="auto" w:fill="EDEDED"/>
-          </w:tcPr>
-          <w:p>
-            <w:pPr>
-              <w:spacing w:after="20" w:line="252" w:lineRule="auto"/>
-              <w:jc w:val="center"/>
-            </w:pPr>
-            <w:r/>
-            <w:r>
-              <w:rPr>
-                <w:rFonts w:ascii="맑은 고딕" w:hAnsi="맑은 고딕" w:eastAsia="맑은 고딕"/>
-                <w:b/>
-                <w:sz w:val="17"/>
-              </w:rPr>
-              <w:t>일</w:t>
-            </w:r>
-          </w:p>
-        </w:tc>
-        <w:tc>
-          <w:tcPr>
-            <w:tcW w:type="dxa" w:w="794"/>
-            <w:shd w:val="clear" w:color="auto" w:fill="EDEDED"/>
-          </w:tcPr>
-          <w:p>
-            <w:pPr>
-              <w:spacing w:after="20" w:line="252" w:lineRule="auto"/>
-              <w:jc w:val="center"/>
-            </w:pPr>
-            <w:r/>
-            <w:r>
-              <w:rPr>
-                <w:rFonts w:ascii="맑은 고딕" w:hAnsi="맑은 고딕" w:eastAsia="맑은 고딕"/>
-                <w:b/>
-                <w:sz w:val="17"/>
-              </w:rPr>
-              <w:t>아침</w:t>
-            </w:r>
-          </w:p>
-        </w:tc>
-        <w:tc>
-          <w:tcPr>
-            <w:tcW w:type="dxa" w:w="794"/>
-            <w:shd w:val="clear" w:color="auto" w:fill="EDEDED"/>
-          </w:tcPr>
-          <w:p>
-            <w:pPr>
-              <w:spacing w:after="20" w:line="252" w:lineRule="auto"/>
-              <w:jc w:val="center"/>
-            </w:pPr>
-            <w:r/>
-            <w:r>
-              <w:rPr>
-                <w:rFonts w:ascii="맑은 고딕" w:hAnsi="맑은 고딕" w:eastAsia="맑은 고딕"/>
-                <w:b/>
-                <w:sz w:val="17"/>
-              </w:rPr>
-              <w:t>저녁</w:t>
-            </w:r>
-          </w:p>
-        </w:tc>
-        <w:tc>
-          <w:tcPr>
-            <w:tcW w:type="dxa" w:w="1247"/>
-            <w:shd w:val="clear" w:color="auto" w:fill="EDEDED"/>
-          </w:tcPr>
-          <w:p>
-            <w:pPr>
-              <w:spacing w:after="20" w:line="252" w:lineRule="auto"/>
-              <w:jc w:val="center"/>
-            </w:pPr>
-            <w:r/>
-            <w:r>
-              <w:rPr>
-                <w:rFonts w:ascii="맑은 고딕" w:hAnsi="맑은 고딕" w:eastAsia="맑은 고딕"/>
-                <w:b/>
-                <w:sz w:val="17"/>
-              </w:rPr>
-              <w:t>작업자</w:t>
-            </w:r>
-          </w:p>
-        </w:tc>
-        <w:tc>
-          <w:tcPr>
-            <w:tcW w:type="dxa" w:w="2041"/>
-            <w:shd w:val="clear" w:color="auto" w:fill="EDEDED"/>
-          </w:tcPr>
-          <w:p>
-            <w:pPr>
-              <w:spacing w:after="20" w:line="252" w:lineRule="auto"/>
-              <w:jc w:val="center"/>
-            </w:pPr>
-            <w:r/>
-            <w:r>
-              <w:rPr>
-                <w:rFonts w:ascii="맑은 고딕" w:hAnsi="맑은 고딕" w:eastAsia="맑은 고딕"/>
-                <w:b/>
-                <w:sz w:val="17"/>
-              </w:rPr>
-              <w:t>베딩 추가 (톱밥/피트모스 m³)</w:t>
-            </w:r>
-          </w:p>
-        </w:tc>
-        <w:tc>
-          <w:tcPr>
-            <w:tcW w:type="dxa" w:w="4195"/>
-            <w:shd w:val="clear" w:color="auto" w:fill="EDEDED"/>
-          </w:tcPr>
-          <w:p>
-            <w:pPr>
-              <w:spacing w:after="20" w:line="252" w:lineRule="auto"/>
-              <w:jc w:val="center"/>
-            </w:pPr>
-            <w:r/>
-            <w:r>
-              <w:rPr>
-                <w:rFonts w:ascii="맑은 고딕" w:hAnsi="맑은 고딕" w:eastAsia="맑은 고딕"/>
-                <w:b/>
-                <w:sz w:val="17"/>
-              </w:rPr>
-              <w:t>특이사항 (표준과 다를 때·이상·방문만)</w:t>
-            </w:r>
-          </w:p>
-        </w:tc>
-      </w:tr>
-      <w:tr>
-        <w:trPr>
-          <w:trHeight w:val="317" w:hRule="atLeast"/>
-        </w:trPr>
-        <w:tc>
-          <w:tcPr>
-            <w:tcW w:type="dxa" w:w="567"/>
-          </w:tcPr>
-          <w:p>
-            <w:pPr>
-              <w:spacing w:after="20" w:line="252" w:lineRule="auto"/>
-              <w:jc w:val="center"/>
-            </w:pPr>
-            <w:r/>
-            <w:r>
-              <w:rPr>
-                <w:rFonts w:ascii="맑은 고딕" w:hAnsi="맑은 고딕" w:eastAsia="맑은 고딕"/>
-                <w:b w:val="0"/>
-                <w:sz w:val="17"/>
-              </w:rPr>
-              <w:t>1</w:t>
-            </w:r>
-          </w:p>
-        </w:tc>
-        <w:tc>
-          <w:tcPr>
-            <w:tcW w:type="dxa" w:w="794"/>
-          </w:tcPr>
-          <w:p>
-            <w:pPr>
-              <w:spacing w:after="20" w:line="252" w:lineRule="auto"/>
-              <w:jc w:val="center"/>
-            </w:pPr>
-            <w:r/>
-          </w:p>
-        </w:tc>
-        <w:tc>
-          <w:tcPr>
-            <w:tcW w:type="dxa" w:w="794"/>
-          </w:tcPr>
-          <w:p>
-            <w:pPr>
-              <w:spacing w:after="20" w:line="252" w:lineRule="auto"/>
-              <w:jc w:val="center"/>
-            </w:pPr>
-            <w:r/>
-          </w:p>
-        </w:tc>
-        <w:tc>
-          <w:tcPr>
-            <w:tcW w:type="dxa" w:w="1247"/>
-          </w:tcPr>
-          <w:p>
-            <w:pPr>
-              <w:spacing w:after="20" w:line="252" w:lineRule="auto"/>
-            </w:pPr>
-            <w:r/>
-          </w:p>
-        </w:tc>
-        <w:tc>
-          <w:tcPr>
-            <w:tcW w:type="dxa" w:w="2041"/>
-          </w:tcPr>
-          <w:p>
-            <w:pPr>
-              <w:spacing w:after="20" w:line="252" w:lineRule="auto"/>
-            </w:pPr>
-            <w:r/>
-          </w:p>
-        </w:tc>
-        <w:tc>
-          <w:tcPr>
-            <w:tcW w:type="dxa" w:w="4195"/>
-          </w:tcPr>
-          <w:p>
-            <w:pPr>
-              <w:spacing w:after="20" w:line="252" w:lineRule="auto"/>
-            </w:pPr>
-            <w:r/>
-          </w:p>
-        </w:tc>
-      </w:tr>
-      <w:tr>
-        <w:trPr>
-          <w:trHeight w:val="317" w:hRule="atLeast"/>
-        </w:trPr>
-        <w:tc>
-          <w:tcPr>
-            <w:tcW w:type="dxa" w:w="567"/>
-          </w:tcPr>
-          <w:p>
-            <w:pPr>
-              <w:spacing w:after="20" w:line="252" w:lineRule="auto"/>
-              <w:jc w:val="center"/>
-            </w:pPr>
-            <w:r/>
-            <w:r>
-              <w:rPr>
-                <w:rFonts w:ascii="맑은 고딕" w:hAnsi="맑은 고딕" w:eastAsia="맑은 고딕"/>
-                <w:b w:val="0"/>
-                <w:sz w:val="17"/>
-              </w:rPr>
-              <w:t>2</w:t>
-            </w:r>
-          </w:p>
-        </w:tc>
-        <w:tc>
-          <w:tcPr>
-            <w:tcW w:type="dxa" w:w="794"/>
-          </w:tcPr>
-          <w:p>
-            <w:pPr>
-              <w:spacing w:after="20" w:line="252" w:lineRule="auto"/>
-              <w:jc w:val="center"/>
-            </w:pPr>
-            <w:r/>
-          </w:p>
-        </w:tc>
-        <w:tc>
-          <w:tcPr>
-            <w:tcW w:type="dxa" w:w="794"/>
-          </w:tcPr>
-          <w:p>
-            <w:pPr>
-              <w:spacing w:after="20" w:line="252" w:lineRule="auto"/>
-              <w:jc w:val="center"/>
-            </w:pPr>
-            <w:r/>
-          </w:p>
-        </w:tc>
-        <w:tc>
-          <w:tcPr>
-            <w:tcW w:type="dxa" w:w="1247"/>
-          </w:tcPr>
-          <w:p>
-            <w:pPr>
-              <w:spacing w:after="20" w:line="252" w:lineRule="auto"/>
-            </w:pPr>
-            <w:r/>
-          </w:p>
-        </w:tc>
-        <w:tc>
-          <w:tcPr>
-            <w:tcW w:type="dxa" w:w="2041"/>
-          </w:tcPr>
-          <w:p>
-            <w:pPr>
-              <w:spacing w:after="20" w:line="252" w:lineRule="auto"/>
-            </w:pPr>
-            <w:r/>
-          </w:p>
-        </w:tc>
-        <w:tc>
-          <w:tcPr>
-            <w:tcW w:type="dxa" w:w="4195"/>
-          </w:tcPr>
-          <w:p>
-            <w:pPr>
-              <w:spacing w:after="20" w:line="252" w:lineRule="auto"/>
-            </w:pPr>
-            <w:r/>
-          </w:p>
-        </w:tc>
-      </w:tr>
-      <w:tr>
-        <w:trPr>
-          <w:trHeight w:val="317" w:hRule="atLeast"/>
-        </w:trPr>
-        <w:tc>
-          <w:tcPr>
-            <w:tcW w:type="dxa" w:w="567"/>
-          </w:tcPr>
-          <w:p>
-            <w:pPr>
-              <w:spacing w:after="20" w:line="252" w:lineRule="auto"/>
-              <w:jc w:val="center"/>
-            </w:pPr>
-            <w:r/>
-            <w:r>
-              <w:rPr>
-                <w:rFonts w:ascii="맑은 고딕" w:hAnsi="맑은 고딕" w:eastAsia="맑은 고딕"/>
-                <w:b w:val="0"/>
-                <w:sz w:val="17"/>
-              </w:rPr>
-              <w:t>3</w:t>
-            </w:r>
-          </w:p>
-        </w:tc>
-        <w:tc>
-          <w:tcPr>
-            <w:tcW w:type="dxa" w:w="794"/>
-          </w:tcPr>
-          <w:p>
-            <w:pPr>
-              <w:spacing w:after="20" w:line="252" w:lineRule="auto"/>
-              <w:jc w:val="center"/>
-            </w:pPr>
-            <w:r/>
-          </w:p>
-        </w:tc>
-        <w:tc>
-          <w:tcPr>
-            <w:tcW w:type="dxa" w:w="794"/>
-          </w:tcPr>
-          <w:p>
-            <w:pPr>
-              <w:spacing w:after="20" w:line="252" w:lineRule="auto"/>
-              <w:jc w:val="center"/>
-            </w:pPr>
-            <w:r/>
-          </w:p>
-        </w:tc>
-        <w:tc>
-          <w:tcPr>
-            <w:tcW w:type="dxa" w:w="1247"/>
-          </w:tcPr>
-          <w:p>
-            <w:pPr>
-              <w:spacing w:after="20" w:line="252" w:lineRule="auto"/>
-            </w:pPr>
-            <w:r/>
-          </w:p>
-        </w:tc>
-        <w:tc>
-          <w:tcPr>
-            <w:tcW w:type="dxa" w:w="2041"/>
-          </w:tcPr>
-          <w:p>
-            <w:pPr>
-              <w:spacing w:after="20" w:line="252" w:lineRule="auto"/>
-            </w:pPr>
-            <w:r/>
-          </w:p>
-        </w:tc>
-        <w:tc>
-          <w:tcPr>
-            <w:tcW w:type="dxa" w:w="4195"/>
-          </w:tcPr>
-          <w:p>
-            <w:pPr>
-              <w:spacing w:after="20" w:line="252" w:lineRule="auto"/>
-            </w:pPr>
-            <w:r/>
-          </w:p>
-        </w:tc>
-      </w:tr>
-      <w:tr>
-        <w:trPr>
-          <w:trHeight w:val="317" w:hRule="atLeast"/>
-        </w:trPr>
-        <w:tc>
-          <w:tcPr>
-            <w:tcW w:type="dxa" w:w="567"/>
-          </w:tcPr>
-          <w:p>
-            <w:pPr>
-              <w:spacing w:after="20" w:line="252" w:lineRule="auto"/>
-              <w:jc w:val="center"/>
-            </w:pPr>
-            <w:r/>
-            <w:r>
-              <w:rPr>
-                <w:rFonts w:ascii="맑은 고딕" w:hAnsi="맑은 고딕" w:eastAsia="맑은 고딕"/>
-                <w:b w:val="0"/>
-                <w:sz w:val="17"/>
-              </w:rPr>
-              <w:t>4</w:t>
-            </w:r>
-          </w:p>
-        </w:tc>
-        <w:tc>
-          <w:tcPr>
-            <w:tcW w:type="dxa" w:w="794"/>
-          </w:tcPr>
-          <w:p>
-            <w:pPr>
-              <w:spacing w:after="20" w:line="252" w:lineRule="auto"/>
-              <w:jc w:val="center"/>
-            </w:pPr>
-            <w:r/>
-          </w:p>
-        </w:tc>
-        <w:tc>
-          <w:tcPr>
-            <w:tcW w:type="dxa" w:w="794"/>
-          </w:tcPr>
-          <w:p>
-            <w:pPr>
-              <w:spacing w:after="20" w:line="252" w:lineRule="auto"/>
-              <w:jc w:val="center"/>
-            </w:pPr>
-            <w:r/>
-          </w:p>
-        </w:tc>
-        <w:tc>
-          <w:tcPr>
-            <w:tcW w:type="dxa" w:w="1247"/>
-          </w:tcPr>
-          <w:p>
-            <w:pPr>
-              <w:spacing w:after="20" w:line="252" w:lineRule="auto"/>
-            </w:pPr>
-            <w:r/>
-          </w:p>
-        </w:tc>
-        <w:tc>
-          <w:tcPr>
-            <w:tcW w:type="dxa" w:w="2041"/>
-          </w:tcPr>
-          <w:p>
-            <w:pPr>
-              <w:spacing w:after="20" w:line="252" w:lineRule="auto"/>
-            </w:pPr>
-            <w:r/>
-          </w:p>
-        </w:tc>
-        <w:tc>
-          <w:tcPr>
-            <w:tcW w:type="dxa" w:w="4195"/>
-          </w:tcPr>
-          <w:p>
-            <w:pPr>
-              <w:spacing w:after="20" w:line="252" w:lineRule="auto"/>
-            </w:pPr>
-            <w:r/>
-          </w:p>
-        </w:tc>
-      </w:tr>
-      <w:tr>
-        <w:trPr>
-          <w:trHeight w:val="317" w:hRule="atLeast"/>
-        </w:trPr>
-        <w:tc>
-          <w:tcPr>
-            <w:tcW w:type="dxa" w:w="567"/>
-          </w:tcPr>
-          <w:p>
-            <w:pPr>
-              <w:spacing w:after="20" w:line="252" w:lineRule="auto"/>
-              <w:jc w:val="center"/>
-            </w:pPr>
-            <w:r/>
-            <w:r>
-              <w:rPr>
-                <w:rFonts w:ascii="맑은 고딕" w:hAnsi="맑은 고딕" w:eastAsia="맑은 고딕"/>
-                <w:b w:val="0"/>
-                <w:sz w:val="17"/>
-              </w:rPr>
-              <w:t>5</w:t>
-            </w:r>
-          </w:p>
-        </w:tc>
-        <w:tc>
-          <w:tcPr>
-            <w:tcW w:type="dxa" w:w="794"/>
-          </w:tcPr>
-          <w:p>
-            <w:pPr>
-              <w:spacing w:after="20" w:line="252" w:lineRule="auto"/>
-              <w:jc w:val="center"/>
-            </w:pPr>
-            <w:r/>
-          </w:p>
-        </w:tc>
-        <w:tc>
-          <w:tcPr>
-            <w:tcW w:type="dxa" w:w="794"/>
-          </w:tcPr>
-          <w:p>
-            <w:pPr>
-              <w:spacing w:after="20" w:line="252" w:lineRule="auto"/>
-              <w:jc w:val="center"/>
-            </w:pPr>
-            <w:r/>
-          </w:p>
-        </w:tc>
-        <w:tc>
-          <w:tcPr>
-            <w:tcW w:type="dxa" w:w="1247"/>
-          </w:tcPr>
-          <w:p>
-            <w:pPr>
-              <w:spacing w:after="20" w:line="252" w:lineRule="auto"/>
-            </w:pPr>
-            <w:r/>
-          </w:p>
-        </w:tc>
-        <w:tc>
-          <w:tcPr>
-            <w:tcW w:type="dxa" w:w="2041"/>
-          </w:tcPr>
-          <w:p>
-            <w:pPr>
-              <w:spacing w:after="20" w:line="252" w:lineRule="auto"/>
-            </w:pPr>
-            <w:r/>
-          </w:p>
-        </w:tc>
-        <w:tc>
-          <w:tcPr>
-            <w:tcW w:type="dxa" w:w="4195"/>
-          </w:tcPr>
-          <w:p>
-            <w:pPr>
-              <w:spacing w:after="20" w:line="252" w:lineRule="auto"/>
-            </w:pPr>
-            <w:r/>
-          </w:p>
-        </w:tc>
-      </w:tr>
-      <w:tr>
-        <w:trPr>
-          <w:trHeight w:val="317" w:hRule="atLeast"/>
-        </w:trPr>
-        <w:tc>
-          <w:tcPr>
-            <w:tcW w:type="dxa" w:w="567"/>
-          </w:tcPr>
-          <w:p>
-            <w:pPr>
-              <w:spacing w:after="20" w:line="252" w:lineRule="auto"/>
-              <w:jc w:val="center"/>
-            </w:pPr>
-            <w:r/>
-            <w:r>
-              <w:rPr>
-                <w:rFonts w:ascii="맑은 고딕" w:hAnsi="맑은 고딕" w:eastAsia="맑은 고딕"/>
-                <w:b w:val="0"/>
-                <w:sz w:val="17"/>
-              </w:rPr>
-              <w:t>6</w:t>
-            </w:r>
-          </w:p>
-        </w:tc>
-        <w:tc>
-          <w:tcPr>
-            <w:tcW w:type="dxa" w:w="794"/>
-          </w:tcPr>
-          <w:p>
-            <w:pPr>
-              <w:spacing w:after="20" w:line="252" w:lineRule="auto"/>
-              <w:jc w:val="center"/>
-            </w:pPr>
-            <w:r/>
-          </w:p>
-        </w:tc>
-        <w:tc>
-          <w:tcPr>
-            <w:tcW w:type="dxa" w:w="794"/>
-          </w:tcPr>
-          <w:p>
-            <w:pPr>
-              <w:spacing w:after="20" w:line="252" w:lineRule="auto"/>
-              <w:jc w:val="center"/>
-            </w:pPr>
-            <w:r/>
-          </w:p>
-        </w:tc>
-        <w:tc>
-          <w:tcPr>
-            <w:tcW w:type="dxa" w:w="1247"/>
-          </w:tcPr>
-          <w:p>
-            <w:pPr>
-              <w:spacing w:after="20" w:line="252" w:lineRule="auto"/>
-            </w:pPr>
-            <w:r/>
-          </w:p>
-        </w:tc>
-        <w:tc>
-          <w:tcPr>
-            <w:tcW w:type="dxa" w:w="2041"/>
-          </w:tcPr>
-          <w:p>
-            <w:pPr>
-              <w:spacing w:after="20" w:line="252" w:lineRule="auto"/>
-            </w:pPr>
-            <w:r/>
-          </w:p>
-        </w:tc>
-        <w:tc>
-          <w:tcPr>
-            <w:tcW w:type="dxa" w:w="4195"/>
-          </w:tcPr>
-          <w:p>
-            <w:pPr>
-              <w:spacing w:after="20" w:line="252" w:lineRule="auto"/>
-            </w:pPr>
-            <w:r/>
-          </w:p>
-        </w:tc>
-      </w:tr>
-      <w:tr>
-        <w:trPr>
-          <w:trHeight w:val="317" w:hRule="atLeast"/>
-        </w:trPr>
-        <w:tc>
-          <w:tcPr>
-            <w:tcW w:type="dxa" w:w="567"/>
-          </w:tcPr>
-          <w:p>
-            <w:pPr>
-              <w:spacing w:after="20" w:line="252" w:lineRule="auto"/>
-              <w:jc w:val="center"/>
-            </w:pPr>
-            <w:r/>
-            <w:r>
-              <w:rPr>
-                <w:rFonts w:ascii="맑은 고딕" w:hAnsi="맑은 고딕" w:eastAsia="맑은 고딕"/>
-                <w:b w:val="0"/>
-                <w:sz w:val="17"/>
-              </w:rPr>
-              <w:t>7</w:t>
-            </w:r>
-          </w:p>
-        </w:tc>
-        <w:tc>
-          <w:tcPr>
-            <w:tcW w:type="dxa" w:w="794"/>
-          </w:tcPr>
-          <w:p>
-            <w:pPr>
-              <w:spacing w:after="20" w:line="252" w:lineRule="auto"/>
-              <w:jc w:val="center"/>
-            </w:pPr>
-            <w:r/>
-          </w:p>
-        </w:tc>
-        <w:tc>
-          <w:tcPr>
-            <w:tcW w:type="dxa" w:w="794"/>
-          </w:tcPr>
-          <w:p>
-            <w:pPr>
-              <w:spacing w:after="20" w:line="252" w:lineRule="auto"/>
-              <w:jc w:val="center"/>
-            </w:pPr>
-            <w:r/>
-          </w:p>
-        </w:tc>
-        <w:tc>
-          <w:tcPr>
-            <w:tcW w:type="dxa" w:w="1247"/>
-          </w:tcPr>
-          <w:p>
-            <w:pPr>
-              <w:spacing w:after="20" w:line="252" w:lineRule="auto"/>
-            </w:pPr>
-            <w:r/>
-          </w:p>
-        </w:tc>
-        <w:tc>
-          <w:tcPr>
-            <w:tcW w:type="dxa" w:w="2041"/>
-          </w:tcPr>
-          <w:p>
-            <w:pPr>
-              <w:spacing w:after="20" w:line="252" w:lineRule="auto"/>
-            </w:pPr>
-            <w:r/>
-          </w:p>
-        </w:tc>
-        <w:tc>
-          <w:tcPr>
-            <w:tcW w:type="dxa" w:w="4195"/>
-          </w:tcPr>
-          <w:p>
-            <w:pPr>
-              <w:spacing w:after="20" w:line="252" w:lineRule="auto"/>
-            </w:pPr>
-            <w:r/>
-          </w:p>
-        </w:tc>
-      </w:tr>
-      <w:tr>
-        <w:trPr>
-          <w:trHeight w:val="317" w:hRule="atLeast"/>
-        </w:trPr>
-        <w:tc>
-          <w:tcPr>
-            <w:tcW w:type="dxa" w:w="567"/>
-          </w:tcPr>
-          <w:p>
-            <w:pPr>
-              <w:spacing w:after="20" w:line="252" w:lineRule="auto"/>
-              <w:jc w:val="center"/>
-            </w:pPr>
-            <w:r/>
-            <w:r>
-              <w:rPr>
-                <w:rFonts w:ascii="맑은 고딕" w:hAnsi="맑은 고딕" w:eastAsia="맑은 고딕"/>
-                <w:b w:val="0"/>
-                <w:sz w:val="17"/>
-              </w:rPr>
-              <w:t>8</w:t>
-            </w:r>
-          </w:p>
-        </w:tc>
-        <w:tc>
-          <w:tcPr>
-            <w:tcW w:type="dxa" w:w="794"/>
-          </w:tcPr>
-          <w:p>
-            <w:pPr>
-              <w:spacing w:after="20" w:line="252" w:lineRule="auto"/>
-              <w:jc w:val="center"/>
-            </w:pPr>
-            <w:r/>
-          </w:p>
-        </w:tc>
-        <w:tc>
-          <w:tcPr>
-            <w:tcW w:type="dxa" w:w="794"/>
-          </w:tcPr>
-          <w:p>
-            <w:pPr>
-              <w:spacing w:after="20" w:line="252" w:lineRule="auto"/>
-              <w:jc w:val="center"/>
-            </w:pPr>
-            <w:r/>
-          </w:p>
-        </w:tc>
-        <w:tc>
-          <w:tcPr>
-            <w:tcW w:type="dxa" w:w="1247"/>
-          </w:tcPr>
-          <w:p>
-            <w:pPr>
-              <w:spacing w:after="20" w:line="252" w:lineRule="auto"/>
-            </w:pPr>
-            <w:r/>
-          </w:p>
-        </w:tc>
-        <w:tc>
-          <w:tcPr>
-            <w:tcW w:type="dxa" w:w="2041"/>
-          </w:tcPr>
-          <w:p>
-            <w:pPr>
-              <w:spacing w:after="20" w:line="252" w:lineRule="auto"/>
-            </w:pPr>
-            <w:r/>
-          </w:p>
-        </w:tc>
-        <w:tc>
-          <w:tcPr>
-            <w:tcW w:type="dxa" w:w="4195"/>
-          </w:tcPr>
-          <w:p>
-            <w:pPr>
-              <w:spacing w:after="20" w:line="252" w:lineRule="auto"/>
-            </w:pPr>
-            <w:r/>
-          </w:p>
-        </w:tc>
-      </w:tr>
-      <w:tr>
-        <w:trPr>
-          <w:trHeight w:val="317" w:hRule="atLeast"/>
-        </w:trPr>
-        <w:tc>
-          <w:tcPr>
-            <w:tcW w:type="dxa" w:w="567"/>
-          </w:tcPr>
-          <w:p>
-            <w:pPr>
-              <w:spacing w:after="20" w:line="252" w:lineRule="auto"/>
-              <w:jc w:val="center"/>
-            </w:pPr>
-            <w:r/>
-            <w:r>
-              <w:rPr>
-                <w:rFonts w:ascii="맑은 고딕" w:hAnsi="맑은 고딕" w:eastAsia="맑은 고딕"/>
-                <w:b w:val="0"/>
-                <w:sz w:val="17"/>
-              </w:rPr>
-              <w:t>9</w:t>
-            </w:r>
-          </w:p>
-        </w:tc>
-        <w:tc>
-          <w:tcPr>
-            <w:tcW w:type="dxa" w:w="794"/>
-          </w:tcPr>
-          <w:p>
-            <w:pPr>
-              <w:spacing w:after="20" w:line="252" w:lineRule="auto"/>
-              <w:jc w:val="center"/>
-            </w:pPr>
-            <w:r/>
-          </w:p>
-        </w:tc>
-        <w:tc>
-          <w:tcPr>
-            <w:tcW w:type="dxa" w:w="794"/>
-          </w:tcPr>
-          <w:p>
-            <w:pPr>
-              <w:spacing w:after="20" w:line="252" w:lineRule="auto"/>
-              <w:jc w:val="center"/>
-            </w:pPr>
-            <w:r/>
-          </w:p>
-        </w:tc>
-        <w:tc>
-          <w:tcPr>
-            <w:tcW w:type="dxa" w:w="1247"/>
-          </w:tcPr>
-          <w:p>
-            <w:pPr>
-              <w:spacing w:after="20" w:line="252" w:lineRule="auto"/>
-            </w:pPr>
-            <w:r/>
-          </w:p>
-        </w:tc>
-        <w:tc>
-          <w:tcPr>
-            <w:tcW w:type="dxa" w:w="2041"/>
-          </w:tcPr>
-          <w:p>
-            <w:pPr>
-              <w:spacing w:after="20" w:line="252" w:lineRule="auto"/>
-            </w:pPr>
-            <w:r/>
-          </w:p>
-        </w:tc>
-        <w:tc>
-          <w:tcPr>
-            <w:tcW w:type="dxa" w:w="4195"/>
-          </w:tcPr>
-          <w:p>
-            <w:pPr>
-              <w:spacing w:after="20" w:line="252" w:lineRule="auto"/>
-            </w:pPr>
-            <w:r/>
-          </w:p>
-        </w:tc>
-      </w:tr>
-      <w:tr>
-        <w:trPr>
-          <w:trHeight w:val="317" w:hRule="atLeast"/>
-        </w:trPr>
-        <w:tc>
-          <w:tcPr>
-            <w:tcW w:type="dxa" w:w="567"/>
-          </w:tcPr>
-          <w:p>
-            <w:pPr>
-              <w:spacing w:after="20" w:line="252" w:lineRule="auto"/>
-              <w:jc w:val="center"/>
-            </w:pPr>
-            <w:r/>
-            <w:r>
-              <w:rPr>
-                <w:rFonts w:ascii="맑은 고딕" w:hAnsi="맑은 고딕" w:eastAsia="맑은 고딕"/>
-                <w:b w:val="0"/>
-                <w:sz w:val="17"/>
-              </w:rPr>
-              <w:t>10</w:t>
-            </w:r>
-          </w:p>
-        </w:tc>
-        <w:tc>
-          <w:tcPr>
-            <w:tcW w:type="dxa" w:w="794"/>
-          </w:tcPr>
-          <w:p>
-            <w:pPr>
-              <w:spacing w:after="20" w:line="252" w:lineRule="auto"/>
-              <w:jc w:val="center"/>
-            </w:pPr>
-            <w:r/>
-          </w:p>
-        </w:tc>
-        <w:tc>
-          <w:tcPr>
-            <w:tcW w:type="dxa" w:w="794"/>
-          </w:tcPr>
-          <w:p>
-            <w:pPr>
-              <w:spacing w:after="20" w:line="252" w:lineRule="auto"/>
-              <w:jc w:val="center"/>
-            </w:pPr>
-            <w:r/>
-          </w:p>
-        </w:tc>
-        <w:tc>
-          <w:tcPr>
-            <w:tcW w:type="dxa" w:w="1247"/>
-          </w:tcPr>
-          <w:p>
-            <w:pPr>
-              <w:spacing w:after="20" w:line="252" w:lineRule="auto"/>
-            </w:pPr>
-            <w:r/>
-          </w:p>
-        </w:tc>
-        <w:tc>
-          <w:tcPr>
-            <w:tcW w:type="dxa" w:w="2041"/>
-          </w:tcPr>
-          <w:p>
-            <w:pPr>
-              <w:spacing w:after="20" w:line="252" w:lineRule="auto"/>
-            </w:pPr>
-            <w:r/>
-          </w:p>
-        </w:tc>
-        <w:tc>
-          <w:tcPr>
-            <w:tcW w:type="dxa" w:w="4195"/>
-          </w:tcPr>
-          <w:p>
-            <w:pPr>
-              <w:spacing w:after="20" w:line="252" w:lineRule="auto"/>
-            </w:pPr>
-            <w:r/>
-          </w:p>
-        </w:tc>
-      </w:tr>
-      <w:tr>
-        <w:trPr>
-          <w:trHeight w:val="317" w:hRule="atLeast"/>
-        </w:trPr>
-        <w:tc>
-          <w:tcPr>
-            <w:tcW w:type="dxa" w:w="567"/>
-          </w:tcPr>
-          <w:p>
-            <w:pPr>
-              <w:spacing w:after="20" w:line="252" w:lineRule="auto"/>
-              <w:jc w:val="center"/>
-            </w:pPr>
-            <w:r/>
-            <w:r>
-              <w:rPr>
-                <w:rFonts w:ascii="맑은 고딕" w:hAnsi="맑은 고딕" w:eastAsia="맑은 고딕"/>
-                <w:b w:val="0"/>
-                <w:sz w:val="17"/>
-              </w:rPr>
-              <w:t>11</w:t>
-            </w:r>
-          </w:p>
-        </w:tc>
-        <w:tc>
-          <w:tcPr>
-            <w:tcW w:type="dxa" w:w="794"/>
-          </w:tcPr>
-          <w:p>
-            <w:pPr>
-              <w:spacing w:after="20" w:line="252" w:lineRule="auto"/>
-              <w:jc w:val="center"/>
-            </w:pPr>
-            <w:r/>
-          </w:p>
-        </w:tc>
-        <w:tc>
-          <w:tcPr>
-            <w:tcW w:type="dxa" w:w="794"/>
-          </w:tcPr>
-          <w:p>
-            <w:pPr>
-              <w:spacing w:after="20" w:line="252" w:lineRule="auto"/>
-              <w:jc w:val="center"/>
-            </w:pPr>
-            <w:r/>
-          </w:p>
-        </w:tc>
-        <w:tc>
-          <w:tcPr>
-            <w:tcW w:type="dxa" w:w="1247"/>
-          </w:tcPr>
-          <w:p>
-            <w:pPr>
-              <w:spacing w:after="20" w:line="252" w:lineRule="auto"/>
-            </w:pPr>
-            <w:r/>
-          </w:p>
-        </w:tc>
-        <w:tc>
-          <w:tcPr>
-            <w:tcW w:type="dxa" w:w="2041"/>
-          </w:tcPr>
-          <w:p>
-            <w:pPr>
-              <w:spacing w:after="20" w:line="252" w:lineRule="auto"/>
-            </w:pPr>
-            <w:r/>
-          </w:p>
-        </w:tc>
-        <w:tc>
-          <w:tcPr>
-            <w:tcW w:type="dxa" w:w="4195"/>
-          </w:tcPr>
-          <w:p>
-            <w:pPr>
-              <w:spacing w:after="20" w:line="252" w:lineRule="auto"/>
-            </w:pPr>
-            <w:r/>
-          </w:p>
-        </w:tc>
-      </w:tr>
-      <w:tr>
-        <w:trPr>
-          <w:trHeight w:val="317" w:hRule="atLeast"/>
-        </w:trPr>
-        <w:tc>
-          <w:tcPr>
-            <w:tcW w:type="dxa" w:w="567"/>
-          </w:tcPr>
-          <w:p>
-            <w:pPr>
-              <w:spacing w:after="20" w:line="252" w:lineRule="auto"/>
-              <w:jc w:val="center"/>
-            </w:pPr>
-            <w:r/>
-            <w:r>
-              <w:rPr>
-                <w:rFonts w:ascii="맑은 고딕" w:hAnsi="맑은 고딕" w:eastAsia="맑은 고딕"/>
-                <w:b w:val="0"/>
-                <w:sz w:val="17"/>
-              </w:rPr>
-              <w:t>12</w:t>
-            </w:r>
-          </w:p>
-        </w:tc>
-        <w:tc>
-          <w:tcPr>
-            <w:tcW w:type="dxa" w:w="794"/>
-          </w:tcPr>
-          <w:p>
-            <w:pPr>
-              <w:spacing w:after="20" w:line="252" w:lineRule="auto"/>
-              <w:jc w:val="center"/>
-            </w:pPr>
-            <w:r/>
-          </w:p>
-        </w:tc>
-        <w:tc>
-          <w:tcPr>
-            <w:tcW w:type="dxa" w:w="794"/>
-          </w:tcPr>
-          <w:p>
-            <w:pPr>
-              <w:spacing w:after="20" w:line="252" w:lineRule="auto"/>
-              <w:jc w:val="center"/>
-            </w:pPr>
-            <w:r/>
-          </w:p>
-        </w:tc>
-        <w:tc>
-          <w:tcPr>
-            <w:tcW w:type="dxa" w:w="1247"/>
-          </w:tcPr>
-          <w:p>
-            <w:pPr>
-              <w:spacing w:after="20" w:line="252" w:lineRule="auto"/>
-            </w:pPr>
-            <w:r/>
-          </w:p>
-        </w:tc>
-        <w:tc>
-          <w:tcPr>
-            <w:tcW w:type="dxa" w:w="2041"/>
-          </w:tcPr>
-          <w:p>
-            <w:pPr>
-              <w:spacing w:after="20" w:line="252" w:lineRule="auto"/>
-            </w:pPr>
-            <w:r/>
-          </w:p>
-        </w:tc>
-        <w:tc>
-          <w:tcPr>
-            <w:tcW w:type="dxa" w:w="4195"/>
-          </w:tcPr>
-          <w:p>
-            <w:pPr>
-              <w:spacing w:after="20" w:line="252" w:lineRule="auto"/>
-            </w:pPr>
-            <w:r/>
-          </w:p>
-        </w:tc>
-      </w:tr>
-      <w:tr>
-        <w:trPr>
-          <w:trHeight w:val="317" w:hRule="atLeast"/>
-        </w:trPr>
-        <w:tc>
-          <w:tcPr>
-            <w:tcW w:type="dxa" w:w="567"/>
-          </w:tcPr>
-          <w:p>
-            <w:pPr>
-              <w:spacing w:after="20" w:line="252" w:lineRule="auto"/>
-              <w:jc w:val="center"/>
-            </w:pPr>
-            <w:r/>
-            <w:r>
-              <w:rPr>
-                <w:rFonts w:ascii="맑은 고딕" w:hAnsi="맑은 고딕" w:eastAsia="맑은 고딕"/>
-                <w:b w:val="0"/>
-                <w:sz w:val="17"/>
-              </w:rPr>
-              <w:t>13</w:t>
-            </w:r>
-          </w:p>
-        </w:tc>
-        <w:tc>
-          <w:tcPr>
-            <w:tcW w:type="dxa" w:w="794"/>
-          </w:tcPr>
-          <w:p>
-            <w:pPr>
-              <w:spacing w:after="20" w:line="252" w:lineRule="auto"/>
-              <w:jc w:val="center"/>
-            </w:pPr>
-            <w:r/>
-          </w:p>
-        </w:tc>
-        <w:tc>
-          <w:tcPr>
-            <w:tcW w:type="dxa" w:w="794"/>
-          </w:tcPr>
-          <w:p>
-            <w:pPr>
-              <w:spacing w:after="20" w:line="252" w:lineRule="auto"/>
-              <w:jc w:val="center"/>
-            </w:pPr>
-            <w:r/>
-          </w:p>
-        </w:tc>
-        <w:tc>
-          <w:tcPr>
-            <w:tcW w:type="dxa" w:w="1247"/>
-          </w:tcPr>
-          <w:p>
-            <w:pPr>
-              <w:spacing w:after="20" w:line="252" w:lineRule="auto"/>
-            </w:pPr>
-            <w:r/>
-          </w:p>
-        </w:tc>
-        <w:tc>
-          <w:tcPr>
-            <w:tcW w:type="dxa" w:w="2041"/>
-          </w:tcPr>
-          <w:p>
-            <w:pPr>
-              <w:spacing w:after="20" w:line="252" w:lineRule="auto"/>
-            </w:pPr>
-            <w:r/>
-          </w:p>
-        </w:tc>
-        <w:tc>
-          <w:tcPr>
-            <w:tcW w:type="dxa" w:w="4195"/>
-          </w:tcPr>
-          <w:p>
-            <w:pPr>
-              <w:spacing w:after="20" w:line="252" w:lineRule="auto"/>
-            </w:pPr>
-            <w:r/>
-          </w:p>
-        </w:tc>
-      </w:tr>
-      <w:tr>
-        <w:trPr>
-          <w:trHeight w:val="317" w:hRule="atLeast"/>
-        </w:trPr>
-        <w:tc>
-          <w:tcPr>
-            <w:tcW w:type="dxa" w:w="567"/>
-          </w:tcPr>
-          <w:p>
-            <w:pPr>
-              <w:spacing w:after="20" w:line="252" w:lineRule="auto"/>
-              <w:jc w:val="center"/>
-            </w:pPr>
-            <w:r/>
-            <w:r>
-              <w:rPr>
-                <w:rFonts w:ascii="맑은 고딕" w:hAnsi="맑은 고딕" w:eastAsia="맑은 고딕"/>
-                <w:b w:val="0"/>
-                <w:sz w:val="17"/>
-              </w:rPr>
-              <w:t>14</w:t>
-            </w:r>
-          </w:p>
-        </w:tc>
-        <w:tc>
-          <w:tcPr>
-            <w:tcW w:type="dxa" w:w="794"/>
-          </w:tcPr>
-          <w:p>
-            <w:pPr>
-              <w:spacing w:after="20" w:line="252" w:lineRule="auto"/>
-              <w:jc w:val="center"/>
-            </w:pPr>
-            <w:r/>
-          </w:p>
-        </w:tc>
-        <w:tc>
-          <w:tcPr>
-            <w:tcW w:type="dxa" w:w="794"/>
-          </w:tcPr>
-          <w:p>
-            <w:pPr>
-              <w:spacing w:after="20" w:line="252" w:lineRule="auto"/>
-              <w:jc w:val="center"/>
-            </w:pPr>
-            <w:r/>
-          </w:p>
-        </w:tc>
-        <w:tc>
-          <w:tcPr>
-            <w:tcW w:type="dxa" w:w="1247"/>
-          </w:tcPr>
-          <w:p>
-            <w:pPr>
-              <w:spacing w:after="20" w:line="252" w:lineRule="auto"/>
-            </w:pPr>
-            <w:r/>
-          </w:p>
-        </w:tc>
-        <w:tc>
-          <w:tcPr>
-            <w:tcW w:type="dxa" w:w="2041"/>
-          </w:tcPr>
-          <w:p>
-            <w:pPr>
-              <w:spacing w:after="20" w:line="252" w:lineRule="auto"/>
-            </w:pPr>
-            <w:r/>
-          </w:p>
-        </w:tc>
-        <w:tc>
-          <w:tcPr>
-            <w:tcW w:type="dxa" w:w="4195"/>
-          </w:tcPr>
-          <w:p>
-            <w:pPr>
-              <w:spacing w:after="20" w:line="252" w:lineRule="auto"/>
-            </w:pPr>
-            <w:r/>
-          </w:p>
-        </w:tc>
-      </w:tr>
-      <w:tr>
-        <w:trPr>
-          <w:trHeight w:val="317" w:hRule="atLeast"/>
-        </w:trPr>
-        <w:tc>
-          <w:tcPr>
-            <w:tcW w:type="dxa" w:w="567"/>
-          </w:tcPr>
-          <w:p>
-            <w:pPr>
-              <w:spacing w:after="20" w:line="252" w:lineRule="auto"/>
-              <w:jc w:val="center"/>
-            </w:pPr>
-            <w:r/>
-            <w:r>
-              <w:rPr>
-                <w:rFonts w:ascii="맑은 고딕" w:hAnsi="맑은 고딕" w:eastAsia="맑은 고딕"/>
-                <w:b w:val="0"/>
-                <w:sz w:val="17"/>
-              </w:rPr>
-              <w:t>15</w:t>
-            </w:r>
-          </w:p>
-        </w:tc>
-        <w:tc>
-          <w:tcPr>
-            <w:tcW w:type="dxa" w:w="794"/>
-          </w:tcPr>
-          <w:p>
-            <w:pPr>
-              <w:spacing w:after="20" w:line="252" w:lineRule="auto"/>
-              <w:jc w:val="center"/>
-            </w:pPr>
-            <w:r/>
-          </w:p>
-        </w:tc>
-        <w:tc>
-          <w:tcPr>
-            <w:tcW w:type="dxa" w:w="794"/>
-          </w:tcPr>
-          <w:p>
-            <w:pPr>
-              <w:spacing w:after="20" w:line="252" w:lineRule="auto"/>
-              <w:jc w:val="center"/>
-            </w:pPr>
-            <w:r/>
-          </w:p>
-        </w:tc>
-        <w:tc>
-          <w:tcPr>
-            <w:tcW w:type="dxa" w:w="1247"/>
-          </w:tcPr>
-          <w:p>
-            <w:pPr>
-              <w:spacing w:after="20" w:line="252" w:lineRule="auto"/>
-            </w:pPr>
-            <w:r/>
-          </w:p>
-        </w:tc>
-        <w:tc>
-          <w:tcPr>
-            <w:tcW w:type="dxa" w:w="2041"/>
-          </w:tcPr>
-          <w:p>
-            <w:pPr>
-              <w:spacing w:after="20" w:line="252" w:lineRule="auto"/>
-            </w:pPr>
-            <w:r/>
-          </w:p>
-        </w:tc>
-        <w:tc>
-          <w:tcPr>
-            <w:tcW w:type="dxa" w:w="4195"/>
-          </w:tcPr>
-          <w:p>
-            <w:pPr>
-              <w:spacing w:after="20" w:line="252" w:lineRule="auto"/>
-            </w:pPr>
-            <w:r/>
-          </w:p>
-        </w:tc>
-      </w:tr>
-      <w:tr>
-        <w:trPr>
-          <w:trHeight w:val="317" w:hRule="atLeast"/>
-        </w:trPr>
-        <w:tc>
-          <w:tcPr>
-            <w:tcW w:type="dxa" w:w="567"/>
-          </w:tcPr>
-          <w:p>
-            <w:pPr>
-              <w:spacing w:after="20" w:line="252" w:lineRule="auto"/>
-              <w:jc w:val="center"/>
-            </w:pPr>
-            <w:r/>
-            <w:r>
-              <w:rPr>
-                <w:rFonts w:ascii="맑은 고딕" w:hAnsi="맑은 고딕" w:eastAsia="맑은 고딕"/>
-                <w:b w:val="0"/>
-                <w:sz w:val="17"/>
-              </w:rPr>
-              <w:t>16</w:t>
-            </w:r>
-          </w:p>
-        </w:tc>
-        <w:tc>
-          <w:tcPr>
-            <w:tcW w:type="dxa" w:w="794"/>
-          </w:tcPr>
-          <w:p>
-            <w:pPr>
-              <w:spacing w:after="20" w:line="252" w:lineRule="auto"/>
-              <w:jc w:val="center"/>
-            </w:pPr>
-            <w:r/>
-          </w:p>
-        </w:tc>
-        <w:tc>
-          <w:tcPr>
-            <w:tcW w:type="dxa" w:w="794"/>
-          </w:tcPr>
-          <w:p>
-            <w:pPr>
-              <w:spacing w:after="20" w:line="252" w:lineRule="auto"/>
-              <w:jc w:val="center"/>
-            </w:pPr>
-            <w:r/>
-          </w:p>
-        </w:tc>
-        <w:tc>
-          <w:tcPr>
-            <w:tcW w:type="dxa" w:w="1247"/>
-          </w:tcPr>
-          <w:p>
-            <w:pPr>
-              <w:spacing w:after="20" w:line="252" w:lineRule="auto"/>
-            </w:pPr>
-            <w:r/>
-          </w:p>
-        </w:tc>
-        <w:tc>
-          <w:tcPr>
-            <w:tcW w:type="dxa" w:w="2041"/>
-          </w:tcPr>
-          <w:p>
-            <w:pPr>
-              <w:spacing w:after="20" w:line="252" w:lineRule="auto"/>
-            </w:pPr>
-            <w:r/>
-          </w:p>
-        </w:tc>
-        <w:tc>
-          <w:tcPr>
-            <w:tcW w:type="dxa" w:w="4195"/>
-          </w:tcPr>
-          <w:p>
-            <w:pPr>
-              <w:spacing w:after="20" w:line="252" w:lineRule="auto"/>
-            </w:pPr>
-            <w:r/>
-          </w:p>
-        </w:tc>
-      </w:tr>
-      <w:tr>
-        <w:trPr>
-          <w:trHeight w:val="317" w:hRule="atLeast"/>
-        </w:trPr>
-        <w:tc>
-          <w:tcPr>
-            <w:tcW w:type="dxa" w:w="567"/>
-          </w:tcPr>
-          <w:p>
-            <w:pPr>
-              <w:spacing w:after="20" w:line="252" w:lineRule="auto"/>
-              <w:jc w:val="center"/>
-            </w:pPr>
-            <w:r/>
-            <w:r>
-              <w:rPr>
-                <w:rFonts w:ascii="맑은 고딕" w:hAnsi="맑은 고딕" w:eastAsia="맑은 고딕"/>
-                <w:b w:val="0"/>
-                <w:sz w:val="17"/>
-              </w:rPr>
-              <w:t>17</w:t>
-            </w:r>
-          </w:p>
-        </w:tc>
-        <w:tc>
-          <w:tcPr>
-            <w:tcW w:type="dxa" w:w="794"/>
-          </w:tcPr>
-          <w:p>
-            <w:pPr>
-              <w:spacing w:after="20" w:line="252" w:lineRule="auto"/>
-              <w:jc w:val="center"/>
-            </w:pPr>
-            <w:r/>
-          </w:p>
-        </w:tc>
-        <w:tc>
-          <w:tcPr>
-            <w:tcW w:type="dxa" w:w="794"/>
-          </w:tcPr>
-          <w:p>
-            <w:pPr>
-              <w:spacing w:after="20" w:line="252" w:lineRule="auto"/>
-              <w:jc w:val="center"/>
-            </w:pPr>
-            <w:r/>
-          </w:p>
-        </w:tc>
-        <w:tc>
-          <w:tcPr>
-            <w:tcW w:type="dxa" w:w="1247"/>
-          </w:tcPr>
-          <w:p>
-            <w:pPr>
-              <w:spacing w:after="20" w:line="252" w:lineRule="auto"/>
-            </w:pPr>
-            <w:r/>
-          </w:p>
-        </w:tc>
-        <w:tc>
-          <w:tcPr>
-            <w:tcW w:type="dxa" w:w="2041"/>
-          </w:tcPr>
-          <w:p>
-            <w:pPr>
-              <w:spacing w:after="20" w:line="252" w:lineRule="auto"/>
-            </w:pPr>
-            <w:r/>
-          </w:p>
-        </w:tc>
-        <w:tc>
-          <w:tcPr>
-            <w:tcW w:type="dxa" w:w="4195"/>
-          </w:tcPr>
-          <w:p>
-            <w:pPr>
-              <w:spacing w:after="20" w:line="252" w:lineRule="auto"/>
-            </w:pPr>
-            <w:r/>
-          </w:p>
-        </w:tc>
-      </w:tr>
-      <w:tr>
-        <w:trPr>
-          <w:trHeight w:val="317" w:hRule="atLeast"/>
-        </w:trPr>
-        <w:tc>
-          <w:tcPr>
-            <w:tcW w:type="dxa" w:w="567"/>
-          </w:tcPr>
-          <w:p>
-            <w:pPr>
-              <w:spacing w:after="20" w:line="252" w:lineRule="auto"/>
-              <w:jc w:val="center"/>
-            </w:pPr>
-            <w:r/>
-            <w:r>
-              <w:rPr>
-                <w:rFonts w:ascii="맑은 고딕" w:hAnsi="맑은 고딕" w:eastAsia="맑은 고딕"/>
-                <w:b w:val="0"/>
-                <w:sz w:val="17"/>
-              </w:rPr>
-              <w:t>18</w:t>
-            </w:r>
-          </w:p>
-        </w:tc>
-        <w:tc>
-          <w:tcPr>
-            <w:tcW w:type="dxa" w:w="794"/>
-          </w:tcPr>
-          <w:p>
-            <w:pPr>
-              <w:spacing w:after="20" w:line="252" w:lineRule="auto"/>
-              <w:jc w:val="center"/>
-            </w:pPr>
-            <w:r/>
-          </w:p>
-        </w:tc>
-        <w:tc>
-          <w:tcPr>
-            <w:tcW w:type="dxa" w:w="794"/>
-          </w:tcPr>
-          <w:p>
-            <w:pPr>
-              <w:spacing w:after="20" w:line="252" w:lineRule="auto"/>
-              <w:jc w:val="center"/>
-            </w:pPr>
-            <w:r/>
-          </w:p>
-        </w:tc>
-        <w:tc>
-          <w:tcPr>
-            <w:tcW w:type="dxa" w:w="1247"/>
-          </w:tcPr>
-          <w:p>
-            <w:pPr>
-              <w:spacing w:after="20" w:line="252" w:lineRule="auto"/>
-            </w:pPr>
-            <w:r/>
-          </w:p>
-        </w:tc>
-        <w:tc>
-          <w:tcPr>
-            <w:tcW w:type="dxa" w:w="2041"/>
-          </w:tcPr>
-          <w:p>
-            <w:pPr>
-              <w:spacing w:after="20" w:line="252" w:lineRule="auto"/>
-            </w:pPr>
-            <w:r/>
-          </w:p>
-        </w:tc>
-        <w:tc>
-          <w:tcPr>
-            <w:tcW w:type="dxa" w:w="4195"/>
-          </w:tcPr>
-          <w:p>
-            <w:pPr>
-              <w:spacing w:after="20" w:line="252" w:lineRule="auto"/>
-            </w:pPr>
-            <w:r/>
-          </w:p>
-        </w:tc>
-      </w:tr>
-      <w:tr>
-        <w:trPr>
-          <w:trHeight w:val="317" w:hRule="atLeast"/>
-        </w:trPr>
-        <w:tc>
-          <w:tcPr>
-            <w:tcW w:type="dxa" w:w="567"/>
-          </w:tcPr>
-          <w:p>
-            <w:pPr>
-              <w:spacing w:after="20" w:line="252" w:lineRule="auto"/>
-              <w:jc w:val="center"/>
-            </w:pPr>
-            <w:r/>
-            <w:r>
-              <w:rPr>
-                <w:rFonts w:ascii="맑은 고딕" w:hAnsi="맑은 고딕" w:eastAsia="맑은 고딕"/>
-                <w:b w:val="0"/>
-                <w:sz w:val="17"/>
-              </w:rPr>
-              <w:t>19</w:t>
-            </w:r>
-          </w:p>
-        </w:tc>
-        <w:tc>
-          <w:tcPr>
-            <w:tcW w:type="dxa" w:w="794"/>
-          </w:tcPr>
-          <w:p>
-            <w:pPr>
-              <w:spacing w:after="20" w:line="252" w:lineRule="auto"/>
-              <w:jc w:val="center"/>
-            </w:pPr>
-            <w:r/>
-          </w:p>
-        </w:tc>
-        <w:tc>
-          <w:tcPr>
-            <w:tcW w:type="dxa" w:w="794"/>
-          </w:tcPr>
-          <w:p>
-            <w:pPr>
-              <w:spacing w:after="20" w:line="252" w:lineRule="auto"/>
-              <w:jc w:val="center"/>
-            </w:pPr>
-            <w:r/>
-          </w:p>
-        </w:tc>
-        <w:tc>
-          <w:tcPr>
-            <w:tcW w:type="dxa" w:w="1247"/>
-          </w:tcPr>
-          <w:p>
-            <w:pPr>
-              <w:spacing w:after="20" w:line="252" w:lineRule="auto"/>
-            </w:pPr>
-            <w:r/>
-          </w:p>
-        </w:tc>
-        <w:tc>
-          <w:tcPr>
-            <w:tcW w:type="dxa" w:w="2041"/>
-          </w:tcPr>
-          <w:p>
-            <w:pPr>
-              <w:spacing w:after="20" w:line="252" w:lineRule="auto"/>
-            </w:pPr>
-            <w:r/>
-          </w:p>
-        </w:tc>
-        <w:tc>
-          <w:tcPr>
-            <w:tcW w:type="dxa" w:w="4195"/>
-          </w:tcPr>
-          <w:p>
-            <w:pPr>
-              <w:spacing w:after="20" w:line="252" w:lineRule="auto"/>
-            </w:pPr>
-            <w:r/>
-          </w:p>
-        </w:tc>
-      </w:tr>
-      <w:tr>
-        <w:trPr>
-          <w:trHeight w:val="317" w:hRule="atLeast"/>
-        </w:trPr>
-        <w:tc>
-          <w:tcPr>
-            <w:tcW w:type="dxa" w:w="567"/>
-          </w:tcPr>
-          <w:p>
-            <w:pPr>
-              <w:spacing w:after="20" w:line="252" w:lineRule="auto"/>
-              <w:jc w:val="center"/>
-            </w:pPr>
-            <w:r/>
-            <w:r>
-              <w:rPr>
-                <w:rFonts w:ascii="맑은 고딕" w:hAnsi="맑은 고딕" w:eastAsia="맑은 고딕"/>
-                <w:b w:val="0"/>
-                <w:sz w:val="17"/>
-              </w:rPr>
-              <w:t>20</w:t>
-            </w:r>
-          </w:p>
-        </w:tc>
-        <w:tc>
-          <w:tcPr>
-            <w:tcW w:type="dxa" w:w="794"/>
-          </w:tcPr>
-          <w:p>
-            <w:pPr>
-              <w:spacing w:after="20" w:line="252" w:lineRule="auto"/>
-              <w:jc w:val="center"/>
-            </w:pPr>
-            <w:r/>
-          </w:p>
-        </w:tc>
-        <w:tc>
-          <w:tcPr>
-            <w:tcW w:type="dxa" w:w="794"/>
-          </w:tcPr>
-          <w:p>
-            <w:pPr>
-              <w:spacing w:after="20" w:line="252" w:lineRule="auto"/>
-              <w:jc w:val="center"/>
-            </w:pPr>
-            <w:r/>
-          </w:p>
-        </w:tc>
-        <w:tc>
-          <w:tcPr>
-            <w:tcW w:type="dxa" w:w="1247"/>
-          </w:tcPr>
-          <w:p>
-            <w:pPr>
-              <w:spacing w:after="20" w:line="252" w:lineRule="auto"/>
-            </w:pPr>
-            <w:r/>
-          </w:p>
-        </w:tc>
-        <w:tc>
-          <w:tcPr>
-            <w:tcW w:type="dxa" w:w="2041"/>
-          </w:tcPr>
-          <w:p>
-            <w:pPr>
-              <w:spacing w:after="20" w:line="252" w:lineRule="auto"/>
-            </w:pPr>
-            <w:r/>
-          </w:p>
-        </w:tc>
-        <w:tc>
-          <w:tcPr>
-            <w:tcW w:type="dxa" w:w="4195"/>
-          </w:tcPr>
-          <w:p>
-            <w:pPr>
-              <w:spacing w:after="20" w:line="252" w:lineRule="auto"/>
-            </w:pPr>
-            <w:r/>
-          </w:p>
-        </w:tc>
-      </w:tr>
-      <w:tr>
-        <w:trPr>
-          <w:trHeight w:val="317" w:hRule="atLeast"/>
-        </w:trPr>
-        <w:tc>
-          <w:tcPr>
-            <w:tcW w:type="dxa" w:w="567"/>
-          </w:tcPr>
-          <w:p>
-            <w:pPr>
-              <w:spacing w:after="20" w:line="252" w:lineRule="auto"/>
-              <w:jc w:val="center"/>
-            </w:pPr>
-            <w:r/>
-            <w:r>
-              <w:rPr>
-                <w:rFonts w:ascii="맑은 고딕" w:hAnsi="맑은 고딕" w:eastAsia="맑은 고딕"/>
-                <w:b w:val="0"/>
-                <w:sz w:val="17"/>
-              </w:rPr>
-              <w:t>21</w:t>
-            </w:r>
-          </w:p>
-        </w:tc>
-        <w:tc>
-          <w:tcPr>
-            <w:tcW w:type="dxa" w:w="794"/>
-          </w:tcPr>
-          <w:p>
-            <w:pPr>
-              <w:spacing w:after="20" w:line="252" w:lineRule="auto"/>
-              <w:jc w:val="center"/>
-            </w:pPr>
-            <w:r/>
-          </w:p>
-        </w:tc>
-        <w:tc>
-          <w:tcPr>
-            <w:tcW w:type="dxa" w:w="794"/>
-          </w:tcPr>
-          <w:p>
-            <w:pPr>
-              <w:spacing w:after="20" w:line="252" w:lineRule="auto"/>
-              <w:jc w:val="center"/>
-            </w:pPr>
-            <w:r/>
-          </w:p>
-        </w:tc>
-        <w:tc>
-          <w:tcPr>
-            <w:tcW w:type="dxa" w:w="1247"/>
-          </w:tcPr>
-          <w:p>
-            <w:pPr>
-              <w:spacing w:after="20" w:line="252" w:lineRule="auto"/>
-            </w:pPr>
-            <w:r/>
-          </w:p>
-        </w:tc>
-        <w:tc>
-          <w:tcPr>
-            <w:tcW w:type="dxa" w:w="2041"/>
-          </w:tcPr>
-          <w:p>
-            <w:pPr>
-              <w:spacing w:after="20" w:line="252" w:lineRule="auto"/>
-            </w:pPr>
-            <w:r/>
-          </w:p>
-        </w:tc>
-        <w:tc>
-          <w:tcPr>
-            <w:tcW w:type="dxa" w:w="4195"/>
-          </w:tcPr>
-          <w:p>
-            <w:pPr>
-              <w:spacing w:after="20" w:line="252" w:lineRule="auto"/>
-            </w:pPr>
-            <w:r/>
-          </w:p>
-        </w:tc>
-      </w:tr>
-      <w:tr>
-        <w:trPr>
-          <w:trHeight w:val="317" w:hRule="atLeast"/>
-        </w:trPr>
-        <w:tc>
-          <w:tcPr>
-            <w:tcW w:type="dxa" w:w="567"/>
-          </w:tcPr>
-          <w:p>
-            <w:pPr>
-              <w:spacing w:after="20" w:line="252" w:lineRule="auto"/>
-              <w:jc w:val="center"/>
-            </w:pPr>
-            <w:r/>
-            <w:r>
-              <w:rPr>
-                <w:rFonts w:ascii="맑은 고딕" w:hAnsi="맑은 고딕" w:eastAsia="맑은 고딕"/>
-                <w:b w:val="0"/>
-                <w:sz w:val="17"/>
-              </w:rPr>
-              <w:t>22</w:t>
-            </w:r>
-          </w:p>
-        </w:tc>
-        <w:tc>
-          <w:tcPr>
-            <w:tcW w:type="dxa" w:w="794"/>
-          </w:tcPr>
-          <w:p>
-            <w:pPr>
-              <w:spacing w:after="20" w:line="252" w:lineRule="auto"/>
-              <w:jc w:val="center"/>
-            </w:pPr>
-            <w:r/>
-          </w:p>
-        </w:tc>
-        <w:tc>
-          <w:tcPr>
-            <w:tcW w:type="dxa" w:w="794"/>
-          </w:tcPr>
-          <w:p>
-            <w:pPr>
-              <w:spacing w:after="20" w:line="252" w:lineRule="auto"/>
-              <w:jc w:val="center"/>
-            </w:pPr>
-            <w:r/>
-          </w:p>
-        </w:tc>
-        <w:tc>
-          <w:tcPr>
-            <w:tcW w:type="dxa" w:w="1247"/>
-          </w:tcPr>
-          <w:p>
-            <w:pPr>
-              <w:spacing w:after="20" w:line="252" w:lineRule="auto"/>
-            </w:pPr>
-            <w:r/>
-          </w:p>
-        </w:tc>
-        <w:tc>
-          <w:tcPr>
-            <w:tcW w:type="dxa" w:w="2041"/>
-          </w:tcPr>
-          <w:p>
-            <w:pPr>
-              <w:spacing w:after="20" w:line="252" w:lineRule="auto"/>
-            </w:pPr>
-            <w:r/>
-          </w:p>
-        </w:tc>
-        <w:tc>
-          <w:tcPr>
-            <w:tcW w:type="dxa" w:w="4195"/>
-          </w:tcPr>
-          <w:p>
-            <w:pPr>
-              <w:spacing w:after="20" w:line="252" w:lineRule="auto"/>
-            </w:pPr>
-            <w:r/>
-          </w:p>
-        </w:tc>
-      </w:tr>
-      <w:tr>
-        <w:trPr>
-          <w:trHeight w:val="317" w:hRule="atLeast"/>
-        </w:trPr>
-        <w:tc>
-          <w:tcPr>
-            <w:tcW w:type="dxa" w:w="567"/>
-          </w:tcPr>
-          <w:p>
-            <w:pPr>
-              <w:spacing w:after="20" w:line="252" w:lineRule="auto"/>
-              <w:jc w:val="center"/>
-            </w:pPr>
-            <w:r/>
-            <w:r>
-              <w:rPr>
-                <w:rFonts w:ascii="맑은 고딕" w:hAnsi="맑은 고딕" w:eastAsia="맑은 고딕"/>
-                <w:b w:val="0"/>
-                <w:sz w:val="17"/>
-              </w:rPr>
-              <w:t>23</w:t>
-            </w:r>
-          </w:p>
-        </w:tc>
-        <w:tc>
-          <w:tcPr>
-            <w:tcW w:type="dxa" w:w="794"/>
-          </w:tcPr>
-          <w:p>
-            <w:pPr>
-              <w:spacing w:after="20" w:line="252" w:lineRule="auto"/>
-              <w:jc w:val="center"/>
-            </w:pPr>
-            <w:r/>
-          </w:p>
-        </w:tc>
-        <w:tc>
-          <w:tcPr>
-            <w:tcW w:type="dxa" w:w="794"/>
-          </w:tcPr>
-          <w:p>
-            <w:pPr>
-              <w:spacing w:after="20" w:line="252" w:lineRule="auto"/>
-              <w:jc w:val="center"/>
-            </w:pPr>
-            <w:r/>
-          </w:p>
-        </w:tc>
-        <w:tc>
-          <w:tcPr>
-            <w:tcW w:type="dxa" w:w="1247"/>
-          </w:tcPr>
-          <w:p>
-            <w:pPr>
-              <w:spacing w:after="20" w:line="252" w:lineRule="auto"/>
-            </w:pPr>
-            <w:r/>
-          </w:p>
-        </w:tc>
-        <w:tc>
-          <w:tcPr>
-            <w:tcW w:type="dxa" w:w="2041"/>
-          </w:tcPr>
-          <w:p>
-            <w:pPr>
-              <w:spacing w:after="20" w:line="252" w:lineRule="auto"/>
-            </w:pPr>
-            <w:r/>
-          </w:p>
-        </w:tc>
-        <w:tc>
-          <w:tcPr>
-            <w:tcW w:type="dxa" w:w="4195"/>
-          </w:tcPr>
-          <w:p>
-            <w:pPr>
-              <w:spacing w:after="20" w:line="252" w:lineRule="auto"/>
-            </w:pPr>
-            <w:r/>
-          </w:p>
-        </w:tc>
-      </w:tr>
-      <w:tr>
-        <w:trPr>
-          <w:trHeight w:val="317" w:hRule="atLeast"/>
-        </w:trPr>
-        <w:tc>
-          <w:tcPr>
-            <w:tcW w:type="dxa" w:w="567"/>
-          </w:tcPr>
-          <w:p>
-            <w:pPr>
-              <w:spacing w:after="20" w:line="252" w:lineRule="auto"/>
-              <w:jc w:val="center"/>
-            </w:pPr>
-            <w:r/>
-            <w:r>
-              <w:rPr>
-                <w:rFonts w:ascii="맑은 고딕" w:hAnsi="맑은 고딕" w:eastAsia="맑은 고딕"/>
-                <w:b w:val="0"/>
-                <w:sz w:val="17"/>
-              </w:rPr>
-              <w:t>24</w:t>
-            </w:r>
-          </w:p>
-        </w:tc>
-        <w:tc>
-          <w:tcPr>
-            <w:tcW w:type="dxa" w:w="794"/>
-          </w:tcPr>
-          <w:p>
-            <w:pPr>
-              <w:spacing w:after="20" w:line="252" w:lineRule="auto"/>
-              <w:jc w:val="center"/>
-            </w:pPr>
-            <w:r/>
-          </w:p>
-        </w:tc>
-        <w:tc>
-          <w:tcPr>
-            <w:tcW w:type="dxa" w:w="794"/>
-          </w:tcPr>
-          <w:p>
-            <w:pPr>
-              <w:spacing w:after="20" w:line="252" w:lineRule="auto"/>
-              <w:jc w:val="center"/>
-            </w:pPr>
-            <w:r/>
-          </w:p>
-        </w:tc>
-        <w:tc>
-          <w:tcPr>
-            <w:tcW w:type="dxa" w:w="1247"/>
-          </w:tcPr>
-          <w:p>
-            <w:pPr>
-              <w:spacing w:after="20" w:line="252" w:lineRule="auto"/>
-            </w:pPr>
-            <w:r/>
-          </w:p>
-        </w:tc>
-        <w:tc>
-          <w:tcPr>
-            <w:tcW w:type="dxa" w:w="2041"/>
-          </w:tcPr>
-          <w:p>
-            <w:pPr>
-              <w:spacing w:after="20" w:line="252" w:lineRule="auto"/>
-            </w:pPr>
-            <w:r/>
-          </w:p>
-        </w:tc>
-        <w:tc>
-          <w:tcPr>
-            <w:tcW w:type="dxa" w:w="4195"/>
-          </w:tcPr>
-          <w:p>
-            <w:pPr>
-              <w:spacing w:after="20" w:line="252" w:lineRule="auto"/>
-            </w:pPr>
-            <w:r/>
-          </w:p>
-        </w:tc>
-      </w:tr>
-      <w:tr>
-        <w:trPr>
-          <w:trHeight w:val="317" w:hRule="atLeast"/>
-        </w:trPr>
-        <w:tc>
-          <w:tcPr>
-            <w:tcW w:type="dxa" w:w="567"/>
-          </w:tcPr>
-          <w:p>
-            <w:pPr>
-              <w:spacing w:after="20" w:line="252" w:lineRule="auto"/>
-              <w:jc w:val="center"/>
-            </w:pPr>
-            <w:r/>
-            <w:r>
-              <w:rPr>
-                <w:rFonts w:ascii="맑은 고딕" w:hAnsi="맑은 고딕" w:eastAsia="맑은 고딕"/>
-                <w:b w:val="0"/>
-                <w:sz w:val="17"/>
-              </w:rPr>
-              <w:t>25</w:t>
-            </w:r>
-          </w:p>
-        </w:tc>
-        <w:tc>
-          <w:tcPr>
-            <w:tcW w:type="dxa" w:w="794"/>
-          </w:tcPr>
-          <w:p>
-            <w:pPr>
-              <w:spacing w:after="20" w:line="252" w:lineRule="auto"/>
-              <w:jc w:val="center"/>
-            </w:pPr>
-            <w:r/>
-          </w:p>
-        </w:tc>
-        <w:tc>
-          <w:tcPr>
-            <w:tcW w:type="dxa" w:w="794"/>
-          </w:tcPr>
-          <w:p>
-            <w:pPr>
-              <w:spacing w:after="20" w:line="252" w:lineRule="auto"/>
-              <w:jc w:val="center"/>
-            </w:pPr>
-            <w:r/>
-          </w:p>
-        </w:tc>
-        <w:tc>
-          <w:tcPr>
-            <w:tcW w:type="dxa" w:w="1247"/>
-          </w:tcPr>
-          <w:p>
-            <w:pPr>
-              <w:spacing w:after="20" w:line="252" w:lineRule="auto"/>
-            </w:pPr>
-            <w:r/>
-          </w:p>
-        </w:tc>
-        <w:tc>
-          <w:tcPr>
-            <w:tcW w:type="dxa" w:w="2041"/>
-          </w:tcPr>
-          <w:p>
-            <w:pPr>
-              <w:spacing w:after="20" w:line="252" w:lineRule="auto"/>
-            </w:pPr>
-            <w:r/>
-          </w:p>
-        </w:tc>
-        <w:tc>
-          <w:tcPr>
-            <w:tcW w:type="dxa" w:w="4195"/>
-          </w:tcPr>
-          <w:p>
-            <w:pPr>
-              <w:spacing w:after="20" w:line="252" w:lineRule="auto"/>
-            </w:pPr>
-            <w:r/>
-          </w:p>
-        </w:tc>
-      </w:tr>
-      <w:tr>
-        <w:trPr>
-          <w:trHeight w:val="317" w:hRule="atLeast"/>
-        </w:trPr>
-        <w:tc>
-          <w:tcPr>
-            <w:tcW w:type="dxa" w:w="567"/>
-          </w:tcPr>
-          <w:p>
-            <w:pPr>
-              <w:spacing w:after="20" w:line="252" w:lineRule="auto"/>
-              <w:jc w:val="center"/>
-            </w:pPr>
-            <w:r/>
-            <w:r>
-              <w:rPr>
-                <w:rFonts w:ascii="맑은 고딕" w:hAnsi="맑은 고딕" w:eastAsia="맑은 고딕"/>
-                <w:b w:val="0"/>
-                <w:sz w:val="17"/>
-              </w:rPr>
-              <w:t>26</w:t>
-            </w:r>
-          </w:p>
-        </w:tc>
-        <w:tc>
-          <w:tcPr>
-            <w:tcW w:type="dxa" w:w="794"/>
-          </w:tcPr>
-          <w:p>
-            <w:pPr>
-              <w:spacing w:after="20" w:line="252" w:lineRule="auto"/>
-              <w:jc w:val="center"/>
-            </w:pPr>
-            <w:r/>
-          </w:p>
-        </w:tc>
-        <w:tc>
-          <w:tcPr>
-            <w:tcW w:type="dxa" w:w="794"/>
-          </w:tcPr>
-          <w:p>
-            <w:pPr>
-              <w:spacing w:after="20" w:line="252" w:lineRule="auto"/>
-              <w:jc w:val="center"/>
-            </w:pPr>
-            <w:r/>
-          </w:p>
-        </w:tc>
-        <w:tc>
-          <w:tcPr>
-            <w:tcW w:type="dxa" w:w="1247"/>
-          </w:tcPr>
-          <w:p>
-            <w:pPr>
-              <w:spacing w:after="20" w:line="252" w:lineRule="auto"/>
-            </w:pPr>
-            <w:r/>
-          </w:p>
-        </w:tc>
-        <w:tc>
-          <w:tcPr>
-            <w:tcW w:type="dxa" w:w="2041"/>
-          </w:tcPr>
-          <w:p>
-            <w:pPr>
-              <w:spacing w:after="20" w:line="252" w:lineRule="auto"/>
-            </w:pPr>
-            <w:r/>
-          </w:p>
-        </w:tc>
-        <w:tc>
-          <w:tcPr>
-            <w:tcW w:type="dxa" w:w="4195"/>
-          </w:tcPr>
-          <w:p>
-            <w:pPr>
-              <w:spacing w:after="20" w:line="252" w:lineRule="auto"/>
-            </w:pPr>
-            <w:r/>
-          </w:p>
-        </w:tc>
-      </w:tr>
-      <w:tr>
-        <w:trPr>
-          <w:trHeight w:val="317" w:hRule="atLeast"/>
-        </w:trPr>
-        <w:tc>
-          <w:tcPr>
-            <w:tcW w:type="dxa" w:w="567"/>
-          </w:tcPr>
-          <w:p>
-            <w:pPr>
-              <w:spacing w:after="20" w:line="252" w:lineRule="auto"/>
-              <w:jc w:val="center"/>
-            </w:pPr>
-            <w:r/>
-            <w:r>
-              <w:rPr>
-                <w:rFonts w:ascii="맑은 고딕" w:hAnsi="맑은 고딕" w:eastAsia="맑은 고딕"/>
-                <w:b w:val="0"/>
-                <w:sz w:val="17"/>
-              </w:rPr>
-              <w:t>27</w:t>
-            </w:r>
-          </w:p>
-        </w:tc>
-        <w:tc>
-          <w:tcPr>
-            <w:tcW w:type="dxa" w:w="794"/>
-          </w:tcPr>
-          <w:p>
-            <w:pPr>
-              <w:spacing w:after="20" w:line="252" w:lineRule="auto"/>
-              <w:jc w:val="center"/>
-            </w:pPr>
-            <w:r/>
-          </w:p>
-        </w:tc>
-        <w:tc>
-          <w:tcPr>
-            <w:tcW w:type="dxa" w:w="794"/>
-          </w:tcPr>
-          <w:p>
-            <w:pPr>
-              <w:spacing w:after="20" w:line="252" w:lineRule="auto"/>
-              <w:jc w:val="center"/>
-            </w:pPr>
-            <w:r/>
-          </w:p>
-        </w:tc>
-        <w:tc>
-          <w:tcPr>
-            <w:tcW w:type="dxa" w:w="1247"/>
-          </w:tcPr>
-          <w:p>
-            <w:pPr>
-              <w:spacing w:after="20" w:line="252" w:lineRule="auto"/>
-            </w:pPr>
-            <w:r/>
-          </w:p>
-        </w:tc>
-        <w:tc>
-          <w:tcPr>
-            <w:tcW w:type="dxa" w:w="2041"/>
-          </w:tcPr>
-          <w:p>
-            <w:pPr>
-              <w:spacing w:after="20" w:line="252" w:lineRule="auto"/>
-            </w:pPr>
-            <w:r/>
-          </w:p>
-        </w:tc>
-        <w:tc>
-          <w:tcPr>
-            <w:tcW w:type="dxa" w:w="4195"/>
-          </w:tcPr>
-          <w:p>
-            <w:pPr>
-              <w:spacing w:after="20" w:line="252" w:lineRule="auto"/>
-            </w:pPr>
-            <w:r/>
-          </w:p>
-        </w:tc>
-      </w:tr>
-      <w:tr>
-        <w:trPr>
-          <w:trHeight w:val="317" w:hRule="atLeast"/>
-        </w:trPr>
-        <w:tc>
-          <w:tcPr>
-            <w:tcW w:type="dxa" w:w="567"/>
-          </w:tcPr>
-          <w:p>
-            <w:pPr>
-              <w:spacing w:after="20" w:line="252" w:lineRule="auto"/>
-              <w:jc w:val="center"/>
-            </w:pPr>
-            <w:r/>
-            <w:r>
-              <w:rPr>
-                <w:rFonts w:ascii="맑은 고딕" w:hAnsi="맑은 고딕" w:eastAsia="맑은 고딕"/>
-                <w:b w:val="0"/>
-                <w:sz w:val="17"/>
-              </w:rPr>
-              <w:t>28</w:t>
-            </w:r>
-          </w:p>
-        </w:tc>
-        <w:tc>
-          <w:tcPr>
-            <w:tcW w:type="dxa" w:w="794"/>
-          </w:tcPr>
-          <w:p>
-            <w:pPr>
-              <w:spacing w:after="20" w:line="252" w:lineRule="auto"/>
-              <w:jc w:val="center"/>
-            </w:pPr>
-            <w:r/>
-          </w:p>
-        </w:tc>
-        <w:tc>
-          <w:tcPr>
-            <w:tcW w:type="dxa" w:w="794"/>
-          </w:tcPr>
-          <w:p>
-            <w:pPr>
-              <w:spacing w:after="20" w:line="252" w:lineRule="auto"/>
-              <w:jc w:val="center"/>
-            </w:pPr>
-            <w:r/>
-          </w:p>
-        </w:tc>
-        <w:tc>
-          <w:tcPr>
-            <w:tcW w:type="dxa" w:w="1247"/>
-          </w:tcPr>
-          <w:p>
-            <w:pPr>
-              <w:spacing w:after="20" w:line="252" w:lineRule="auto"/>
-            </w:pPr>
-            <w:r/>
-          </w:p>
-        </w:tc>
-        <w:tc>
-          <w:tcPr>
-            <w:tcW w:type="dxa" w:w="2041"/>
-          </w:tcPr>
-          <w:p>
-            <w:pPr>
-              <w:spacing w:after="20" w:line="252" w:lineRule="auto"/>
-            </w:pPr>
-            <w:r/>
-          </w:p>
-        </w:tc>
-        <w:tc>
-          <w:tcPr>
-            <w:tcW w:type="dxa" w:w="4195"/>
-          </w:tcPr>
-          <w:p>
-            <w:pPr>
-              <w:spacing w:after="20" w:line="252" w:lineRule="auto"/>
-            </w:pPr>
-            <w:r/>
-          </w:p>
-        </w:tc>
-      </w:tr>
-      <w:tr>
-        <w:trPr>
-          <w:trHeight w:val="317" w:hRule="atLeast"/>
-        </w:trPr>
-        <w:tc>
-          <w:tcPr>
-            <w:tcW w:type="dxa" w:w="567"/>
-          </w:tcPr>
-          <w:p>
-            <w:pPr>
-              <w:spacing w:after="20" w:line="252" w:lineRule="auto"/>
-              <w:jc w:val="center"/>
-            </w:pPr>
-            <w:r/>
-            <w:r>
-              <w:rPr>
-                <w:rFonts w:ascii="맑은 고딕" w:hAnsi="맑은 고딕" w:eastAsia="맑은 고딕"/>
-                <w:b w:val="0"/>
-                <w:sz w:val="17"/>
-              </w:rPr>
-              <w:t>29</w:t>
-            </w:r>
-          </w:p>
-        </w:tc>
-        <w:tc>
-          <w:tcPr>
-            <w:tcW w:type="dxa" w:w="794"/>
-          </w:tcPr>
-          <w:p>
-            <w:pPr>
-              <w:spacing w:after="20" w:line="252" w:lineRule="auto"/>
-              <w:jc w:val="center"/>
-            </w:pPr>
-            <w:r/>
-          </w:p>
-        </w:tc>
-        <w:tc>
-          <w:tcPr>
-            <w:tcW w:type="dxa" w:w="794"/>
-          </w:tcPr>
-          <w:p>
-            <w:pPr>
-              <w:spacing w:after="20" w:line="252" w:lineRule="auto"/>
-              <w:jc w:val="center"/>
-            </w:pPr>
-            <w:r/>
-          </w:p>
-        </w:tc>
-        <w:tc>
-          <w:tcPr>
-            <w:tcW w:type="dxa" w:w="1247"/>
-          </w:tcPr>
-          <w:p>
-            <w:pPr>
-              <w:spacing w:after="20" w:line="252" w:lineRule="auto"/>
-            </w:pPr>
-            <w:r/>
-          </w:p>
-        </w:tc>
-        <w:tc>
-          <w:tcPr>
-            <w:tcW w:type="dxa" w:w="2041"/>
-          </w:tcPr>
-          <w:p>
-            <w:pPr>
-              <w:spacing w:after="20" w:line="252" w:lineRule="auto"/>
-            </w:pPr>
-            <w:r/>
-          </w:p>
-        </w:tc>
-        <w:tc>
-          <w:tcPr>
-            <w:tcW w:type="dxa" w:w="4195"/>
-          </w:tcPr>
-          <w:p>
-            <w:pPr>
-              <w:spacing w:after="20" w:line="252" w:lineRule="auto"/>
-            </w:pPr>
-            <w:r/>
-          </w:p>
-        </w:tc>
-      </w:tr>
-      <w:tr>
-        <w:trPr>
-          <w:trHeight w:val="317" w:hRule="atLeast"/>
-        </w:trPr>
-        <w:tc>
-          <w:tcPr>
-            <w:tcW w:type="dxa" w:w="567"/>
-          </w:tcPr>
-          <w:p>
-            <w:pPr>
-              <w:spacing w:after="20" w:line="252" w:lineRule="auto"/>
-              <w:jc w:val="center"/>
-            </w:pPr>
-            <w:r/>
-            <w:r>
-              <w:rPr>
-                <w:rFonts w:ascii="맑은 고딕" w:hAnsi="맑은 고딕" w:eastAsia="맑은 고딕"/>
-                <w:b w:val="0"/>
-                <w:sz w:val="17"/>
-              </w:rPr>
-              <w:t>30</w:t>
-            </w:r>
-          </w:p>
-        </w:tc>
-        <w:tc>
-          <w:tcPr>
-            <w:tcW w:type="dxa" w:w="794"/>
-          </w:tcPr>
-          <w:p>
-            <w:pPr>
-              <w:spacing w:after="20" w:line="252" w:lineRule="auto"/>
-              <w:jc w:val="center"/>
-            </w:pPr>
-            <w:r/>
-          </w:p>
-        </w:tc>
-        <w:tc>
-          <w:tcPr>
-            <w:tcW w:type="dxa" w:w="794"/>
-          </w:tcPr>
-          <w:p>
-            <w:pPr>
-              <w:spacing w:after="20" w:line="252" w:lineRule="auto"/>
-              <w:jc w:val="center"/>
-            </w:pPr>
-            <w:r/>
-          </w:p>
-        </w:tc>
-        <w:tc>
-          <w:tcPr>
-            <w:tcW w:type="dxa" w:w="1247"/>
-          </w:tcPr>
-          <w:p>
-            <w:pPr>
-              <w:spacing w:after="20" w:line="252" w:lineRule="auto"/>
-            </w:pPr>
-            <w:r/>
-          </w:p>
-        </w:tc>
-        <w:tc>
-          <w:tcPr>
-            <w:tcW w:type="dxa" w:w="2041"/>
-          </w:tcPr>
-          <w:p>
-            <w:pPr>
-              <w:spacing w:after="20" w:line="252" w:lineRule="auto"/>
-            </w:pPr>
-            <w:r/>
-          </w:p>
-        </w:tc>
-        <w:tc>
-          <w:tcPr>
-            <w:tcW w:type="dxa" w:w="4195"/>
-          </w:tcPr>
-          <w:p>
-            <w:pPr>
-              <w:spacing w:after="20" w:line="252" w:lineRule="auto"/>
-            </w:pPr>
-            <w:r/>
-          </w:p>
-        </w:tc>
-      </w:tr>
-      <w:tr>
-        <w:trPr>
-          <w:trHeight w:val="317" w:hRule="atLeast"/>
-        </w:trPr>
-        <w:tc>
-          <w:tcPr>
-            <w:tcW w:type="dxa" w:w="567"/>
-          </w:tcPr>
-          <w:p>
-            <w:pPr>
-              <w:spacing w:after="20" w:line="252" w:lineRule="auto"/>
-              <w:jc w:val="center"/>
-            </w:pPr>
-            <w:r/>
-            <w:r>
-              <w:rPr>
-                <w:rFonts w:ascii="맑은 고딕" w:hAnsi="맑은 고딕" w:eastAsia="맑은 고딕"/>
-                <w:b w:val="0"/>
-                <w:sz w:val="17"/>
-              </w:rPr>
-              <w:t>31</w:t>
-            </w:r>
-          </w:p>
-        </w:tc>
-        <w:tc>
-          <w:tcPr>
-            <w:tcW w:type="dxa" w:w="794"/>
-          </w:tcPr>
-          <w:p>
-            <w:pPr>
-              <w:spacing w:after="20" w:line="252" w:lineRule="auto"/>
-              <w:jc w:val="center"/>
-            </w:pPr>
-            <w:r/>
-          </w:p>
-        </w:tc>
-        <w:tc>
-          <w:tcPr>
-            <w:tcW w:type="dxa" w:w="794"/>
-          </w:tcPr>
-          <w:p>
-            <w:pPr>
-              <w:spacing w:after="20" w:line="252" w:lineRule="auto"/>
-              <w:jc w:val="center"/>
-            </w:pPr>
-            <w:r/>
-          </w:p>
-        </w:tc>
-        <w:tc>
-          <w:tcPr>
-            <w:tcW w:type="dxa" w:w="1247"/>
-          </w:tcPr>
-          <w:p>
-            <w:pPr>
-              <w:spacing w:after="20" w:line="252" w:lineRule="auto"/>
-            </w:pPr>
-            <w:r/>
-          </w:p>
-        </w:tc>
-        <w:tc>
-          <w:tcPr>
-            <w:tcW w:type="dxa" w:w="2041"/>
-          </w:tcPr>
-          <w:p>
-            <w:pPr>
-              <w:spacing w:after="20" w:line="252" w:lineRule="auto"/>
-            </w:pPr>
-            <w:r/>
-          </w:p>
-        </w:tc>
-        <w:tc>
-          <w:tcPr>
-            <w:tcW w:type="dxa" w:w="4195"/>
-          </w:tcPr>
-          <w:p>
-            <w:pPr>
-              <w:spacing w:after="20" w:line="252" w:lineRule="auto"/>
-            </w:pPr>
-            <w:r/>
-          </w:p>
-        </w:tc>
-      </w:tr>
-    </w:tbl>
-    <w:p>
-      <w:pPr>
-        <w:spacing w:after="40"/>
-      </w:pPr>
-    </w:p>
-    <w:tbl>
-      <w:tblPr>
-        <w:tblStyle w:val="TableGrid"/>
-        <w:tblW w:type="auto" w:w="0"/>
-        <w:jc w:val="center"/>
-        <w:tblLayout w:type="fixed"/>
-        <w:tblLook w:firstColumn="1" w:firstRow="1" w:lastColumn="0" w:lastRow="0" w:noHBand="0" w:noVBand="1" w:val="04A0"/>
-      </w:tblPr>
-      <w:tblGrid>
-        <w:gridCol w:w="2268"/>
-        <w:gridCol w:w="7371"/>
-      </w:tblGrid>
-      <w:tr>
-        <w:trPr>
-          <w:trHeight w:val="396" w:hRule="atLeast"/>
-        </w:trPr>
-        <w:tc>
-          <w:tcPr>
-            <w:tcW w:type="dxa" w:w="2268"/>
-            <w:shd w:val="clear" w:color="auto" w:fill="EDEDED"/>
-          </w:tcPr>
-          <w:p>
-            <w:pPr>
-              <w:spacing w:after="20" w:line="252" w:lineRule="auto"/>
-            </w:pPr>
-            <w:r/>
-            <w:r>
-              <w:rPr>
-                <w:rFonts w:ascii="맑은 고딕" w:hAnsi="맑은 고딕" w:eastAsia="맑은 고딕"/>
-                <w:b/>
-                <w:sz w:val="18"/>
-              </w:rPr>
-              <w:t>이달 침상 상태</w:t>
-            </w:r>
-          </w:p>
-        </w:tc>
-        <w:tc>
-          <w:tcPr>
-            <w:tcW w:type="dxa" w:w="7370"/>
-          </w:tcPr>
-          <w:p>
-            <w:pPr>
-              <w:spacing w:after="20" w:line="252" w:lineRule="auto"/>
-            </w:pPr>
-            <w:r/>
-          </w:p>
-        </w:tc>
-      </w:tr>
-      <w:tr>
-        <w:trPr>
-          <w:trHeight w:val="396" w:hRule="atLeast"/>
-        </w:trPr>
-        <w:tc>
-          <w:tcPr>
-            <w:tcW w:type="dxa" w:w="2268"/>
-            <w:shd w:val="clear" w:color="auto" w:fill="EDEDED"/>
-          </w:tcPr>
-          <w:p>
-            <w:pPr>
-              <w:spacing w:after="20" w:line="252" w:lineRule="auto"/>
-            </w:pPr>
-            <w:r/>
-            <w:r>
-              <w:rPr>
-                <w:rFonts w:ascii="맑은 고딕" w:hAnsi="맑은 고딕" w:eastAsia="맑은 고딕"/>
-                <w:b/>
-                <w:sz w:val="18"/>
-              </w:rPr>
-              <w:t>이달 베딩 투입 합계</w:t>
-            </w:r>
-          </w:p>
-        </w:tc>
-        <w:tc>
-          <w:tcPr>
-            <w:tcW w:type="dxa" w:w="7370"/>
-          </w:tcPr>
-          <w:p>
-            <w:pPr>
-              <w:spacing w:after="20" w:line="252" w:lineRule="auto"/>
-            </w:pPr>
-            <w:r/>
-          </w:p>
-        </w:tc>
-      </w:tr>
-      <w:tr>
-        <w:trPr>
-          <w:trHeight w:val="396" w:hRule="atLeast"/>
-        </w:trPr>
-        <w:tc>
-          <w:tcPr>
-            <w:tcW w:type="dxa" w:w="2268"/>
-            <w:shd w:val="clear" w:color="auto" w:fill="EDEDED"/>
-          </w:tcPr>
-          <w:p>
-            <w:pPr>
-              <w:spacing w:after="20" w:line="252" w:lineRule="auto"/>
-            </w:pPr>
-            <w:r/>
-            <w:r>
-              <w:rPr>
-                <w:rFonts w:ascii="맑은 고딕" w:hAnsi="맑은 고딕" w:eastAsia="맑은 고딕"/>
-                <w:b/>
-                <w:sz w:val="18"/>
-              </w:rPr>
-              <w:t>연구책임자 확인</w:t>
-            </w:r>
-          </w:p>
-        </w:tc>
-        <w:tc>
-          <w:tcPr>
-            <w:tcW w:type="dxa" w:w="7370"/>
-          </w:tcPr>
-          <w:p>
-            <w:pPr>
-              <w:spacing w:after="20" w:line="252" w:lineRule="auto"/>
-            </w:pPr>
-            <w:r/>
-            <w:r>
-              <w:rPr>
-                <w:rFonts w:ascii="맑은 고딕" w:hAnsi="맑은 고딕" w:eastAsia="맑은 고딕"/>
-                <w:b w:val="0"/>
-                <w:sz w:val="18"/>
-              </w:rPr>
-              <w:t>(서명)                    확인일:</w:t>
-            </w:r>
-          </w:p>
-        </w:tc>
-      </w:tr>
-    </w:tbl>
-    <w:p>
-      <w:pPr>
-        <w:spacing w:after="40"/>
-      </w:pPr>
-    </w:p>
     <w:sectPr>
+      <w:footerReference w:type="default" r:id="rId9"/>
       <w:pgSz w:w="11906" w:h="16838"/>
       <w:pgMar w:top="1134" w:right="1134" w:bottom="1020" w:left="1134" w:header="720" w:footer="720" w:gutter="0"/>
       <w:cols w:space="720"/>
